--- a/report/report.docx
+++ b/report/report.docx
@@ -1,6 +1,6 @@
 
 <file path=word/document.xml><?xml version="1.0" encoding="utf-8"?>
-<w:document xmlns:wpc="http://schemas.microsoft.com/office/word/2010/wordprocessingCanvas" xmlns:cx="http://schemas.microsoft.com/office/drawing/2014/chartex" xmlns:cx1="http://schemas.microsoft.com/office/drawing/2015/9/8/chartex" xmlns:cx2="http://schemas.microsoft.com/office/drawing/2015/10/21/chartex" xmlns:cx3="http://schemas.microsoft.com/office/drawing/2016/5/9/chartex" xmlns:cx4="http://schemas.microsoft.com/office/drawing/2016/5/10/chartex" xmlns:cx5="http://schemas.microsoft.com/office/drawing/2016/5/11/chartex" xmlns:cx6="http://schemas.microsoft.com/office/drawing/2016/5/12/chartex" xmlns:cx7="http://schemas.microsoft.com/office/drawing/2016/5/13/chartex" xmlns:cx8="http://schemas.microsoft.com/office/drawing/2016/5/14/chartex" xmlns:mc="http://schemas.openxmlformats.org/markup-compatibility/2006" xmlns:aink="http://schemas.microsoft.com/office/drawing/2016/ink" xmlns:am3d="http://schemas.microsoft.com/office/drawing/2017/model3d" xmlns:o="urn:schemas-microsoft-com:office:office" xmlns:oel="http://schemas.microsoft.com/office/2019/extlst" xmlns:r="http://schemas.openxmlformats.org/officeDocument/2006/relationships" xmlns:m="http://schemas.openxmlformats.org/officeDocument/2006/math" xmlns:v="urn:schemas-microsoft-com:vml" xmlns:wp14="http://schemas.microsoft.com/office/word/2010/wordprocessingDrawing" xmlns:wp="http://schemas.openxmlformats.org/drawingml/2006/wordprocessingDrawing" xmlns:w10="urn:schemas-microsoft-com:office:word" xmlns:w="http://schemas.openxmlformats.org/wordprocessingml/2006/main" xmlns:w14="http://schemas.microsoft.com/office/word/2010/wordml" xmlns:w15="http://schemas.microsoft.com/office/word/2012/wordml" xmlns:w16cex="http://schemas.microsoft.com/office/word/2018/wordml/cex" xmlns:w16cid="http://schemas.microsoft.com/office/word/2016/wordml/cid" xmlns:w16="http://schemas.microsoft.com/office/word/2018/wordml" xmlns:w16du="http://schemas.microsoft.com/office/word/2023/wordml/word16du" xmlns:w16sdtdh="http://schemas.microsoft.com/office/word/2020/wordml/sdtdatahash" xmlns:w16sdtfl="http://schemas.microsoft.com/office/word/2024/wordml/sdtformatlock" xmlns:w16se="http://schemas.microsoft.com/office/word/2015/wordml/symex" xmlns:wpg="http://schemas.microsoft.com/office/word/2010/wordprocessingGroup" xmlns:wpi="http://schemas.microsoft.com/office/word/2010/wordprocessingInk" xmlns:wne="http://schemas.microsoft.com/office/word/2006/wordml" xmlns:wps="http://schemas.microsoft.com/office/word/2010/wordprocessingShape" mc:Ignorable="w14 w15 w16se w16cid w16 w16cex w16sdtdh w16sdtfl w16du wp14">
+<w:document xmlns:wpc="http://schemas.microsoft.com/office/word/2010/wordprocessingCanvas" xmlns:cx="http://schemas.microsoft.com/office/drawing/2014/chartex" xmlns:cx1="http://schemas.microsoft.com/office/drawing/2015/9/8/chartex" xmlns:cx2="http://schemas.microsoft.com/office/drawing/2015/10/21/chartex" xmlns:cx3="http://schemas.microsoft.com/office/drawing/2016/5/9/chartex" xmlns:cx4="http://schemas.microsoft.com/office/drawing/2016/5/10/chartex" xmlns:cx5="http://schemas.microsoft.com/office/drawing/2016/5/11/chartex" xmlns:cx6="http://schemas.microsoft.com/office/drawing/2016/5/12/chartex" xmlns:cx7="http://schemas.microsoft.com/office/drawing/2016/5/13/chartex" xmlns:cx8="http://schemas.microsoft.com/office/drawing/2016/5/14/chartex" xmlns:mc="http://schemas.openxmlformats.org/markup-compatibility/2006" xmlns:aink="http://schemas.microsoft.com/office/drawing/2016/ink" xmlns:am3d="http://schemas.microsoft.com/office/drawing/2017/model3d" xmlns:o="urn:schemas-microsoft-com:office:office" xmlns:oel="http://schemas.microsoft.com/office/2019/extlst" xmlns:r="http://schemas.openxmlformats.org/officeDocument/2006/relationships" xmlns:m="http://schemas.openxmlformats.org/officeDocument/2006/math" xmlns:v="urn:schemas-microsoft-com:vml" xmlns:wp14="http://schemas.microsoft.com/office/word/2010/wordprocessingDrawing" xmlns:wp="http://schemas.openxmlformats.org/drawingml/2006/wordprocessingDrawing" xmlns:w10="urn:schemas-microsoft-com:office:word" xmlns:w="http://schemas.openxmlformats.org/wordprocessingml/2006/main" xmlns:w14="http://schemas.microsoft.com/office/word/2010/wordml" xmlns:w15="http://schemas.microsoft.com/office/word/2012/wordml" xmlns:w16cex="http://schemas.microsoft.com/office/word/2018/wordml/cex" xmlns:w16cid="http://schemas.microsoft.com/office/word/2016/wordml/cid" xmlns:w16="http://schemas.microsoft.com/office/word/2018/wordml" xmlns:w16sdtdh="http://schemas.microsoft.com/office/word/2020/wordml/sdtdatahash" xmlns:w16se="http://schemas.microsoft.com/office/word/2015/wordml/symex" xmlns:wpg="http://schemas.microsoft.com/office/word/2010/wordprocessingGroup" xmlns:wpi="http://schemas.microsoft.com/office/word/2010/wordprocessingInk" xmlns:wne="http://schemas.microsoft.com/office/word/2006/wordml" xmlns:wps="http://schemas.microsoft.com/office/word/2010/wordprocessingShape" mc:Ignorable="w14 w15 w16se w16cid w16 w16cex w16sdtdh wp14">
   <w:body>
     <w:p>
       <w:pPr>
@@ -482,7 +482,6 @@
     </w:p>
     <w:p>
       <w:pPr>
-        <w:ind w:firstLine="708"/>
         <w:jc w:val="center"/>
         <w:rPr>
           <w:rFonts w:ascii="Times New Roman" w:hAnsi="Times New Roman" w:cs="Times New Roman"/>
@@ -4926,7 +4925,7 @@
 </file>
 
 <file path=word/numbering.xml><?xml version="1.0" encoding="utf-8"?>
-<w:numbering xmlns:wpc="http://schemas.microsoft.com/office/word/2010/wordprocessingCanvas" xmlns:cx="http://schemas.microsoft.com/office/drawing/2014/chartex" xmlns:cx1="http://schemas.microsoft.com/office/drawing/2015/9/8/chartex" xmlns:cx2="http://schemas.microsoft.com/office/drawing/2015/10/21/chartex" xmlns:cx3="http://schemas.microsoft.com/office/drawing/2016/5/9/chartex" xmlns:cx4="http://schemas.microsoft.com/office/drawing/2016/5/10/chartex" xmlns:cx5="http://schemas.microsoft.com/office/drawing/2016/5/11/chartex" xmlns:cx6="http://schemas.microsoft.com/office/drawing/2016/5/12/chartex" xmlns:cx7="http://schemas.microsoft.com/office/drawing/2016/5/13/chartex" xmlns:cx8="http://schemas.microsoft.com/office/drawing/2016/5/14/chartex" xmlns:mc="http://schemas.openxmlformats.org/markup-compatibility/2006" xmlns:aink="http://schemas.microsoft.com/office/drawing/2016/ink" xmlns:am3d="http://schemas.microsoft.com/office/drawing/2017/model3d" xmlns:o="urn:schemas-microsoft-com:office:office" xmlns:oel="http://schemas.microsoft.com/office/2019/extlst" xmlns:r="http://schemas.openxmlformats.org/officeDocument/2006/relationships" xmlns:m="http://schemas.openxmlformats.org/officeDocument/2006/math" xmlns:v="urn:schemas-microsoft-com:vml" xmlns:wp14="http://schemas.microsoft.com/office/word/2010/wordprocessingDrawing" xmlns:wp="http://schemas.openxmlformats.org/drawingml/2006/wordprocessingDrawing" xmlns:w10="urn:schemas-microsoft-com:office:word" xmlns:w="http://schemas.openxmlformats.org/wordprocessingml/2006/main" xmlns:w14="http://schemas.microsoft.com/office/word/2010/wordml" xmlns:w15="http://schemas.microsoft.com/office/word/2012/wordml" xmlns:w16cex="http://schemas.microsoft.com/office/word/2018/wordml/cex" xmlns:w16cid="http://schemas.microsoft.com/office/word/2016/wordml/cid" xmlns:w16="http://schemas.microsoft.com/office/word/2018/wordml" xmlns:w16du="http://schemas.microsoft.com/office/word/2023/wordml/word16du" xmlns:w16sdtdh="http://schemas.microsoft.com/office/word/2020/wordml/sdtdatahash" xmlns:w16sdtfl="http://schemas.microsoft.com/office/word/2024/wordml/sdtformatlock" xmlns:w16se="http://schemas.microsoft.com/office/word/2015/wordml/symex" xmlns:wpg="http://schemas.microsoft.com/office/word/2010/wordprocessingGroup" xmlns:wpi="http://schemas.microsoft.com/office/word/2010/wordprocessingInk" xmlns:wne="http://schemas.microsoft.com/office/word/2006/wordml" xmlns:wps="http://schemas.microsoft.com/office/word/2010/wordprocessingShape" mc:Ignorable="w14 w15 w16se w16cid w16 w16cex w16sdtdh w16sdtfl w16du wp14">
+<w:numbering xmlns:wpc="http://schemas.microsoft.com/office/word/2010/wordprocessingCanvas" xmlns:cx="http://schemas.microsoft.com/office/drawing/2014/chartex" xmlns:cx1="http://schemas.microsoft.com/office/drawing/2015/9/8/chartex" xmlns:cx2="http://schemas.microsoft.com/office/drawing/2015/10/21/chartex" xmlns:cx3="http://schemas.microsoft.com/office/drawing/2016/5/9/chartex" xmlns:cx4="http://schemas.microsoft.com/office/drawing/2016/5/10/chartex" xmlns:cx5="http://schemas.microsoft.com/office/drawing/2016/5/11/chartex" xmlns:cx6="http://schemas.microsoft.com/office/drawing/2016/5/12/chartex" xmlns:cx7="http://schemas.microsoft.com/office/drawing/2016/5/13/chartex" xmlns:cx8="http://schemas.microsoft.com/office/drawing/2016/5/14/chartex" xmlns:mc="http://schemas.openxmlformats.org/markup-compatibility/2006" xmlns:aink="http://schemas.microsoft.com/office/drawing/2016/ink" xmlns:am3d="http://schemas.microsoft.com/office/drawing/2017/model3d" xmlns:o="urn:schemas-microsoft-com:office:office" xmlns:oel="http://schemas.microsoft.com/office/2019/extlst" xmlns:r="http://schemas.openxmlformats.org/officeDocument/2006/relationships" xmlns:m="http://schemas.openxmlformats.org/officeDocument/2006/math" xmlns:v="urn:schemas-microsoft-com:vml" xmlns:wp14="http://schemas.microsoft.com/office/word/2010/wordprocessingDrawing" xmlns:wp="http://schemas.openxmlformats.org/drawingml/2006/wordprocessingDrawing" xmlns:w10="urn:schemas-microsoft-com:office:word" xmlns:w="http://schemas.openxmlformats.org/wordprocessingml/2006/main" xmlns:w14="http://schemas.microsoft.com/office/word/2010/wordml" xmlns:w15="http://schemas.microsoft.com/office/word/2012/wordml" xmlns:w16cex="http://schemas.microsoft.com/office/word/2018/wordml/cex" xmlns:w16cid="http://schemas.microsoft.com/office/word/2016/wordml/cid" xmlns:w16="http://schemas.microsoft.com/office/word/2018/wordml" xmlns:w16sdtdh="http://schemas.microsoft.com/office/word/2020/wordml/sdtdatahash" xmlns:w16se="http://schemas.microsoft.com/office/word/2015/wordml/symex" xmlns:wpg="http://schemas.microsoft.com/office/word/2010/wordprocessingGroup" xmlns:wpi="http://schemas.microsoft.com/office/word/2010/wordprocessingInk" xmlns:wne="http://schemas.microsoft.com/office/word/2006/wordml" xmlns:wps="http://schemas.microsoft.com/office/word/2010/wordprocessingShape" mc:Ignorable="w14 w15 w16se w16cid w16 w16cex w16sdtdh wp14">
   <w:abstractNum w:abstractNumId="0" w15:restartNumberingAfterBreak="0">
     <w:nsid w:val="01DF06CE"/>
     <w:multiLevelType w:val="multilevel"/>
@@ -10254,7 +10253,7 @@
 </file>
 
 <file path=word/styles.xml><?xml version="1.0" encoding="utf-8"?>
-<w:styles xmlns:mc="http://schemas.openxmlformats.org/markup-compatibility/2006" xmlns:r="http://schemas.openxmlformats.org/officeDocument/2006/relationships" xmlns:w="http://schemas.openxmlformats.org/wordprocessingml/2006/main" xmlns:w14="http://schemas.microsoft.com/office/word/2010/wordml" xmlns:w15="http://schemas.microsoft.com/office/word/2012/wordml" xmlns:w16cex="http://schemas.microsoft.com/office/word/2018/wordml/cex" xmlns:w16cid="http://schemas.microsoft.com/office/word/2016/wordml/cid" xmlns:w16="http://schemas.microsoft.com/office/word/2018/wordml" xmlns:w16du="http://schemas.microsoft.com/office/word/2023/wordml/word16du" xmlns:w16sdtdh="http://schemas.microsoft.com/office/word/2020/wordml/sdtdatahash" xmlns:w16sdtfl="http://schemas.microsoft.com/office/word/2024/wordml/sdtformatlock" xmlns:w16se="http://schemas.microsoft.com/office/word/2015/wordml/symex" mc:Ignorable="w14 w15 w16se w16cid w16 w16cex w16sdtdh w16sdtfl w16du">
+<w:styles xmlns:mc="http://schemas.openxmlformats.org/markup-compatibility/2006" xmlns:r="http://schemas.openxmlformats.org/officeDocument/2006/relationships" xmlns:w="http://schemas.openxmlformats.org/wordprocessingml/2006/main" xmlns:w14="http://schemas.microsoft.com/office/word/2010/wordml" xmlns:w15="http://schemas.microsoft.com/office/word/2012/wordml" xmlns:w16cex="http://schemas.microsoft.com/office/word/2018/wordml/cex" xmlns:w16cid="http://schemas.microsoft.com/office/word/2016/wordml/cid" xmlns:w16="http://schemas.microsoft.com/office/word/2018/wordml" xmlns:w16sdtdh="http://schemas.microsoft.com/office/word/2020/wordml/sdtdatahash" xmlns:w16se="http://schemas.microsoft.com/office/word/2015/wordml/symex" mc:Ignorable="w14 w15 w16se w16cid w16 w16cex w16sdtdh">
   <w:docDefaults>
     <w:rPrDefault>
       <w:rPr>

--- a/report/report.docx
+++ b/report/report.docx
@@ -481,8 +481,8 @@
         <w:br w:type="page"/>
       </w:r>
     </w:p>
-    <w:bookmarkStart w:id="0" w:name="_Toc160909445" w:displacedByCustomXml="next"/>
-    <w:bookmarkStart w:id="1" w:name="_Toc151308706" w:displacedByCustomXml="next"/>
+    <w:bookmarkStart w:id="0" w:name="_Toc151308706" w:displacedByCustomXml="next"/>
+    <w:bookmarkStart w:id="1" w:name="_Toc160909445" w:displacedByCustomXml="next"/>
     <w:sdt>
       <w:sdtPr>
         <w:rPr>
@@ -722,21 +722,7 @@
                 <w:rStyle w:val="ad"/>
                 <w:noProof/>
               </w:rPr>
-              <w:t>1.1 Пре</w:t>
-            </w:r>
-            <w:r>
-              <w:rPr>
-                <w:rStyle w:val="ad"/>
-                <w:noProof/>
-              </w:rPr>
-              <w:t>д</w:t>
-            </w:r>
-            <w:r>
-              <w:rPr>
-                <w:rStyle w:val="ad"/>
-                <w:noProof/>
-              </w:rPr>
-              <w:t>метная область</w:t>
+              <w:t>1.1 Предметная область</w:t>
             </w:r>
             <w:r>
               <w:rPr>
@@ -1761,21 +1747,7 @@
                 <w:rStyle w:val="ad"/>
                 <w:noProof/>
               </w:rPr>
-              <w:t>3.2 Тестирование прог</w:t>
-            </w:r>
-            <w:r>
-              <w:rPr>
-                <w:rStyle w:val="ad"/>
-                <w:noProof/>
-              </w:rPr>
-              <w:t>р</w:t>
-            </w:r>
-            <w:r>
-              <w:rPr>
-                <w:rStyle w:val="ad"/>
-                <w:noProof/>
-              </w:rPr>
-              <w:t>аммного продукта</w:t>
+              <w:t>3.2 Тестирование программного продукта</w:t>
             </w:r>
             <w:r>
               <w:rPr>
@@ -11946,6 +11918,7 @@
         <w:t xml:space="preserve"> пункт "</w:t>
       </w:r>
       <w:proofErr w:type="spellStart"/>
+      <w:proofErr w:type="gramStart"/>
       <w:r>
         <w:rPr>
           <w:rFonts w:ascii="Times New Roman" w:hAnsi="Times New Roman" w:cs="Times New Roman"/>
@@ -11961,7 +11934,16 @@
           <w:sz w:val="28"/>
           <w:szCs w:val="28"/>
         </w:rPr>
-        <w:t xml:space="preserve"> &gt; Server...". В появившемся окне на вкладке "General" указ</w:t>
+        <w:t xml:space="preserve"> &gt;</w:t>
+      </w:r>
+      <w:proofErr w:type="gramEnd"/>
+      <w:r>
+        <w:rPr>
+          <w:rFonts w:ascii="Times New Roman" w:hAnsi="Times New Roman" w:cs="Times New Roman"/>
+          <w:sz w:val="28"/>
+          <w:szCs w:val="28"/>
+        </w:rPr>
+        <w:t xml:space="preserve"> Server...". В появившемся окне на вкладке "General" указ</w:t>
       </w:r>
       <w:r>
         <w:rPr>
@@ -12206,6 +12188,7 @@
         <w:t>Вызвано контекстное меню и выбран пункт "</w:t>
       </w:r>
       <w:proofErr w:type="spellStart"/>
+      <w:proofErr w:type="gramStart"/>
       <w:r>
         <w:rPr>
           <w:rFonts w:ascii="Times New Roman" w:hAnsi="Times New Roman" w:cs="Times New Roman"/>
@@ -12221,7 +12204,16 @@
           <w:sz w:val="28"/>
           <w:szCs w:val="28"/>
         </w:rPr>
-        <w:t xml:space="preserve"> &gt; Database...".</w:t>
+        <w:t xml:space="preserve"> &gt;</w:t>
+      </w:r>
+      <w:proofErr w:type="gramEnd"/>
+      <w:r>
+        <w:rPr>
+          <w:rFonts w:ascii="Times New Roman" w:hAnsi="Times New Roman" w:cs="Times New Roman"/>
+          <w:sz w:val="28"/>
+          <w:szCs w:val="28"/>
+        </w:rPr>
+        <w:t xml:space="preserve"> Database...".</w:t>
       </w:r>
     </w:p>
     <w:p>
@@ -12533,6 +12525,7 @@
         <w:t>«</w:t>
       </w:r>
       <w:proofErr w:type="spellStart"/>
+      <w:proofErr w:type="gramStart"/>
       <w:r>
         <w:rPr>
           <w:rFonts w:ascii="Times New Roman" w:hAnsi="Times New Roman" w:cs="Times New Roman"/>
@@ -12548,9 +12541,19 @@
           <w:sz w:val="28"/>
           <w:szCs w:val="28"/>
         </w:rPr>
-        <w:t xml:space="preserve"> &gt; </w:t>
+        <w:t xml:space="preserve"> &gt;</w:t>
+      </w:r>
+      <w:proofErr w:type="gramEnd"/>
+      <w:r>
+        <w:rPr>
+          <w:rFonts w:ascii="Times New Roman" w:hAnsi="Times New Roman" w:cs="Times New Roman"/>
+          <w:sz w:val="28"/>
+          <w:szCs w:val="28"/>
+        </w:rPr>
+        <w:t xml:space="preserve"> </w:t>
       </w:r>
       <w:proofErr w:type="spellStart"/>
+      <w:proofErr w:type="gramStart"/>
       <w:r>
         <w:rPr>
           <w:rFonts w:ascii="Times New Roman" w:hAnsi="Times New Roman" w:cs="Times New Roman"/>
@@ -12566,7 +12569,16 @@
           <w:sz w:val="28"/>
           <w:szCs w:val="28"/>
         </w:rPr>
-        <w:t xml:space="preserve"> &gt; </w:t>
+        <w:t xml:space="preserve"> &gt;</w:t>
+      </w:r>
+      <w:proofErr w:type="gramEnd"/>
+      <w:r>
+        <w:rPr>
+          <w:rFonts w:ascii="Times New Roman" w:hAnsi="Times New Roman" w:cs="Times New Roman"/>
+          <w:sz w:val="28"/>
+          <w:szCs w:val="28"/>
+        </w:rPr>
+        <w:t xml:space="preserve"> </w:t>
       </w:r>
       <w:proofErr w:type="spellStart"/>
       <w:r>
@@ -12630,6 +12642,7 @@
         <w:t>«</w:t>
       </w:r>
       <w:proofErr w:type="spellStart"/>
+      <w:proofErr w:type="gramStart"/>
       <w:r>
         <w:rPr>
           <w:rFonts w:ascii="Times New Roman" w:hAnsi="Times New Roman" w:cs="Times New Roman"/>
@@ -12645,7 +12658,16 @@
           <w:sz w:val="28"/>
           <w:szCs w:val="28"/>
         </w:rPr>
-        <w:t xml:space="preserve"> &gt; </w:t>
+        <w:t xml:space="preserve"> &gt;</w:t>
+      </w:r>
+      <w:proofErr w:type="gramEnd"/>
+      <w:r>
+        <w:rPr>
+          <w:rFonts w:ascii="Times New Roman" w:hAnsi="Times New Roman" w:cs="Times New Roman"/>
+          <w:sz w:val="28"/>
+          <w:szCs w:val="28"/>
+        </w:rPr>
+        <w:t xml:space="preserve"> </w:t>
       </w:r>
       <w:proofErr w:type="spellStart"/>
       <w:r>
@@ -14032,6 +14054,7 @@
         </w:rPr>
       </w:pPr>
       <w:proofErr w:type="spellStart"/>
+      <w:proofErr w:type="gramStart"/>
       <w:r>
         <w:rPr>
           <w:rFonts w:ascii="Times New Roman" w:hAnsi="Times New Roman" w:cs="Times New Roman"/>
@@ -14039,7 +14062,17 @@
           <w:szCs w:val="28"/>
           <w:lang w:val="en-US"/>
         </w:rPr>
-        <w:t>user.type_user_id</w:t>
+        <w:t>user.type</w:t>
+      </w:r>
+      <w:proofErr w:type="gramEnd"/>
+      <w:r>
+        <w:rPr>
+          <w:rFonts w:ascii="Times New Roman" w:hAnsi="Times New Roman" w:cs="Times New Roman"/>
+          <w:sz w:val="28"/>
+          <w:szCs w:val="28"/>
+          <w:lang w:val="en-US"/>
+        </w:rPr>
+        <w:t>_user_id</w:t>
       </w:r>
       <w:proofErr w:type="spellEnd"/>
       <w:r>
@@ -14080,6 +14113,7 @@
         </w:rPr>
       </w:pPr>
       <w:proofErr w:type="spellStart"/>
+      <w:proofErr w:type="gramStart"/>
       <w:r>
         <w:rPr>
           <w:rFonts w:ascii="Times New Roman" w:hAnsi="Times New Roman" w:cs="Times New Roman"/>
@@ -14087,7 +14121,17 @@
           <w:szCs w:val="28"/>
           <w:lang w:val="en-US"/>
         </w:rPr>
-        <w:t>user.specialization_id</w:t>
+        <w:t>user.specialization</w:t>
+      </w:r>
+      <w:proofErr w:type="gramEnd"/>
+      <w:r>
+        <w:rPr>
+          <w:rFonts w:ascii="Times New Roman" w:hAnsi="Times New Roman" w:cs="Times New Roman"/>
+          <w:sz w:val="28"/>
+          <w:szCs w:val="28"/>
+          <w:lang w:val="en-US"/>
+        </w:rPr>
+        <w:t>_id</w:t>
       </w:r>
       <w:proofErr w:type="spellEnd"/>
       <w:r>
@@ -14127,13 +14171,23 @@
         </w:rPr>
       </w:pPr>
       <w:proofErr w:type="spellStart"/>
-      <w:r>
-        <w:rPr>
-          <w:rFonts w:ascii="Times New Roman" w:hAnsi="Times New Roman" w:cs="Times New Roman"/>
-          <w:sz w:val="28"/>
-          <w:szCs w:val="28"/>
-        </w:rPr>
-        <w:t>lecture.object_id</w:t>
+      <w:proofErr w:type="gramStart"/>
+      <w:r>
+        <w:rPr>
+          <w:rFonts w:ascii="Times New Roman" w:hAnsi="Times New Roman" w:cs="Times New Roman"/>
+          <w:sz w:val="28"/>
+          <w:szCs w:val="28"/>
+        </w:rPr>
+        <w:t>lecture.object</w:t>
+      </w:r>
+      <w:proofErr w:type="gramEnd"/>
+      <w:r>
+        <w:rPr>
+          <w:rFonts w:ascii="Times New Roman" w:hAnsi="Times New Roman" w:cs="Times New Roman"/>
+          <w:sz w:val="28"/>
+          <w:szCs w:val="28"/>
+        </w:rPr>
+        <w:t>_id</w:t>
       </w:r>
       <w:proofErr w:type="spellEnd"/>
       <w:r>
@@ -15224,47 +15278,2643 @@
         <w:rPr>
           <w:rFonts w:cs="Times New Roman"/>
           <w:szCs w:val="28"/>
+        </w:rPr>
+      </w:pPr>
+      <w:bookmarkStart w:id="22" w:name="_Toc195951310"/>
+      <w:r>
+        <w:rPr>
+          <w:rFonts w:cs="Times New Roman"/>
+          <w:szCs w:val="28"/>
+        </w:rPr>
+        <w:t>3</w:t>
+      </w:r>
+      <w:r>
+        <w:rPr>
+          <w:rFonts w:cs="Times New Roman"/>
+          <w:szCs w:val="28"/>
+        </w:rPr>
+        <w:t>.2 Тестирование программного продукта</w:t>
+      </w:r>
+      <w:bookmarkEnd w:id="22"/>
+    </w:p>
+    <w:p>
+      <w:pPr>
+        <w:spacing w:line="360" w:lineRule="auto"/>
+        <w:jc w:val="both"/>
+        <w:rPr>
+          <w:rFonts w:ascii="Times New Roman" w:hAnsi="Times New Roman" w:cs="Times New Roman"/>
+          <w:sz w:val="28"/>
+          <w:szCs w:val="28"/>
+        </w:rPr>
+      </w:pPr>
+      <w:r>
+        <w:rPr>
+          <w:color w:val="FF0000"/>
+        </w:rPr>
+        <w:tab/>
+      </w:r>
+      <w:r>
+        <w:rPr>
+          <w:rFonts w:ascii="Times New Roman" w:hAnsi="Times New Roman" w:cs="Times New Roman"/>
+          <w:sz w:val="28"/>
+          <w:szCs w:val="28"/>
+        </w:rPr>
+        <w:t xml:space="preserve">Для обеспечения высокого качества программного продукта были реализованы </w:t>
+      </w:r>
+      <w:r>
+        <w:rPr>
+          <w:rFonts w:ascii="Times New Roman" w:hAnsi="Times New Roman" w:cs="Times New Roman"/>
+          <w:sz w:val="28"/>
+          <w:szCs w:val="28"/>
           <w:lang w:val="en-US"/>
         </w:rPr>
-      </w:pPr>
-      <w:bookmarkStart w:id="22" w:name="_Toc195951310"/>
-      <w:r>
-        <w:rPr>
-          <w:rFonts w:cs="Times New Roman"/>
-          <w:szCs w:val="28"/>
-        </w:rPr>
-        <w:t>3</w:t>
-      </w:r>
-      <w:r>
-        <w:rPr>
-          <w:rFonts w:cs="Times New Roman"/>
-          <w:szCs w:val="28"/>
-        </w:rPr>
-        <w:t>.2 Тестирование программного продукта</w:t>
-      </w:r>
-      <w:bookmarkEnd w:id="22"/>
+        <w:t>unit</w:t>
+      </w:r>
+      <w:r>
+        <w:rPr>
+          <w:rFonts w:ascii="Times New Roman" w:hAnsi="Times New Roman" w:cs="Times New Roman"/>
+          <w:sz w:val="28"/>
+          <w:szCs w:val="28"/>
+        </w:rPr>
+        <w:t xml:space="preserve"> </w:t>
+      </w:r>
+      <w:r>
+        <w:rPr>
+          <w:rFonts w:ascii="Times New Roman" w:hAnsi="Times New Roman" w:cs="Times New Roman"/>
+          <w:sz w:val="28"/>
+          <w:szCs w:val="28"/>
+          <w:lang w:val="en-US"/>
+        </w:rPr>
+        <w:t>tests</w:t>
+      </w:r>
+      <w:r>
+        <w:rPr>
+          <w:rFonts w:ascii="Times New Roman" w:hAnsi="Times New Roman" w:cs="Times New Roman"/>
+          <w:sz w:val="28"/>
+          <w:szCs w:val="28"/>
+        </w:rPr>
+        <w:t xml:space="preserve"> для ключевых элементов серверной части приложения</w:t>
+      </w:r>
+      <w:r>
+        <w:rPr>
+          <w:rFonts w:ascii="Times New Roman" w:hAnsi="Times New Roman" w:cs="Times New Roman"/>
+          <w:sz w:val="28"/>
+          <w:szCs w:val="28"/>
+        </w:rPr>
+        <w:t>, а именно</w:t>
+      </w:r>
+      <w:r>
+        <w:rPr>
+          <w:rFonts w:ascii="Times New Roman" w:hAnsi="Times New Roman" w:cs="Times New Roman"/>
+          <w:sz w:val="28"/>
+          <w:szCs w:val="28"/>
+        </w:rPr>
+        <w:t xml:space="preserve">: </w:t>
+      </w:r>
+      <w:r>
+        <w:rPr>
+          <w:rFonts w:ascii="Times New Roman" w:hAnsi="Times New Roman" w:cs="Times New Roman"/>
+          <w:sz w:val="28"/>
+          <w:szCs w:val="28"/>
+        </w:rPr>
+        <w:t>для класса добавления пользователя, класса добавления новой лекции, класса поиска самой популярной лекции.</w:t>
+      </w:r>
     </w:p>
     <w:p>
       <w:pPr>
         <w:spacing w:line="360" w:lineRule="auto"/>
-        <w:rPr>
+        <w:jc w:val="both"/>
+        <w:rPr>
+          <w:rFonts w:ascii="Times New Roman" w:hAnsi="Times New Roman" w:cs="Times New Roman"/>
+          <w:sz w:val="28"/>
+          <w:szCs w:val="28"/>
+        </w:rPr>
+      </w:pPr>
+      <w:r>
+        <w:rPr>
+          <w:rFonts w:ascii="Times New Roman" w:hAnsi="Times New Roman" w:cs="Times New Roman"/>
+          <w:sz w:val="28"/>
+          <w:szCs w:val="28"/>
+        </w:rPr>
+        <w:tab/>
+        <w:t xml:space="preserve">Рассмотрим </w:t>
+      </w:r>
+      <w:r>
+        <w:rPr>
+          <w:rFonts w:ascii="Times New Roman" w:hAnsi="Times New Roman" w:cs="Times New Roman"/>
+          <w:sz w:val="28"/>
+          <w:szCs w:val="28"/>
+          <w:lang w:val="en-US"/>
+        </w:rPr>
+        <w:t>unit</w:t>
+      </w:r>
+      <w:r>
+        <w:rPr>
+          <w:rFonts w:ascii="Times New Roman" w:hAnsi="Times New Roman" w:cs="Times New Roman"/>
+          <w:sz w:val="28"/>
+          <w:szCs w:val="28"/>
+        </w:rPr>
+        <w:t xml:space="preserve"> </w:t>
+      </w:r>
+      <w:r>
+        <w:rPr>
+          <w:rFonts w:ascii="Times New Roman" w:hAnsi="Times New Roman" w:cs="Times New Roman"/>
+          <w:sz w:val="28"/>
+          <w:szCs w:val="28"/>
+          <w:lang w:val="en-US"/>
+        </w:rPr>
+        <w:t>test</w:t>
+      </w:r>
+      <w:r>
+        <w:rPr>
+          <w:rFonts w:ascii="Times New Roman" w:hAnsi="Times New Roman" w:cs="Times New Roman"/>
+          <w:sz w:val="28"/>
+          <w:szCs w:val="28"/>
+        </w:rPr>
+        <w:t xml:space="preserve"> </w:t>
+      </w:r>
+      <w:r>
+        <w:rPr>
+          <w:rFonts w:ascii="Times New Roman" w:hAnsi="Times New Roman" w:cs="Times New Roman"/>
+          <w:sz w:val="28"/>
+          <w:szCs w:val="28"/>
+        </w:rPr>
+        <w:t>для добавления пользователя</w:t>
+      </w:r>
+      <w:r>
+        <w:rPr>
+          <w:rFonts w:ascii="Times New Roman" w:hAnsi="Times New Roman" w:cs="Times New Roman"/>
+          <w:sz w:val="28"/>
+          <w:szCs w:val="28"/>
+        </w:rPr>
+        <w:t xml:space="preserve"> смотреть Рисунок 9</w:t>
+      </w:r>
+      <w:r>
+        <w:rPr>
+          <w:rFonts w:ascii="Times New Roman" w:hAnsi="Times New Roman" w:cs="Times New Roman"/>
+          <w:sz w:val="28"/>
+          <w:szCs w:val="28"/>
+        </w:rPr>
+        <w:t xml:space="preserve">, код представлен в приложении </w:t>
+      </w:r>
+      <w:r>
+        <w:rPr>
+          <w:rFonts w:ascii="Times New Roman" w:hAnsi="Times New Roman" w:cs="Times New Roman"/>
           <w:color w:val="FF0000"/>
+          <w:sz w:val="28"/>
+          <w:szCs w:val="28"/>
+        </w:rPr>
+        <w:t>АА</w:t>
+      </w:r>
+      <w:r>
+        <w:rPr>
+          <w:rFonts w:ascii="Times New Roman" w:hAnsi="Times New Roman" w:cs="Times New Roman"/>
+          <w:sz w:val="28"/>
+          <w:szCs w:val="28"/>
+        </w:rPr>
+        <w:t>.</w:t>
+      </w:r>
+    </w:p>
+    <w:p>
+      <w:pPr>
+        <w:spacing w:line="360" w:lineRule="auto"/>
+        <w:jc w:val="both"/>
+        <w:rPr>
+          <w:rFonts w:ascii="Times New Roman" w:hAnsi="Times New Roman" w:cs="Times New Roman"/>
+          <w:sz w:val="28"/>
+          <w:szCs w:val="28"/>
+        </w:rPr>
+      </w:pPr>
+      <w:r>
+        <w:rPr>
+          <w:rFonts w:ascii="Times New Roman" w:hAnsi="Times New Roman" w:cs="Times New Roman"/>
+          <w:sz w:val="28"/>
+          <w:szCs w:val="28"/>
+        </w:rPr>
+        <w:tab/>
+        <w:t>Для успешного добавления пол</w:t>
+      </w:r>
+      <w:r>
+        <w:rPr>
+          <w:rFonts w:ascii="Times New Roman" w:hAnsi="Times New Roman" w:cs="Times New Roman"/>
+          <w:sz w:val="28"/>
+          <w:szCs w:val="28"/>
+        </w:rPr>
+        <w:t>ь</w:t>
+      </w:r>
+      <w:r>
+        <w:rPr>
+          <w:rFonts w:ascii="Times New Roman" w:hAnsi="Times New Roman" w:cs="Times New Roman"/>
+          <w:sz w:val="28"/>
+          <w:szCs w:val="28"/>
+        </w:rPr>
+        <w:t xml:space="preserve">зователя </w:t>
+      </w:r>
+      <w:r>
+        <w:rPr>
+          <w:rFonts w:ascii="Times New Roman" w:hAnsi="Times New Roman" w:cs="Times New Roman"/>
+          <w:sz w:val="28"/>
+          <w:szCs w:val="28"/>
+        </w:rPr>
+        <w:t>необходимо заполнить следующие поля</w:t>
+      </w:r>
+      <w:r>
+        <w:rPr>
+          <w:rFonts w:ascii="Times New Roman" w:hAnsi="Times New Roman" w:cs="Times New Roman"/>
+          <w:sz w:val="28"/>
+          <w:szCs w:val="28"/>
+        </w:rPr>
+        <w:t>:</w:t>
+      </w:r>
+    </w:p>
+    <w:p>
+      <w:pPr>
+        <w:pStyle w:val="a7"/>
+        <w:numPr>
+          <w:ilvl w:val="0"/>
+          <w:numId w:val="166"/>
+        </w:numPr>
+        <w:spacing w:line="360" w:lineRule="auto"/>
+        <w:ind w:left="0" w:firstLine="709"/>
+        <w:jc w:val="both"/>
+        <w:rPr>
+          <w:rFonts w:ascii="Times New Roman" w:hAnsi="Times New Roman" w:cs="Times New Roman"/>
+          <w:sz w:val="28"/>
+          <w:szCs w:val="28"/>
           <w:lang w:val="en-US"/>
         </w:rPr>
       </w:pPr>
+      <w:r>
+        <w:rPr>
+          <w:rFonts w:ascii="Times New Roman" w:hAnsi="Times New Roman" w:cs="Times New Roman"/>
+          <w:sz w:val="28"/>
+          <w:szCs w:val="28"/>
+          <w:lang w:val="en-US"/>
+        </w:rPr>
+        <w:t>surname</w:t>
+      </w:r>
+      <w:r>
+        <w:rPr>
+          <w:rFonts w:ascii="Times New Roman" w:hAnsi="Times New Roman" w:cs="Times New Roman"/>
+          <w:sz w:val="28"/>
+          <w:szCs w:val="28"/>
+        </w:rPr>
+        <w:t xml:space="preserve"> (тип данных </w:t>
+      </w:r>
       <w:proofErr w:type="spellStart"/>
       <w:r>
         <w:rPr>
+          <w:rFonts w:ascii="Times New Roman" w:hAnsi="Times New Roman" w:cs="Times New Roman"/>
+          <w:sz w:val="28"/>
+          <w:szCs w:val="28"/>
+          <w:lang w:val="en-US"/>
+        </w:rPr>
+        <w:t>строка</w:t>
+      </w:r>
+      <w:proofErr w:type="spellEnd"/>
+      <w:r>
+        <w:rPr>
+          <w:rFonts w:ascii="Times New Roman" w:hAnsi="Times New Roman" w:cs="Times New Roman"/>
+          <w:sz w:val="28"/>
+          <w:szCs w:val="28"/>
+        </w:rPr>
+        <w:t>)</w:t>
+      </w:r>
+    </w:p>
+    <w:p>
+      <w:pPr>
+        <w:pStyle w:val="a7"/>
+        <w:numPr>
+          <w:ilvl w:val="0"/>
+          <w:numId w:val="167"/>
+        </w:numPr>
+        <w:spacing w:line="360" w:lineRule="auto"/>
+        <w:ind w:left="0" w:firstLine="709"/>
+        <w:jc w:val="both"/>
+        <w:rPr>
+          <w:rFonts w:ascii="Times New Roman" w:hAnsi="Times New Roman" w:cs="Times New Roman"/>
+          <w:sz w:val="28"/>
+          <w:szCs w:val="28"/>
+          <w:lang w:val="en-US"/>
+        </w:rPr>
+      </w:pPr>
+      <w:r>
+        <w:rPr>
+          <w:rFonts w:ascii="Times New Roman" w:hAnsi="Times New Roman" w:cs="Times New Roman"/>
+          <w:sz w:val="28"/>
+          <w:szCs w:val="28"/>
+          <w:lang w:val="en-US"/>
+        </w:rPr>
+        <w:t>name</w:t>
+      </w:r>
+      <w:r>
+        <w:rPr>
+          <w:rFonts w:ascii="Times New Roman" w:hAnsi="Times New Roman" w:cs="Times New Roman"/>
+          <w:sz w:val="28"/>
+          <w:szCs w:val="28"/>
+        </w:rPr>
+        <w:t xml:space="preserve"> (тип данных </w:t>
+      </w:r>
+      <w:proofErr w:type="spellStart"/>
+      <w:r>
+        <w:rPr>
+          <w:rFonts w:ascii="Times New Roman" w:hAnsi="Times New Roman" w:cs="Times New Roman"/>
+          <w:sz w:val="28"/>
+          <w:szCs w:val="28"/>
+          <w:lang w:val="en-US"/>
+        </w:rPr>
+        <w:t>строка</w:t>
+      </w:r>
+      <w:proofErr w:type="spellEnd"/>
+      <w:r>
+        <w:rPr>
+          <w:rFonts w:ascii="Times New Roman" w:hAnsi="Times New Roman" w:cs="Times New Roman"/>
+          <w:sz w:val="28"/>
+          <w:szCs w:val="28"/>
+        </w:rPr>
+        <w:t>)</w:t>
+      </w:r>
+    </w:p>
+    <w:p>
+      <w:pPr>
+        <w:pStyle w:val="a7"/>
+        <w:numPr>
+          <w:ilvl w:val="0"/>
+          <w:numId w:val="167"/>
+        </w:numPr>
+        <w:spacing w:line="360" w:lineRule="auto"/>
+        <w:ind w:left="0" w:firstLine="709"/>
+        <w:jc w:val="both"/>
+        <w:rPr>
+          <w:rFonts w:ascii="Times New Roman" w:hAnsi="Times New Roman" w:cs="Times New Roman"/>
+          <w:sz w:val="28"/>
+          <w:szCs w:val="28"/>
+          <w:lang w:val="en-US"/>
+        </w:rPr>
+      </w:pPr>
+      <w:r>
+        <w:rPr>
+          <w:rFonts w:ascii="Times New Roman" w:hAnsi="Times New Roman" w:cs="Times New Roman"/>
+          <w:sz w:val="28"/>
+          <w:szCs w:val="28"/>
+          <w:lang w:val="en-US"/>
+        </w:rPr>
+        <w:t>patronymic</w:t>
+      </w:r>
+      <w:r>
+        <w:rPr>
+          <w:rFonts w:ascii="Times New Roman" w:hAnsi="Times New Roman" w:cs="Times New Roman"/>
+          <w:sz w:val="28"/>
+          <w:szCs w:val="28"/>
+        </w:rPr>
+        <w:t xml:space="preserve"> (тип данных строка)</w:t>
+      </w:r>
+    </w:p>
+    <w:p>
+      <w:pPr>
+        <w:pStyle w:val="a7"/>
+        <w:numPr>
+          <w:ilvl w:val="0"/>
+          <w:numId w:val="167"/>
+        </w:numPr>
+        <w:spacing w:line="360" w:lineRule="auto"/>
+        <w:ind w:left="0" w:firstLine="709"/>
+        <w:jc w:val="both"/>
+        <w:rPr>
+          <w:rFonts w:ascii="Times New Roman" w:hAnsi="Times New Roman" w:cs="Times New Roman"/>
+          <w:sz w:val="28"/>
+          <w:szCs w:val="28"/>
+        </w:rPr>
+      </w:pPr>
+      <w:r>
+        <w:rPr>
+          <w:rFonts w:ascii="Times New Roman" w:hAnsi="Times New Roman" w:cs="Times New Roman"/>
+          <w:sz w:val="28"/>
+          <w:szCs w:val="28"/>
+          <w:lang w:val="en-US"/>
+        </w:rPr>
+        <w:t>type</w:t>
+      </w:r>
+      <w:r>
+        <w:rPr>
+          <w:rFonts w:ascii="Times New Roman" w:hAnsi="Times New Roman" w:cs="Times New Roman"/>
+          <w:sz w:val="28"/>
+          <w:szCs w:val="28"/>
+        </w:rPr>
+        <w:t>_</w:t>
+      </w:r>
+      <w:r>
+        <w:rPr>
+          <w:rFonts w:ascii="Times New Roman" w:hAnsi="Times New Roman" w:cs="Times New Roman"/>
+          <w:sz w:val="28"/>
+          <w:szCs w:val="28"/>
+          <w:lang w:val="en-US"/>
+        </w:rPr>
+        <w:t>user</w:t>
+      </w:r>
+      <w:r>
+        <w:rPr>
+          <w:rFonts w:ascii="Times New Roman" w:hAnsi="Times New Roman" w:cs="Times New Roman"/>
+          <w:sz w:val="28"/>
+          <w:szCs w:val="28"/>
+        </w:rPr>
+        <w:t>_</w:t>
+      </w:r>
+      <w:r>
+        <w:rPr>
+          <w:rFonts w:ascii="Times New Roman" w:hAnsi="Times New Roman" w:cs="Times New Roman"/>
+          <w:sz w:val="28"/>
+          <w:szCs w:val="28"/>
+          <w:lang w:val="en-US"/>
+        </w:rPr>
+        <w:t>id</w:t>
+      </w:r>
+      <w:r>
+        <w:rPr>
+          <w:rFonts w:ascii="Times New Roman" w:hAnsi="Times New Roman" w:cs="Times New Roman"/>
+          <w:sz w:val="28"/>
+          <w:szCs w:val="28"/>
+        </w:rPr>
+        <w:t xml:space="preserve"> (тип данных число)</w:t>
+      </w:r>
+    </w:p>
+    <w:p>
+      <w:pPr>
+        <w:pStyle w:val="a7"/>
+        <w:numPr>
+          <w:ilvl w:val="0"/>
+          <w:numId w:val="167"/>
+        </w:numPr>
+        <w:spacing w:line="360" w:lineRule="auto"/>
+        <w:ind w:left="0" w:firstLine="709"/>
+        <w:jc w:val="both"/>
+        <w:rPr>
+          <w:rFonts w:ascii="Times New Roman" w:hAnsi="Times New Roman" w:cs="Times New Roman"/>
+          <w:sz w:val="28"/>
+          <w:szCs w:val="28"/>
+          <w:lang w:val="en-US"/>
+        </w:rPr>
+      </w:pPr>
+      <w:proofErr w:type="spellStart"/>
+      <w:r>
+        <w:rPr>
+          <w:rFonts w:ascii="Times New Roman" w:hAnsi="Times New Roman" w:cs="Times New Roman"/>
+          <w:sz w:val="28"/>
+          <w:szCs w:val="28"/>
+          <w:lang w:val="en-US"/>
+        </w:rPr>
+        <w:lastRenderedPageBreak/>
+        <w:t>specialization_id</w:t>
+      </w:r>
+      <w:proofErr w:type="spellEnd"/>
+      <w:r>
+        <w:rPr>
+          <w:rFonts w:ascii="Times New Roman" w:hAnsi="Times New Roman" w:cs="Times New Roman"/>
+          <w:sz w:val="28"/>
+          <w:szCs w:val="28"/>
+        </w:rPr>
+        <w:t xml:space="preserve"> (тип данных число)</w:t>
+      </w:r>
+    </w:p>
+    <w:p>
+      <w:pPr>
+        <w:pStyle w:val="a7"/>
+        <w:numPr>
+          <w:ilvl w:val="0"/>
+          <w:numId w:val="167"/>
+        </w:numPr>
+        <w:spacing w:line="360" w:lineRule="auto"/>
+        <w:ind w:left="0" w:firstLine="709"/>
+        <w:jc w:val="both"/>
+        <w:rPr>
+          <w:rFonts w:ascii="Times New Roman" w:hAnsi="Times New Roman" w:cs="Times New Roman"/>
+          <w:sz w:val="28"/>
+          <w:szCs w:val="28"/>
+        </w:rPr>
+      </w:pPr>
+      <w:proofErr w:type="spellStart"/>
+      <w:r>
+        <w:rPr>
+          <w:rFonts w:ascii="Times New Roman" w:hAnsi="Times New Roman" w:cs="Times New Roman"/>
+          <w:sz w:val="28"/>
+          <w:szCs w:val="28"/>
+        </w:rPr>
+        <w:t>course</w:t>
+      </w:r>
+      <w:proofErr w:type="spellEnd"/>
+      <w:r>
+        <w:rPr>
+          <w:rFonts w:ascii="Times New Roman" w:hAnsi="Times New Roman" w:cs="Times New Roman"/>
+          <w:sz w:val="28"/>
+          <w:szCs w:val="28"/>
+        </w:rPr>
+        <w:t xml:space="preserve"> </w:t>
+      </w:r>
+      <w:r>
+        <w:rPr>
+          <w:rFonts w:ascii="Times New Roman" w:hAnsi="Times New Roman" w:cs="Times New Roman"/>
+          <w:sz w:val="28"/>
+          <w:szCs w:val="28"/>
+        </w:rPr>
+        <w:t xml:space="preserve">(тип данных </w:t>
+      </w:r>
+      <w:proofErr w:type="spellStart"/>
+      <w:r>
+        <w:rPr>
+          <w:rFonts w:ascii="Times New Roman" w:hAnsi="Times New Roman" w:cs="Times New Roman"/>
+          <w:sz w:val="28"/>
+          <w:szCs w:val="28"/>
+          <w:lang w:val="en-US"/>
+        </w:rPr>
+        <w:t>число</w:t>
+      </w:r>
+      <w:proofErr w:type="spellEnd"/>
+      <w:r>
+        <w:rPr>
+          <w:rFonts w:ascii="Times New Roman" w:hAnsi="Times New Roman" w:cs="Times New Roman"/>
+          <w:sz w:val="28"/>
+          <w:szCs w:val="28"/>
+        </w:rPr>
+        <w:t>)</w:t>
+      </w:r>
+    </w:p>
+    <w:p>
+      <w:pPr>
+        <w:pStyle w:val="a7"/>
+        <w:numPr>
+          <w:ilvl w:val="0"/>
+          <w:numId w:val="167"/>
+        </w:numPr>
+        <w:spacing w:line="360" w:lineRule="auto"/>
+        <w:ind w:left="0" w:firstLine="709"/>
+        <w:jc w:val="both"/>
+        <w:rPr>
+          <w:rFonts w:ascii="Times New Roman" w:hAnsi="Times New Roman" w:cs="Times New Roman"/>
+          <w:sz w:val="28"/>
+          <w:szCs w:val="28"/>
+        </w:rPr>
+      </w:pPr>
+      <w:proofErr w:type="spellStart"/>
+      <w:r>
+        <w:rPr>
+          <w:rFonts w:ascii="Times New Roman" w:hAnsi="Times New Roman" w:cs="Times New Roman"/>
+          <w:sz w:val="28"/>
+          <w:szCs w:val="28"/>
+        </w:rPr>
+        <w:t>password</w:t>
+      </w:r>
+      <w:proofErr w:type="spellEnd"/>
+      <w:r>
+        <w:rPr>
+          <w:rFonts w:ascii="Times New Roman" w:hAnsi="Times New Roman" w:cs="Times New Roman"/>
+          <w:sz w:val="28"/>
+          <w:szCs w:val="28"/>
+        </w:rPr>
+        <w:t xml:space="preserve"> (тип данных строка)</w:t>
+      </w:r>
+    </w:p>
+    <w:p>
+      <w:pPr>
+        <w:pStyle w:val="a7"/>
+        <w:spacing w:line="360" w:lineRule="auto"/>
+        <w:ind w:left="709"/>
+        <w:jc w:val="both"/>
+        <w:rPr>
+          <w:rFonts w:ascii="Times New Roman" w:hAnsi="Times New Roman" w:cs="Times New Roman"/>
+          <w:sz w:val="28"/>
+          <w:szCs w:val="28"/>
+        </w:rPr>
+      </w:pPr>
+    </w:p>
+    <w:p>
+      <w:pPr>
+        <w:pStyle w:val="a7"/>
+        <w:spacing w:line="360" w:lineRule="auto"/>
+        <w:ind w:firstLine="708"/>
+        <w:jc w:val="both"/>
+        <w:rPr>
+          <w:rFonts w:ascii="Times New Roman" w:hAnsi="Times New Roman" w:cs="Times New Roman"/>
+          <w:color w:val="000000"/>
+          <w:sz w:val="28"/>
+          <w:szCs w:val="28"/>
+        </w:rPr>
+      </w:pPr>
+      <w:r>
+        <w:rPr>
+          <w:rFonts w:ascii="Times New Roman" w:hAnsi="Times New Roman" w:cs="Times New Roman"/>
+          <w:color w:val="000000"/>
+          <w:sz w:val="28"/>
+          <w:szCs w:val="28"/>
+        </w:rPr>
+        <w:t xml:space="preserve"> В первом тесте вместо числа 4 в параметр </w:t>
+      </w:r>
+      <w:proofErr w:type="spellStart"/>
+      <w:r>
+        <w:rPr>
+          <w:rFonts w:ascii="Times New Roman" w:hAnsi="Times New Roman" w:cs="Times New Roman"/>
+          <w:color w:val="000000"/>
+          <w:sz w:val="28"/>
+          <w:szCs w:val="28"/>
+        </w:rPr>
+        <w:t>Course</w:t>
+      </w:r>
+      <w:proofErr w:type="spellEnd"/>
+      <w:r>
+        <w:rPr>
+          <w:rFonts w:ascii="Times New Roman" w:hAnsi="Times New Roman" w:cs="Times New Roman"/>
+          <w:color w:val="000000"/>
+          <w:sz w:val="28"/>
+          <w:szCs w:val="28"/>
+        </w:rPr>
+        <w:t xml:space="preserve"> передаётся строка '</w:t>
+      </w:r>
+      <w:proofErr w:type="spellStart"/>
+      <w:r>
+        <w:rPr>
+          <w:rFonts w:ascii="Times New Roman" w:hAnsi="Times New Roman" w:cs="Times New Roman"/>
+          <w:color w:val="000000"/>
+          <w:sz w:val="28"/>
+          <w:szCs w:val="28"/>
+        </w:rPr>
+        <w:t>forth</w:t>
+      </w:r>
+      <w:proofErr w:type="spellEnd"/>
+      <w:r>
+        <w:rPr>
+          <w:rFonts w:ascii="Times New Roman" w:hAnsi="Times New Roman" w:cs="Times New Roman"/>
+          <w:color w:val="000000"/>
+          <w:sz w:val="28"/>
+          <w:szCs w:val="28"/>
+        </w:rPr>
+        <w:t>', что вызывает ошибку 400 с сообщением: «</w:t>
+      </w:r>
+      <w:proofErr w:type="spellStart"/>
+      <w:r>
+        <w:rPr>
+          <w:rFonts w:ascii="Times New Roman" w:hAnsi="Times New Roman" w:cs="Times New Roman"/>
+          <w:color w:val="000000"/>
+          <w:sz w:val="28"/>
+          <w:szCs w:val="28"/>
+        </w:rPr>
+        <w:t>Course</w:t>
+      </w:r>
+      <w:proofErr w:type="spellEnd"/>
+      <w:r>
+        <w:rPr>
+          <w:rFonts w:ascii="Times New Roman" w:hAnsi="Times New Roman" w:cs="Times New Roman"/>
+          <w:color w:val="000000"/>
+          <w:sz w:val="28"/>
+          <w:szCs w:val="28"/>
+        </w:rPr>
+        <w:t xml:space="preserve"> </w:t>
+      </w:r>
+      <w:proofErr w:type="spellStart"/>
+      <w:r>
+        <w:rPr>
+          <w:rFonts w:ascii="Times New Roman" w:hAnsi="Times New Roman" w:cs="Times New Roman"/>
+          <w:color w:val="000000"/>
+          <w:sz w:val="28"/>
+          <w:szCs w:val="28"/>
+        </w:rPr>
+        <w:t>must</w:t>
+      </w:r>
+      <w:proofErr w:type="spellEnd"/>
+      <w:r>
+        <w:rPr>
+          <w:rFonts w:ascii="Times New Roman" w:hAnsi="Times New Roman" w:cs="Times New Roman"/>
+          <w:color w:val="000000"/>
+          <w:sz w:val="28"/>
+          <w:szCs w:val="28"/>
+        </w:rPr>
+        <w:t xml:space="preserve"> </w:t>
+      </w:r>
+      <w:proofErr w:type="spellStart"/>
+      <w:r>
+        <w:rPr>
+          <w:rFonts w:ascii="Times New Roman" w:hAnsi="Times New Roman" w:cs="Times New Roman"/>
+          <w:color w:val="000000"/>
+          <w:sz w:val="28"/>
+          <w:szCs w:val="28"/>
+        </w:rPr>
+        <w:t>be</w:t>
+      </w:r>
+      <w:proofErr w:type="spellEnd"/>
+      <w:r>
+        <w:rPr>
+          <w:rFonts w:ascii="Times New Roman" w:hAnsi="Times New Roman" w:cs="Times New Roman"/>
+          <w:color w:val="000000"/>
+          <w:sz w:val="28"/>
+          <w:szCs w:val="28"/>
+        </w:rPr>
+        <w:t xml:space="preserve"> </w:t>
+      </w:r>
+      <w:proofErr w:type="spellStart"/>
+      <w:r>
+        <w:rPr>
+          <w:rFonts w:ascii="Times New Roman" w:hAnsi="Times New Roman" w:cs="Times New Roman"/>
+          <w:color w:val="000000"/>
+          <w:sz w:val="28"/>
+          <w:szCs w:val="28"/>
+        </w:rPr>
+        <w:t>an</w:t>
+      </w:r>
+      <w:proofErr w:type="spellEnd"/>
+      <w:r>
+        <w:rPr>
+          <w:rFonts w:ascii="Times New Roman" w:hAnsi="Times New Roman" w:cs="Times New Roman"/>
+          <w:color w:val="000000"/>
+          <w:sz w:val="28"/>
+          <w:szCs w:val="28"/>
+        </w:rPr>
+        <w:t xml:space="preserve"> </w:t>
+      </w:r>
+      <w:proofErr w:type="spellStart"/>
+      <w:r>
+        <w:rPr>
+          <w:rFonts w:ascii="Times New Roman" w:hAnsi="Times New Roman" w:cs="Times New Roman"/>
+          <w:color w:val="000000"/>
+          <w:sz w:val="28"/>
+          <w:szCs w:val="28"/>
+        </w:rPr>
+        <w:t>integer</w:t>
+      </w:r>
+      <w:proofErr w:type="spellEnd"/>
+      <w:r>
+        <w:rPr>
+          <w:rFonts w:ascii="Times New Roman" w:hAnsi="Times New Roman" w:cs="Times New Roman"/>
+          <w:color w:val="000000"/>
+          <w:sz w:val="28"/>
+          <w:szCs w:val="28"/>
+        </w:rPr>
+        <w:t>». Это соответствует ожидаемому результату — тест считается успешно пройденным.</w:t>
+      </w:r>
+    </w:p>
+    <w:p>
+      <w:pPr>
+        <w:pStyle w:val="a7"/>
+        <w:spacing w:line="360" w:lineRule="auto"/>
+        <w:ind w:firstLine="708"/>
+        <w:jc w:val="both"/>
+        <w:rPr>
+          <w:rFonts w:ascii="Times New Roman" w:hAnsi="Times New Roman" w:cs="Times New Roman"/>
+          <w:color w:val="000000"/>
+          <w:sz w:val="28"/>
+          <w:szCs w:val="28"/>
+        </w:rPr>
+      </w:pPr>
+      <w:r>
+        <w:rPr>
+          <w:rFonts w:ascii="Times New Roman" w:hAnsi="Times New Roman" w:cs="Times New Roman"/>
+          <w:color w:val="000000"/>
+          <w:sz w:val="28"/>
+          <w:szCs w:val="28"/>
+        </w:rPr>
+        <w:t xml:space="preserve">Во втором тесте параметр Name передаётся пустым, что приводит к ошибке 400 с сообщением: «Name </w:t>
+      </w:r>
+      <w:proofErr w:type="spellStart"/>
+      <w:r>
+        <w:rPr>
+          <w:rFonts w:ascii="Times New Roman" w:hAnsi="Times New Roman" w:cs="Times New Roman"/>
+          <w:color w:val="000000"/>
+          <w:sz w:val="28"/>
+          <w:szCs w:val="28"/>
+        </w:rPr>
+        <w:t>is</w:t>
+      </w:r>
+      <w:proofErr w:type="spellEnd"/>
+      <w:r>
+        <w:rPr>
+          <w:rFonts w:ascii="Times New Roman" w:hAnsi="Times New Roman" w:cs="Times New Roman"/>
+          <w:color w:val="000000"/>
+          <w:sz w:val="28"/>
+          <w:szCs w:val="28"/>
+        </w:rPr>
+        <w:t xml:space="preserve"> </w:t>
+      </w:r>
+      <w:proofErr w:type="spellStart"/>
+      <w:r>
+        <w:rPr>
+          <w:rFonts w:ascii="Times New Roman" w:hAnsi="Times New Roman" w:cs="Times New Roman"/>
+          <w:color w:val="000000"/>
+          <w:sz w:val="28"/>
+          <w:szCs w:val="28"/>
+        </w:rPr>
+        <w:t>required</w:t>
+      </w:r>
+      <w:proofErr w:type="spellEnd"/>
+      <w:r>
+        <w:rPr>
+          <w:rFonts w:ascii="Times New Roman" w:hAnsi="Times New Roman" w:cs="Times New Roman"/>
+          <w:color w:val="000000"/>
+          <w:sz w:val="28"/>
+          <w:szCs w:val="28"/>
+        </w:rPr>
+        <w:t>». Сервер ожидает значение, соответствующее фамилии. Результат соответствует ожиданиям — тест пройден успешно.</w:t>
+      </w:r>
+    </w:p>
+    <w:p>
+      <w:pPr>
+        <w:pStyle w:val="a7"/>
+        <w:spacing w:line="360" w:lineRule="auto"/>
+        <w:ind w:firstLine="708"/>
+        <w:jc w:val="both"/>
+        <w:rPr>
+          <w:rFonts w:ascii="Times New Roman" w:hAnsi="Times New Roman" w:cs="Times New Roman"/>
+          <w:color w:val="000000"/>
+          <w:sz w:val="28"/>
+          <w:szCs w:val="28"/>
+        </w:rPr>
+      </w:pPr>
+      <w:r>
+        <w:rPr>
+          <w:rFonts w:ascii="Times New Roman" w:hAnsi="Times New Roman" w:cs="Times New Roman"/>
+          <w:color w:val="000000"/>
+          <w:sz w:val="28"/>
+          <w:szCs w:val="28"/>
+        </w:rPr>
+        <w:t xml:space="preserve">В третьем тесте в параметре Password передаётся пустое значение, что вызывает ошибку 400 с сообщением: «Password </w:t>
+      </w:r>
+      <w:proofErr w:type="spellStart"/>
+      <w:r>
+        <w:rPr>
+          <w:rFonts w:ascii="Times New Roman" w:hAnsi="Times New Roman" w:cs="Times New Roman"/>
+          <w:color w:val="000000"/>
+          <w:sz w:val="28"/>
+          <w:szCs w:val="28"/>
+        </w:rPr>
+        <w:t>cannot</w:t>
+      </w:r>
+      <w:proofErr w:type="spellEnd"/>
+      <w:r>
+        <w:rPr>
+          <w:rFonts w:ascii="Times New Roman" w:hAnsi="Times New Roman" w:cs="Times New Roman"/>
+          <w:color w:val="000000"/>
+          <w:sz w:val="28"/>
+          <w:szCs w:val="28"/>
+        </w:rPr>
+        <w:t xml:space="preserve"> </w:t>
+      </w:r>
+      <w:proofErr w:type="spellStart"/>
+      <w:r>
+        <w:rPr>
+          <w:rFonts w:ascii="Times New Roman" w:hAnsi="Times New Roman" w:cs="Times New Roman"/>
+          <w:color w:val="000000"/>
+          <w:sz w:val="28"/>
+          <w:szCs w:val="28"/>
+        </w:rPr>
+        <w:t>be</w:t>
+      </w:r>
+      <w:proofErr w:type="spellEnd"/>
+      <w:r>
+        <w:rPr>
+          <w:rFonts w:ascii="Times New Roman" w:hAnsi="Times New Roman" w:cs="Times New Roman"/>
+          <w:color w:val="000000"/>
+          <w:sz w:val="28"/>
+          <w:szCs w:val="28"/>
+        </w:rPr>
+        <w:t xml:space="preserve"> </w:t>
+      </w:r>
+      <w:proofErr w:type="spellStart"/>
+      <w:r>
+        <w:rPr>
+          <w:rFonts w:ascii="Times New Roman" w:hAnsi="Times New Roman" w:cs="Times New Roman"/>
+          <w:color w:val="000000"/>
+          <w:sz w:val="28"/>
+          <w:szCs w:val="28"/>
+        </w:rPr>
+        <w:t>empty</w:t>
+      </w:r>
+      <w:proofErr w:type="spellEnd"/>
+      <w:r>
+        <w:rPr>
+          <w:rFonts w:ascii="Times New Roman" w:hAnsi="Times New Roman" w:cs="Times New Roman"/>
+          <w:color w:val="000000"/>
+          <w:sz w:val="28"/>
+          <w:szCs w:val="28"/>
+        </w:rPr>
+        <w:t>». Сервер ожидает непустое значение пароля. Ошибка предсказуема — тест выполнен корректно.</w:t>
+      </w:r>
+    </w:p>
+    <w:p>
+      <w:pPr>
+        <w:pStyle w:val="a7"/>
+        <w:spacing w:line="360" w:lineRule="auto"/>
+        <w:ind w:firstLine="708"/>
+        <w:jc w:val="both"/>
+        <w:rPr>
+          <w:rFonts w:ascii="Times New Roman" w:hAnsi="Times New Roman" w:cs="Times New Roman"/>
+          <w:color w:val="000000"/>
+          <w:sz w:val="28"/>
+          <w:szCs w:val="28"/>
+        </w:rPr>
+      </w:pPr>
+      <w:r>
+        <w:rPr>
+          <w:rFonts w:ascii="Times New Roman" w:hAnsi="Times New Roman" w:cs="Times New Roman"/>
+          <w:color w:val="000000"/>
+          <w:sz w:val="28"/>
+          <w:szCs w:val="28"/>
+        </w:rPr>
+        <w:t xml:space="preserve">В четвёртом тесте все параметры указаны корректно. Сервер возвращает код 200 и сообщение: «User </w:t>
+      </w:r>
+      <w:proofErr w:type="spellStart"/>
+      <w:r>
+        <w:rPr>
+          <w:rFonts w:ascii="Times New Roman" w:hAnsi="Times New Roman" w:cs="Times New Roman"/>
+          <w:color w:val="000000"/>
+          <w:sz w:val="28"/>
+          <w:szCs w:val="28"/>
+        </w:rPr>
+        <w:t>added</w:t>
+      </w:r>
+      <w:proofErr w:type="spellEnd"/>
+      <w:r>
+        <w:rPr>
+          <w:rFonts w:ascii="Times New Roman" w:hAnsi="Times New Roman" w:cs="Times New Roman"/>
+          <w:color w:val="000000"/>
+          <w:sz w:val="28"/>
+          <w:szCs w:val="28"/>
+        </w:rPr>
+        <w:t xml:space="preserve"> </w:t>
+      </w:r>
+      <w:proofErr w:type="spellStart"/>
+      <w:r>
+        <w:rPr>
+          <w:rFonts w:ascii="Times New Roman" w:hAnsi="Times New Roman" w:cs="Times New Roman"/>
+          <w:color w:val="000000"/>
+          <w:sz w:val="28"/>
+          <w:szCs w:val="28"/>
+        </w:rPr>
+        <w:t>successful</w:t>
+      </w:r>
+      <w:proofErr w:type="spellEnd"/>
+      <w:r>
+        <w:rPr>
+          <w:rFonts w:ascii="Times New Roman" w:hAnsi="Times New Roman" w:cs="Times New Roman"/>
+          <w:color w:val="000000"/>
+          <w:sz w:val="28"/>
+          <w:szCs w:val="28"/>
+        </w:rPr>
+        <w:t>», что подтверждает успешное добавление пользователя. Тест завершён успешно.</w:t>
+      </w:r>
+    </w:p>
+    <w:p>
+      <w:pPr>
+        <w:spacing w:line="360" w:lineRule="auto"/>
+        <w:jc w:val="both"/>
+        <w:rPr>
+          <w:rFonts w:ascii="Times New Roman" w:hAnsi="Times New Roman" w:cs="Times New Roman"/>
+          <w:sz w:val="28"/>
+          <w:szCs w:val="28"/>
+        </w:rPr>
+      </w:pPr>
+    </w:p>
+    <w:p>
+      <w:pPr>
+        <w:spacing w:line="360" w:lineRule="auto"/>
+        <w:jc w:val="both"/>
+        <w:rPr>
+          <w:rFonts w:ascii="Times New Roman" w:hAnsi="Times New Roman" w:cs="Times New Roman"/>
+          <w:sz w:val="28"/>
+          <w:szCs w:val="28"/>
+        </w:rPr>
+      </w:pPr>
+    </w:p>
+    <w:p>
+      <w:pPr>
+        <w:keepNext/>
+        <w:spacing w:after="0" w:line="360" w:lineRule="auto"/>
+        <w:jc w:val="center"/>
+      </w:pPr>
+      <w:r>
+        <w:rPr>
+          <w:noProof/>
+        </w:rPr>
+        <w:lastRenderedPageBreak/>
+        <w:drawing>
+          <wp:inline distT="0" distB="0" distL="0" distR="0" wp14:anchorId="1FC3DA72" wp14:editId="58E94601">
+            <wp:extent cx="6318250" cy="2412903"/>
+            <wp:effectExtent l="0" t="0" r="6350" b="6985"/>
+            <wp:docPr id="690502185" name="Рисунок 1"/>
+            <wp:cNvGraphicFramePr>
+              <a:graphicFrameLocks xmlns:a="http://schemas.openxmlformats.org/drawingml/2006/main" noChangeAspect="1"/>
+            </wp:cNvGraphicFramePr>
+            <a:graphic xmlns:a="http://schemas.openxmlformats.org/drawingml/2006/main">
+              <a:graphicData uri="http://schemas.openxmlformats.org/drawingml/2006/picture">
+                <pic:pic xmlns:pic="http://schemas.openxmlformats.org/drawingml/2006/picture">
+                  <pic:nvPicPr>
+                    <pic:cNvPr id="0" name="Picture 1"/>
+                    <pic:cNvPicPr>
+                      <a:picLocks noChangeAspect="1" noChangeArrowheads="1"/>
+                    </pic:cNvPicPr>
+                  </pic:nvPicPr>
+                  <pic:blipFill rotWithShape="1">
+                    <a:blip r:embed="rId14" cstate="print">
+                      <a:extLst>
+                        <a:ext uri="{28A0092B-C50C-407E-A947-70E740481C1C}">
+                          <a14:useLocalDpi xmlns:a14="http://schemas.microsoft.com/office/drawing/2010/main" val="0"/>
+                        </a:ext>
+                      </a:extLst>
+                    </a:blip>
+                    <a:srcRect r="14908"/>
+                    <a:stretch/>
+                  </pic:blipFill>
+                  <pic:spPr bwMode="auto">
+                    <a:xfrm>
+                      <a:off x="0" y="0"/>
+                      <a:ext cx="6359113" cy="2428508"/>
+                    </a:xfrm>
+                    <a:prstGeom prst="rect">
+                      <a:avLst/>
+                    </a:prstGeom>
+                    <a:noFill/>
+                    <a:ln>
+                      <a:noFill/>
+                    </a:ln>
+                    <a:extLst>
+                      <a:ext uri="{53640926-AAD7-44D8-BBD7-CCE9431645EC}">
+                        <a14:shadowObscured xmlns:a14="http://schemas.microsoft.com/office/drawing/2010/main"/>
+                      </a:ext>
+                    </a:extLst>
+                  </pic:spPr>
+                </pic:pic>
+              </a:graphicData>
+            </a:graphic>
+          </wp:inline>
+        </w:drawing>
+      </w:r>
+    </w:p>
+    <w:p>
+      <w:pPr>
+        <w:pStyle w:val="ac"/>
+        <w:jc w:val="center"/>
+        <w:rPr>
+          <w:rFonts w:ascii="Times New Roman" w:hAnsi="Times New Roman" w:cs="Times New Roman"/>
+          <w:i w:val="0"/>
+          <w:color w:val="auto"/>
+          <w:sz w:val="28"/>
+        </w:rPr>
+      </w:pPr>
+      <w:r>
+        <w:rPr>
+          <w:rFonts w:ascii="Times New Roman" w:hAnsi="Times New Roman" w:cs="Times New Roman"/>
+          <w:i w:val="0"/>
+          <w:color w:val="auto"/>
+          <w:sz w:val="28"/>
+        </w:rPr>
+        <w:t xml:space="preserve">Рисунок  </w:t>
+      </w:r>
+      <w:r>
+        <w:rPr>
+          <w:rFonts w:ascii="Times New Roman" w:hAnsi="Times New Roman" w:cs="Times New Roman"/>
+          <w:i w:val="0"/>
+          <w:color w:val="auto"/>
+          <w:sz w:val="28"/>
+        </w:rPr>
+        <w:fldChar w:fldCharType="begin"/>
+      </w:r>
+      <w:r>
+        <w:rPr>
+          <w:rFonts w:ascii="Times New Roman" w:hAnsi="Times New Roman" w:cs="Times New Roman"/>
+          <w:i w:val="0"/>
+          <w:color w:val="auto"/>
+          <w:sz w:val="28"/>
+        </w:rPr>
+        <w:instrText xml:space="preserve"> SEQ Рисунок_ \* ARABIC </w:instrText>
+      </w:r>
+      <w:r>
+        <w:rPr>
+          <w:rFonts w:ascii="Times New Roman" w:hAnsi="Times New Roman" w:cs="Times New Roman"/>
+          <w:i w:val="0"/>
+          <w:color w:val="auto"/>
+          <w:sz w:val="28"/>
+        </w:rPr>
+        <w:fldChar w:fldCharType="separate"/>
+      </w:r>
+      <w:r>
+        <w:rPr>
+          <w:rFonts w:ascii="Times New Roman" w:hAnsi="Times New Roman" w:cs="Times New Roman"/>
+          <w:i w:val="0"/>
+          <w:noProof/>
+          <w:color w:val="auto"/>
+          <w:sz w:val="28"/>
+        </w:rPr>
+        <w:t>9</w:t>
+      </w:r>
+      <w:r>
+        <w:rPr>
+          <w:rFonts w:ascii="Times New Roman" w:hAnsi="Times New Roman" w:cs="Times New Roman"/>
+          <w:i w:val="0"/>
+          <w:color w:val="auto"/>
+          <w:sz w:val="28"/>
+        </w:rPr>
+        <w:fldChar w:fldCharType="end"/>
+      </w:r>
+      <w:r>
+        <w:rPr>
+          <w:rFonts w:ascii="Times New Roman" w:hAnsi="Times New Roman" w:cs="Times New Roman"/>
+          <w:i w:val="0"/>
+          <w:color w:val="auto"/>
+          <w:sz w:val="28"/>
+        </w:rPr>
+        <w:t xml:space="preserve"> - </w:t>
+      </w:r>
+      <w:r>
+        <w:rPr>
+          <w:rFonts w:ascii="Times New Roman" w:hAnsi="Times New Roman" w:cs="Times New Roman"/>
+          <w:i w:val="0"/>
+          <w:color w:val="auto"/>
+          <w:sz w:val="28"/>
+          <w:lang w:val="en-US"/>
+        </w:rPr>
+        <w:t>Unit</w:t>
+      </w:r>
+      <w:r>
+        <w:rPr>
+          <w:rFonts w:ascii="Times New Roman" w:hAnsi="Times New Roman" w:cs="Times New Roman"/>
+          <w:i w:val="0"/>
+          <w:color w:val="auto"/>
+          <w:sz w:val="28"/>
+        </w:rPr>
+        <w:t xml:space="preserve"> </w:t>
+      </w:r>
+      <w:r>
+        <w:rPr>
+          <w:rFonts w:ascii="Times New Roman" w:hAnsi="Times New Roman" w:cs="Times New Roman"/>
+          <w:i w:val="0"/>
+          <w:color w:val="auto"/>
+          <w:sz w:val="28"/>
+          <w:lang w:val="en-US"/>
+        </w:rPr>
+        <w:t>test</w:t>
+      </w:r>
+      <w:r>
+        <w:rPr>
+          <w:rFonts w:ascii="Times New Roman" w:hAnsi="Times New Roman" w:cs="Times New Roman"/>
+          <w:i w:val="0"/>
+          <w:color w:val="auto"/>
+          <w:sz w:val="28"/>
+        </w:rPr>
+        <w:t xml:space="preserve"> для добавления пользователя</w:t>
+      </w:r>
+    </w:p>
+    <w:p>
+      <w:pPr>
+        <w:spacing w:line="360" w:lineRule="auto"/>
+        <w:ind w:firstLine="708"/>
+        <w:jc w:val="both"/>
+        <w:rPr>
+          <w:rFonts w:ascii="Times New Roman" w:hAnsi="Times New Roman" w:cs="Times New Roman"/>
           <w:color w:val="FF0000"/>
+          <w:sz w:val="28"/>
+          <w:szCs w:val="28"/>
+        </w:rPr>
+      </w:pPr>
+      <w:r>
+        <w:rPr>
+          <w:rFonts w:ascii="Times New Roman" w:hAnsi="Times New Roman" w:cs="Times New Roman"/>
+          <w:sz w:val="28"/>
+          <w:szCs w:val="28"/>
+        </w:rPr>
+        <w:t>Перейдём</w:t>
+      </w:r>
+      <w:r>
+        <w:rPr>
+          <w:rFonts w:ascii="Times New Roman" w:hAnsi="Times New Roman" w:cs="Times New Roman"/>
+          <w:sz w:val="28"/>
+          <w:szCs w:val="28"/>
+        </w:rPr>
+        <w:t xml:space="preserve"> </w:t>
+      </w:r>
+      <w:r>
+        <w:rPr>
+          <w:rFonts w:ascii="Times New Roman" w:hAnsi="Times New Roman" w:cs="Times New Roman"/>
+          <w:sz w:val="28"/>
+          <w:szCs w:val="28"/>
+        </w:rPr>
+        <w:t>к</w:t>
+      </w:r>
+      <w:r>
+        <w:rPr>
+          <w:rFonts w:ascii="Times New Roman" w:hAnsi="Times New Roman" w:cs="Times New Roman"/>
+          <w:sz w:val="28"/>
+          <w:szCs w:val="28"/>
+        </w:rPr>
+        <w:t xml:space="preserve"> </w:t>
+      </w:r>
+      <w:r>
+        <w:rPr>
+          <w:rFonts w:ascii="Times New Roman" w:hAnsi="Times New Roman" w:cs="Times New Roman"/>
+          <w:sz w:val="28"/>
+          <w:szCs w:val="28"/>
           <w:lang w:val="en-US"/>
         </w:rPr>
-        <w:t>dfgsdfgsdfgsd</w:t>
+        <w:t>unit</w:t>
+      </w:r>
+      <w:r>
+        <w:rPr>
+          <w:rFonts w:ascii="Times New Roman" w:hAnsi="Times New Roman" w:cs="Times New Roman"/>
+          <w:sz w:val="28"/>
+          <w:szCs w:val="28"/>
+        </w:rPr>
+        <w:t xml:space="preserve"> </w:t>
+      </w:r>
+      <w:r>
+        <w:rPr>
+          <w:rFonts w:ascii="Times New Roman" w:hAnsi="Times New Roman" w:cs="Times New Roman"/>
+          <w:sz w:val="28"/>
+          <w:szCs w:val="28"/>
+          <w:lang w:val="en-US"/>
+        </w:rPr>
+        <w:t>test</w:t>
+      </w:r>
+      <w:r>
+        <w:rPr>
+          <w:rFonts w:ascii="Times New Roman" w:hAnsi="Times New Roman" w:cs="Times New Roman"/>
+          <w:sz w:val="28"/>
+          <w:szCs w:val="28"/>
+        </w:rPr>
+        <w:t xml:space="preserve"> </w:t>
+      </w:r>
+      <w:r>
+        <w:rPr>
+          <w:rFonts w:ascii="Times New Roman" w:hAnsi="Times New Roman" w:cs="Times New Roman"/>
+          <w:sz w:val="28"/>
+          <w:szCs w:val="28"/>
+        </w:rPr>
+        <w:t xml:space="preserve">для добавления лекции Рисунок 10, код представлен в приложении </w:t>
+      </w:r>
+      <w:r>
+        <w:rPr>
+          <w:rFonts w:ascii="Times New Roman" w:hAnsi="Times New Roman" w:cs="Times New Roman"/>
+          <w:color w:val="FF0000"/>
+          <w:sz w:val="28"/>
+          <w:szCs w:val="28"/>
+        </w:rPr>
+        <w:t>АА</w:t>
+      </w:r>
+      <w:r>
+        <w:rPr>
+          <w:rFonts w:ascii="Times New Roman" w:hAnsi="Times New Roman" w:cs="Times New Roman"/>
+          <w:color w:val="FF0000"/>
+          <w:sz w:val="28"/>
+          <w:szCs w:val="28"/>
+        </w:rPr>
+        <w:t xml:space="preserve">. </w:t>
+      </w:r>
+    </w:p>
+    <w:p>
+      <w:pPr>
+        <w:ind w:firstLine="708"/>
+        <w:rPr>
+          <w:rFonts w:ascii="Times New Roman" w:hAnsi="Times New Roman" w:cs="Times New Roman"/>
+          <w:color w:val="000000" w:themeColor="text1"/>
+          <w:sz w:val="28"/>
+          <w:szCs w:val="28"/>
+        </w:rPr>
+      </w:pPr>
+      <w:r>
+        <w:rPr>
+          <w:rFonts w:ascii="Times New Roman" w:hAnsi="Times New Roman" w:cs="Times New Roman"/>
+          <w:color w:val="000000" w:themeColor="text1"/>
+          <w:sz w:val="28"/>
+          <w:szCs w:val="28"/>
+        </w:rPr>
+        <w:t>Для корректного выполнения запроса необходимо заполнить следующие поля</w:t>
+      </w:r>
+    </w:p>
+    <w:p>
+      <w:pPr>
+        <w:pStyle w:val="a7"/>
+        <w:numPr>
+          <w:ilvl w:val="0"/>
+          <w:numId w:val="168"/>
+        </w:numPr>
+        <w:spacing w:line="360" w:lineRule="auto"/>
+        <w:ind w:left="0" w:firstLine="709"/>
+        <w:jc w:val="both"/>
+        <w:rPr>
+          <w:rFonts w:ascii="Times New Roman" w:hAnsi="Times New Roman" w:cs="Times New Roman"/>
+          <w:color w:val="000000" w:themeColor="text1"/>
+          <w:sz w:val="28"/>
+          <w:szCs w:val="28"/>
+        </w:rPr>
+      </w:pPr>
+      <w:r>
+        <w:rPr>
+          <w:rFonts w:ascii="Times New Roman" w:hAnsi="Times New Roman" w:cs="Times New Roman"/>
+          <w:color w:val="000000" w:themeColor="text1"/>
+          <w:sz w:val="28"/>
+          <w:szCs w:val="28"/>
+        </w:rPr>
+        <w:t>N</w:t>
+      </w:r>
+      <w:r>
+        <w:rPr>
+          <w:rFonts w:ascii="Times New Roman" w:hAnsi="Times New Roman" w:cs="Times New Roman"/>
+          <w:color w:val="000000" w:themeColor="text1"/>
+          <w:sz w:val="28"/>
+          <w:szCs w:val="28"/>
+        </w:rPr>
+        <w:t>ame</w:t>
+      </w:r>
+      <w:r>
+        <w:rPr>
+          <w:rFonts w:ascii="Times New Roman" w:hAnsi="Times New Roman" w:cs="Times New Roman"/>
+          <w:color w:val="000000" w:themeColor="text1"/>
+          <w:sz w:val="28"/>
+          <w:szCs w:val="28"/>
+        </w:rPr>
+        <w:t xml:space="preserve"> (тип данных строка)</w:t>
+      </w:r>
+    </w:p>
+    <w:p>
+      <w:pPr>
+        <w:pStyle w:val="a7"/>
+        <w:numPr>
+          <w:ilvl w:val="0"/>
+          <w:numId w:val="168"/>
+        </w:numPr>
+        <w:spacing w:line="360" w:lineRule="auto"/>
+        <w:ind w:left="0" w:firstLine="709"/>
+        <w:jc w:val="both"/>
+        <w:rPr>
+          <w:rFonts w:ascii="Times New Roman" w:hAnsi="Times New Roman" w:cs="Times New Roman"/>
+          <w:color w:val="000000" w:themeColor="text1"/>
+          <w:sz w:val="28"/>
+          <w:szCs w:val="28"/>
+        </w:rPr>
+      </w:pPr>
+      <w:proofErr w:type="spellStart"/>
+      <w:r>
+        <w:rPr>
+          <w:rFonts w:ascii="Times New Roman" w:hAnsi="Times New Roman" w:cs="Times New Roman"/>
+          <w:color w:val="000000" w:themeColor="text1"/>
+          <w:sz w:val="28"/>
+          <w:szCs w:val="28"/>
+        </w:rPr>
+        <w:t>object_id</w:t>
       </w:r>
       <w:proofErr w:type="spellEnd"/>
-    </w:p>
-    <w:p>
-      <w:pPr>
+      <w:r>
+        <w:rPr>
+          <w:rFonts w:ascii="Times New Roman" w:hAnsi="Times New Roman" w:cs="Times New Roman"/>
+          <w:color w:val="000000" w:themeColor="text1"/>
+          <w:sz w:val="28"/>
+          <w:szCs w:val="28"/>
+        </w:rPr>
+        <w:t xml:space="preserve"> (тип данных число)</w:t>
+      </w:r>
+    </w:p>
+    <w:p>
+      <w:pPr>
+        <w:pStyle w:val="a7"/>
+        <w:numPr>
+          <w:ilvl w:val="0"/>
+          <w:numId w:val="168"/>
+        </w:numPr>
         <w:spacing w:line="360" w:lineRule="auto"/>
+        <w:ind w:left="0" w:firstLine="709"/>
+        <w:jc w:val="both"/>
+        <w:rPr>
+          <w:rFonts w:ascii="Times New Roman" w:hAnsi="Times New Roman" w:cs="Times New Roman"/>
+          <w:color w:val="000000" w:themeColor="text1"/>
+          <w:sz w:val="28"/>
+          <w:szCs w:val="28"/>
+          <w:lang w:val="en-US"/>
+        </w:rPr>
+      </w:pPr>
+      <w:proofErr w:type="spellStart"/>
+      <w:r>
+        <w:rPr>
+          <w:rFonts w:ascii="Times New Roman" w:hAnsi="Times New Roman" w:cs="Times New Roman"/>
+          <w:color w:val="000000" w:themeColor="text1"/>
+          <w:sz w:val="28"/>
+          <w:szCs w:val="28"/>
+          <w:lang w:val="en-US"/>
+        </w:rPr>
+        <w:t>file_pdf</w:t>
+      </w:r>
+      <w:proofErr w:type="spellEnd"/>
+      <w:r>
+        <w:rPr>
+          <w:rFonts w:ascii="Times New Roman" w:hAnsi="Times New Roman" w:cs="Times New Roman"/>
+          <w:color w:val="000000" w:themeColor="text1"/>
+          <w:sz w:val="28"/>
+          <w:szCs w:val="28"/>
+          <w:lang w:val="en-US"/>
+        </w:rPr>
+        <w:t xml:space="preserve"> (</w:t>
+      </w:r>
+      <w:r>
+        <w:rPr>
+          <w:rFonts w:ascii="Times New Roman" w:hAnsi="Times New Roman" w:cs="Times New Roman"/>
+          <w:color w:val="000000" w:themeColor="text1"/>
+          <w:sz w:val="28"/>
+          <w:szCs w:val="28"/>
+        </w:rPr>
+        <w:t>тип</w:t>
+      </w:r>
+      <w:r>
+        <w:rPr>
+          <w:rFonts w:ascii="Times New Roman" w:hAnsi="Times New Roman" w:cs="Times New Roman"/>
+          <w:color w:val="000000" w:themeColor="text1"/>
+          <w:sz w:val="28"/>
+          <w:szCs w:val="28"/>
+          <w:lang w:val="en-US"/>
+        </w:rPr>
+        <w:t xml:space="preserve"> </w:t>
+      </w:r>
+      <w:r>
+        <w:rPr>
+          <w:rFonts w:ascii="Times New Roman" w:hAnsi="Times New Roman" w:cs="Times New Roman"/>
+          <w:color w:val="000000" w:themeColor="text1"/>
+          <w:sz w:val="28"/>
+          <w:szCs w:val="28"/>
+        </w:rPr>
+        <w:t>данных</w:t>
+      </w:r>
+      <w:r>
+        <w:rPr>
+          <w:rFonts w:ascii="Times New Roman" w:hAnsi="Times New Roman" w:cs="Times New Roman"/>
+          <w:color w:val="000000" w:themeColor="text1"/>
+          <w:sz w:val="28"/>
+          <w:szCs w:val="28"/>
+          <w:lang w:val="en-US"/>
+        </w:rPr>
+        <w:t xml:space="preserve"> base64)</w:t>
+      </w:r>
+    </w:p>
+    <w:p>
+      <w:pPr>
+        <w:pStyle w:val="a7"/>
+        <w:numPr>
+          <w:ilvl w:val="0"/>
+          <w:numId w:val="168"/>
+        </w:numPr>
+        <w:spacing w:line="360" w:lineRule="auto"/>
+        <w:ind w:left="0" w:firstLine="709"/>
+        <w:jc w:val="both"/>
+        <w:rPr>
+          <w:rFonts w:ascii="Times New Roman" w:hAnsi="Times New Roman" w:cs="Times New Roman"/>
+          <w:color w:val="000000" w:themeColor="text1"/>
+          <w:sz w:val="28"/>
+          <w:szCs w:val="28"/>
+        </w:rPr>
+      </w:pPr>
+      <w:r>
+        <w:rPr>
+          <w:rFonts w:ascii="Times New Roman" w:hAnsi="Times New Roman" w:cs="Times New Roman"/>
+          <w:color w:val="000000" w:themeColor="text1"/>
+          <w:sz w:val="28"/>
+          <w:szCs w:val="28"/>
+          <w:lang w:val="en-US"/>
+        </w:rPr>
+        <w:t>course</w:t>
+      </w:r>
+      <w:r>
+        <w:rPr>
+          <w:rFonts w:ascii="Times New Roman" w:hAnsi="Times New Roman" w:cs="Times New Roman"/>
+          <w:color w:val="000000" w:themeColor="text1"/>
+          <w:sz w:val="28"/>
+          <w:szCs w:val="28"/>
+        </w:rPr>
+        <w:t xml:space="preserve"> (тип данных число)</w:t>
+      </w:r>
+    </w:p>
+    <w:p>
+      <w:pPr>
+        <w:pStyle w:val="a7"/>
+        <w:numPr>
+          <w:ilvl w:val="0"/>
+          <w:numId w:val="168"/>
+        </w:numPr>
+        <w:spacing w:line="360" w:lineRule="auto"/>
+        <w:ind w:left="0" w:firstLine="709"/>
+        <w:jc w:val="both"/>
+        <w:rPr>
+          <w:rFonts w:ascii="Times New Roman" w:hAnsi="Times New Roman" w:cs="Times New Roman"/>
+          <w:color w:val="000000" w:themeColor="text1"/>
+          <w:sz w:val="28"/>
+          <w:szCs w:val="28"/>
+        </w:rPr>
+      </w:pPr>
+      <w:r>
+        <w:rPr>
+          <w:rFonts w:ascii="Times New Roman" w:hAnsi="Times New Roman" w:cs="Times New Roman"/>
+          <w:color w:val="000000" w:themeColor="text1"/>
+          <w:sz w:val="28"/>
+          <w:szCs w:val="28"/>
+          <w:lang w:val="en-US"/>
+        </w:rPr>
+        <w:t>user</w:t>
+      </w:r>
+      <w:r>
+        <w:rPr>
+          <w:rFonts w:ascii="Times New Roman" w:hAnsi="Times New Roman" w:cs="Times New Roman"/>
+          <w:color w:val="000000" w:themeColor="text1"/>
+          <w:sz w:val="28"/>
+          <w:szCs w:val="28"/>
+        </w:rPr>
+        <w:t>_</w:t>
+      </w:r>
+      <w:r>
+        <w:rPr>
+          <w:rFonts w:ascii="Times New Roman" w:hAnsi="Times New Roman" w:cs="Times New Roman"/>
+          <w:color w:val="000000" w:themeColor="text1"/>
+          <w:sz w:val="28"/>
+          <w:szCs w:val="28"/>
+          <w:lang w:val="en-US"/>
+        </w:rPr>
+        <w:t>id</w:t>
+      </w:r>
+      <w:r>
+        <w:rPr>
+          <w:rFonts w:ascii="Times New Roman" w:hAnsi="Times New Roman" w:cs="Times New Roman"/>
+          <w:color w:val="000000" w:themeColor="text1"/>
+          <w:sz w:val="28"/>
+          <w:szCs w:val="28"/>
+        </w:rPr>
+        <w:t xml:space="preserve"> (тип данных число)</w:t>
+      </w:r>
+    </w:p>
+    <w:p>
+      <w:pPr>
+        <w:pStyle w:val="a7"/>
+        <w:numPr>
+          <w:ilvl w:val="0"/>
+          <w:numId w:val="168"/>
+        </w:numPr>
+        <w:spacing w:line="360" w:lineRule="auto"/>
+        <w:ind w:left="0" w:firstLine="709"/>
+        <w:jc w:val="both"/>
+        <w:rPr>
+          <w:rFonts w:ascii="Times New Roman" w:hAnsi="Times New Roman" w:cs="Times New Roman"/>
+          <w:color w:val="000000" w:themeColor="text1"/>
+          <w:sz w:val="28"/>
+          <w:szCs w:val="28"/>
+        </w:rPr>
+      </w:pPr>
+      <w:r>
+        <w:rPr>
+          <w:rFonts w:ascii="Times New Roman" w:hAnsi="Times New Roman" w:cs="Times New Roman"/>
+          <w:color w:val="000000" w:themeColor="text1"/>
+          <w:sz w:val="28"/>
+          <w:szCs w:val="28"/>
+          <w:lang w:val="en-US"/>
+        </w:rPr>
+        <w:t>count</w:t>
+      </w:r>
+      <w:r>
+        <w:rPr>
+          <w:rFonts w:ascii="Times New Roman" w:hAnsi="Times New Roman" w:cs="Times New Roman"/>
+          <w:color w:val="000000" w:themeColor="text1"/>
+          <w:sz w:val="28"/>
+          <w:szCs w:val="28"/>
+        </w:rPr>
+        <w:t>_</w:t>
+      </w:r>
+      <w:r>
+        <w:rPr>
+          <w:rFonts w:ascii="Times New Roman" w:hAnsi="Times New Roman" w:cs="Times New Roman"/>
+          <w:color w:val="000000" w:themeColor="text1"/>
+          <w:sz w:val="28"/>
+          <w:szCs w:val="28"/>
+          <w:lang w:val="en-US"/>
+        </w:rPr>
+        <w:t>view</w:t>
+      </w:r>
+      <w:r>
+        <w:rPr>
+          <w:rFonts w:ascii="Times New Roman" w:hAnsi="Times New Roman" w:cs="Times New Roman"/>
+          <w:color w:val="000000" w:themeColor="text1"/>
+          <w:sz w:val="28"/>
+          <w:szCs w:val="28"/>
+        </w:rPr>
+        <w:t xml:space="preserve"> (тип данных число, по умолчанию 0)</w:t>
+      </w:r>
+    </w:p>
+    <w:p>
+      <w:pPr>
+        <w:ind w:firstLine="708"/>
+        <w:jc w:val="both"/>
+        <w:rPr>
+          <w:rFonts w:ascii="Times New Roman" w:hAnsi="Times New Roman" w:cs="Times New Roman"/>
+          <w:sz w:val="28"/>
+          <w:szCs w:val="28"/>
+        </w:rPr>
+      </w:pPr>
+      <w:r>
+        <w:rPr>
+          <w:rFonts w:ascii="Times New Roman" w:hAnsi="Times New Roman" w:cs="Times New Roman"/>
+          <w:sz w:val="28"/>
+          <w:szCs w:val="28"/>
+        </w:rPr>
+        <w:t xml:space="preserve">На </w:t>
+      </w:r>
+      <w:r>
+        <w:rPr>
+          <w:rFonts w:ascii="Times New Roman" w:hAnsi="Times New Roman" w:cs="Times New Roman"/>
+          <w:sz w:val="28"/>
+          <w:szCs w:val="28"/>
+        </w:rPr>
+        <w:t>Рисунке 10</w:t>
+      </w:r>
+      <w:r>
+        <w:rPr>
+          <w:rFonts w:ascii="Times New Roman" w:hAnsi="Times New Roman" w:cs="Times New Roman"/>
+          <w:sz w:val="28"/>
+          <w:szCs w:val="28"/>
+        </w:rPr>
+        <w:t xml:space="preserve"> видно, что было выполнено 5 тестов, и все они прошли успешно. Первый тест проверяет успешное добавление лекции и получает ответ 200 с сообщением "</w:t>
+      </w:r>
+      <w:proofErr w:type="spellStart"/>
+      <w:r>
+        <w:rPr>
+          <w:rFonts w:ascii="Times New Roman" w:hAnsi="Times New Roman" w:cs="Times New Roman"/>
+          <w:sz w:val="28"/>
+          <w:szCs w:val="28"/>
+        </w:rPr>
+        <w:t>Lecture</w:t>
+      </w:r>
+      <w:proofErr w:type="spellEnd"/>
+      <w:r>
+        <w:rPr>
+          <w:rFonts w:ascii="Times New Roman" w:hAnsi="Times New Roman" w:cs="Times New Roman"/>
+          <w:sz w:val="28"/>
+          <w:szCs w:val="28"/>
+        </w:rPr>
+        <w:t xml:space="preserve"> </w:t>
+      </w:r>
+      <w:proofErr w:type="spellStart"/>
+      <w:r>
+        <w:rPr>
+          <w:rFonts w:ascii="Times New Roman" w:hAnsi="Times New Roman" w:cs="Times New Roman"/>
+          <w:sz w:val="28"/>
+          <w:szCs w:val="28"/>
+        </w:rPr>
+        <w:t>added</w:t>
+      </w:r>
+      <w:proofErr w:type="spellEnd"/>
+      <w:r>
+        <w:rPr>
+          <w:rFonts w:ascii="Times New Roman" w:hAnsi="Times New Roman" w:cs="Times New Roman"/>
+          <w:sz w:val="28"/>
+          <w:szCs w:val="28"/>
+        </w:rPr>
+        <w:t xml:space="preserve"> </w:t>
+      </w:r>
+      <w:proofErr w:type="spellStart"/>
+      <w:r>
+        <w:rPr>
+          <w:rFonts w:ascii="Times New Roman" w:hAnsi="Times New Roman" w:cs="Times New Roman"/>
+          <w:sz w:val="28"/>
+          <w:szCs w:val="28"/>
+        </w:rPr>
+        <w:t>successfully</w:t>
+      </w:r>
+      <w:proofErr w:type="spellEnd"/>
+      <w:r>
+        <w:rPr>
+          <w:rFonts w:ascii="Times New Roman" w:hAnsi="Times New Roman" w:cs="Times New Roman"/>
+          <w:sz w:val="28"/>
+          <w:szCs w:val="28"/>
+        </w:rPr>
+        <w:t>". Второй тест проверяет обработку недопустимого base64-кода для PDF и возвращает ошибку 400 с сообщением "</w:t>
+      </w:r>
+      <w:proofErr w:type="spellStart"/>
+      <w:r>
+        <w:rPr>
+          <w:rFonts w:ascii="Times New Roman" w:hAnsi="Times New Roman" w:cs="Times New Roman"/>
+          <w:sz w:val="28"/>
+          <w:szCs w:val="28"/>
+        </w:rPr>
+        <w:t>Invalid</w:t>
+      </w:r>
+      <w:proofErr w:type="spellEnd"/>
+      <w:r>
+        <w:rPr>
+          <w:rFonts w:ascii="Times New Roman" w:hAnsi="Times New Roman" w:cs="Times New Roman"/>
+          <w:sz w:val="28"/>
+          <w:szCs w:val="28"/>
+        </w:rPr>
+        <w:t xml:space="preserve"> PDF </w:t>
+      </w:r>
+      <w:proofErr w:type="spellStart"/>
+      <w:r>
+        <w:rPr>
+          <w:rFonts w:ascii="Times New Roman" w:hAnsi="Times New Roman" w:cs="Times New Roman"/>
+          <w:sz w:val="28"/>
+          <w:szCs w:val="28"/>
+        </w:rPr>
+        <w:t>data</w:t>
+      </w:r>
+      <w:proofErr w:type="spellEnd"/>
+      <w:r>
+        <w:rPr>
+          <w:rFonts w:ascii="Times New Roman" w:hAnsi="Times New Roman" w:cs="Times New Roman"/>
+          <w:sz w:val="28"/>
+          <w:szCs w:val="28"/>
+        </w:rPr>
+        <w:t xml:space="preserve">". Третий тест проверяет, как система реагирует на слишком большой PDF-файл, и получает ошибку 413 с сообщением "PDF </w:t>
+      </w:r>
+      <w:proofErr w:type="spellStart"/>
+      <w:r>
+        <w:rPr>
+          <w:rFonts w:ascii="Times New Roman" w:hAnsi="Times New Roman" w:cs="Times New Roman"/>
+          <w:sz w:val="28"/>
+          <w:szCs w:val="28"/>
+        </w:rPr>
+        <w:t>file</w:t>
+      </w:r>
+      <w:proofErr w:type="spellEnd"/>
+      <w:r>
+        <w:rPr>
+          <w:rFonts w:ascii="Times New Roman" w:hAnsi="Times New Roman" w:cs="Times New Roman"/>
+          <w:sz w:val="28"/>
+          <w:szCs w:val="28"/>
+        </w:rPr>
+        <w:t xml:space="preserve"> </w:t>
+      </w:r>
+      <w:proofErr w:type="spellStart"/>
+      <w:r>
+        <w:rPr>
+          <w:rFonts w:ascii="Times New Roman" w:hAnsi="Times New Roman" w:cs="Times New Roman"/>
+          <w:sz w:val="28"/>
+          <w:szCs w:val="28"/>
+        </w:rPr>
+        <w:t>too</w:t>
+      </w:r>
+      <w:proofErr w:type="spellEnd"/>
+      <w:r>
+        <w:rPr>
+          <w:rFonts w:ascii="Times New Roman" w:hAnsi="Times New Roman" w:cs="Times New Roman"/>
+          <w:sz w:val="28"/>
+          <w:szCs w:val="28"/>
+        </w:rPr>
+        <w:t xml:space="preserve"> </w:t>
+      </w:r>
+      <w:proofErr w:type="spellStart"/>
+      <w:r>
+        <w:rPr>
+          <w:rFonts w:ascii="Times New Roman" w:hAnsi="Times New Roman" w:cs="Times New Roman"/>
+          <w:sz w:val="28"/>
+          <w:szCs w:val="28"/>
+        </w:rPr>
+        <w:t>large</w:t>
+      </w:r>
+      <w:proofErr w:type="spellEnd"/>
+      <w:r>
+        <w:rPr>
+          <w:rFonts w:ascii="Times New Roman" w:hAnsi="Times New Roman" w:cs="Times New Roman"/>
+          <w:sz w:val="28"/>
+          <w:szCs w:val="28"/>
+        </w:rPr>
+        <w:t xml:space="preserve">". Четвёртый тест проверяет отсутствие файла и получает ошибку 400 с сообщением "PDF </w:t>
+      </w:r>
+      <w:proofErr w:type="spellStart"/>
+      <w:r>
+        <w:rPr>
+          <w:rFonts w:ascii="Times New Roman" w:hAnsi="Times New Roman" w:cs="Times New Roman"/>
+          <w:sz w:val="28"/>
+          <w:szCs w:val="28"/>
+        </w:rPr>
+        <w:t>file</w:t>
+      </w:r>
+      <w:proofErr w:type="spellEnd"/>
+      <w:r>
+        <w:rPr>
+          <w:rFonts w:ascii="Times New Roman" w:hAnsi="Times New Roman" w:cs="Times New Roman"/>
+          <w:sz w:val="28"/>
+          <w:szCs w:val="28"/>
+        </w:rPr>
+        <w:t xml:space="preserve"> </w:t>
+      </w:r>
+      <w:proofErr w:type="spellStart"/>
+      <w:r>
+        <w:rPr>
+          <w:rFonts w:ascii="Times New Roman" w:hAnsi="Times New Roman" w:cs="Times New Roman"/>
+          <w:sz w:val="28"/>
+          <w:szCs w:val="28"/>
+        </w:rPr>
+        <w:t>is</w:t>
+      </w:r>
+      <w:proofErr w:type="spellEnd"/>
+      <w:r>
+        <w:rPr>
+          <w:rFonts w:ascii="Times New Roman" w:hAnsi="Times New Roman" w:cs="Times New Roman"/>
+          <w:sz w:val="28"/>
+          <w:szCs w:val="28"/>
+        </w:rPr>
+        <w:t xml:space="preserve"> </w:t>
+      </w:r>
+      <w:proofErr w:type="spellStart"/>
+      <w:r>
+        <w:rPr>
+          <w:rFonts w:ascii="Times New Roman" w:hAnsi="Times New Roman" w:cs="Times New Roman"/>
+          <w:sz w:val="28"/>
+          <w:szCs w:val="28"/>
+        </w:rPr>
+        <w:t>required</w:t>
+      </w:r>
+      <w:proofErr w:type="spellEnd"/>
+      <w:r>
+        <w:rPr>
+          <w:rFonts w:ascii="Times New Roman" w:hAnsi="Times New Roman" w:cs="Times New Roman"/>
+          <w:sz w:val="28"/>
+          <w:szCs w:val="28"/>
+        </w:rPr>
+        <w:t xml:space="preserve">". Пятый тест проверяет, что произойдёт при отсутствии имени лекции, и также получает ошибку 400 с сообщением "Name </w:t>
+      </w:r>
+      <w:proofErr w:type="spellStart"/>
+      <w:r>
+        <w:rPr>
+          <w:rFonts w:ascii="Times New Roman" w:hAnsi="Times New Roman" w:cs="Times New Roman"/>
+          <w:sz w:val="28"/>
+          <w:szCs w:val="28"/>
+        </w:rPr>
+        <w:t>is</w:t>
+      </w:r>
+      <w:proofErr w:type="spellEnd"/>
+      <w:r>
+        <w:rPr>
+          <w:rFonts w:ascii="Times New Roman" w:hAnsi="Times New Roman" w:cs="Times New Roman"/>
+          <w:sz w:val="28"/>
+          <w:szCs w:val="28"/>
+        </w:rPr>
+        <w:t xml:space="preserve"> </w:t>
+      </w:r>
+      <w:proofErr w:type="spellStart"/>
+      <w:r>
+        <w:rPr>
+          <w:rFonts w:ascii="Times New Roman" w:hAnsi="Times New Roman" w:cs="Times New Roman"/>
+          <w:sz w:val="28"/>
+          <w:szCs w:val="28"/>
+        </w:rPr>
+        <w:t>required</w:t>
+      </w:r>
+      <w:proofErr w:type="spellEnd"/>
+      <w:r>
+        <w:rPr>
+          <w:rFonts w:ascii="Times New Roman" w:hAnsi="Times New Roman" w:cs="Times New Roman"/>
+          <w:sz w:val="28"/>
+          <w:szCs w:val="28"/>
+        </w:rPr>
+        <w:t>". Все тесты завершились успешно, о чём говорит итоговое сообщение "</w:t>
+      </w:r>
+      <w:proofErr w:type="spellStart"/>
+      <w:r>
+        <w:rPr>
+          <w:rFonts w:ascii="Times New Roman" w:hAnsi="Times New Roman" w:cs="Times New Roman"/>
+          <w:sz w:val="28"/>
+          <w:szCs w:val="28"/>
+        </w:rPr>
+        <w:t>Ran</w:t>
+      </w:r>
+      <w:proofErr w:type="spellEnd"/>
+      <w:r>
+        <w:rPr>
+          <w:rFonts w:ascii="Times New Roman" w:hAnsi="Times New Roman" w:cs="Times New Roman"/>
+          <w:sz w:val="28"/>
+          <w:szCs w:val="28"/>
+        </w:rPr>
+        <w:t xml:space="preserve"> 5 </w:t>
+      </w:r>
+      <w:proofErr w:type="spellStart"/>
+      <w:r>
+        <w:rPr>
+          <w:rFonts w:ascii="Times New Roman" w:hAnsi="Times New Roman" w:cs="Times New Roman"/>
+          <w:sz w:val="28"/>
+          <w:szCs w:val="28"/>
+        </w:rPr>
+        <w:t>tests</w:t>
+      </w:r>
+      <w:proofErr w:type="spellEnd"/>
+      <w:r>
+        <w:rPr>
+          <w:rFonts w:ascii="Times New Roman" w:hAnsi="Times New Roman" w:cs="Times New Roman"/>
+          <w:sz w:val="28"/>
+          <w:szCs w:val="28"/>
+        </w:rPr>
+        <w:t xml:space="preserve"> </w:t>
+      </w:r>
+      <w:proofErr w:type="spellStart"/>
+      <w:r>
+        <w:rPr>
+          <w:rFonts w:ascii="Times New Roman" w:hAnsi="Times New Roman" w:cs="Times New Roman"/>
+          <w:sz w:val="28"/>
+          <w:szCs w:val="28"/>
+        </w:rPr>
+        <w:t>in</w:t>
+      </w:r>
+      <w:proofErr w:type="spellEnd"/>
+      <w:r>
+        <w:rPr>
+          <w:rFonts w:ascii="Times New Roman" w:hAnsi="Times New Roman" w:cs="Times New Roman"/>
+          <w:sz w:val="28"/>
+          <w:szCs w:val="28"/>
+        </w:rPr>
+        <w:t xml:space="preserve"> 0.035s" и статус "OK".</w:t>
+      </w:r>
+    </w:p>
+    <w:p>
+      <w:pPr>
+        <w:keepNext/>
+        <w:spacing w:after="0" w:line="360" w:lineRule="auto"/>
+        <w:ind w:firstLine="708"/>
+        <w:jc w:val="both"/>
+      </w:pPr>
+      <w:r>
+        <w:rPr>
+          <w:rFonts w:ascii="Times New Roman" w:hAnsi="Times New Roman" w:cs="Times New Roman"/>
+          <w:color w:val="FF0000"/>
+          <w:sz w:val="28"/>
+          <w:szCs w:val="28"/>
+        </w:rPr>
+        <w:lastRenderedPageBreak/>
+        <w:tab/>
+      </w:r>
+      <w:r>
+        <w:rPr>
+          <w:noProof/>
+        </w:rPr>
+        <w:drawing>
+          <wp:inline distT="0" distB="0" distL="0" distR="0" wp14:anchorId="3EF06D4C" wp14:editId="068A1540">
+            <wp:extent cx="6241774" cy="2853655"/>
+            <wp:effectExtent l="0" t="0" r="6985" b="4445"/>
+            <wp:docPr id="1223598756" name="Рисунок 1"/>
+            <wp:cNvGraphicFramePr>
+              <a:graphicFrameLocks xmlns:a="http://schemas.openxmlformats.org/drawingml/2006/main" noChangeAspect="1"/>
+            </wp:cNvGraphicFramePr>
+            <a:graphic xmlns:a="http://schemas.openxmlformats.org/drawingml/2006/main">
+              <a:graphicData uri="http://schemas.openxmlformats.org/drawingml/2006/picture">
+                <pic:pic xmlns:pic="http://schemas.openxmlformats.org/drawingml/2006/picture">
+                  <pic:nvPicPr>
+                    <pic:cNvPr id="0" name="Picture 1"/>
+                    <pic:cNvPicPr>
+                      <a:picLocks noChangeAspect="1" noChangeArrowheads="1"/>
+                    </pic:cNvPicPr>
+                  </pic:nvPicPr>
+                  <pic:blipFill rotWithShape="1">
+                    <a:blip r:embed="rId15" cstate="print">
+                      <a:extLst>
+                        <a:ext uri="{28A0092B-C50C-407E-A947-70E740481C1C}">
+                          <a14:useLocalDpi xmlns:a14="http://schemas.microsoft.com/office/drawing/2010/main" val="0"/>
+                        </a:ext>
+                      </a:extLst>
+                    </a:blip>
+                    <a:srcRect r="27051"/>
+                    <a:stretch/>
+                  </pic:blipFill>
+                  <pic:spPr bwMode="auto">
+                    <a:xfrm>
+                      <a:off x="0" y="0"/>
+                      <a:ext cx="6257381" cy="2860791"/>
+                    </a:xfrm>
+                    <a:prstGeom prst="rect">
+                      <a:avLst/>
+                    </a:prstGeom>
+                    <a:noFill/>
+                    <a:ln>
+                      <a:noFill/>
+                    </a:ln>
+                    <a:extLst>
+                      <a:ext uri="{53640926-AAD7-44D8-BBD7-CCE9431645EC}">
+                        <a14:shadowObscured xmlns:a14="http://schemas.microsoft.com/office/drawing/2010/main"/>
+                      </a:ext>
+                    </a:extLst>
+                  </pic:spPr>
+                </pic:pic>
+              </a:graphicData>
+            </a:graphic>
+          </wp:inline>
+        </w:drawing>
+      </w:r>
+    </w:p>
+    <w:p>
+      <w:pPr>
+        <w:pStyle w:val="ac"/>
+        <w:jc w:val="center"/>
+        <w:rPr>
+          <w:rFonts w:ascii="Times New Roman" w:hAnsi="Times New Roman" w:cs="Times New Roman"/>
+          <w:i w:val="0"/>
+          <w:color w:val="000000" w:themeColor="text1"/>
+          <w:sz w:val="28"/>
+        </w:rPr>
+      </w:pPr>
+      <w:r>
+        <w:rPr>
+          <w:rFonts w:ascii="Times New Roman" w:hAnsi="Times New Roman" w:cs="Times New Roman"/>
+          <w:i w:val="0"/>
+          <w:color w:val="000000" w:themeColor="text1"/>
+          <w:sz w:val="28"/>
+        </w:rPr>
+        <w:t xml:space="preserve">Рисунок </w:t>
+      </w:r>
+      <w:r>
+        <w:rPr>
+          <w:rFonts w:ascii="Times New Roman" w:hAnsi="Times New Roman" w:cs="Times New Roman"/>
+          <w:i w:val="0"/>
+          <w:color w:val="000000" w:themeColor="text1"/>
+          <w:sz w:val="28"/>
+        </w:rPr>
+        <w:fldChar w:fldCharType="begin"/>
+      </w:r>
+      <w:r>
+        <w:rPr>
+          <w:rFonts w:ascii="Times New Roman" w:hAnsi="Times New Roman" w:cs="Times New Roman"/>
+          <w:i w:val="0"/>
+          <w:color w:val="000000" w:themeColor="text1"/>
+          <w:sz w:val="28"/>
+        </w:rPr>
+        <w:instrText xml:space="preserve"> SEQ Рисунок_ \* ARABIC </w:instrText>
+      </w:r>
+      <w:r>
+        <w:rPr>
+          <w:rFonts w:ascii="Times New Roman" w:hAnsi="Times New Roman" w:cs="Times New Roman"/>
+          <w:i w:val="0"/>
+          <w:color w:val="000000" w:themeColor="text1"/>
+          <w:sz w:val="28"/>
+        </w:rPr>
+        <w:fldChar w:fldCharType="separate"/>
+      </w:r>
+      <w:r>
+        <w:rPr>
+          <w:rFonts w:ascii="Times New Roman" w:hAnsi="Times New Roman" w:cs="Times New Roman"/>
+          <w:i w:val="0"/>
+          <w:noProof/>
+          <w:color w:val="000000" w:themeColor="text1"/>
+          <w:sz w:val="28"/>
+        </w:rPr>
+        <w:t>10</w:t>
+      </w:r>
+      <w:r>
+        <w:rPr>
+          <w:rFonts w:ascii="Times New Roman" w:hAnsi="Times New Roman" w:cs="Times New Roman"/>
+          <w:i w:val="0"/>
+          <w:color w:val="000000" w:themeColor="text1"/>
+          <w:sz w:val="28"/>
+        </w:rPr>
+        <w:fldChar w:fldCharType="end"/>
+      </w:r>
+      <w:r>
+        <w:rPr>
+          <w:rFonts w:ascii="Times New Roman" w:hAnsi="Times New Roman" w:cs="Times New Roman"/>
+          <w:i w:val="0"/>
+          <w:color w:val="000000" w:themeColor="text1"/>
+          <w:sz w:val="28"/>
+        </w:rPr>
+        <w:t xml:space="preserve"> - </w:t>
+      </w:r>
+      <w:r>
+        <w:rPr>
+          <w:rFonts w:ascii="Times New Roman" w:hAnsi="Times New Roman" w:cs="Times New Roman"/>
+          <w:i w:val="0"/>
+          <w:color w:val="000000" w:themeColor="text1"/>
+          <w:sz w:val="28"/>
+          <w:lang w:val="en-US"/>
+        </w:rPr>
+        <w:t>unit</w:t>
+      </w:r>
+      <w:r>
+        <w:rPr>
+          <w:rFonts w:ascii="Times New Roman" w:hAnsi="Times New Roman" w:cs="Times New Roman"/>
+          <w:i w:val="0"/>
+          <w:color w:val="000000" w:themeColor="text1"/>
+          <w:sz w:val="28"/>
+        </w:rPr>
+        <w:t xml:space="preserve"> </w:t>
+      </w:r>
+      <w:r>
+        <w:rPr>
+          <w:rFonts w:ascii="Times New Roman" w:hAnsi="Times New Roman" w:cs="Times New Roman"/>
+          <w:i w:val="0"/>
+          <w:color w:val="000000" w:themeColor="text1"/>
+          <w:sz w:val="28"/>
+          <w:lang w:val="en-US"/>
+        </w:rPr>
+        <w:t>test</w:t>
+      </w:r>
+      <w:r>
+        <w:rPr>
+          <w:rFonts w:ascii="Times New Roman" w:hAnsi="Times New Roman" w:cs="Times New Roman"/>
+          <w:i w:val="0"/>
+          <w:color w:val="000000" w:themeColor="text1"/>
+          <w:sz w:val="28"/>
+        </w:rPr>
+        <w:t xml:space="preserve"> для добавления лекции</w:t>
+      </w:r>
+    </w:p>
+    <w:p>
+      <w:pPr>
+        <w:spacing w:line="360" w:lineRule="auto"/>
+        <w:ind w:firstLine="708"/>
+        <w:jc w:val="both"/>
+        <w:rPr>
+          <w:rFonts w:ascii="Times New Roman" w:hAnsi="Times New Roman" w:cs="Times New Roman"/>
+          <w:color w:val="FF0000"/>
+          <w:sz w:val="28"/>
+          <w:szCs w:val="28"/>
+        </w:rPr>
+      </w:pPr>
+      <w:r>
+        <w:rPr>
+          <w:rFonts w:ascii="Times New Roman" w:hAnsi="Times New Roman" w:cs="Times New Roman"/>
+          <w:sz w:val="28"/>
+          <w:szCs w:val="28"/>
+        </w:rPr>
+        <w:t>Рассмотрим</w:t>
+      </w:r>
+      <w:r>
+        <w:rPr>
+          <w:rFonts w:ascii="Times New Roman" w:hAnsi="Times New Roman" w:cs="Times New Roman"/>
+          <w:sz w:val="28"/>
+          <w:szCs w:val="28"/>
+        </w:rPr>
+        <w:t xml:space="preserve"> </w:t>
+      </w:r>
+      <w:r>
+        <w:rPr>
+          <w:rFonts w:ascii="Times New Roman" w:hAnsi="Times New Roman" w:cs="Times New Roman"/>
+          <w:sz w:val="28"/>
+          <w:szCs w:val="28"/>
+        </w:rPr>
+        <w:t xml:space="preserve">заключительный </w:t>
+      </w:r>
+      <w:r>
+        <w:rPr>
+          <w:rFonts w:ascii="Times New Roman" w:hAnsi="Times New Roman" w:cs="Times New Roman"/>
+          <w:sz w:val="28"/>
+          <w:szCs w:val="28"/>
+          <w:lang w:val="en-US"/>
+        </w:rPr>
+        <w:t>unit</w:t>
+      </w:r>
+      <w:r>
+        <w:rPr>
+          <w:rFonts w:ascii="Times New Roman" w:hAnsi="Times New Roman" w:cs="Times New Roman"/>
+          <w:sz w:val="28"/>
+          <w:szCs w:val="28"/>
+        </w:rPr>
+        <w:t xml:space="preserve"> </w:t>
+      </w:r>
+      <w:r>
+        <w:rPr>
+          <w:rFonts w:ascii="Times New Roman" w:hAnsi="Times New Roman" w:cs="Times New Roman"/>
+          <w:sz w:val="28"/>
+          <w:szCs w:val="28"/>
+          <w:lang w:val="en-US"/>
+        </w:rPr>
+        <w:t>test</w:t>
+      </w:r>
+      <w:r>
+        <w:rPr>
+          <w:rFonts w:ascii="Times New Roman" w:hAnsi="Times New Roman" w:cs="Times New Roman"/>
+          <w:sz w:val="28"/>
+          <w:szCs w:val="28"/>
+        </w:rPr>
+        <w:t xml:space="preserve"> </w:t>
+      </w:r>
+      <w:r>
+        <w:rPr>
+          <w:rFonts w:ascii="Times New Roman" w:hAnsi="Times New Roman" w:cs="Times New Roman"/>
+          <w:sz w:val="28"/>
+          <w:szCs w:val="28"/>
+        </w:rPr>
+        <w:t xml:space="preserve">для </w:t>
+      </w:r>
+      <w:r>
+        <w:rPr>
+          <w:rFonts w:ascii="Times New Roman" w:hAnsi="Times New Roman" w:cs="Times New Roman"/>
+          <w:sz w:val="28"/>
+          <w:szCs w:val="28"/>
+        </w:rPr>
+        <w:t>поиска самой популярной лекции</w:t>
+      </w:r>
+      <w:r>
+        <w:rPr>
+          <w:rFonts w:ascii="Times New Roman" w:hAnsi="Times New Roman" w:cs="Times New Roman"/>
+          <w:sz w:val="28"/>
+          <w:szCs w:val="28"/>
+        </w:rPr>
+        <w:t xml:space="preserve">, код представлен в приложении </w:t>
+      </w:r>
+      <w:r>
+        <w:rPr>
+          <w:rFonts w:ascii="Times New Roman" w:hAnsi="Times New Roman" w:cs="Times New Roman"/>
+          <w:color w:val="FF0000"/>
+          <w:sz w:val="28"/>
+          <w:szCs w:val="28"/>
+        </w:rPr>
+        <w:t>АА</w:t>
+      </w:r>
+      <w:r>
+        <w:rPr>
+          <w:rFonts w:ascii="Times New Roman" w:hAnsi="Times New Roman" w:cs="Times New Roman"/>
+          <w:color w:val="FF0000"/>
+          <w:sz w:val="28"/>
+          <w:szCs w:val="28"/>
+        </w:rPr>
+        <w:t xml:space="preserve">. </w:t>
+      </w:r>
+    </w:p>
+    <w:p>
+      <w:pPr>
+        <w:spacing w:line="360" w:lineRule="auto"/>
+        <w:ind w:firstLine="708"/>
+        <w:jc w:val="both"/>
+        <w:rPr>
+          <w:rFonts w:ascii="Times New Roman" w:hAnsi="Times New Roman" w:cs="Times New Roman"/>
+          <w:sz w:val="28"/>
+          <w:szCs w:val="28"/>
+        </w:rPr>
+      </w:pPr>
+      <w:r>
+        <w:rPr>
+          <w:rFonts w:ascii="Times New Roman" w:hAnsi="Times New Roman" w:cs="Times New Roman"/>
+          <w:sz w:val="28"/>
+          <w:szCs w:val="28"/>
+        </w:rPr>
+        <w:t xml:space="preserve">На </w:t>
+      </w:r>
+      <w:r>
+        <w:rPr>
+          <w:rFonts w:ascii="Times New Roman" w:hAnsi="Times New Roman" w:cs="Times New Roman"/>
+          <w:sz w:val="28"/>
+          <w:szCs w:val="28"/>
+        </w:rPr>
+        <w:t>рисунке 11</w:t>
+      </w:r>
+      <w:r>
+        <w:rPr>
+          <w:rFonts w:ascii="Times New Roman" w:hAnsi="Times New Roman" w:cs="Times New Roman"/>
+          <w:sz w:val="28"/>
+          <w:szCs w:val="28"/>
+        </w:rPr>
+        <w:t xml:space="preserve"> показан результат выполнения двух тестов, связанных с поиском самой популярной лекции. Первый тест </w:t>
+      </w:r>
+      <w:proofErr w:type="spellStart"/>
+      <w:r>
+        <w:rPr>
+          <w:rFonts w:ascii="Times New Roman" w:hAnsi="Times New Roman" w:cs="Times New Roman"/>
+          <w:sz w:val="28"/>
+          <w:szCs w:val="28"/>
+        </w:rPr>
+        <w:t>test_find_most_server_error</w:t>
+      </w:r>
+      <w:proofErr w:type="spellEnd"/>
+      <w:r>
+        <w:rPr>
+          <w:rFonts w:ascii="Times New Roman" w:hAnsi="Times New Roman" w:cs="Times New Roman"/>
+          <w:sz w:val="28"/>
+          <w:szCs w:val="28"/>
+        </w:rPr>
+        <w:t xml:space="preserve"> проверяет поведение API при внутренней ошибке сервера. Ответ имеет статус 500 и содержит сообщение об ошибке: {'</w:t>
+      </w:r>
+      <w:proofErr w:type="spellStart"/>
+      <w:r>
+        <w:rPr>
+          <w:rFonts w:ascii="Times New Roman" w:hAnsi="Times New Roman" w:cs="Times New Roman"/>
+          <w:sz w:val="28"/>
+          <w:szCs w:val="28"/>
+        </w:rPr>
+        <w:t>error</w:t>
+      </w:r>
+      <w:proofErr w:type="spellEnd"/>
+      <w:r>
+        <w:rPr>
+          <w:rFonts w:ascii="Times New Roman" w:hAnsi="Times New Roman" w:cs="Times New Roman"/>
+          <w:sz w:val="28"/>
+          <w:szCs w:val="28"/>
+        </w:rPr>
+        <w:t>': '</w:t>
+      </w:r>
+      <w:proofErr w:type="spellStart"/>
+      <w:r>
+        <w:rPr>
+          <w:rFonts w:ascii="Times New Roman" w:hAnsi="Times New Roman" w:cs="Times New Roman"/>
+          <w:sz w:val="28"/>
+          <w:szCs w:val="28"/>
+        </w:rPr>
+        <w:t>Internal</w:t>
+      </w:r>
+      <w:proofErr w:type="spellEnd"/>
+      <w:r>
+        <w:rPr>
+          <w:rFonts w:ascii="Times New Roman" w:hAnsi="Times New Roman" w:cs="Times New Roman"/>
+          <w:sz w:val="28"/>
+          <w:szCs w:val="28"/>
+        </w:rPr>
+        <w:t xml:space="preserve"> Server </w:t>
+      </w:r>
+      <w:proofErr w:type="spellStart"/>
+      <w:r>
+        <w:rPr>
+          <w:rFonts w:ascii="Times New Roman" w:hAnsi="Times New Roman" w:cs="Times New Roman"/>
+          <w:sz w:val="28"/>
+          <w:szCs w:val="28"/>
+        </w:rPr>
+        <w:t>Error</w:t>
+      </w:r>
+      <w:proofErr w:type="spellEnd"/>
+      <w:r>
+        <w:rPr>
+          <w:rFonts w:ascii="Times New Roman" w:hAnsi="Times New Roman" w:cs="Times New Roman"/>
+          <w:sz w:val="28"/>
+          <w:szCs w:val="28"/>
+        </w:rPr>
+        <w:t xml:space="preserve">'}. Второй тест </w:t>
+      </w:r>
+      <w:proofErr w:type="spellStart"/>
+      <w:r>
+        <w:rPr>
+          <w:rFonts w:ascii="Times New Roman" w:hAnsi="Times New Roman" w:cs="Times New Roman"/>
+          <w:sz w:val="28"/>
+          <w:szCs w:val="28"/>
+        </w:rPr>
+        <w:t>test_find_most_success</w:t>
+      </w:r>
+      <w:proofErr w:type="spellEnd"/>
+      <w:r>
+        <w:rPr>
+          <w:rFonts w:ascii="Times New Roman" w:hAnsi="Times New Roman" w:cs="Times New Roman"/>
+          <w:sz w:val="28"/>
+          <w:szCs w:val="28"/>
+        </w:rPr>
+        <w:t xml:space="preserve"> проверяет успешный случай, когда запрос находит самую популярную лекцию. Ответ возвращает статус 200 и JSON-объект с данными лекции: {'</w:t>
+      </w:r>
+      <w:proofErr w:type="spellStart"/>
+      <w:r>
+        <w:rPr>
+          <w:rFonts w:ascii="Times New Roman" w:hAnsi="Times New Roman" w:cs="Times New Roman"/>
+          <w:sz w:val="28"/>
+          <w:szCs w:val="28"/>
+        </w:rPr>
+        <w:t>id</w:t>
+      </w:r>
+      <w:proofErr w:type="spellEnd"/>
+      <w:r>
+        <w:rPr>
+          <w:rFonts w:ascii="Times New Roman" w:hAnsi="Times New Roman" w:cs="Times New Roman"/>
+          <w:sz w:val="28"/>
+          <w:szCs w:val="28"/>
+        </w:rPr>
+        <w:t>': 42, '</w:t>
+      </w:r>
+      <w:proofErr w:type="spellStart"/>
+      <w:r>
+        <w:rPr>
+          <w:rFonts w:ascii="Times New Roman" w:hAnsi="Times New Roman" w:cs="Times New Roman"/>
+          <w:sz w:val="28"/>
+          <w:szCs w:val="28"/>
+        </w:rPr>
+        <w:t>title</w:t>
+      </w:r>
+      <w:proofErr w:type="spellEnd"/>
+      <w:r>
+        <w:rPr>
+          <w:rFonts w:ascii="Times New Roman" w:hAnsi="Times New Roman" w:cs="Times New Roman"/>
+          <w:sz w:val="28"/>
+          <w:szCs w:val="28"/>
+        </w:rPr>
+        <w:t>': 'Популярная лекция', '</w:t>
+      </w:r>
+      <w:proofErr w:type="spellStart"/>
+      <w:r>
+        <w:rPr>
+          <w:rFonts w:ascii="Times New Roman" w:hAnsi="Times New Roman" w:cs="Times New Roman"/>
+          <w:sz w:val="28"/>
+          <w:szCs w:val="28"/>
+        </w:rPr>
+        <w:t>views</w:t>
+      </w:r>
+      <w:proofErr w:type="spellEnd"/>
+      <w:r>
+        <w:rPr>
+          <w:rFonts w:ascii="Times New Roman" w:hAnsi="Times New Roman" w:cs="Times New Roman"/>
+          <w:sz w:val="28"/>
+          <w:szCs w:val="28"/>
+        </w:rPr>
+        <w:t xml:space="preserve">': 1234}. Оба теста завершились успешно, что подтверждается финальной строкой: </w:t>
+      </w:r>
+      <w:proofErr w:type="spellStart"/>
+      <w:r>
+        <w:rPr>
+          <w:rFonts w:ascii="Times New Roman" w:hAnsi="Times New Roman" w:cs="Times New Roman"/>
+          <w:sz w:val="28"/>
+          <w:szCs w:val="28"/>
+        </w:rPr>
+        <w:t>Ran</w:t>
+      </w:r>
+      <w:proofErr w:type="spellEnd"/>
+      <w:r>
+        <w:rPr>
+          <w:rFonts w:ascii="Times New Roman" w:hAnsi="Times New Roman" w:cs="Times New Roman"/>
+          <w:sz w:val="28"/>
+          <w:szCs w:val="28"/>
+        </w:rPr>
+        <w:t xml:space="preserve"> 2 </w:t>
+      </w:r>
+      <w:proofErr w:type="spellStart"/>
+      <w:r>
+        <w:rPr>
+          <w:rFonts w:ascii="Times New Roman" w:hAnsi="Times New Roman" w:cs="Times New Roman"/>
+          <w:sz w:val="28"/>
+          <w:szCs w:val="28"/>
+        </w:rPr>
+        <w:t>tests</w:t>
+      </w:r>
+      <w:proofErr w:type="spellEnd"/>
+      <w:r>
+        <w:rPr>
+          <w:rFonts w:ascii="Times New Roman" w:hAnsi="Times New Roman" w:cs="Times New Roman"/>
+          <w:sz w:val="28"/>
+          <w:szCs w:val="28"/>
+        </w:rPr>
+        <w:t xml:space="preserve"> </w:t>
+      </w:r>
+      <w:proofErr w:type="spellStart"/>
+      <w:r>
+        <w:rPr>
+          <w:rFonts w:ascii="Times New Roman" w:hAnsi="Times New Roman" w:cs="Times New Roman"/>
+          <w:sz w:val="28"/>
+          <w:szCs w:val="28"/>
+        </w:rPr>
+        <w:t>in</w:t>
+      </w:r>
+      <w:proofErr w:type="spellEnd"/>
+      <w:r>
+        <w:rPr>
+          <w:rFonts w:ascii="Times New Roman" w:hAnsi="Times New Roman" w:cs="Times New Roman"/>
+          <w:sz w:val="28"/>
+          <w:szCs w:val="28"/>
+        </w:rPr>
+        <w:t xml:space="preserve"> 0.001s и статусом OK.</w:t>
+      </w:r>
+    </w:p>
+    <w:p>
+      <w:pPr>
+        <w:keepNext/>
+        <w:jc w:val="center"/>
+      </w:pPr>
+      <w:r>
+        <w:rPr>
+          <w:noProof/>
+        </w:rPr>
+        <w:lastRenderedPageBreak/>
+        <w:drawing>
+          <wp:inline distT="0" distB="0" distL="0" distR="0" wp14:anchorId="5B6270DD" wp14:editId="56444112">
+            <wp:extent cx="5244998" cy="2780271"/>
+            <wp:effectExtent l="0" t="0" r="0" b="1270"/>
+            <wp:docPr id="589032155" name="Рисунок 1"/>
+            <wp:cNvGraphicFramePr>
+              <a:graphicFrameLocks xmlns:a="http://schemas.openxmlformats.org/drawingml/2006/main" noChangeAspect="1"/>
+            </wp:cNvGraphicFramePr>
+            <a:graphic xmlns:a="http://schemas.openxmlformats.org/drawingml/2006/main">
+              <a:graphicData uri="http://schemas.openxmlformats.org/drawingml/2006/picture">
+                <pic:pic xmlns:pic="http://schemas.openxmlformats.org/drawingml/2006/picture">
+                  <pic:nvPicPr>
+                    <pic:cNvPr id="0" name="Picture 1"/>
+                    <pic:cNvPicPr>
+                      <a:picLocks noChangeAspect="1" noChangeArrowheads="1"/>
+                    </pic:cNvPicPr>
+                  </pic:nvPicPr>
+                  <pic:blipFill rotWithShape="1">
+                    <a:blip r:embed="rId16">
+                      <a:extLst>
+                        <a:ext uri="{28A0092B-C50C-407E-A947-70E740481C1C}">
+                          <a14:useLocalDpi xmlns:a14="http://schemas.microsoft.com/office/drawing/2010/main" val="0"/>
+                        </a:ext>
+                      </a:extLst>
+                    </a:blip>
+                    <a:srcRect r="64165"/>
+                    <a:stretch/>
+                  </pic:blipFill>
+                  <pic:spPr bwMode="auto">
+                    <a:xfrm>
+                      <a:off x="0" y="0"/>
+                      <a:ext cx="5258925" cy="2787654"/>
+                    </a:xfrm>
+                    <a:prstGeom prst="rect">
+                      <a:avLst/>
+                    </a:prstGeom>
+                    <a:noFill/>
+                    <a:ln>
+                      <a:noFill/>
+                    </a:ln>
+                    <a:extLst>
+                      <a:ext uri="{53640926-AAD7-44D8-BBD7-CCE9431645EC}">
+                        <a14:shadowObscured xmlns:a14="http://schemas.microsoft.com/office/drawing/2010/main"/>
+                      </a:ext>
+                    </a:extLst>
+                  </pic:spPr>
+                </pic:pic>
+              </a:graphicData>
+            </a:graphic>
+          </wp:inline>
+        </w:drawing>
+      </w:r>
+    </w:p>
+    <w:p>
+      <w:pPr>
+        <w:pStyle w:val="ac"/>
+        <w:jc w:val="center"/>
+        <w:rPr>
+          <w:rFonts w:ascii="Times New Roman" w:hAnsi="Times New Roman" w:cs="Times New Roman"/>
+          <w:i w:val="0"/>
+          <w:color w:val="auto"/>
+          <w:sz w:val="28"/>
+        </w:rPr>
+      </w:pPr>
+      <w:r>
+        <w:rPr>
+          <w:rFonts w:ascii="Times New Roman" w:hAnsi="Times New Roman" w:cs="Times New Roman"/>
+          <w:i w:val="0"/>
+          <w:color w:val="auto"/>
+          <w:sz w:val="28"/>
+        </w:rPr>
+        <w:t xml:space="preserve">Рисунок  </w:t>
+      </w:r>
+      <w:r>
+        <w:rPr>
+          <w:rFonts w:ascii="Times New Roman" w:hAnsi="Times New Roman" w:cs="Times New Roman"/>
+          <w:i w:val="0"/>
+          <w:color w:val="auto"/>
+          <w:sz w:val="28"/>
+        </w:rPr>
+        <w:fldChar w:fldCharType="begin"/>
+      </w:r>
+      <w:r>
+        <w:rPr>
+          <w:rFonts w:ascii="Times New Roman" w:hAnsi="Times New Roman" w:cs="Times New Roman"/>
+          <w:i w:val="0"/>
+          <w:color w:val="auto"/>
+          <w:sz w:val="28"/>
+        </w:rPr>
+        <w:instrText xml:space="preserve"> SEQ Рисунок_ \* ARABIC </w:instrText>
+      </w:r>
+      <w:r>
+        <w:rPr>
+          <w:rFonts w:ascii="Times New Roman" w:hAnsi="Times New Roman" w:cs="Times New Roman"/>
+          <w:i w:val="0"/>
+          <w:color w:val="auto"/>
+          <w:sz w:val="28"/>
+        </w:rPr>
+        <w:fldChar w:fldCharType="separate"/>
+      </w:r>
+      <w:r>
+        <w:rPr>
+          <w:rFonts w:ascii="Times New Roman" w:hAnsi="Times New Roman" w:cs="Times New Roman"/>
+          <w:i w:val="0"/>
+          <w:noProof/>
+          <w:color w:val="auto"/>
+          <w:sz w:val="28"/>
+        </w:rPr>
+        <w:t>11</w:t>
+      </w:r>
+      <w:r>
+        <w:rPr>
+          <w:rFonts w:ascii="Times New Roman" w:hAnsi="Times New Roman" w:cs="Times New Roman"/>
+          <w:i w:val="0"/>
+          <w:color w:val="auto"/>
+          <w:sz w:val="28"/>
+        </w:rPr>
+        <w:fldChar w:fldCharType="end"/>
+      </w:r>
+      <w:r>
+        <w:rPr>
+          <w:rFonts w:ascii="Times New Roman" w:hAnsi="Times New Roman" w:cs="Times New Roman"/>
+          <w:i w:val="0"/>
+          <w:color w:val="auto"/>
+          <w:sz w:val="28"/>
+        </w:rPr>
+        <w:t xml:space="preserve"> - </w:t>
+      </w:r>
+      <w:r>
+        <w:rPr>
+          <w:rFonts w:ascii="Times New Roman" w:hAnsi="Times New Roman" w:cs="Times New Roman"/>
+          <w:i w:val="0"/>
+          <w:color w:val="auto"/>
+          <w:sz w:val="28"/>
+          <w:lang w:val="en-US"/>
+        </w:rPr>
+        <w:t xml:space="preserve">Unit test </w:t>
+      </w:r>
+      <w:r>
+        <w:rPr>
+          <w:rFonts w:ascii="Times New Roman" w:hAnsi="Times New Roman" w:cs="Times New Roman"/>
+          <w:i w:val="0"/>
+          <w:color w:val="auto"/>
+          <w:sz w:val="28"/>
+        </w:rPr>
+        <w:t>поиск самой популярной лекции</w:t>
+      </w:r>
+    </w:p>
+    <w:p>
+      <w:pPr>
+        <w:spacing w:line="360" w:lineRule="auto"/>
+        <w:ind w:firstLine="708"/>
+        <w:jc w:val="both"/>
         <w:rPr>
           <w:rFonts w:ascii="Times New Roman" w:eastAsiaTheme="majorEastAsia" w:hAnsi="Times New Roman" w:cs="Times New Roman"/>
           <w:color w:val="000000" w:themeColor="text1"/>
@@ -15274,7 +17924,8 @@
       </w:pPr>
       <w:r>
         <w:rPr>
-          <w:rFonts w:cs="Times New Roman"/>
+          <w:rFonts w:ascii="Times New Roman" w:hAnsi="Times New Roman" w:cs="Times New Roman"/>
+          <w:sz w:val="28"/>
           <w:szCs w:val="28"/>
         </w:rPr>
         <w:br w:type="page"/>
@@ -15656,7 +18307,25 @@
           <w:sz w:val="28"/>
           <w:szCs w:val="28"/>
         </w:rPr>
-        <w:t xml:space="preserve">-карт: Для </w:t>
+        <w:t>-карт</w:t>
+      </w:r>
+      <w:proofErr w:type="gramStart"/>
+      <w:r>
+        <w:rPr>
+          <w:rFonts w:ascii="Times New Roman" w:hAnsi="Times New Roman" w:cs="Times New Roman"/>
+          <w:sz w:val="28"/>
+          <w:szCs w:val="28"/>
+        </w:rPr>
+        <w:t>: Для</w:t>
+      </w:r>
+      <w:proofErr w:type="gramEnd"/>
+      <w:r>
+        <w:rPr>
+          <w:rFonts w:ascii="Times New Roman" w:hAnsi="Times New Roman" w:cs="Times New Roman"/>
+          <w:sz w:val="28"/>
+          <w:szCs w:val="28"/>
+        </w:rPr>
+        <w:t xml:space="preserve"> </w:t>
       </w:r>
       <w:proofErr w:type="spellStart"/>
       <w:r>
@@ -15796,13 +18465,23 @@
         <w:t>мультитач</w:t>
       </w:r>
       <w:proofErr w:type="spellEnd"/>
-      <w:r>
-        <w:rPr>
-          <w:rFonts w:ascii="Times New Roman" w:hAnsi="Times New Roman" w:cs="Times New Roman"/>
-          <w:sz w:val="28"/>
-          <w:szCs w:val="28"/>
-        </w:rPr>
-        <w:t>: Для жестов.</w:t>
+      <w:proofErr w:type="gramStart"/>
+      <w:r>
+        <w:rPr>
+          <w:rFonts w:ascii="Times New Roman" w:hAnsi="Times New Roman" w:cs="Times New Roman"/>
+          <w:sz w:val="28"/>
+          <w:szCs w:val="28"/>
+        </w:rPr>
+        <w:t>: Для</w:t>
+      </w:r>
+      <w:proofErr w:type="gramEnd"/>
+      <w:r>
+        <w:rPr>
+          <w:rFonts w:ascii="Times New Roman" w:hAnsi="Times New Roman" w:cs="Times New Roman"/>
+          <w:sz w:val="28"/>
+          <w:szCs w:val="28"/>
+        </w:rPr>
+        <w:t xml:space="preserve"> жестов.</w:t>
       </w:r>
     </w:p>
     <w:p>
@@ -15847,7 +18526,25 @@
           <w:sz w:val="28"/>
           <w:szCs w:val="28"/>
         </w:rPr>
-        <w:t>Акселерометр/гироскоп: Для автоматического поворота экрана.</w:t>
+        <w:t>Акселерометр/гироскоп</w:t>
+      </w:r>
+      <w:proofErr w:type="gramStart"/>
+      <w:r>
+        <w:rPr>
+          <w:rFonts w:ascii="Times New Roman" w:hAnsi="Times New Roman" w:cs="Times New Roman"/>
+          <w:sz w:val="28"/>
+          <w:szCs w:val="28"/>
+        </w:rPr>
+        <w:t>: Для</w:t>
+      </w:r>
+      <w:proofErr w:type="gramEnd"/>
+      <w:r>
+        <w:rPr>
+          <w:rFonts w:ascii="Times New Roman" w:hAnsi="Times New Roman" w:cs="Times New Roman"/>
+          <w:sz w:val="28"/>
+          <w:szCs w:val="28"/>
+        </w:rPr>
+        <w:t xml:space="preserve"> автоматического поворота экрана.</w:t>
       </w:r>
     </w:p>
     <w:p>
@@ -16364,15 +19061,7 @@
           <w:sz w:val="28"/>
           <w:szCs w:val="28"/>
         </w:rPr>
-        <w:t>Порядок действий</w:t>
-      </w:r>
-      <w:r>
-        <w:rPr>
-          <w:rFonts w:ascii="Times New Roman" w:hAnsi="Times New Roman" w:cs="Times New Roman"/>
-          <w:sz w:val="28"/>
-          <w:szCs w:val="28"/>
-        </w:rPr>
-        <w:t>:</w:t>
+        <w:t>Порядок действий:</w:t>
       </w:r>
     </w:p>
     <w:p>
@@ -16414,15 +19103,7 @@
           <w:sz w:val="28"/>
           <w:szCs w:val="28"/>
         </w:rPr>
-        <w:t xml:space="preserve"> </w:t>
-      </w:r>
-      <w:r>
-        <w:rPr>
-          <w:rFonts w:ascii="Times New Roman" w:hAnsi="Times New Roman" w:cs="Times New Roman"/>
-          <w:sz w:val="28"/>
-          <w:szCs w:val="28"/>
-        </w:rPr>
-        <w:t>&lt;</w:t>
+        <w:t xml:space="preserve"> &lt;</w:t>
       </w:r>
       <w:r>
         <w:rPr>
@@ -17308,31 +19989,7 @@
           <w:sz w:val="28"/>
           <w:szCs w:val="28"/>
         </w:rPr>
-        <w:t xml:space="preserve"> для </w:t>
-      </w:r>
-      <w:r>
-        <w:rPr>
-          <w:rFonts w:ascii="Times New Roman" w:hAnsi="Times New Roman" w:cs="Times New Roman"/>
-          <w:sz w:val="28"/>
-          <w:szCs w:val="28"/>
-        </w:rPr>
-        <w:t>очистки (</w:t>
-      </w:r>
-      <w:r>
-        <w:rPr>
-          <w:rFonts w:ascii="Times New Roman" w:hAnsi="Times New Roman" w:cs="Times New Roman"/>
-          <w:sz w:val="28"/>
-          <w:szCs w:val="28"/>
-        </w:rPr>
-        <w:t>VACUUM ANALYZE</w:t>
-      </w:r>
-      <w:r>
-        <w:rPr>
-          <w:rFonts w:ascii="Times New Roman" w:hAnsi="Times New Roman" w:cs="Times New Roman"/>
-          <w:sz w:val="28"/>
-          <w:szCs w:val="28"/>
-        </w:rPr>
-        <w:t>)</w:t>
+        <w:t xml:space="preserve"> для очистки (VACUUM ANALYZE)</w:t>
       </w:r>
     </w:p>
     <w:p>
@@ -17356,16 +20013,18 @@
           <w:sz w:val="28"/>
           <w:szCs w:val="28"/>
         </w:rPr>
-        <w:t>Проверить активные подключения к базе</w:t>
-      </w:r>
-      <w:r>
-        <w:rPr>
-          <w:rFonts w:ascii="Times New Roman" w:hAnsi="Times New Roman" w:cs="Times New Roman"/>
-          <w:sz w:val="28"/>
-          <w:szCs w:val="28"/>
-        </w:rPr>
-        <w:t>(</w:t>
-      </w:r>
+        <w:t xml:space="preserve">Проверить активные подключения к </w:t>
+      </w:r>
+      <w:proofErr w:type="gramStart"/>
+      <w:r>
+        <w:rPr>
+          <w:rFonts w:ascii="Times New Roman" w:hAnsi="Times New Roman" w:cs="Times New Roman"/>
+          <w:sz w:val="28"/>
+          <w:szCs w:val="28"/>
+        </w:rPr>
+        <w:t>базе(</w:t>
+      </w:r>
+      <w:proofErr w:type="gramEnd"/>
       <w:r>
         <w:rPr>
           <w:rFonts w:ascii="Times New Roman" w:hAnsi="Times New Roman" w:cs="Times New Roman"/>
@@ -17575,15 +20234,7 @@
           <w:sz w:val="28"/>
           <w:szCs w:val="28"/>
         </w:rPr>
-        <w:t>Порядок действий</w:t>
-      </w:r>
-      <w:r>
-        <w:rPr>
-          <w:rFonts w:ascii="Times New Roman" w:hAnsi="Times New Roman" w:cs="Times New Roman"/>
-          <w:sz w:val="28"/>
-          <w:szCs w:val="28"/>
-        </w:rPr>
-        <w:t>:</w:t>
+        <w:t>Порядок действий:</w:t>
       </w:r>
     </w:p>
     <w:p>
@@ -17608,17 +20259,19 @@
           <w:sz w:val="28"/>
           <w:szCs w:val="28"/>
         </w:rPr>
-        <w:t>Создать резервную копию базы данных</w:t>
-      </w:r>
-      <w:r>
-        <w:rPr>
-          <w:rFonts w:ascii="Times New Roman" w:hAnsi="Times New Roman" w:cs="Times New Roman"/>
-          <w:sz w:val="28"/>
-          <w:szCs w:val="28"/>
-        </w:rPr>
-        <w:t>(</w:t>
+        <w:t xml:space="preserve">Создать резервную копию базы </w:t>
+      </w:r>
+      <w:proofErr w:type="gramStart"/>
+      <w:r>
+        <w:rPr>
+          <w:rFonts w:ascii="Times New Roman" w:hAnsi="Times New Roman" w:cs="Times New Roman"/>
+          <w:sz w:val="28"/>
+          <w:szCs w:val="28"/>
+        </w:rPr>
+        <w:t>данных(</w:t>
       </w:r>
       <w:proofErr w:type="spellStart"/>
+      <w:proofErr w:type="gramEnd"/>
       <w:r>
         <w:rPr>
           <w:rFonts w:ascii="Times New Roman" w:hAnsi="Times New Roman" w:cs="Times New Roman"/>
@@ -17706,7 +20359,16 @@
           <w:sz w:val="28"/>
           <w:szCs w:val="28"/>
         </w:rPr>
-        <w:t xml:space="preserve"> +%F).</w:t>
+        <w:t xml:space="preserve"> +%F</w:t>
+      </w:r>
+      <w:proofErr w:type="gramStart"/>
+      <w:r>
+        <w:rPr>
+          <w:rFonts w:ascii="Times New Roman" w:hAnsi="Times New Roman" w:cs="Times New Roman"/>
+          <w:sz w:val="28"/>
+          <w:szCs w:val="28"/>
+        </w:rPr>
+        <w:t>).</w:t>
       </w:r>
       <w:proofErr w:type="spellStart"/>
       <w:r>
@@ -17718,6 +20380,7 @@
         <w:t>backup</w:t>
       </w:r>
       <w:proofErr w:type="spellEnd"/>
+      <w:proofErr w:type="gramEnd"/>
       <w:r>
         <w:rPr>
           <w:rFonts w:ascii="Times New Roman" w:hAnsi="Times New Roman" w:cs="Times New Roman"/>
@@ -18189,16 +20852,18 @@
           <w:sz w:val="28"/>
           <w:szCs w:val="28"/>
         </w:rPr>
-        <w:t>Оценить эффективность индексов в БД</w:t>
-      </w:r>
-      <w:r>
-        <w:rPr>
-          <w:rFonts w:ascii="Times New Roman" w:hAnsi="Times New Roman" w:cs="Times New Roman"/>
-          <w:sz w:val="28"/>
-          <w:szCs w:val="28"/>
-        </w:rPr>
-        <w:t>(</w:t>
-      </w:r>
+        <w:t xml:space="preserve">Оценить эффективность индексов в </w:t>
+      </w:r>
+      <w:proofErr w:type="gramStart"/>
+      <w:r>
+        <w:rPr>
+          <w:rFonts w:ascii="Times New Roman" w:hAnsi="Times New Roman" w:cs="Times New Roman"/>
+          <w:sz w:val="28"/>
+          <w:szCs w:val="28"/>
+        </w:rPr>
+        <w:t>БД(</w:t>
+      </w:r>
+      <w:proofErr w:type="gramEnd"/>
       <w:r>
         <w:rPr>
           <w:rFonts w:ascii="Times New Roman" w:hAnsi="Times New Roman" w:cs="Times New Roman"/>
@@ -18354,15 +21019,7 @@
           <w:sz w:val="28"/>
           <w:szCs w:val="28"/>
         </w:rPr>
-        <w:t xml:space="preserve"> = 0</w:t>
-      </w:r>
-      <w:r>
-        <w:rPr>
-          <w:rFonts w:ascii="Times New Roman" w:hAnsi="Times New Roman" w:cs="Times New Roman"/>
-          <w:sz w:val="28"/>
-          <w:szCs w:val="28"/>
-        </w:rPr>
-        <w:t>)</w:t>
+        <w:t xml:space="preserve"> = 0)</w:t>
       </w:r>
     </w:p>
     <w:p>
@@ -19338,7 +21995,7 @@
                     <pic:cNvPicPr/>
                   </pic:nvPicPr>
                   <pic:blipFill rotWithShape="1">
-                    <a:blip r:embed="rId14"/>
+                    <a:blip r:embed="rId17"/>
                     <a:srcRect t="4694"/>
                     <a:stretch/>
                   </pic:blipFill>
@@ -19434,7 +22091,7 @@
           <w:sz w:val="28"/>
           <w:szCs w:val="28"/>
         </w:rPr>
-        <w:t>9</w:t>
+        <w:t>12</w:t>
       </w:r>
       <w:r>
         <w:rPr>
@@ -19484,31 +22141,7 @@
           <w:sz w:val="28"/>
           <w:szCs w:val="28"/>
         </w:rPr>
-        <w:t xml:space="preserve"> </w:t>
-      </w:r>
-      <w:r>
-        <w:rPr>
-          <w:rFonts w:ascii="Times New Roman" w:hAnsi="Times New Roman" w:cs="Times New Roman"/>
-          <w:sz w:val="28"/>
-          <w:szCs w:val="28"/>
-        </w:rPr>
-        <w:t xml:space="preserve">(смотреть Рисунок </w:t>
-      </w:r>
-      <w:r>
-        <w:rPr>
-          <w:rFonts w:ascii="Times New Roman" w:hAnsi="Times New Roman" w:cs="Times New Roman"/>
-          <w:sz w:val="28"/>
-          <w:szCs w:val="28"/>
-        </w:rPr>
-        <w:t>10</w:t>
-      </w:r>
-      <w:r>
-        <w:rPr>
-          <w:rFonts w:ascii="Times New Roman" w:hAnsi="Times New Roman" w:cs="Times New Roman"/>
-          <w:sz w:val="28"/>
-          <w:szCs w:val="28"/>
-        </w:rPr>
-        <w:t>)</w:t>
+        <w:t xml:space="preserve"> (смотреть Рисунок 10)</w:t>
       </w:r>
     </w:p>
     <w:p>
@@ -19689,7 +22322,7 @@
                     <pic:cNvPicPr/>
                   </pic:nvPicPr>
                   <pic:blipFill rotWithShape="1">
-                    <a:blip r:embed="rId15"/>
+                    <a:blip r:embed="rId18"/>
                     <a:srcRect t="3824"/>
                     <a:stretch/>
                   </pic:blipFill>
@@ -19784,7 +22417,7 @@
           <w:sz w:val="28"/>
           <w:szCs w:val="28"/>
         </w:rPr>
-        <w:t>10</w:t>
+        <w:t>13</w:t>
       </w:r>
       <w:r>
         <w:rPr>
@@ -20008,7 +22641,7 @@
                     <pic:cNvPicPr/>
                   </pic:nvPicPr>
                   <pic:blipFill rotWithShape="1">
-                    <a:blip r:embed="rId16"/>
+                    <a:blip r:embed="rId19"/>
                     <a:srcRect t="5147"/>
                     <a:stretch/>
                   </pic:blipFill>
@@ -20103,7 +22736,7 @@
           <w:sz w:val="28"/>
           <w:szCs w:val="28"/>
         </w:rPr>
-        <w:t>11</w:t>
+        <w:t>14</w:t>
       </w:r>
       <w:r>
         <w:rPr>
@@ -20302,7 +22935,7 @@
                     <pic:cNvPicPr/>
                   </pic:nvPicPr>
                   <pic:blipFill rotWithShape="1">
-                    <a:blip r:embed="rId17"/>
+                    <a:blip r:embed="rId20"/>
                     <a:srcRect t="5019"/>
                     <a:stretch/>
                   </pic:blipFill>
@@ -20397,7 +23030,7 @@
           <w:sz w:val="28"/>
           <w:szCs w:val="28"/>
         </w:rPr>
-        <w:t>12</w:t>
+        <w:t>15</w:t>
       </w:r>
       <w:r>
         <w:rPr>
@@ -20704,7 +23337,7 @@
                     <pic:cNvPicPr/>
                   </pic:nvPicPr>
                   <pic:blipFill rotWithShape="1">
-                    <a:blip r:embed="rId18"/>
+                    <a:blip r:embed="rId21"/>
                     <a:srcRect t="4637"/>
                     <a:stretch/>
                   </pic:blipFill>
@@ -20787,7 +23420,7 @@
           <w:color w:val="auto"/>
           <w:sz w:val="28"/>
         </w:rPr>
-        <w:t>13</w:t>
+        <w:t>16</w:t>
       </w:r>
       <w:r>
         <w:rPr>
@@ -30666,6 +33299,120 @@
     </w:lvl>
   </w:abstractNum>
   <w:abstractNum w:abstractNumId="58" w15:restartNumberingAfterBreak="0">
+    <w:nsid w:val="2D972F6C"/>
+    <w:multiLevelType w:val="hybridMultilevel"/>
+    <w:tmpl w:val="F9ACF8C2"/>
+    <w:lvl w:ilvl="0" w:tplc="D2EA05FC">
+      <w:start w:val="1"/>
+      <w:numFmt w:val="bullet"/>
+      <w:lvlRestart w:val="0"/>
+      <w:lvlText w:val=""/>
+      <w:lvlJc w:val="left"/>
+      <w:pPr>
+        <w:ind w:left="720" w:hanging="363"/>
+      </w:pPr>
+      <w:rPr>
+        <w:rFonts w:ascii="Symbol" w:hAnsi="Symbol" w:hint="default"/>
+      </w:rPr>
+    </w:lvl>
+    <w:lvl w:ilvl="1" w:tplc="04190003">
+      <w:start w:val="1"/>
+      <w:numFmt w:val="bullet"/>
+      <w:lvlText w:val="o"/>
+      <w:lvlJc w:val="left"/>
+      <w:pPr>
+        <w:ind w:left="1440" w:hanging="360"/>
+      </w:pPr>
+      <w:rPr>
+        <w:rFonts w:ascii="Courier New" w:hAnsi="Courier New" w:cs="Courier New" w:hint="default"/>
+      </w:rPr>
+    </w:lvl>
+    <w:lvl w:ilvl="2" w:tplc="04190005" w:tentative="1">
+      <w:start w:val="1"/>
+      <w:numFmt w:val="bullet"/>
+      <w:lvlText w:val=""/>
+      <w:lvlJc w:val="left"/>
+      <w:pPr>
+        <w:ind w:left="2160" w:hanging="360"/>
+      </w:pPr>
+      <w:rPr>
+        <w:rFonts w:ascii="Wingdings" w:hAnsi="Wingdings" w:hint="default"/>
+      </w:rPr>
+    </w:lvl>
+    <w:lvl w:ilvl="3" w:tplc="04190001" w:tentative="1">
+      <w:start w:val="1"/>
+      <w:numFmt w:val="bullet"/>
+      <w:lvlText w:val=""/>
+      <w:lvlJc w:val="left"/>
+      <w:pPr>
+        <w:ind w:left="2880" w:hanging="360"/>
+      </w:pPr>
+      <w:rPr>
+        <w:rFonts w:ascii="Symbol" w:hAnsi="Symbol" w:hint="default"/>
+      </w:rPr>
+    </w:lvl>
+    <w:lvl w:ilvl="4" w:tplc="04190003" w:tentative="1">
+      <w:start w:val="1"/>
+      <w:numFmt w:val="bullet"/>
+      <w:lvlText w:val="o"/>
+      <w:lvlJc w:val="left"/>
+      <w:pPr>
+        <w:ind w:left="3600" w:hanging="360"/>
+      </w:pPr>
+      <w:rPr>
+        <w:rFonts w:ascii="Courier New" w:hAnsi="Courier New" w:cs="Courier New" w:hint="default"/>
+      </w:rPr>
+    </w:lvl>
+    <w:lvl w:ilvl="5" w:tplc="04190005" w:tentative="1">
+      <w:start w:val="1"/>
+      <w:numFmt w:val="bullet"/>
+      <w:lvlText w:val=""/>
+      <w:lvlJc w:val="left"/>
+      <w:pPr>
+        <w:ind w:left="4320" w:hanging="360"/>
+      </w:pPr>
+      <w:rPr>
+        <w:rFonts w:ascii="Wingdings" w:hAnsi="Wingdings" w:hint="default"/>
+      </w:rPr>
+    </w:lvl>
+    <w:lvl w:ilvl="6" w:tplc="04190001" w:tentative="1">
+      <w:start w:val="1"/>
+      <w:numFmt w:val="bullet"/>
+      <w:lvlText w:val=""/>
+      <w:lvlJc w:val="left"/>
+      <w:pPr>
+        <w:ind w:left="5040" w:hanging="360"/>
+      </w:pPr>
+      <w:rPr>
+        <w:rFonts w:ascii="Symbol" w:hAnsi="Symbol" w:hint="default"/>
+      </w:rPr>
+    </w:lvl>
+    <w:lvl w:ilvl="7" w:tplc="04190003" w:tentative="1">
+      <w:start w:val="1"/>
+      <w:numFmt w:val="bullet"/>
+      <w:lvlText w:val="o"/>
+      <w:lvlJc w:val="left"/>
+      <w:pPr>
+        <w:ind w:left="5760" w:hanging="360"/>
+      </w:pPr>
+      <w:rPr>
+        <w:rFonts w:ascii="Courier New" w:hAnsi="Courier New" w:cs="Courier New" w:hint="default"/>
+      </w:rPr>
+    </w:lvl>
+    <w:lvl w:ilvl="8" w:tplc="04190005" w:tentative="1">
+      <w:start w:val="1"/>
+      <w:numFmt w:val="bullet"/>
+      <w:lvlText w:val=""/>
+      <w:lvlJc w:val="left"/>
+      <w:pPr>
+        <w:ind w:left="6480" w:hanging="360"/>
+      </w:pPr>
+      <w:rPr>
+        <w:rFonts w:ascii="Wingdings" w:hAnsi="Wingdings" w:hint="default"/>
+      </w:rPr>
+    </w:lvl>
+  </w:abstractNum>
+  <w:abstractNum w:abstractNumId="59" w15:restartNumberingAfterBreak="0">
     <w:nsid w:val="2E4E1D03"/>
     <w:multiLevelType w:val="multilevel"/>
     <w:tmpl w:val="ADFC39E4"/>
@@ -30815,7 +33562,7 @@
       </w:rPr>
     </w:lvl>
   </w:abstractNum>
-  <w:abstractNum w:abstractNumId="59" w15:restartNumberingAfterBreak="0">
+  <w:abstractNum w:abstractNumId="60" w15:restartNumberingAfterBreak="0">
     <w:nsid w:val="2E7444B0"/>
     <w:multiLevelType w:val="hybridMultilevel"/>
     <w:tmpl w:val="905A759A"/>
@@ -30929,7 +33676,7 @@
       </w:rPr>
     </w:lvl>
   </w:abstractNum>
-  <w:abstractNum w:abstractNumId="60" w15:restartNumberingAfterBreak="0">
+  <w:abstractNum w:abstractNumId="61" w15:restartNumberingAfterBreak="0">
     <w:nsid w:val="2EEF38C4"/>
     <w:multiLevelType w:val="hybridMultilevel"/>
     <w:tmpl w:val="D96C8DF2"/>
@@ -31042,7 +33789,7 @@
       </w:rPr>
     </w:lvl>
   </w:abstractNum>
-  <w:abstractNum w:abstractNumId="61" w15:restartNumberingAfterBreak="0">
+  <w:abstractNum w:abstractNumId="62" w15:restartNumberingAfterBreak="0">
     <w:nsid w:val="302B1617"/>
     <w:multiLevelType w:val="multilevel"/>
     <w:tmpl w:val="721AF172"/>
@@ -31158,7 +33905,7 @@
       </w:rPr>
     </w:lvl>
   </w:abstractNum>
-  <w:abstractNum w:abstractNumId="62" w15:restartNumberingAfterBreak="0">
+  <w:abstractNum w:abstractNumId="63" w15:restartNumberingAfterBreak="0">
     <w:nsid w:val="303777E5"/>
     <w:multiLevelType w:val="multilevel"/>
     <w:tmpl w:val="CB306CDE"/>
@@ -31307,7 +34054,7 @@
       </w:rPr>
     </w:lvl>
   </w:abstractNum>
-  <w:abstractNum w:abstractNumId="63" w15:restartNumberingAfterBreak="0">
+  <w:abstractNum w:abstractNumId="64" w15:restartNumberingAfterBreak="0">
     <w:nsid w:val="306C53FD"/>
     <w:multiLevelType w:val="multilevel"/>
     <w:tmpl w:val="A8EC04AA"/>
@@ -31456,7 +34203,121 @@
       </w:rPr>
     </w:lvl>
   </w:abstractNum>
-  <w:abstractNum w:abstractNumId="64" w15:restartNumberingAfterBreak="0">
+  <w:abstractNum w:abstractNumId="65" w15:restartNumberingAfterBreak="0">
+    <w:nsid w:val="30CE03D2"/>
+    <w:multiLevelType w:val="hybridMultilevel"/>
+    <w:tmpl w:val="29EA47C2"/>
+    <w:lvl w:ilvl="0" w:tplc="D2EA05FC">
+      <w:start w:val="1"/>
+      <w:numFmt w:val="bullet"/>
+      <w:lvlRestart w:val="0"/>
+      <w:lvlText w:val=""/>
+      <w:lvlJc w:val="left"/>
+      <w:pPr>
+        <w:ind w:left="720" w:hanging="363"/>
+      </w:pPr>
+      <w:rPr>
+        <w:rFonts w:ascii="Symbol" w:hAnsi="Symbol" w:hint="default"/>
+      </w:rPr>
+    </w:lvl>
+    <w:lvl w:ilvl="1" w:tplc="FFFFFFFF">
+      <w:start w:val="1"/>
+      <w:numFmt w:val="bullet"/>
+      <w:lvlText w:val="o"/>
+      <w:lvlJc w:val="left"/>
+      <w:pPr>
+        <w:ind w:left="1440" w:hanging="360"/>
+      </w:pPr>
+      <w:rPr>
+        <w:rFonts w:ascii="Courier New" w:hAnsi="Courier New" w:cs="Courier New" w:hint="default"/>
+      </w:rPr>
+    </w:lvl>
+    <w:lvl w:ilvl="2" w:tplc="FFFFFFFF" w:tentative="1">
+      <w:start w:val="1"/>
+      <w:numFmt w:val="bullet"/>
+      <w:lvlText w:val=""/>
+      <w:lvlJc w:val="left"/>
+      <w:pPr>
+        <w:ind w:left="2160" w:hanging="360"/>
+      </w:pPr>
+      <w:rPr>
+        <w:rFonts w:ascii="Wingdings" w:hAnsi="Wingdings" w:hint="default"/>
+      </w:rPr>
+    </w:lvl>
+    <w:lvl w:ilvl="3" w:tplc="FFFFFFFF" w:tentative="1">
+      <w:start w:val="1"/>
+      <w:numFmt w:val="bullet"/>
+      <w:lvlText w:val=""/>
+      <w:lvlJc w:val="left"/>
+      <w:pPr>
+        <w:ind w:left="2880" w:hanging="360"/>
+      </w:pPr>
+      <w:rPr>
+        <w:rFonts w:ascii="Symbol" w:hAnsi="Symbol" w:hint="default"/>
+      </w:rPr>
+    </w:lvl>
+    <w:lvl w:ilvl="4" w:tplc="FFFFFFFF" w:tentative="1">
+      <w:start w:val="1"/>
+      <w:numFmt w:val="bullet"/>
+      <w:lvlText w:val="o"/>
+      <w:lvlJc w:val="left"/>
+      <w:pPr>
+        <w:ind w:left="3600" w:hanging="360"/>
+      </w:pPr>
+      <w:rPr>
+        <w:rFonts w:ascii="Courier New" w:hAnsi="Courier New" w:cs="Courier New" w:hint="default"/>
+      </w:rPr>
+    </w:lvl>
+    <w:lvl w:ilvl="5" w:tplc="FFFFFFFF" w:tentative="1">
+      <w:start w:val="1"/>
+      <w:numFmt w:val="bullet"/>
+      <w:lvlText w:val=""/>
+      <w:lvlJc w:val="left"/>
+      <w:pPr>
+        <w:ind w:left="4320" w:hanging="360"/>
+      </w:pPr>
+      <w:rPr>
+        <w:rFonts w:ascii="Wingdings" w:hAnsi="Wingdings" w:hint="default"/>
+      </w:rPr>
+    </w:lvl>
+    <w:lvl w:ilvl="6" w:tplc="FFFFFFFF" w:tentative="1">
+      <w:start w:val="1"/>
+      <w:numFmt w:val="bullet"/>
+      <w:lvlText w:val=""/>
+      <w:lvlJc w:val="left"/>
+      <w:pPr>
+        <w:ind w:left="5040" w:hanging="360"/>
+      </w:pPr>
+      <w:rPr>
+        <w:rFonts w:ascii="Symbol" w:hAnsi="Symbol" w:hint="default"/>
+      </w:rPr>
+    </w:lvl>
+    <w:lvl w:ilvl="7" w:tplc="FFFFFFFF" w:tentative="1">
+      <w:start w:val="1"/>
+      <w:numFmt w:val="bullet"/>
+      <w:lvlText w:val="o"/>
+      <w:lvlJc w:val="left"/>
+      <w:pPr>
+        <w:ind w:left="5760" w:hanging="360"/>
+      </w:pPr>
+      <w:rPr>
+        <w:rFonts w:ascii="Courier New" w:hAnsi="Courier New" w:cs="Courier New" w:hint="default"/>
+      </w:rPr>
+    </w:lvl>
+    <w:lvl w:ilvl="8" w:tplc="FFFFFFFF" w:tentative="1">
+      <w:start w:val="1"/>
+      <w:numFmt w:val="bullet"/>
+      <w:lvlText w:val=""/>
+      <w:lvlJc w:val="left"/>
+      <w:pPr>
+        <w:ind w:left="6480" w:hanging="360"/>
+      </w:pPr>
+      <w:rPr>
+        <w:rFonts w:ascii="Wingdings" w:hAnsi="Wingdings" w:hint="default"/>
+      </w:rPr>
+    </w:lvl>
+  </w:abstractNum>
+  <w:abstractNum w:abstractNumId="66" w15:restartNumberingAfterBreak="0">
     <w:nsid w:val="32911BF6"/>
     <w:multiLevelType w:val="hybridMultilevel"/>
     <w:tmpl w:val="CA6AC980"/>
@@ -31570,7 +34431,7 @@
       </w:rPr>
     </w:lvl>
   </w:abstractNum>
-  <w:abstractNum w:abstractNumId="65" w15:restartNumberingAfterBreak="0">
+  <w:abstractNum w:abstractNumId="67" w15:restartNumberingAfterBreak="0">
     <w:nsid w:val="32AA6459"/>
     <w:multiLevelType w:val="hybridMultilevel"/>
     <w:tmpl w:val="62C47356"/>
@@ -31684,7 +34545,7 @@
       </w:rPr>
     </w:lvl>
   </w:abstractNum>
-  <w:abstractNum w:abstractNumId="66" w15:restartNumberingAfterBreak="0">
+  <w:abstractNum w:abstractNumId="68" w15:restartNumberingAfterBreak="0">
     <w:nsid w:val="348B6DE2"/>
     <w:multiLevelType w:val="hybridMultilevel"/>
     <w:tmpl w:val="C07AADD6"/>
@@ -31797,7 +34658,7 @@
       </w:rPr>
     </w:lvl>
   </w:abstractNum>
-  <w:abstractNum w:abstractNumId="67" w15:restartNumberingAfterBreak="0">
+  <w:abstractNum w:abstractNumId="69" w15:restartNumberingAfterBreak="0">
     <w:nsid w:val="34975066"/>
     <w:multiLevelType w:val="hybridMultilevel"/>
     <w:tmpl w:val="4CD607C6"/>
@@ -31911,7 +34772,7 @@
       </w:rPr>
     </w:lvl>
   </w:abstractNum>
-  <w:abstractNum w:abstractNumId="68" w15:restartNumberingAfterBreak="0">
+  <w:abstractNum w:abstractNumId="70" w15:restartNumberingAfterBreak="0">
     <w:nsid w:val="34C10FE4"/>
     <w:multiLevelType w:val="hybridMultilevel"/>
     <w:tmpl w:val="BF060110"/>
@@ -32025,7 +34886,7 @@
       </w:rPr>
     </w:lvl>
   </w:abstractNum>
-  <w:abstractNum w:abstractNumId="69" w15:restartNumberingAfterBreak="0">
+  <w:abstractNum w:abstractNumId="71" w15:restartNumberingAfterBreak="0">
     <w:nsid w:val="34E45978"/>
     <w:multiLevelType w:val="hybridMultilevel"/>
     <w:tmpl w:val="69544622"/>
@@ -32139,7 +35000,7 @@
       </w:rPr>
     </w:lvl>
   </w:abstractNum>
-  <w:abstractNum w:abstractNumId="70" w15:restartNumberingAfterBreak="0">
+  <w:abstractNum w:abstractNumId="72" w15:restartNumberingAfterBreak="0">
     <w:nsid w:val="34E5627F"/>
     <w:multiLevelType w:val="hybridMultilevel"/>
     <w:tmpl w:val="D27EBC5A"/>
@@ -32252,7 +35113,7 @@
       </w:rPr>
     </w:lvl>
   </w:abstractNum>
-  <w:abstractNum w:abstractNumId="71" w15:restartNumberingAfterBreak="0">
+  <w:abstractNum w:abstractNumId="73" w15:restartNumberingAfterBreak="0">
     <w:nsid w:val="36145557"/>
     <w:multiLevelType w:val="hybridMultilevel"/>
     <w:tmpl w:val="4ABA345C"/>
@@ -32365,7 +35226,7 @@
       </w:rPr>
     </w:lvl>
   </w:abstractNum>
-  <w:abstractNum w:abstractNumId="72" w15:restartNumberingAfterBreak="0">
+  <w:abstractNum w:abstractNumId="74" w15:restartNumberingAfterBreak="0">
     <w:nsid w:val="368D002E"/>
     <w:multiLevelType w:val="hybridMultilevel"/>
     <w:tmpl w:val="9CA4D4C0"/>
@@ -32478,7 +35339,7 @@
       </w:rPr>
     </w:lvl>
   </w:abstractNum>
-  <w:abstractNum w:abstractNumId="73" w15:restartNumberingAfterBreak="0">
+  <w:abstractNum w:abstractNumId="75" w15:restartNumberingAfterBreak="0">
     <w:nsid w:val="37806C0F"/>
     <w:multiLevelType w:val="multilevel"/>
     <w:tmpl w:val="1ABADB50"/>
@@ -32594,7 +35455,7 @@
       </w:pPr>
     </w:lvl>
   </w:abstractNum>
-  <w:abstractNum w:abstractNumId="74" w15:restartNumberingAfterBreak="0">
+  <w:abstractNum w:abstractNumId="76" w15:restartNumberingAfterBreak="0">
     <w:nsid w:val="37C84592"/>
     <w:multiLevelType w:val="multilevel"/>
     <w:tmpl w:val="7714E06A"/>
@@ -32739,7 +35600,7 @@
       </w:rPr>
     </w:lvl>
   </w:abstractNum>
-  <w:abstractNum w:abstractNumId="75" w15:restartNumberingAfterBreak="0">
+  <w:abstractNum w:abstractNumId="77" w15:restartNumberingAfterBreak="0">
     <w:nsid w:val="37D36219"/>
     <w:multiLevelType w:val="hybridMultilevel"/>
     <w:tmpl w:val="38A8F5A6"/>
@@ -32852,7 +35713,7 @@
       </w:rPr>
     </w:lvl>
   </w:abstractNum>
-  <w:abstractNum w:abstractNumId="76" w15:restartNumberingAfterBreak="0">
+  <w:abstractNum w:abstractNumId="78" w15:restartNumberingAfterBreak="0">
     <w:nsid w:val="380A10F1"/>
     <w:multiLevelType w:val="multilevel"/>
     <w:tmpl w:val="1B50234E"/>
@@ -33002,7 +35863,7 @@
       </w:rPr>
     </w:lvl>
   </w:abstractNum>
-  <w:abstractNum w:abstractNumId="77" w15:restartNumberingAfterBreak="0">
+  <w:abstractNum w:abstractNumId="79" w15:restartNumberingAfterBreak="0">
     <w:nsid w:val="381D02AC"/>
     <w:multiLevelType w:val="hybridMultilevel"/>
     <w:tmpl w:val="3A94C642"/>
@@ -33115,7 +35976,7 @@
       </w:rPr>
     </w:lvl>
   </w:abstractNum>
-  <w:abstractNum w:abstractNumId="78" w15:restartNumberingAfterBreak="0">
+  <w:abstractNum w:abstractNumId="80" w15:restartNumberingAfterBreak="0">
     <w:nsid w:val="390A7C18"/>
     <w:multiLevelType w:val="multilevel"/>
     <w:tmpl w:val="F678ED6A"/>
@@ -33264,7 +36125,7 @@
       </w:rPr>
     </w:lvl>
   </w:abstractNum>
-  <w:abstractNum w:abstractNumId="79" w15:restartNumberingAfterBreak="0">
+  <w:abstractNum w:abstractNumId="81" w15:restartNumberingAfterBreak="0">
     <w:nsid w:val="390D5B79"/>
     <w:multiLevelType w:val="multilevel"/>
     <w:tmpl w:val="0C94E7EE"/>
@@ -33413,7 +36274,7 @@
       </w:rPr>
     </w:lvl>
   </w:abstractNum>
-  <w:abstractNum w:abstractNumId="80" w15:restartNumberingAfterBreak="0">
+  <w:abstractNum w:abstractNumId="82" w15:restartNumberingAfterBreak="0">
     <w:nsid w:val="39FB1BC8"/>
     <w:multiLevelType w:val="hybridMultilevel"/>
     <w:tmpl w:val="E1F297BC"/>
@@ -33527,7 +36388,7 @@
       </w:rPr>
     </w:lvl>
   </w:abstractNum>
-  <w:abstractNum w:abstractNumId="81" w15:restartNumberingAfterBreak="0">
+  <w:abstractNum w:abstractNumId="83" w15:restartNumberingAfterBreak="0">
     <w:nsid w:val="3AE769E8"/>
     <w:multiLevelType w:val="hybridMultilevel"/>
     <w:tmpl w:val="40D23636"/>
@@ -33641,7 +36502,7 @@
       </w:rPr>
     </w:lvl>
   </w:abstractNum>
-  <w:abstractNum w:abstractNumId="82" w15:restartNumberingAfterBreak="0">
+  <w:abstractNum w:abstractNumId="84" w15:restartNumberingAfterBreak="0">
     <w:nsid w:val="3B074DBE"/>
     <w:multiLevelType w:val="multilevel"/>
     <w:tmpl w:val="F790EB14"/>
@@ -33786,7 +36647,7 @@
       </w:rPr>
     </w:lvl>
   </w:abstractNum>
-  <w:abstractNum w:abstractNumId="83" w15:restartNumberingAfterBreak="0">
+  <w:abstractNum w:abstractNumId="85" w15:restartNumberingAfterBreak="0">
     <w:nsid w:val="3B586371"/>
     <w:multiLevelType w:val="multilevel"/>
     <w:tmpl w:val="AFA4CF08"/>
@@ -33906,7 +36767,7 @@
       </w:pPr>
     </w:lvl>
   </w:abstractNum>
-  <w:abstractNum w:abstractNumId="84" w15:restartNumberingAfterBreak="0">
+  <w:abstractNum w:abstractNumId="86" w15:restartNumberingAfterBreak="0">
     <w:nsid w:val="3B637379"/>
     <w:multiLevelType w:val="multilevel"/>
     <w:tmpl w:val="95CEA06C"/>
@@ -34051,7 +36912,7 @@
       </w:rPr>
     </w:lvl>
   </w:abstractNum>
-  <w:abstractNum w:abstractNumId="85" w15:restartNumberingAfterBreak="0">
+  <w:abstractNum w:abstractNumId="87" w15:restartNumberingAfterBreak="0">
     <w:nsid w:val="3BFC63B9"/>
     <w:multiLevelType w:val="hybridMultilevel"/>
     <w:tmpl w:val="5A2EF8DA"/>
@@ -34165,7 +37026,7 @@
       </w:rPr>
     </w:lvl>
   </w:abstractNum>
-  <w:abstractNum w:abstractNumId="86" w15:restartNumberingAfterBreak="0">
+  <w:abstractNum w:abstractNumId="88" w15:restartNumberingAfterBreak="0">
     <w:nsid w:val="3C00173B"/>
     <w:multiLevelType w:val="multilevel"/>
     <w:tmpl w:val="BE429E18"/>
@@ -34314,7 +37175,7 @@
       </w:rPr>
     </w:lvl>
   </w:abstractNum>
-  <w:abstractNum w:abstractNumId="87" w15:restartNumberingAfterBreak="0">
+  <w:abstractNum w:abstractNumId="89" w15:restartNumberingAfterBreak="0">
     <w:nsid w:val="3C234737"/>
     <w:multiLevelType w:val="multilevel"/>
     <w:tmpl w:val="B376555E"/>
@@ -34463,7 +37324,7 @@
       </w:rPr>
     </w:lvl>
   </w:abstractNum>
-  <w:abstractNum w:abstractNumId="88" w15:restartNumberingAfterBreak="0">
+  <w:abstractNum w:abstractNumId="90" w15:restartNumberingAfterBreak="0">
     <w:nsid w:val="3CCA4A97"/>
     <w:multiLevelType w:val="hybridMultilevel"/>
     <w:tmpl w:val="3C68BD10"/>
@@ -34577,7 +37438,7 @@
       </w:rPr>
     </w:lvl>
   </w:abstractNum>
-  <w:abstractNum w:abstractNumId="89" w15:restartNumberingAfterBreak="0">
+  <w:abstractNum w:abstractNumId="91" w15:restartNumberingAfterBreak="0">
     <w:nsid w:val="3CD86949"/>
     <w:multiLevelType w:val="hybridMultilevel"/>
     <w:tmpl w:val="C0680BDC"/>
@@ -34666,7 +37527,7 @@
       </w:pPr>
     </w:lvl>
   </w:abstractNum>
-  <w:abstractNum w:abstractNumId="90" w15:restartNumberingAfterBreak="0">
+  <w:abstractNum w:abstractNumId="92" w15:restartNumberingAfterBreak="0">
     <w:nsid w:val="3D5A7274"/>
     <w:multiLevelType w:val="hybridMultilevel"/>
     <w:tmpl w:val="4F4816D2"/>
@@ -34780,7 +37641,7 @@
       </w:rPr>
     </w:lvl>
   </w:abstractNum>
-  <w:abstractNum w:abstractNumId="91" w15:restartNumberingAfterBreak="0">
+  <w:abstractNum w:abstractNumId="93" w15:restartNumberingAfterBreak="0">
     <w:nsid w:val="3DAA52A2"/>
     <w:multiLevelType w:val="hybridMultilevel"/>
     <w:tmpl w:val="97DAED78"/>
@@ -34894,7 +37755,7 @@
       </w:rPr>
     </w:lvl>
   </w:abstractNum>
-  <w:abstractNum w:abstractNumId="92" w15:restartNumberingAfterBreak="0">
+  <w:abstractNum w:abstractNumId="94" w15:restartNumberingAfterBreak="0">
     <w:nsid w:val="3ED24480"/>
     <w:multiLevelType w:val="hybridMultilevel"/>
     <w:tmpl w:val="48845404"/>
@@ -35007,7 +37868,7 @@
       </w:rPr>
     </w:lvl>
   </w:abstractNum>
-  <w:abstractNum w:abstractNumId="93" w15:restartNumberingAfterBreak="0">
+  <w:abstractNum w:abstractNumId="95" w15:restartNumberingAfterBreak="0">
     <w:nsid w:val="3F6726C6"/>
     <w:multiLevelType w:val="multilevel"/>
     <w:tmpl w:val="5F6406B8"/>
@@ -35156,7 +38017,7 @@
       </w:rPr>
     </w:lvl>
   </w:abstractNum>
-  <w:abstractNum w:abstractNumId="94" w15:restartNumberingAfterBreak="0">
+  <w:abstractNum w:abstractNumId="96" w15:restartNumberingAfterBreak="0">
     <w:nsid w:val="40537B26"/>
     <w:multiLevelType w:val="hybridMultilevel"/>
     <w:tmpl w:val="4F6C53A6"/>
@@ -35270,7 +38131,7 @@
       </w:rPr>
     </w:lvl>
   </w:abstractNum>
-  <w:abstractNum w:abstractNumId="95" w15:restartNumberingAfterBreak="0">
+  <w:abstractNum w:abstractNumId="97" w15:restartNumberingAfterBreak="0">
     <w:nsid w:val="41051702"/>
     <w:multiLevelType w:val="hybridMultilevel"/>
     <w:tmpl w:val="98903FD4"/>
@@ -35384,7 +38245,7 @@
       </w:rPr>
     </w:lvl>
   </w:abstractNum>
-  <w:abstractNum w:abstractNumId="96" w15:restartNumberingAfterBreak="0">
+  <w:abstractNum w:abstractNumId="98" w15:restartNumberingAfterBreak="0">
     <w:nsid w:val="420167D3"/>
     <w:multiLevelType w:val="hybridMultilevel"/>
     <w:tmpl w:val="D1D0AC0C"/>
@@ -35497,7 +38358,7 @@
       </w:rPr>
     </w:lvl>
   </w:abstractNum>
-  <w:abstractNum w:abstractNumId="97" w15:restartNumberingAfterBreak="0">
+  <w:abstractNum w:abstractNumId="99" w15:restartNumberingAfterBreak="0">
     <w:nsid w:val="42DF1447"/>
     <w:multiLevelType w:val="multilevel"/>
     <w:tmpl w:val="6FD24620"/>
@@ -35646,7 +38507,7 @@
       </w:rPr>
     </w:lvl>
   </w:abstractNum>
-  <w:abstractNum w:abstractNumId="98" w15:restartNumberingAfterBreak="0">
+  <w:abstractNum w:abstractNumId="100" w15:restartNumberingAfterBreak="0">
     <w:nsid w:val="441D517C"/>
     <w:multiLevelType w:val="multilevel"/>
     <w:tmpl w:val="6CB4A142"/>
@@ -35763,7 +38624,7 @@
       </w:pPr>
     </w:lvl>
   </w:abstractNum>
-  <w:abstractNum w:abstractNumId="99" w15:restartNumberingAfterBreak="0">
+  <w:abstractNum w:abstractNumId="101" w15:restartNumberingAfterBreak="0">
     <w:nsid w:val="47856BB7"/>
     <w:multiLevelType w:val="multilevel"/>
     <w:tmpl w:val="1F36DCBA"/>
@@ -35912,7 +38773,7 @@
       </w:rPr>
     </w:lvl>
   </w:abstractNum>
-  <w:abstractNum w:abstractNumId="100" w15:restartNumberingAfterBreak="0">
+  <w:abstractNum w:abstractNumId="102" w15:restartNumberingAfterBreak="0">
     <w:nsid w:val="47874976"/>
     <w:multiLevelType w:val="hybridMultilevel"/>
     <w:tmpl w:val="15CE0196"/>
@@ -36025,7 +38886,7 @@
       </w:rPr>
     </w:lvl>
   </w:abstractNum>
-  <w:abstractNum w:abstractNumId="101" w15:restartNumberingAfterBreak="0">
+  <w:abstractNum w:abstractNumId="103" w15:restartNumberingAfterBreak="0">
     <w:nsid w:val="47FB3C90"/>
     <w:multiLevelType w:val="hybridMultilevel"/>
     <w:tmpl w:val="3CE0D2F4"/>
@@ -36138,7 +38999,7 @@
       </w:rPr>
     </w:lvl>
   </w:abstractNum>
-  <w:abstractNum w:abstractNumId="102" w15:restartNumberingAfterBreak="0">
+  <w:abstractNum w:abstractNumId="104" w15:restartNumberingAfterBreak="0">
     <w:nsid w:val="4879061F"/>
     <w:multiLevelType w:val="multilevel"/>
     <w:tmpl w:val="E796F9DE"/>
@@ -36287,7 +39148,7 @@
       </w:rPr>
     </w:lvl>
   </w:abstractNum>
-  <w:abstractNum w:abstractNumId="103" w15:restartNumberingAfterBreak="0">
+  <w:abstractNum w:abstractNumId="105" w15:restartNumberingAfterBreak="0">
     <w:nsid w:val="49A158F5"/>
     <w:multiLevelType w:val="multilevel"/>
     <w:tmpl w:val="C9CC2B18"/>
@@ -36403,7 +39264,7 @@
       </w:pPr>
     </w:lvl>
   </w:abstractNum>
-  <w:abstractNum w:abstractNumId="104" w15:restartNumberingAfterBreak="0">
+  <w:abstractNum w:abstractNumId="106" w15:restartNumberingAfterBreak="0">
     <w:nsid w:val="4A5F5080"/>
     <w:multiLevelType w:val="multilevel"/>
     <w:tmpl w:val="274627CA"/>
@@ -36552,7 +39413,7 @@
       </w:rPr>
     </w:lvl>
   </w:abstractNum>
-  <w:abstractNum w:abstractNumId="105" w15:restartNumberingAfterBreak="0">
+  <w:abstractNum w:abstractNumId="107" w15:restartNumberingAfterBreak="0">
     <w:nsid w:val="4A834C8F"/>
     <w:multiLevelType w:val="multilevel"/>
     <w:tmpl w:val="ABC2D394"/>
@@ -36697,7 +39558,7 @@
       </w:rPr>
     </w:lvl>
   </w:abstractNum>
-  <w:abstractNum w:abstractNumId="106" w15:restartNumberingAfterBreak="0">
+  <w:abstractNum w:abstractNumId="108" w15:restartNumberingAfterBreak="0">
     <w:nsid w:val="4AF27CD9"/>
     <w:multiLevelType w:val="multilevel"/>
     <w:tmpl w:val="47BA410E"/>
@@ -36843,7 +39704,7 @@
       </w:rPr>
     </w:lvl>
   </w:abstractNum>
-  <w:abstractNum w:abstractNumId="107" w15:restartNumberingAfterBreak="0">
+  <w:abstractNum w:abstractNumId="109" w15:restartNumberingAfterBreak="0">
     <w:nsid w:val="4B343DFF"/>
     <w:multiLevelType w:val="hybridMultilevel"/>
     <w:tmpl w:val="37483296"/>
@@ -36956,7 +39817,7 @@
       </w:rPr>
     </w:lvl>
   </w:abstractNum>
-  <w:abstractNum w:abstractNumId="108" w15:restartNumberingAfterBreak="0">
+  <w:abstractNum w:abstractNumId="110" w15:restartNumberingAfterBreak="0">
     <w:nsid w:val="4BF24DDB"/>
     <w:multiLevelType w:val="hybridMultilevel"/>
     <w:tmpl w:val="860272DA"/>
@@ -37070,7 +39931,7 @@
       </w:rPr>
     </w:lvl>
   </w:abstractNum>
-  <w:abstractNum w:abstractNumId="109" w15:restartNumberingAfterBreak="0">
+  <w:abstractNum w:abstractNumId="111" w15:restartNumberingAfterBreak="0">
     <w:nsid w:val="4C1D2AE6"/>
     <w:multiLevelType w:val="hybridMultilevel"/>
     <w:tmpl w:val="01823BC4"/>
@@ -37184,7 +40045,7 @@
       </w:rPr>
     </w:lvl>
   </w:abstractNum>
-  <w:abstractNum w:abstractNumId="110" w15:restartNumberingAfterBreak="0">
+  <w:abstractNum w:abstractNumId="112" w15:restartNumberingAfterBreak="0">
     <w:nsid w:val="4DE47865"/>
     <w:multiLevelType w:val="multilevel"/>
     <w:tmpl w:val="96801596"/>
@@ -37329,7 +40190,7 @@
       </w:rPr>
     </w:lvl>
   </w:abstractNum>
-  <w:abstractNum w:abstractNumId="111" w15:restartNumberingAfterBreak="0">
+  <w:abstractNum w:abstractNumId="113" w15:restartNumberingAfterBreak="0">
     <w:nsid w:val="4E171D2F"/>
     <w:multiLevelType w:val="hybridMultilevel"/>
     <w:tmpl w:val="9DCE5A9E"/>
@@ -37418,7 +40279,7 @@
       </w:pPr>
     </w:lvl>
   </w:abstractNum>
-  <w:abstractNum w:abstractNumId="112" w15:restartNumberingAfterBreak="0">
+  <w:abstractNum w:abstractNumId="114" w15:restartNumberingAfterBreak="0">
     <w:nsid w:val="4E7C3D36"/>
     <w:multiLevelType w:val="hybridMultilevel"/>
     <w:tmpl w:val="80000DEC"/>
@@ -37531,7 +40392,7 @@
       </w:rPr>
     </w:lvl>
   </w:abstractNum>
-  <w:abstractNum w:abstractNumId="113" w15:restartNumberingAfterBreak="0">
+  <w:abstractNum w:abstractNumId="115" w15:restartNumberingAfterBreak="0">
     <w:nsid w:val="4F860720"/>
     <w:multiLevelType w:val="hybridMultilevel"/>
     <w:tmpl w:val="2C0C1B8C"/>
@@ -37645,7 +40506,7 @@
       </w:rPr>
     </w:lvl>
   </w:abstractNum>
-  <w:abstractNum w:abstractNumId="114" w15:restartNumberingAfterBreak="0">
+  <w:abstractNum w:abstractNumId="116" w15:restartNumberingAfterBreak="0">
     <w:nsid w:val="51A91973"/>
     <w:multiLevelType w:val="hybridMultilevel"/>
     <w:tmpl w:val="E4841932"/>
@@ -37758,7 +40619,7 @@
       </w:rPr>
     </w:lvl>
   </w:abstractNum>
-  <w:abstractNum w:abstractNumId="115" w15:restartNumberingAfterBreak="0">
+  <w:abstractNum w:abstractNumId="117" w15:restartNumberingAfterBreak="0">
     <w:nsid w:val="5364618D"/>
     <w:multiLevelType w:val="multilevel"/>
     <w:tmpl w:val="A83EC20A"/>
@@ -37903,7 +40764,7 @@
       </w:rPr>
     </w:lvl>
   </w:abstractNum>
-  <w:abstractNum w:abstractNumId="116" w15:restartNumberingAfterBreak="0">
+  <w:abstractNum w:abstractNumId="118" w15:restartNumberingAfterBreak="0">
     <w:nsid w:val="54796F36"/>
     <w:multiLevelType w:val="multilevel"/>
     <w:tmpl w:val="90B85586"/>
@@ -38052,7 +40913,7 @@
       </w:rPr>
     </w:lvl>
   </w:abstractNum>
-  <w:abstractNum w:abstractNumId="117" w15:restartNumberingAfterBreak="0">
+  <w:abstractNum w:abstractNumId="119" w15:restartNumberingAfterBreak="0">
     <w:nsid w:val="55417608"/>
     <w:multiLevelType w:val="multilevel"/>
     <w:tmpl w:val="8842B984"/>
@@ -38201,7 +41062,7 @@
       </w:rPr>
     </w:lvl>
   </w:abstractNum>
-  <w:abstractNum w:abstractNumId="118" w15:restartNumberingAfterBreak="0">
+  <w:abstractNum w:abstractNumId="120" w15:restartNumberingAfterBreak="0">
     <w:nsid w:val="56210714"/>
     <w:multiLevelType w:val="hybridMultilevel"/>
     <w:tmpl w:val="6B40FB48"/>
@@ -38314,7 +41175,7 @@
       </w:rPr>
     </w:lvl>
   </w:abstractNum>
-  <w:abstractNum w:abstractNumId="119" w15:restartNumberingAfterBreak="0">
+  <w:abstractNum w:abstractNumId="121" w15:restartNumberingAfterBreak="0">
     <w:nsid w:val="571E55DB"/>
     <w:multiLevelType w:val="multilevel"/>
     <w:tmpl w:val="E7E84D30"/>
@@ -38463,7 +41324,7 @@
       </w:rPr>
     </w:lvl>
   </w:abstractNum>
-  <w:abstractNum w:abstractNumId="120" w15:restartNumberingAfterBreak="0">
+  <w:abstractNum w:abstractNumId="122" w15:restartNumberingAfterBreak="0">
     <w:nsid w:val="5A715F82"/>
     <w:multiLevelType w:val="multilevel"/>
     <w:tmpl w:val="123C047C"/>
@@ -38612,7 +41473,7 @@
       </w:rPr>
     </w:lvl>
   </w:abstractNum>
-  <w:abstractNum w:abstractNumId="121" w15:restartNumberingAfterBreak="0">
+  <w:abstractNum w:abstractNumId="123" w15:restartNumberingAfterBreak="0">
     <w:nsid w:val="5AF94BBF"/>
     <w:multiLevelType w:val="multilevel"/>
     <w:tmpl w:val="43D0ED40"/>
@@ -38761,7 +41622,7 @@
       </w:rPr>
     </w:lvl>
   </w:abstractNum>
-  <w:abstractNum w:abstractNumId="122" w15:restartNumberingAfterBreak="0">
+  <w:abstractNum w:abstractNumId="124" w15:restartNumberingAfterBreak="0">
     <w:nsid w:val="5BBC73DA"/>
     <w:multiLevelType w:val="multilevel"/>
     <w:tmpl w:val="350A2984"/>
@@ -38907,7 +41768,7 @@
       </w:rPr>
     </w:lvl>
   </w:abstractNum>
-  <w:abstractNum w:abstractNumId="123" w15:restartNumberingAfterBreak="0">
+  <w:abstractNum w:abstractNumId="125" w15:restartNumberingAfterBreak="0">
     <w:nsid w:val="5E930755"/>
     <w:multiLevelType w:val="multilevel"/>
     <w:tmpl w:val="0B728048"/>
@@ -39056,7 +41917,7 @@
       </w:rPr>
     </w:lvl>
   </w:abstractNum>
-  <w:abstractNum w:abstractNumId="124" w15:restartNumberingAfterBreak="0">
+  <w:abstractNum w:abstractNumId="126" w15:restartNumberingAfterBreak="0">
     <w:nsid w:val="5F871056"/>
     <w:multiLevelType w:val="multilevel"/>
     <w:tmpl w:val="BED0CCB4"/>
@@ -39205,7 +42066,7 @@
       </w:rPr>
     </w:lvl>
   </w:abstractNum>
-  <w:abstractNum w:abstractNumId="125" w15:restartNumberingAfterBreak="0">
+  <w:abstractNum w:abstractNumId="127" w15:restartNumberingAfterBreak="0">
     <w:nsid w:val="60BA0517"/>
     <w:multiLevelType w:val="multilevel"/>
     <w:tmpl w:val="1AB8733E"/>
@@ -39355,7 +42216,7 @@
       </w:rPr>
     </w:lvl>
   </w:abstractNum>
-  <w:abstractNum w:abstractNumId="126" w15:restartNumberingAfterBreak="0">
+  <w:abstractNum w:abstractNumId="128" w15:restartNumberingAfterBreak="0">
     <w:nsid w:val="60CB1E13"/>
     <w:multiLevelType w:val="hybridMultilevel"/>
     <w:tmpl w:val="666CCFA4"/>
@@ -39469,7 +42330,7 @@
       </w:rPr>
     </w:lvl>
   </w:abstractNum>
-  <w:abstractNum w:abstractNumId="127" w15:restartNumberingAfterBreak="0">
+  <w:abstractNum w:abstractNumId="129" w15:restartNumberingAfterBreak="0">
     <w:nsid w:val="62494EBF"/>
     <w:multiLevelType w:val="multilevel"/>
     <w:tmpl w:val="287A3A88"/>
@@ -39619,7 +42480,7 @@
       </w:rPr>
     </w:lvl>
   </w:abstractNum>
-  <w:abstractNum w:abstractNumId="128" w15:restartNumberingAfterBreak="0">
+  <w:abstractNum w:abstractNumId="130" w15:restartNumberingAfterBreak="0">
     <w:nsid w:val="62B804D5"/>
     <w:multiLevelType w:val="multilevel"/>
     <w:tmpl w:val="2CFAFB44"/>
@@ -39768,7 +42629,7 @@
       </w:rPr>
     </w:lvl>
   </w:abstractNum>
-  <w:abstractNum w:abstractNumId="129" w15:restartNumberingAfterBreak="0">
+  <w:abstractNum w:abstractNumId="131" w15:restartNumberingAfterBreak="0">
     <w:nsid w:val="633420EB"/>
     <w:multiLevelType w:val="multilevel"/>
     <w:tmpl w:val="5ACEE53E"/>
@@ -39918,7 +42779,7 @@
       </w:rPr>
     </w:lvl>
   </w:abstractNum>
-  <w:abstractNum w:abstractNumId="130" w15:restartNumberingAfterBreak="0">
+  <w:abstractNum w:abstractNumId="132" w15:restartNumberingAfterBreak="0">
     <w:nsid w:val="644317ED"/>
     <w:multiLevelType w:val="multilevel"/>
     <w:tmpl w:val="36DE6FD0"/>
@@ -40067,7 +42928,7 @@
       </w:rPr>
     </w:lvl>
   </w:abstractNum>
-  <w:abstractNum w:abstractNumId="131" w15:restartNumberingAfterBreak="0">
+  <w:abstractNum w:abstractNumId="133" w15:restartNumberingAfterBreak="0">
     <w:nsid w:val="64F00956"/>
     <w:multiLevelType w:val="multilevel"/>
     <w:tmpl w:val="DF1E255A"/>
@@ -40217,7 +43078,7 @@
       </w:rPr>
     </w:lvl>
   </w:abstractNum>
-  <w:abstractNum w:abstractNumId="132" w15:restartNumberingAfterBreak="0">
+  <w:abstractNum w:abstractNumId="134" w15:restartNumberingAfterBreak="0">
     <w:nsid w:val="6500072F"/>
     <w:multiLevelType w:val="multilevel"/>
     <w:tmpl w:val="A7365F48"/>
@@ -40366,7 +43227,7 @@
       </w:rPr>
     </w:lvl>
   </w:abstractNum>
-  <w:abstractNum w:abstractNumId="133" w15:restartNumberingAfterBreak="0">
+  <w:abstractNum w:abstractNumId="135" w15:restartNumberingAfterBreak="0">
     <w:nsid w:val="67033C9E"/>
     <w:multiLevelType w:val="hybridMultilevel"/>
     <w:tmpl w:val="884C318E"/>
@@ -40480,7 +43341,7 @@
       </w:rPr>
     </w:lvl>
   </w:abstractNum>
-  <w:abstractNum w:abstractNumId="134" w15:restartNumberingAfterBreak="0">
+  <w:abstractNum w:abstractNumId="136" w15:restartNumberingAfterBreak="0">
     <w:nsid w:val="67BA1961"/>
     <w:multiLevelType w:val="multilevel"/>
     <w:tmpl w:val="BB44D2BC"/>
@@ -40629,7 +43490,7 @@
       </w:rPr>
     </w:lvl>
   </w:abstractNum>
-  <w:abstractNum w:abstractNumId="135" w15:restartNumberingAfterBreak="0">
+  <w:abstractNum w:abstractNumId="137" w15:restartNumberingAfterBreak="0">
     <w:nsid w:val="68E60908"/>
     <w:multiLevelType w:val="hybridMultilevel"/>
     <w:tmpl w:val="86109C7C"/>
@@ -40743,7 +43604,7 @@
       </w:rPr>
     </w:lvl>
   </w:abstractNum>
-  <w:abstractNum w:abstractNumId="136" w15:restartNumberingAfterBreak="0">
+  <w:abstractNum w:abstractNumId="138" w15:restartNumberingAfterBreak="0">
     <w:nsid w:val="6924536B"/>
     <w:multiLevelType w:val="hybridMultilevel"/>
     <w:tmpl w:val="DF1A7854"/>
@@ -40857,7 +43718,7 @@
       </w:rPr>
     </w:lvl>
   </w:abstractNum>
-  <w:abstractNum w:abstractNumId="137" w15:restartNumberingAfterBreak="0">
+  <w:abstractNum w:abstractNumId="139" w15:restartNumberingAfterBreak="0">
     <w:nsid w:val="698B3B3E"/>
     <w:multiLevelType w:val="hybridMultilevel"/>
     <w:tmpl w:val="FA66A3B2"/>
@@ -40971,7 +43832,7 @@
       </w:rPr>
     </w:lvl>
   </w:abstractNum>
-  <w:abstractNum w:abstractNumId="138" w15:restartNumberingAfterBreak="0">
+  <w:abstractNum w:abstractNumId="140" w15:restartNumberingAfterBreak="0">
     <w:nsid w:val="69B3446C"/>
     <w:multiLevelType w:val="multilevel"/>
     <w:tmpl w:val="6F241090"/>
@@ -41116,7 +43977,7 @@
       </w:rPr>
     </w:lvl>
   </w:abstractNum>
-  <w:abstractNum w:abstractNumId="139" w15:restartNumberingAfterBreak="0">
+  <w:abstractNum w:abstractNumId="141" w15:restartNumberingAfterBreak="0">
     <w:nsid w:val="69C569D2"/>
     <w:multiLevelType w:val="multilevel"/>
     <w:tmpl w:val="E52C5E58"/>
@@ -41261,7 +44122,7 @@
       </w:rPr>
     </w:lvl>
   </w:abstractNum>
-  <w:abstractNum w:abstractNumId="140" w15:restartNumberingAfterBreak="0">
+  <w:abstractNum w:abstractNumId="142" w15:restartNumberingAfterBreak="0">
     <w:nsid w:val="6B1730AE"/>
     <w:multiLevelType w:val="hybridMultilevel"/>
     <w:tmpl w:val="38F09894"/>
@@ -41375,7 +44236,7 @@
       </w:rPr>
     </w:lvl>
   </w:abstractNum>
-  <w:abstractNum w:abstractNumId="141" w15:restartNumberingAfterBreak="0">
+  <w:abstractNum w:abstractNumId="143" w15:restartNumberingAfterBreak="0">
     <w:nsid w:val="6B9B694F"/>
     <w:multiLevelType w:val="multilevel"/>
     <w:tmpl w:val="75BC25B6"/>
@@ -41524,7 +44385,7 @@
       </w:rPr>
     </w:lvl>
   </w:abstractNum>
-  <w:abstractNum w:abstractNumId="142" w15:restartNumberingAfterBreak="0">
+  <w:abstractNum w:abstractNumId="144" w15:restartNumberingAfterBreak="0">
     <w:nsid w:val="6C832558"/>
     <w:multiLevelType w:val="hybridMultilevel"/>
     <w:tmpl w:val="9D9604A0"/>
@@ -41637,7 +44498,7 @@
       </w:rPr>
     </w:lvl>
   </w:abstractNum>
-  <w:abstractNum w:abstractNumId="143" w15:restartNumberingAfterBreak="0">
+  <w:abstractNum w:abstractNumId="145" w15:restartNumberingAfterBreak="0">
     <w:nsid w:val="6D5B7F3F"/>
     <w:multiLevelType w:val="hybridMultilevel"/>
     <w:tmpl w:val="AB00B474"/>
@@ -41751,7 +44612,7 @@
       </w:rPr>
     </w:lvl>
   </w:abstractNum>
-  <w:abstractNum w:abstractNumId="144" w15:restartNumberingAfterBreak="0">
+  <w:abstractNum w:abstractNumId="146" w15:restartNumberingAfterBreak="0">
     <w:nsid w:val="6EE63904"/>
     <w:multiLevelType w:val="multilevel"/>
     <w:tmpl w:val="2C5AC922"/>
@@ -41900,7 +44761,7 @@
       </w:rPr>
     </w:lvl>
   </w:abstractNum>
-  <w:abstractNum w:abstractNumId="145" w15:restartNumberingAfterBreak="0">
+  <w:abstractNum w:abstractNumId="147" w15:restartNumberingAfterBreak="0">
     <w:nsid w:val="6F1B2B29"/>
     <w:multiLevelType w:val="multilevel"/>
     <w:tmpl w:val="0E088A6A"/>
@@ -42017,7 +44878,7 @@
       </w:pPr>
     </w:lvl>
   </w:abstractNum>
-  <w:abstractNum w:abstractNumId="146" w15:restartNumberingAfterBreak="0">
+  <w:abstractNum w:abstractNumId="148" w15:restartNumberingAfterBreak="0">
     <w:nsid w:val="6F4200EC"/>
     <w:multiLevelType w:val="multilevel"/>
     <w:tmpl w:val="41D4AE5E"/>
@@ -42167,7 +45028,7 @@
       </w:rPr>
     </w:lvl>
   </w:abstractNum>
-  <w:abstractNum w:abstractNumId="147" w15:restartNumberingAfterBreak="0">
+  <w:abstractNum w:abstractNumId="149" w15:restartNumberingAfterBreak="0">
     <w:nsid w:val="70066595"/>
     <w:multiLevelType w:val="multilevel"/>
     <w:tmpl w:val="B90EC610"/>
@@ -42316,7 +45177,7 @@
       </w:rPr>
     </w:lvl>
   </w:abstractNum>
-  <w:abstractNum w:abstractNumId="148" w15:restartNumberingAfterBreak="0">
+  <w:abstractNum w:abstractNumId="150" w15:restartNumberingAfterBreak="0">
     <w:nsid w:val="704D11B3"/>
     <w:multiLevelType w:val="hybridMultilevel"/>
     <w:tmpl w:val="7EC86570"/>
@@ -42430,7 +45291,7 @@
       </w:rPr>
     </w:lvl>
   </w:abstractNum>
-  <w:abstractNum w:abstractNumId="149" w15:restartNumberingAfterBreak="0">
+  <w:abstractNum w:abstractNumId="151" w15:restartNumberingAfterBreak="0">
     <w:nsid w:val="70AB16DA"/>
     <w:multiLevelType w:val="multilevel"/>
     <w:tmpl w:val="9148E246"/>
@@ -42550,7 +45411,7 @@
       </w:pPr>
     </w:lvl>
   </w:abstractNum>
-  <w:abstractNum w:abstractNumId="150" w15:restartNumberingAfterBreak="0">
+  <w:abstractNum w:abstractNumId="152" w15:restartNumberingAfterBreak="0">
     <w:nsid w:val="72945C58"/>
     <w:multiLevelType w:val="hybridMultilevel"/>
     <w:tmpl w:val="D3805A32"/>
@@ -42664,7 +45525,7 @@
       </w:rPr>
     </w:lvl>
   </w:abstractNum>
-  <w:abstractNum w:abstractNumId="151" w15:restartNumberingAfterBreak="0">
+  <w:abstractNum w:abstractNumId="153" w15:restartNumberingAfterBreak="0">
     <w:nsid w:val="730431D2"/>
     <w:multiLevelType w:val="hybridMultilevel"/>
     <w:tmpl w:val="C9905462"/>
@@ -42777,7 +45638,7 @@
       </w:rPr>
     </w:lvl>
   </w:abstractNum>
-  <w:abstractNum w:abstractNumId="152" w15:restartNumberingAfterBreak="0">
+  <w:abstractNum w:abstractNumId="154" w15:restartNumberingAfterBreak="0">
     <w:nsid w:val="730F624B"/>
     <w:multiLevelType w:val="hybridMultilevel"/>
     <w:tmpl w:val="60F2AEDE"/>
@@ -42890,7 +45751,7 @@
       </w:rPr>
     </w:lvl>
   </w:abstractNum>
-  <w:abstractNum w:abstractNumId="153" w15:restartNumberingAfterBreak="0">
+  <w:abstractNum w:abstractNumId="155" w15:restartNumberingAfterBreak="0">
     <w:nsid w:val="73B36A00"/>
     <w:multiLevelType w:val="multilevel"/>
     <w:tmpl w:val="CE9A70B2"/>
@@ -43036,7 +45897,121 @@
       </w:rPr>
     </w:lvl>
   </w:abstractNum>
-  <w:abstractNum w:abstractNumId="154" w15:restartNumberingAfterBreak="0">
+  <w:abstractNum w:abstractNumId="156" w15:restartNumberingAfterBreak="0">
+    <w:nsid w:val="747A40A7"/>
+    <w:multiLevelType w:val="hybridMultilevel"/>
+    <w:tmpl w:val="0CB24610"/>
+    <w:lvl w:ilvl="0" w:tplc="805247D2">
+      <w:start w:val="1"/>
+      <w:numFmt w:val="bullet"/>
+      <w:lvlRestart w:val="0"/>
+      <w:lvlText w:val=""/>
+      <w:lvlJc w:val="left"/>
+      <w:pPr>
+        <w:ind w:left="1428" w:hanging="363"/>
+      </w:pPr>
+      <w:rPr>
+        <w:rFonts w:ascii="Symbol" w:hAnsi="Symbol" w:hint="default"/>
+      </w:rPr>
+    </w:lvl>
+    <w:lvl w:ilvl="1" w:tplc="04190003" w:tentative="1">
+      <w:start w:val="1"/>
+      <w:numFmt w:val="bullet"/>
+      <w:lvlText w:val="o"/>
+      <w:lvlJc w:val="left"/>
+      <w:pPr>
+        <w:ind w:left="2148" w:hanging="360"/>
+      </w:pPr>
+      <w:rPr>
+        <w:rFonts w:ascii="Courier New" w:hAnsi="Courier New" w:cs="Courier New" w:hint="default"/>
+      </w:rPr>
+    </w:lvl>
+    <w:lvl w:ilvl="2" w:tplc="04190005" w:tentative="1">
+      <w:start w:val="1"/>
+      <w:numFmt w:val="bullet"/>
+      <w:lvlText w:val=""/>
+      <w:lvlJc w:val="left"/>
+      <w:pPr>
+        <w:ind w:left="2868" w:hanging="360"/>
+      </w:pPr>
+      <w:rPr>
+        <w:rFonts w:ascii="Wingdings" w:hAnsi="Wingdings" w:hint="default"/>
+      </w:rPr>
+    </w:lvl>
+    <w:lvl w:ilvl="3" w:tplc="04190001" w:tentative="1">
+      <w:start w:val="1"/>
+      <w:numFmt w:val="bullet"/>
+      <w:lvlText w:val=""/>
+      <w:lvlJc w:val="left"/>
+      <w:pPr>
+        <w:ind w:left="3588" w:hanging="360"/>
+      </w:pPr>
+      <w:rPr>
+        <w:rFonts w:ascii="Symbol" w:hAnsi="Symbol" w:hint="default"/>
+      </w:rPr>
+    </w:lvl>
+    <w:lvl w:ilvl="4" w:tplc="04190003" w:tentative="1">
+      <w:start w:val="1"/>
+      <w:numFmt w:val="bullet"/>
+      <w:lvlText w:val="o"/>
+      <w:lvlJc w:val="left"/>
+      <w:pPr>
+        <w:ind w:left="4308" w:hanging="360"/>
+      </w:pPr>
+      <w:rPr>
+        <w:rFonts w:ascii="Courier New" w:hAnsi="Courier New" w:cs="Courier New" w:hint="default"/>
+      </w:rPr>
+    </w:lvl>
+    <w:lvl w:ilvl="5" w:tplc="04190005" w:tentative="1">
+      <w:start w:val="1"/>
+      <w:numFmt w:val="bullet"/>
+      <w:lvlText w:val=""/>
+      <w:lvlJc w:val="left"/>
+      <w:pPr>
+        <w:ind w:left="5028" w:hanging="360"/>
+      </w:pPr>
+      <w:rPr>
+        <w:rFonts w:ascii="Wingdings" w:hAnsi="Wingdings" w:hint="default"/>
+      </w:rPr>
+    </w:lvl>
+    <w:lvl w:ilvl="6" w:tplc="04190001" w:tentative="1">
+      <w:start w:val="1"/>
+      <w:numFmt w:val="bullet"/>
+      <w:lvlText w:val=""/>
+      <w:lvlJc w:val="left"/>
+      <w:pPr>
+        <w:ind w:left="5748" w:hanging="360"/>
+      </w:pPr>
+      <w:rPr>
+        <w:rFonts w:ascii="Symbol" w:hAnsi="Symbol" w:hint="default"/>
+      </w:rPr>
+    </w:lvl>
+    <w:lvl w:ilvl="7" w:tplc="04190003" w:tentative="1">
+      <w:start w:val="1"/>
+      <w:numFmt w:val="bullet"/>
+      <w:lvlText w:val="o"/>
+      <w:lvlJc w:val="left"/>
+      <w:pPr>
+        <w:ind w:left="6468" w:hanging="360"/>
+      </w:pPr>
+      <w:rPr>
+        <w:rFonts w:ascii="Courier New" w:hAnsi="Courier New" w:cs="Courier New" w:hint="default"/>
+      </w:rPr>
+    </w:lvl>
+    <w:lvl w:ilvl="8" w:tplc="04190005" w:tentative="1">
+      <w:start w:val="1"/>
+      <w:numFmt w:val="bullet"/>
+      <w:lvlText w:val=""/>
+      <w:lvlJc w:val="left"/>
+      <w:pPr>
+        <w:ind w:left="7188" w:hanging="360"/>
+      </w:pPr>
+      <w:rPr>
+        <w:rFonts w:ascii="Wingdings" w:hAnsi="Wingdings" w:hint="default"/>
+      </w:rPr>
+    </w:lvl>
+  </w:abstractNum>
+  <w:abstractNum w:abstractNumId="157" w15:restartNumberingAfterBreak="0">
     <w:nsid w:val="765A2781"/>
     <w:multiLevelType w:val="hybridMultilevel"/>
     <w:tmpl w:val="891A2488"/>
@@ -43150,7 +46125,7 @@
       </w:rPr>
     </w:lvl>
   </w:abstractNum>
-  <w:abstractNum w:abstractNumId="155" w15:restartNumberingAfterBreak="0">
+  <w:abstractNum w:abstractNumId="158" w15:restartNumberingAfterBreak="0">
     <w:nsid w:val="77DA4AF7"/>
     <w:multiLevelType w:val="multilevel"/>
     <w:tmpl w:val="314CAE14"/>
@@ -43299,7 +46274,7 @@
       </w:rPr>
     </w:lvl>
   </w:abstractNum>
-  <w:abstractNum w:abstractNumId="156" w15:restartNumberingAfterBreak="0">
+  <w:abstractNum w:abstractNumId="159" w15:restartNumberingAfterBreak="0">
     <w:nsid w:val="783677CD"/>
     <w:multiLevelType w:val="hybridMultilevel"/>
     <w:tmpl w:val="7D06E954"/>
@@ -43413,7 +46388,7 @@
       </w:rPr>
     </w:lvl>
   </w:abstractNum>
-  <w:abstractNum w:abstractNumId="157" w15:restartNumberingAfterBreak="0">
+  <w:abstractNum w:abstractNumId="160" w15:restartNumberingAfterBreak="0">
     <w:nsid w:val="78703B5A"/>
     <w:multiLevelType w:val="hybridMultilevel"/>
     <w:tmpl w:val="6994EF22"/>
@@ -43527,7 +46502,7 @@
       </w:rPr>
     </w:lvl>
   </w:abstractNum>
-  <w:abstractNum w:abstractNumId="158" w15:restartNumberingAfterBreak="0">
+  <w:abstractNum w:abstractNumId="161" w15:restartNumberingAfterBreak="0">
     <w:nsid w:val="7B397BF9"/>
     <w:multiLevelType w:val="multilevel"/>
     <w:tmpl w:val="BFB4FF60"/>
@@ -43672,7 +46647,7 @@
       </w:rPr>
     </w:lvl>
   </w:abstractNum>
-  <w:abstractNum w:abstractNumId="159" w15:restartNumberingAfterBreak="0">
+  <w:abstractNum w:abstractNumId="162" w15:restartNumberingAfterBreak="0">
     <w:nsid w:val="7BEE20F5"/>
     <w:multiLevelType w:val="hybridMultilevel"/>
     <w:tmpl w:val="40B614D8"/>
@@ -43786,7 +46761,7 @@
       </w:rPr>
     </w:lvl>
   </w:abstractNum>
-  <w:abstractNum w:abstractNumId="160" w15:restartNumberingAfterBreak="0">
+  <w:abstractNum w:abstractNumId="163" w15:restartNumberingAfterBreak="0">
     <w:nsid w:val="7CFD3E22"/>
     <w:multiLevelType w:val="hybridMultilevel"/>
     <w:tmpl w:val="C4B4AF26"/>
@@ -43900,7 +46875,7 @@
       </w:rPr>
     </w:lvl>
   </w:abstractNum>
-  <w:abstractNum w:abstractNumId="161" w15:restartNumberingAfterBreak="0">
+  <w:abstractNum w:abstractNumId="164" w15:restartNumberingAfterBreak="0">
     <w:nsid w:val="7D9A55E7"/>
     <w:multiLevelType w:val="multilevel"/>
     <w:tmpl w:val="2F3EB2B8"/>
@@ -44045,7 +47020,7 @@
       </w:rPr>
     </w:lvl>
   </w:abstractNum>
-  <w:abstractNum w:abstractNumId="162" w15:restartNumberingAfterBreak="0">
+  <w:abstractNum w:abstractNumId="165" w15:restartNumberingAfterBreak="0">
     <w:nsid w:val="7DE80EEC"/>
     <w:multiLevelType w:val="hybridMultilevel"/>
     <w:tmpl w:val="4BD80C0A"/>
@@ -44158,7 +47133,7 @@
       </w:rPr>
     </w:lvl>
   </w:abstractNum>
-  <w:abstractNum w:abstractNumId="163" w15:restartNumberingAfterBreak="0">
+  <w:abstractNum w:abstractNumId="166" w15:restartNumberingAfterBreak="0">
     <w:nsid w:val="7E2A6F9C"/>
     <w:multiLevelType w:val="hybridMultilevel"/>
     <w:tmpl w:val="28CA546E"/>
@@ -44272,7 +47247,7 @@
       </w:rPr>
     </w:lvl>
   </w:abstractNum>
-  <w:abstractNum w:abstractNumId="164" w15:restartNumberingAfterBreak="0">
+  <w:abstractNum w:abstractNumId="167" w15:restartNumberingAfterBreak="0">
     <w:nsid w:val="7E8B6296"/>
     <w:multiLevelType w:val="multilevel"/>
     <w:tmpl w:val="C3D66AE2"/>
@@ -44419,34 +47394,34 @@
     </w:lvl>
   </w:abstractNum>
   <w:num w:numId="1" w16cid:durableId="417559909">
-    <w:abstractNumId w:val="142"/>
+    <w:abstractNumId w:val="144"/>
   </w:num>
   <w:num w:numId="2" w16cid:durableId="1430353358">
     <w:abstractNumId w:val="57"/>
   </w:num>
   <w:num w:numId="3" w16cid:durableId="1810632833">
-    <w:abstractNumId w:val="107"/>
+    <w:abstractNumId w:val="109"/>
   </w:num>
   <w:num w:numId="4" w16cid:durableId="969096115">
-    <w:abstractNumId w:val="61"/>
+    <w:abstractNumId w:val="62"/>
   </w:num>
   <w:num w:numId="5" w16cid:durableId="307906092">
-    <w:abstractNumId w:val="89"/>
+    <w:abstractNumId w:val="91"/>
   </w:num>
   <w:num w:numId="6" w16cid:durableId="1649558159">
-    <w:abstractNumId w:val="111"/>
+    <w:abstractNumId w:val="113"/>
   </w:num>
   <w:num w:numId="7" w16cid:durableId="914361067">
     <w:abstractNumId w:val="1"/>
   </w:num>
   <w:num w:numId="8" w16cid:durableId="1979148245">
-    <w:abstractNumId w:val="155"/>
+    <w:abstractNumId w:val="158"/>
   </w:num>
   <w:num w:numId="9" w16cid:durableId="870459551">
-    <w:abstractNumId w:val="63"/>
+    <w:abstractNumId w:val="64"/>
   </w:num>
   <w:num w:numId="10" w16cid:durableId="1684091212">
-    <w:abstractNumId w:val="134"/>
+    <w:abstractNumId w:val="136"/>
   </w:num>
   <w:num w:numId="11" w16cid:durableId="1545172778">
     <w:abstractNumId w:val="18"/>
@@ -44455,7 +47430,7 @@
     <w:abstractNumId w:val="39"/>
   </w:num>
   <w:num w:numId="13" w16cid:durableId="1785418078">
-    <w:abstractNumId w:val="92"/>
+    <w:abstractNumId w:val="94"/>
   </w:num>
   <w:num w:numId="14" w16cid:durableId="833565218">
     <w:abstractNumId w:val="12"/>
@@ -44467,22 +47442,22 @@
     <w:abstractNumId w:val="46"/>
   </w:num>
   <w:num w:numId="17" w16cid:durableId="2088336287">
-    <w:abstractNumId w:val="101"/>
+    <w:abstractNumId w:val="103"/>
   </w:num>
   <w:num w:numId="18" w16cid:durableId="1621450729">
-    <w:abstractNumId w:val="60"/>
+    <w:abstractNumId w:val="61"/>
   </w:num>
   <w:num w:numId="19" w16cid:durableId="80879813">
-    <w:abstractNumId w:val="114"/>
+    <w:abstractNumId w:val="116"/>
   </w:num>
   <w:num w:numId="20" w16cid:durableId="944579133">
-    <w:abstractNumId w:val="71"/>
+    <w:abstractNumId w:val="73"/>
   </w:num>
   <w:num w:numId="21" w16cid:durableId="617030446">
-    <w:abstractNumId w:val="102"/>
+    <w:abstractNumId w:val="104"/>
   </w:num>
   <w:num w:numId="22" w16cid:durableId="1144007953">
-    <w:abstractNumId w:val="116"/>
+    <w:abstractNumId w:val="118"/>
   </w:num>
   <w:num w:numId="23" w16cid:durableId="874731164">
     <w:abstractNumId w:val="33"/>
@@ -44494,7 +47469,7 @@
     <w:abstractNumId w:val="15"/>
   </w:num>
   <w:num w:numId="26" w16cid:durableId="143472474">
-    <w:abstractNumId w:val="75"/>
+    <w:abstractNumId w:val="77"/>
   </w:num>
   <w:num w:numId="27" w16cid:durableId="1845168909">
     <w:abstractNumId w:val="42"/>
@@ -44503,37 +47478,37 @@
     <w:abstractNumId w:val="4"/>
   </w:num>
   <w:num w:numId="29" w16cid:durableId="1734504243">
-    <w:abstractNumId w:val="77"/>
+    <w:abstractNumId w:val="79"/>
   </w:num>
   <w:num w:numId="30" w16cid:durableId="1609003782">
     <w:abstractNumId w:val="34"/>
   </w:num>
   <w:num w:numId="31" w16cid:durableId="1383022624">
-    <w:abstractNumId w:val="112"/>
+    <w:abstractNumId w:val="114"/>
   </w:num>
   <w:num w:numId="32" w16cid:durableId="1045789052">
     <w:abstractNumId w:val="48"/>
   </w:num>
   <w:num w:numId="33" w16cid:durableId="972370403">
-    <w:abstractNumId w:val="97"/>
+    <w:abstractNumId w:val="99"/>
   </w:num>
   <w:num w:numId="34" w16cid:durableId="1367952851">
-    <w:abstractNumId w:val="144"/>
+    <w:abstractNumId w:val="146"/>
   </w:num>
   <w:num w:numId="35" w16cid:durableId="1199199888">
-    <w:abstractNumId w:val="124"/>
+    <w:abstractNumId w:val="126"/>
   </w:num>
   <w:num w:numId="36" w16cid:durableId="1217279494">
-    <w:abstractNumId w:val="141"/>
+    <w:abstractNumId w:val="143"/>
   </w:num>
   <w:num w:numId="37" w16cid:durableId="1764841545">
-    <w:abstractNumId w:val="70"/>
+    <w:abstractNumId w:val="72"/>
   </w:num>
   <w:num w:numId="38" w16cid:durableId="1962033553">
     <w:abstractNumId w:val="43"/>
   </w:num>
   <w:num w:numId="39" w16cid:durableId="1979455835">
-    <w:abstractNumId w:val="62"/>
+    <w:abstractNumId w:val="63"/>
   </w:num>
   <w:num w:numId="40" w16cid:durableId="639917189">
     <w:abstractNumId w:val="49"/>
@@ -44551,19 +47526,19 @@
     <w:abstractNumId w:val="28"/>
   </w:num>
   <w:num w:numId="45" w16cid:durableId="1968851407">
-    <w:abstractNumId w:val="117"/>
+    <w:abstractNumId w:val="119"/>
   </w:num>
   <w:num w:numId="46" w16cid:durableId="1238831623">
-    <w:abstractNumId w:val="132"/>
+    <w:abstractNumId w:val="134"/>
   </w:num>
   <w:num w:numId="47" w16cid:durableId="1250771475">
     <w:abstractNumId w:val="45"/>
   </w:num>
   <w:num w:numId="48" w16cid:durableId="1412460302">
-    <w:abstractNumId w:val="100"/>
+    <w:abstractNumId w:val="102"/>
   </w:num>
   <w:num w:numId="49" w16cid:durableId="297299984">
-    <w:abstractNumId w:val="151"/>
+    <w:abstractNumId w:val="153"/>
   </w:num>
   <w:num w:numId="50" w16cid:durableId="1506165445">
     <w:abstractNumId w:val="21"/>
@@ -44572,82 +47547,82 @@
     <w:abstractNumId w:val="8"/>
   </w:num>
   <w:num w:numId="52" w16cid:durableId="1059011933">
-    <w:abstractNumId w:val="66"/>
+    <w:abstractNumId w:val="68"/>
   </w:num>
   <w:num w:numId="53" w16cid:durableId="1024132790">
-    <w:abstractNumId w:val="118"/>
+    <w:abstractNumId w:val="120"/>
   </w:num>
   <w:num w:numId="54" w16cid:durableId="1029527551">
-    <w:abstractNumId w:val="120"/>
+    <w:abstractNumId w:val="122"/>
   </w:num>
   <w:num w:numId="55" w16cid:durableId="1021736229">
-    <w:abstractNumId w:val="105"/>
+    <w:abstractNumId w:val="107"/>
   </w:num>
   <w:num w:numId="56" w16cid:durableId="1499494799">
     <w:abstractNumId w:val="56"/>
   </w:num>
   <w:num w:numId="57" w16cid:durableId="129976716">
+    <w:abstractNumId w:val="86"/>
+  </w:num>
+  <w:num w:numId="58" w16cid:durableId="778381236">
+    <w:abstractNumId w:val="101"/>
+  </w:num>
+  <w:num w:numId="59" w16cid:durableId="1313483996">
+    <w:abstractNumId w:val="121"/>
+  </w:num>
+  <w:num w:numId="60" w16cid:durableId="1012954501">
+    <w:abstractNumId w:val="89"/>
+  </w:num>
+  <w:num w:numId="61" w16cid:durableId="134613136">
+    <w:abstractNumId w:val="95"/>
+  </w:num>
+  <w:num w:numId="62" w16cid:durableId="1300379135">
+    <w:abstractNumId w:val="88"/>
+  </w:num>
+  <w:num w:numId="63" w16cid:durableId="670839645">
+    <w:abstractNumId w:val="140"/>
+  </w:num>
+  <w:num w:numId="64" w16cid:durableId="1451196113">
+    <w:abstractNumId w:val="161"/>
+  </w:num>
+  <w:num w:numId="65" w16cid:durableId="430008485">
+    <w:abstractNumId w:val="112"/>
+  </w:num>
+  <w:num w:numId="66" w16cid:durableId="782991241">
     <w:abstractNumId w:val="84"/>
   </w:num>
-  <w:num w:numId="58" w16cid:durableId="778381236">
-    <w:abstractNumId w:val="99"/>
-  </w:num>
-  <w:num w:numId="59" w16cid:durableId="1313483996">
-    <w:abstractNumId w:val="119"/>
-  </w:num>
-  <w:num w:numId="60" w16cid:durableId="1012954501">
-    <w:abstractNumId w:val="87"/>
-  </w:num>
-  <w:num w:numId="61" w16cid:durableId="134613136">
-    <w:abstractNumId w:val="93"/>
-  </w:num>
-  <w:num w:numId="62" w16cid:durableId="1300379135">
-    <w:abstractNumId w:val="86"/>
-  </w:num>
-  <w:num w:numId="63" w16cid:durableId="670839645">
-    <w:abstractNumId w:val="138"/>
-  </w:num>
-  <w:num w:numId="64" w16cid:durableId="1451196113">
-    <w:abstractNumId w:val="158"/>
-  </w:num>
-  <w:num w:numId="65" w16cid:durableId="430008485">
-    <w:abstractNumId w:val="110"/>
-  </w:num>
-  <w:num w:numId="66" w16cid:durableId="782991241">
-    <w:abstractNumId w:val="82"/>
-  </w:num>
   <w:num w:numId="67" w16cid:durableId="1269703836">
-    <w:abstractNumId w:val="72"/>
+    <w:abstractNumId w:val="74"/>
   </w:num>
   <w:num w:numId="68" w16cid:durableId="1286619754">
-    <w:abstractNumId w:val="161"/>
+    <w:abstractNumId w:val="164"/>
   </w:num>
   <w:num w:numId="69" w16cid:durableId="1896970427">
-    <w:abstractNumId w:val="139"/>
+    <w:abstractNumId w:val="141"/>
   </w:num>
   <w:num w:numId="70" w16cid:durableId="1102844269">
-    <w:abstractNumId w:val="83"/>
+    <w:abstractNumId w:val="85"/>
   </w:num>
   <w:num w:numId="71" w16cid:durableId="516699504">
-    <w:abstractNumId w:val="79"/>
+    <w:abstractNumId w:val="81"/>
   </w:num>
   <w:num w:numId="72" w16cid:durableId="1729762471">
-    <w:abstractNumId w:val="98"/>
+    <w:abstractNumId w:val="100"/>
   </w:num>
   <w:num w:numId="73" w16cid:durableId="1109396234">
     <w:abstractNumId w:val="6"/>
   </w:num>
   <w:num w:numId="74" w16cid:durableId="1013454978">
-    <w:abstractNumId w:val="78"/>
+    <w:abstractNumId w:val="80"/>
   </w:num>
   <w:num w:numId="75" w16cid:durableId="1446659512">
-    <w:abstractNumId w:val="149"/>
+    <w:abstractNumId w:val="151"/>
   </w:num>
   <w:num w:numId="76" w16cid:durableId="1964774126">
-    <w:abstractNumId w:val="130"/>
+    <w:abstractNumId w:val="132"/>
   </w:num>
   <w:num w:numId="77" w16cid:durableId="1197086765">
-    <w:abstractNumId w:val="145"/>
+    <w:abstractNumId w:val="147"/>
   </w:num>
   <w:num w:numId="78" w16cid:durableId="741098734">
     <w:abstractNumId w:val="37"/>
@@ -44659,31 +47634,31 @@
     <w:abstractNumId w:val="44"/>
   </w:num>
   <w:num w:numId="81" w16cid:durableId="1904294878">
-    <w:abstractNumId w:val="103"/>
+    <w:abstractNumId w:val="105"/>
   </w:num>
   <w:num w:numId="82" w16cid:durableId="1288970388">
-    <w:abstractNumId w:val="73"/>
+    <w:abstractNumId w:val="75"/>
   </w:num>
   <w:num w:numId="83" w16cid:durableId="1031955057">
     <w:abstractNumId w:val="27"/>
   </w:num>
   <w:num w:numId="84" w16cid:durableId="613748424">
-    <w:abstractNumId w:val="115"/>
+    <w:abstractNumId w:val="117"/>
   </w:num>
   <w:num w:numId="85" w16cid:durableId="812019150">
-    <w:abstractNumId w:val="74"/>
+    <w:abstractNumId w:val="76"/>
   </w:num>
   <w:num w:numId="86" w16cid:durableId="1656954130">
-    <w:abstractNumId w:val="96"/>
+    <w:abstractNumId w:val="98"/>
   </w:num>
   <w:num w:numId="87" w16cid:durableId="1524510372">
-    <w:abstractNumId w:val="152"/>
+    <w:abstractNumId w:val="154"/>
   </w:num>
   <w:num w:numId="88" w16cid:durableId="824393055">
     <w:abstractNumId w:val="51"/>
   </w:num>
   <w:num w:numId="89" w16cid:durableId="52895788">
-    <w:abstractNumId w:val="162"/>
+    <w:abstractNumId w:val="165"/>
   </w:num>
   <w:num w:numId="90" w16cid:durableId="1935087710">
     <w:abstractNumId w:val="10"/>
@@ -44695,31 +47670,31 @@
     <w:abstractNumId w:val="0"/>
   </w:num>
   <w:num w:numId="93" w16cid:durableId="1110323141">
-    <w:abstractNumId w:val="153"/>
+    <w:abstractNumId w:val="155"/>
   </w:num>
   <w:num w:numId="94" w16cid:durableId="1413087698">
     <w:abstractNumId w:val="23"/>
   </w:num>
   <w:num w:numId="95" w16cid:durableId="1370573662">
-    <w:abstractNumId w:val="122"/>
+    <w:abstractNumId w:val="124"/>
   </w:num>
   <w:num w:numId="96" w16cid:durableId="1472862140">
-    <w:abstractNumId w:val="80"/>
+    <w:abstractNumId w:val="82"/>
   </w:num>
   <w:num w:numId="97" w16cid:durableId="751196055">
     <w:abstractNumId w:val="7"/>
   </w:num>
   <w:num w:numId="98" w16cid:durableId="843132292">
-    <w:abstractNumId w:val="133"/>
+    <w:abstractNumId w:val="135"/>
   </w:num>
   <w:num w:numId="99" w16cid:durableId="296836019">
-    <w:abstractNumId w:val="67"/>
+    <w:abstractNumId w:val="69"/>
   </w:num>
   <w:num w:numId="100" w16cid:durableId="1321736132">
-    <w:abstractNumId w:val="150"/>
+    <w:abstractNumId w:val="152"/>
   </w:num>
   <w:num w:numId="101" w16cid:durableId="2114980939">
-    <w:abstractNumId w:val="108"/>
+    <w:abstractNumId w:val="110"/>
   </w:num>
   <w:num w:numId="102" w16cid:durableId="2069330349">
     <w:abstractNumId w:val="11"/>
@@ -44728,43 +47703,43 @@
     <w:abstractNumId w:val="22"/>
   </w:num>
   <w:num w:numId="104" w16cid:durableId="748383834">
-    <w:abstractNumId w:val="94"/>
+    <w:abstractNumId w:val="96"/>
   </w:num>
   <w:num w:numId="105" w16cid:durableId="1844276408">
     <w:abstractNumId w:val="32"/>
   </w:num>
   <w:num w:numId="106" w16cid:durableId="1704548909">
-    <w:abstractNumId w:val="65"/>
+    <w:abstractNumId w:val="67"/>
   </w:num>
   <w:num w:numId="107" w16cid:durableId="103312994">
-    <w:abstractNumId w:val="156"/>
+    <w:abstractNumId w:val="159"/>
   </w:num>
   <w:num w:numId="108" w16cid:durableId="1267039516">
     <w:abstractNumId w:val="30"/>
   </w:num>
   <w:num w:numId="109" w16cid:durableId="2048142575">
-    <w:abstractNumId w:val="154"/>
+    <w:abstractNumId w:val="157"/>
   </w:num>
   <w:num w:numId="110" w16cid:durableId="1747528282">
-    <w:abstractNumId w:val="137"/>
+    <w:abstractNumId w:val="139"/>
   </w:num>
   <w:num w:numId="111" w16cid:durableId="2136870429">
-    <w:abstractNumId w:val="129"/>
+    <w:abstractNumId w:val="131"/>
   </w:num>
   <w:num w:numId="112" w16cid:durableId="872501936">
-    <w:abstractNumId w:val="163"/>
+    <w:abstractNumId w:val="166"/>
   </w:num>
   <w:num w:numId="113" w16cid:durableId="112872180">
-    <w:abstractNumId w:val="68"/>
+    <w:abstractNumId w:val="70"/>
   </w:num>
   <w:num w:numId="114" w16cid:durableId="1651858982">
     <w:abstractNumId w:val="19"/>
   </w:num>
   <w:num w:numId="115" w16cid:durableId="1206874630">
-    <w:abstractNumId w:val="140"/>
+    <w:abstractNumId w:val="142"/>
   </w:num>
   <w:num w:numId="116" w16cid:durableId="1208953162">
-    <w:abstractNumId w:val="64"/>
+    <w:abstractNumId w:val="66"/>
   </w:num>
   <w:num w:numId="117" w16cid:durableId="2051221795">
     <w:abstractNumId w:val="9"/>
@@ -44773,28 +47748,28 @@
     <w:abstractNumId w:val="53"/>
   </w:num>
   <w:num w:numId="119" w16cid:durableId="393310770">
-    <w:abstractNumId w:val="69"/>
+    <w:abstractNumId w:val="71"/>
   </w:num>
   <w:num w:numId="120" w16cid:durableId="1202984324">
-    <w:abstractNumId w:val="127"/>
+    <w:abstractNumId w:val="129"/>
   </w:num>
   <w:num w:numId="121" w16cid:durableId="95709348">
-    <w:abstractNumId w:val="146"/>
+    <w:abstractNumId w:val="148"/>
   </w:num>
   <w:num w:numId="122" w16cid:durableId="2058311587">
-    <w:abstractNumId w:val="109"/>
+    <w:abstractNumId w:val="111"/>
   </w:num>
   <w:num w:numId="123" w16cid:durableId="760298803">
+    <w:abstractNumId w:val="163"/>
+  </w:num>
+  <w:num w:numId="124" w16cid:durableId="1889947036">
+    <w:abstractNumId w:val="87"/>
+  </w:num>
+  <w:num w:numId="125" w16cid:durableId="1863854959">
     <w:abstractNumId w:val="160"/>
   </w:num>
-  <w:num w:numId="124" w16cid:durableId="1889947036">
-    <w:abstractNumId w:val="85"/>
-  </w:num>
-  <w:num w:numId="125" w16cid:durableId="1863854959">
-    <w:abstractNumId w:val="157"/>
-  </w:num>
   <w:num w:numId="126" w16cid:durableId="1190070576">
-    <w:abstractNumId w:val="81"/>
+    <w:abstractNumId w:val="83"/>
   </w:num>
   <w:num w:numId="127" w16cid:durableId="215512649">
     <w:abstractNumId w:val="24"/>
@@ -44803,52 +47778,52 @@
     <w:abstractNumId w:val="3"/>
   </w:num>
   <w:num w:numId="129" w16cid:durableId="1787389370">
-    <w:abstractNumId w:val="136"/>
+    <w:abstractNumId w:val="138"/>
   </w:num>
   <w:num w:numId="130" w16cid:durableId="1860923443">
     <w:abstractNumId w:val="41"/>
   </w:num>
   <w:num w:numId="131" w16cid:durableId="1867599497">
-    <w:abstractNumId w:val="126"/>
+    <w:abstractNumId w:val="128"/>
   </w:num>
   <w:num w:numId="132" w16cid:durableId="687414040">
     <w:abstractNumId w:val="26"/>
   </w:num>
   <w:num w:numId="133" w16cid:durableId="435516475">
-    <w:abstractNumId w:val="135"/>
+    <w:abstractNumId w:val="137"/>
   </w:num>
   <w:num w:numId="134" w16cid:durableId="620458989">
     <w:abstractNumId w:val="35"/>
   </w:num>
   <w:num w:numId="135" w16cid:durableId="1242714125">
-    <w:abstractNumId w:val="90"/>
+    <w:abstractNumId w:val="92"/>
   </w:num>
   <w:num w:numId="136" w16cid:durableId="605119531">
-    <w:abstractNumId w:val="76"/>
+    <w:abstractNumId w:val="78"/>
   </w:num>
   <w:num w:numId="137" w16cid:durableId="1209226933">
-    <w:abstractNumId w:val="88"/>
+    <w:abstractNumId w:val="90"/>
   </w:num>
   <w:num w:numId="138" w16cid:durableId="164396196">
     <w:abstractNumId w:val="5"/>
   </w:num>
   <w:num w:numId="139" w16cid:durableId="274676381">
-    <w:abstractNumId w:val="128"/>
+    <w:abstractNumId w:val="130"/>
   </w:num>
   <w:num w:numId="140" w16cid:durableId="2108843062">
-    <w:abstractNumId w:val="147"/>
+    <w:abstractNumId w:val="149"/>
   </w:num>
   <w:num w:numId="141" w16cid:durableId="444928410">
     <w:abstractNumId w:val="40"/>
   </w:num>
   <w:num w:numId="142" w16cid:durableId="2065450374">
-    <w:abstractNumId w:val="104"/>
+    <w:abstractNumId w:val="106"/>
   </w:num>
   <w:num w:numId="143" w16cid:durableId="1633514958">
-    <w:abstractNumId w:val="106"/>
+    <w:abstractNumId w:val="108"/>
   </w:num>
   <w:num w:numId="144" w16cid:durableId="1814371682">
-    <w:abstractNumId w:val="164"/>
+    <w:abstractNumId w:val="167"/>
   </w:num>
   <w:num w:numId="145" w16cid:durableId="1280381572">
     <w:abstractNumId w:val="16"/>
@@ -44863,31 +47838,31 @@
     <w:abstractNumId w:val="25"/>
   </w:num>
   <w:num w:numId="149" w16cid:durableId="873271642">
-    <w:abstractNumId w:val="58"/>
+    <w:abstractNumId w:val="59"/>
   </w:num>
   <w:num w:numId="150" w16cid:durableId="1654795322">
-    <w:abstractNumId w:val="131"/>
+    <w:abstractNumId w:val="133"/>
   </w:num>
   <w:num w:numId="151" w16cid:durableId="676923528">
     <w:abstractNumId w:val="13"/>
   </w:num>
   <w:num w:numId="152" w16cid:durableId="691146934">
-    <w:abstractNumId w:val="95"/>
+    <w:abstractNumId w:val="97"/>
   </w:num>
   <w:num w:numId="153" w16cid:durableId="1948584368">
-    <w:abstractNumId w:val="143"/>
+    <w:abstractNumId w:val="145"/>
   </w:num>
   <w:num w:numId="154" w16cid:durableId="1438059500">
-    <w:abstractNumId w:val="159"/>
+    <w:abstractNumId w:val="162"/>
   </w:num>
   <w:num w:numId="155" w16cid:durableId="342166895">
     <w:abstractNumId w:val="36"/>
   </w:num>
   <w:num w:numId="156" w16cid:durableId="1349525303">
-    <w:abstractNumId w:val="59"/>
+    <w:abstractNumId w:val="60"/>
   </w:num>
   <w:num w:numId="157" w16cid:durableId="584999345">
-    <w:abstractNumId w:val="121"/>
+    <w:abstractNumId w:val="123"/>
   </w:num>
   <w:num w:numId="158" w16cid:durableId="596521043">
     <w:abstractNumId w:val="55"/>
@@ -44899,19 +47874,28 @@
     <w:abstractNumId w:val="31"/>
   </w:num>
   <w:num w:numId="161" w16cid:durableId="1454324437">
-    <w:abstractNumId w:val="123"/>
+    <w:abstractNumId w:val="125"/>
   </w:num>
   <w:num w:numId="162" w16cid:durableId="2141724340">
-    <w:abstractNumId w:val="125"/>
+    <w:abstractNumId w:val="127"/>
   </w:num>
   <w:num w:numId="163" w16cid:durableId="742684998">
-    <w:abstractNumId w:val="113"/>
+    <w:abstractNumId w:val="115"/>
   </w:num>
   <w:num w:numId="164" w16cid:durableId="885139090">
-    <w:abstractNumId w:val="148"/>
+    <w:abstractNumId w:val="150"/>
   </w:num>
   <w:num w:numId="165" w16cid:durableId="1780177673">
-    <w:abstractNumId w:val="91"/>
+    <w:abstractNumId w:val="93"/>
+  </w:num>
+  <w:num w:numId="166" w16cid:durableId="1862351499">
+    <w:abstractNumId w:val="58"/>
+  </w:num>
+  <w:num w:numId="167" w16cid:durableId="814487346">
+    <w:abstractNumId w:val="65"/>
+  </w:num>
+  <w:num w:numId="168" w16cid:durableId="170146295">
+    <w:abstractNumId w:val="156"/>
   </w:num>
 </w:numbering>
 </file>
@@ -46230,6 +49214,26 @@
 </a:theme>
 </file>
 
+<file path=word/webextensions/taskpanes.xml><?xml version="1.0" encoding="utf-8"?>
+<wetp:taskpanes xmlns:wetp="http://schemas.microsoft.com/office/webextensions/taskpanes/2010/11">
+  <wetp:taskpane dockstate="right" visibility="0" width="350" row="1">
+    <wetp:webextensionref xmlns:r="http://schemas.openxmlformats.org/officeDocument/2006/relationships" r:id="rId1"/>
+  </wetp:taskpane>
+</wetp:taskpanes>
+</file>
+
+<file path=word/webextensions/webextension1.xml><?xml version="1.0" encoding="utf-8"?>
+<we:webextension xmlns:we="http://schemas.microsoft.com/office/webextensions/webextension/2010/11" id="{28E10EAA-5AF0-4EBA-95C2-0CBCFBB3DE19}">
+  <we:reference id="wa200007708" version="1.0.0.0" store="ru-RU" storeType="OMEX"/>
+  <we:alternateReferences>
+    <we:reference id="wa200007708" version="1.0.0.0" store="wa200007708" storeType="OMEX"/>
+  </we:alternateReferences>
+  <we:properties/>
+  <we:bindings/>
+  <we:snapshot xmlns:r="http://schemas.openxmlformats.org/officeDocument/2006/relationships"/>
+</we:webextension>
+</file>
+
 <file path=customXml/item1.xml><?xml version="1.0" encoding="utf-8"?>
 <b:Sources xmlns:b="http://schemas.openxmlformats.org/officeDocument/2006/bibliography" xmlns="http://schemas.openxmlformats.org/officeDocument/2006/bibliography" SelectedStyle="\APASixthEditionOfficeOnline.xsl" StyleName="APA" Version="6"/>
 </file>

--- a/report/report.docx
+++ b/report/report.docx
@@ -436,6 +436,12 @@
           <w:sz w:val="28"/>
           <w:szCs w:val="28"/>
         </w:rPr>
+        <w:sectPr>
+          <w:pgSz w:w="11906" w:h="16838"/>
+          <w:pgMar w:top="1134" w:right="850" w:bottom="1134" w:left="1701" w:header="708" w:footer="982" w:gutter="0"/>
+          <w:cols w:space="708"/>
+          <w:docGrid w:linePitch="360"/>
+        </w:sectPr>
       </w:pPr>
       <w:r>
         <w:rPr>
@@ -461,38 +467,15 @@
         </w:rPr>
         <w:t>контента</w:t>
       </w:r>
+      <w:bookmarkStart w:id="0" w:name="_Toc151308706"/>
+      <w:bookmarkStart w:id="1" w:name="_Toc160909445"/>
     </w:p>
-    <w:p>
-      <w:pPr>
-        <w:spacing w:line="360" w:lineRule="auto"/>
-        <w:jc w:val="both"/>
-        <w:rPr>
-          <w:rFonts w:ascii="Times New Roman" w:hAnsi="Times New Roman" w:cs="Times New Roman"/>
-          <w:sz w:val="28"/>
-          <w:szCs w:val="28"/>
-        </w:rPr>
-      </w:pPr>
-      <w:r>
-        <w:rPr>
-          <w:rFonts w:ascii="Times New Roman" w:hAnsi="Times New Roman" w:cs="Times New Roman"/>
-          <w:sz w:val="28"/>
-          <w:szCs w:val="28"/>
-        </w:rPr>
-        <w:br w:type="page"/>
-      </w:r>
-    </w:p>
-    <w:bookmarkStart w:id="0" w:name="_Toc151308706" w:displacedByCustomXml="next"/>
-    <w:bookmarkStart w:id="1" w:name="_Toc160909445" w:displacedByCustomXml="next"/>
     <w:sdt>
       <w:sdtPr>
         <w:rPr>
-          <w:rFonts w:ascii="Times New Roman" w:eastAsiaTheme="minorHAnsi" w:hAnsi="Times New Roman" w:cs="Times New Roman"/>
-          <w:color w:val="auto"/>
-          <w:kern w:val="2"/>
-          <w:sz w:val="28"/>
-          <w:szCs w:val="28"/>
-          <w:lang w:eastAsia="en-US"/>
-          <w14:ligatures w14:val="standardContextual"/>
+          <w:rFonts w:ascii="Times New Roman" w:hAnsi="Times New Roman" w:cs="Times New Roman"/>
+          <w:sz w:val="28"/>
+          <w:szCs w:val="28"/>
         </w:rPr>
         <w:id w:val="-1499720846"/>
         <w:docPartObj>
@@ -509,7 +492,6 @@
       <w:sdtContent>
         <w:p>
           <w:pPr>
-            <w:pStyle w:val="ae"/>
             <w:spacing w:line="360" w:lineRule="auto"/>
             <w:jc w:val="both"/>
             <w:rPr>
@@ -536,11 +518,12 @@
               <w:tab w:val="right" w:leader="dot" w:pos="9345"/>
             </w:tabs>
             <w:spacing w:line="360" w:lineRule="auto"/>
+            <w:jc w:val="both"/>
             <w:rPr>
-              <w:rFonts w:eastAsiaTheme="minorEastAsia"/>
+              <w:rFonts w:ascii="Times New Roman" w:eastAsiaTheme="minorEastAsia" w:hAnsi="Times New Roman" w:cs="Times New Roman"/>
               <w:noProof/>
-              <w:sz w:val="24"/>
-              <w:szCs w:val="24"/>
+              <w:sz w:val="28"/>
+              <w:szCs w:val="28"/>
               <w:lang w:eastAsia="ru-RU"/>
             </w:rPr>
           </w:pPr>
@@ -575,56 +558,79 @@
             <w:r>
               <w:rPr>
                 <w:rStyle w:val="ad"/>
-                <w:rFonts w:cs="Times New Roman"/>
+                <w:rFonts w:ascii="Times New Roman" w:hAnsi="Times New Roman" w:cs="Times New Roman"/>
                 <w:noProof/>
+                <w:sz w:val="28"/>
+                <w:szCs w:val="28"/>
               </w:rPr>
               <w:t>Введение</w:t>
             </w:r>
             <w:r>
               <w:rPr>
+                <w:rFonts w:ascii="Times New Roman" w:hAnsi="Times New Roman" w:cs="Times New Roman"/>
                 <w:noProof/>
                 <w:webHidden/>
+                <w:sz w:val="28"/>
+                <w:szCs w:val="28"/>
               </w:rPr>
               <w:tab/>
             </w:r>
             <w:r>
               <w:rPr>
+                <w:rFonts w:ascii="Times New Roman" w:hAnsi="Times New Roman" w:cs="Times New Roman"/>
                 <w:noProof/>
                 <w:webHidden/>
+                <w:sz w:val="28"/>
+                <w:szCs w:val="28"/>
               </w:rPr>
               <w:fldChar w:fldCharType="begin"/>
             </w:r>
             <w:r>
               <w:rPr>
+                <w:rFonts w:ascii="Times New Roman" w:hAnsi="Times New Roman" w:cs="Times New Roman"/>
                 <w:noProof/>
                 <w:webHidden/>
+                <w:sz w:val="28"/>
+                <w:szCs w:val="28"/>
               </w:rPr>
               <w:instrText xml:space="preserve"> PAGEREF _Toc195951294 \h </w:instrText>
             </w:r>
             <w:r>
               <w:rPr>
+                <w:rFonts w:ascii="Times New Roman" w:hAnsi="Times New Roman" w:cs="Times New Roman"/>
                 <w:noProof/>
                 <w:webHidden/>
+                <w:sz w:val="28"/>
+                <w:szCs w:val="28"/>
               </w:rPr>
             </w:r>
             <w:r>
               <w:rPr>
+                <w:rFonts w:ascii="Times New Roman" w:hAnsi="Times New Roman" w:cs="Times New Roman"/>
                 <w:noProof/>
                 <w:webHidden/>
+                <w:sz w:val="28"/>
+                <w:szCs w:val="28"/>
               </w:rPr>
               <w:fldChar w:fldCharType="separate"/>
             </w:r>
             <w:r>
               <w:rPr>
+                <w:rFonts w:ascii="Times New Roman" w:hAnsi="Times New Roman" w:cs="Times New Roman"/>
                 <w:noProof/>
                 <w:webHidden/>
+                <w:sz w:val="28"/>
+                <w:szCs w:val="28"/>
               </w:rPr>
               <w:t>3</w:t>
             </w:r>
             <w:r>
               <w:rPr>
+                <w:rFonts w:ascii="Times New Roman" w:hAnsi="Times New Roman" w:cs="Times New Roman"/>
                 <w:noProof/>
                 <w:webHidden/>
+                <w:sz w:val="28"/>
+                <w:szCs w:val="28"/>
               </w:rPr>
               <w:fldChar w:fldCharType="end"/>
             </w:r>
@@ -637,11 +643,12 @@
               <w:tab w:val="right" w:leader="dot" w:pos="9345"/>
             </w:tabs>
             <w:spacing w:line="360" w:lineRule="auto"/>
+            <w:jc w:val="both"/>
             <w:rPr>
-              <w:rFonts w:eastAsiaTheme="minorEastAsia"/>
+              <w:rFonts w:ascii="Times New Roman" w:eastAsiaTheme="minorEastAsia" w:hAnsi="Times New Roman" w:cs="Times New Roman"/>
               <w:noProof/>
-              <w:sz w:val="24"/>
-              <w:szCs w:val="24"/>
+              <w:sz w:val="28"/>
+              <w:szCs w:val="28"/>
               <w:lang w:eastAsia="ru-RU"/>
             </w:rPr>
           </w:pPr>
@@ -649,56 +656,79 @@
             <w:r>
               <w:rPr>
                 <w:rStyle w:val="ad"/>
-                <w:rFonts w:cs="Times New Roman"/>
+                <w:rFonts w:ascii="Times New Roman" w:hAnsi="Times New Roman" w:cs="Times New Roman"/>
                 <w:noProof/>
+                <w:sz w:val="28"/>
+                <w:szCs w:val="28"/>
               </w:rPr>
               <w:t>1 Анализ предметной области</w:t>
             </w:r>
             <w:r>
               <w:rPr>
+                <w:rFonts w:ascii="Times New Roman" w:hAnsi="Times New Roman" w:cs="Times New Roman"/>
                 <w:noProof/>
                 <w:webHidden/>
+                <w:sz w:val="28"/>
+                <w:szCs w:val="28"/>
               </w:rPr>
               <w:tab/>
             </w:r>
             <w:r>
               <w:rPr>
+                <w:rFonts w:ascii="Times New Roman" w:hAnsi="Times New Roman" w:cs="Times New Roman"/>
                 <w:noProof/>
                 <w:webHidden/>
+                <w:sz w:val="28"/>
+                <w:szCs w:val="28"/>
               </w:rPr>
               <w:fldChar w:fldCharType="begin"/>
             </w:r>
             <w:r>
               <w:rPr>
+                <w:rFonts w:ascii="Times New Roman" w:hAnsi="Times New Roman" w:cs="Times New Roman"/>
                 <w:noProof/>
                 <w:webHidden/>
+                <w:sz w:val="28"/>
+                <w:szCs w:val="28"/>
               </w:rPr>
               <w:instrText xml:space="preserve"> PAGEREF _Toc195951295 \h </w:instrText>
             </w:r>
             <w:r>
               <w:rPr>
+                <w:rFonts w:ascii="Times New Roman" w:hAnsi="Times New Roman" w:cs="Times New Roman"/>
                 <w:noProof/>
                 <w:webHidden/>
+                <w:sz w:val="28"/>
+                <w:szCs w:val="28"/>
               </w:rPr>
             </w:r>
             <w:r>
               <w:rPr>
+                <w:rFonts w:ascii="Times New Roman" w:hAnsi="Times New Roman" w:cs="Times New Roman"/>
                 <w:noProof/>
                 <w:webHidden/>
+                <w:sz w:val="28"/>
+                <w:szCs w:val="28"/>
               </w:rPr>
               <w:fldChar w:fldCharType="separate"/>
             </w:r>
             <w:r>
               <w:rPr>
+                <w:rFonts w:ascii="Times New Roman" w:hAnsi="Times New Roman" w:cs="Times New Roman"/>
                 <w:noProof/>
                 <w:webHidden/>
+                <w:sz w:val="28"/>
+                <w:szCs w:val="28"/>
               </w:rPr>
               <w:t>4</w:t>
             </w:r>
             <w:r>
               <w:rPr>
+                <w:rFonts w:ascii="Times New Roman" w:hAnsi="Times New Roman" w:cs="Times New Roman"/>
                 <w:noProof/>
                 <w:webHidden/>
+                <w:sz w:val="28"/>
+                <w:szCs w:val="28"/>
               </w:rPr>
               <w:fldChar w:fldCharType="end"/>
             </w:r>
@@ -709,10 +739,8 @@
             <w:pStyle w:val="23"/>
             <w:spacing w:line="360" w:lineRule="auto"/>
             <w:rPr>
-              <w:rFonts w:asciiTheme="minorHAnsi" w:eastAsiaTheme="minorEastAsia" w:hAnsiTheme="minorHAnsi" w:cstheme="minorBidi"/>
+              <w:rFonts w:eastAsiaTheme="minorEastAsia"/>
               <w:noProof/>
-              <w:sz w:val="24"/>
-              <w:szCs w:val="24"/>
               <w:lang w:eastAsia="ru-RU"/>
             </w:rPr>
           </w:pPr>
@@ -781,11 +809,12 @@
               <w:tab w:val="right" w:leader="dot" w:pos="9345"/>
             </w:tabs>
             <w:spacing w:line="360" w:lineRule="auto"/>
+            <w:jc w:val="both"/>
             <w:rPr>
-              <w:rFonts w:eastAsiaTheme="minorEastAsia"/>
+              <w:rFonts w:ascii="Times New Roman" w:eastAsiaTheme="minorEastAsia" w:hAnsi="Times New Roman" w:cs="Times New Roman"/>
               <w:noProof/>
-              <w:sz w:val="24"/>
-              <w:szCs w:val="24"/>
+              <w:sz w:val="28"/>
+              <w:szCs w:val="28"/>
               <w:lang w:eastAsia="ru-RU"/>
             </w:rPr>
           </w:pPr>
@@ -793,56 +822,79 @@
             <w:r>
               <w:rPr>
                 <w:rStyle w:val="ad"/>
-                <w:rFonts w:cs="Times New Roman"/>
+                <w:rFonts w:ascii="Times New Roman" w:hAnsi="Times New Roman" w:cs="Times New Roman"/>
                 <w:noProof/>
+                <w:sz w:val="28"/>
+                <w:szCs w:val="28"/>
               </w:rPr>
               <w:t>1.1.1 Описание предметной области</w:t>
             </w:r>
             <w:r>
               <w:rPr>
+                <w:rFonts w:ascii="Times New Roman" w:hAnsi="Times New Roman" w:cs="Times New Roman"/>
                 <w:noProof/>
                 <w:webHidden/>
+                <w:sz w:val="28"/>
+                <w:szCs w:val="28"/>
               </w:rPr>
               <w:tab/>
             </w:r>
             <w:r>
               <w:rPr>
+                <w:rFonts w:ascii="Times New Roman" w:hAnsi="Times New Roman" w:cs="Times New Roman"/>
                 <w:noProof/>
                 <w:webHidden/>
+                <w:sz w:val="28"/>
+                <w:szCs w:val="28"/>
               </w:rPr>
               <w:fldChar w:fldCharType="begin"/>
             </w:r>
             <w:r>
               <w:rPr>
+                <w:rFonts w:ascii="Times New Roman" w:hAnsi="Times New Roman" w:cs="Times New Roman"/>
                 <w:noProof/>
                 <w:webHidden/>
+                <w:sz w:val="28"/>
+                <w:szCs w:val="28"/>
               </w:rPr>
               <w:instrText xml:space="preserve"> PAGEREF _Toc195951297 \h </w:instrText>
             </w:r>
             <w:r>
               <w:rPr>
+                <w:rFonts w:ascii="Times New Roman" w:hAnsi="Times New Roman" w:cs="Times New Roman"/>
                 <w:noProof/>
                 <w:webHidden/>
+                <w:sz w:val="28"/>
+                <w:szCs w:val="28"/>
               </w:rPr>
             </w:r>
             <w:r>
               <w:rPr>
+                <w:rFonts w:ascii="Times New Roman" w:hAnsi="Times New Roman" w:cs="Times New Roman"/>
                 <w:noProof/>
                 <w:webHidden/>
+                <w:sz w:val="28"/>
+                <w:szCs w:val="28"/>
               </w:rPr>
               <w:fldChar w:fldCharType="separate"/>
             </w:r>
             <w:r>
               <w:rPr>
+                <w:rFonts w:ascii="Times New Roman" w:hAnsi="Times New Roman" w:cs="Times New Roman"/>
                 <w:noProof/>
                 <w:webHidden/>
+                <w:sz w:val="28"/>
+                <w:szCs w:val="28"/>
               </w:rPr>
               <w:t>4</w:t>
             </w:r>
             <w:r>
               <w:rPr>
+                <w:rFonts w:ascii="Times New Roman" w:hAnsi="Times New Roman" w:cs="Times New Roman"/>
                 <w:noProof/>
                 <w:webHidden/>
+                <w:sz w:val="28"/>
+                <w:szCs w:val="28"/>
               </w:rPr>
               <w:fldChar w:fldCharType="end"/>
             </w:r>
@@ -855,11 +907,12 @@
               <w:tab w:val="right" w:leader="dot" w:pos="9345"/>
             </w:tabs>
             <w:spacing w:line="360" w:lineRule="auto"/>
+            <w:jc w:val="both"/>
             <w:rPr>
-              <w:rFonts w:eastAsiaTheme="minorEastAsia"/>
+              <w:rFonts w:ascii="Times New Roman" w:eastAsiaTheme="minorEastAsia" w:hAnsi="Times New Roman" w:cs="Times New Roman"/>
               <w:noProof/>
-              <w:sz w:val="24"/>
-              <w:szCs w:val="24"/>
+              <w:sz w:val="28"/>
+              <w:szCs w:val="28"/>
               <w:lang w:eastAsia="ru-RU"/>
             </w:rPr>
           </w:pPr>
@@ -867,8 +920,10 @@
             <w:r>
               <w:rPr>
                 <w:rStyle w:val="ad"/>
-                <w:rFonts w:cs="Times New Roman"/>
+                <w:rFonts w:ascii="Times New Roman" w:hAnsi="Times New Roman" w:cs="Times New Roman"/>
                 <w:noProof/>
+                <w:sz w:val="28"/>
+                <w:szCs w:val="28"/>
                 <w:lang w:val="en-US"/>
               </w:rPr>
               <w:t>1.</w:t>
@@ -876,64 +931,89 @@
             <w:r>
               <w:rPr>
                 <w:rStyle w:val="ad"/>
-                <w:rFonts w:cs="Times New Roman"/>
+                <w:rFonts w:ascii="Times New Roman" w:hAnsi="Times New Roman" w:cs="Times New Roman"/>
                 <w:noProof/>
+                <w:sz w:val="28"/>
+                <w:szCs w:val="28"/>
               </w:rPr>
               <w:t xml:space="preserve">1.2 </w:t>
             </w:r>
             <w:r>
               <w:rPr>
                 <w:rStyle w:val="ad"/>
-                <w:rFonts w:eastAsia="Calibri" w:cs="Times New Roman"/>
+                <w:rFonts w:ascii="Times New Roman" w:eastAsia="Calibri" w:hAnsi="Times New Roman" w:cs="Times New Roman"/>
                 <w:noProof/>
+                <w:sz w:val="28"/>
+                <w:szCs w:val="28"/>
               </w:rPr>
               <w:t>Организационная структура</w:t>
             </w:r>
             <w:r>
               <w:rPr>
+                <w:rFonts w:ascii="Times New Roman" w:hAnsi="Times New Roman" w:cs="Times New Roman"/>
                 <w:noProof/>
                 <w:webHidden/>
+                <w:sz w:val="28"/>
+                <w:szCs w:val="28"/>
               </w:rPr>
               <w:tab/>
             </w:r>
             <w:r>
               <w:rPr>
+                <w:rFonts w:ascii="Times New Roman" w:hAnsi="Times New Roman" w:cs="Times New Roman"/>
                 <w:noProof/>
                 <w:webHidden/>
+                <w:sz w:val="28"/>
+                <w:szCs w:val="28"/>
               </w:rPr>
               <w:fldChar w:fldCharType="begin"/>
             </w:r>
             <w:r>
               <w:rPr>
+                <w:rFonts w:ascii="Times New Roman" w:hAnsi="Times New Roman" w:cs="Times New Roman"/>
                 <w:noProof/>
                 <w:webHidden/>
+                <w:sz w:val="28"/>
+                <w:szCs w:val="28"/>
               </w:rPr>
               <w:instrText xml:space="preserve"> PAGEREF _Toc195951298 \h </w:instrText>
             </w:r>
             <w:r>
               <w:rPr>
+                <w:rFonts w:ascii="Times New Roman" w:hAnsi="Times New Roman" w:cs="Times New Roman"/>
                 <w:noProof/>
                 <w:webHidden/>
+                <w:sz w:val="28"/>
+                <w:szCs w:val="28"/>
               </w:rPr>
             </w:r>
             <w:r>
               <w:rPr>
+                <w:rFonts w:ascii="Times New Roman" w:hAnsi="Times New Roman" w:cs="Times New Roman"/>
                 <w:noProof/>
                 <w:webHidden/>
+                <w:sz w:val="28"/>
+                <w:szCs w:val="28"/>
               </w:rPr>
               <w:fldChar w:fldCharType="separate"/>
             </w:r>
             <w:r>
               <w:rPr>
+                <w:rFonts w:ascii="Times New Roman" w:hAnsi="Times New Roman" w:cs="Times New Roman"/>
                 <w:noProof/>
                 <w:webHidden/>
+                <w:sz w:val="28"/>
+                <w:szCs w:val="28"/>
               </w:rPr>
               <w:t>6</w:t>
             </w:r>
             <w:r>
               <w:rPr>
+                <w:rFonts w:ascii="Times New Roman" w:hAnsi="Times New Roman" w:cs="Times New Roman"/>
                 <w:noProof/>
                 <w:webHidden/>
+                <w:sz w:val="28"/>
+                <w:szCs w:val="28"/>
               </w:rPr>
               <w:fldChar w:fldCharType="end"/>
             </w:r>
@@ -946,11 +1026,12 @@
               <w:tab w:val="right" w:leader="dot" w:pos="9345"/>
             </w:tabs>
             <w:spacing w:line="360" w:lineRule="auto"/>
+            <w:jc w:val="both"/>
             <w:rPr>
-              <w:rFonts w:eastAsiaTheme="minorEastAsia"/>
+              <w:rFonts w:ascii="Times New Roman" w:eastAsiaTheme="minorEastAsia" w:hAnsi="Times New Roman" w:cs="Times New Roman"/>
               <w:noProof/>
-              <w:sz w:val="24"/>
-              <w:szCs w:val="24"/>
+              <w:sz w:val="28"/>
+              <w:szCs w:val="28"/>
               <w:lang w:eastAsia="ru-RU"/>
             </w:rPr>
           </w:pPr>
@@ -958,56 +1039,79 @@
             <w:r>
               <w:rPr>
                 <w:rStyle w:val="ad"/>
-                <w:rFonts w:cs="Times New Roman"/>
+                <w:rFonts w:ascii="Times New Roman" w:hAnsi="Times New Roman" w:cs="Times New Roman"/>
                 <w:noProof/>
+                <w:sz w:val="28"/>
+                <w:szCs w:val="28"/>
               </w:rPr>
               <w:t>1.1.3 Основные бизнес-процессы</w:t>
             </w:r>
             <w:r>
               <w:rPr>
+                <w:rFonts w:ascii="Times New Roman" w:hAnsi="Times New Roman" w:cs="Times New Roman"/>
                 <w:noProof/>
                 <w:webHidden/>
+                <w:sz w:val="28"/>
+                <w:szCs w:val="28"/>
               </w:rPr>
               <w:tab/>
             </w:r>
             <w:r>
               <w:rPr>
+                <w:rFonts w:ascii="Times New Roman" w:hAnsi="Times New Roman" w:cs="Times New Roman"/>
                 <w:noProof/>
                 <w:webHidden/>
+                <w:sz w:val="28"/>
+                <w:szCs w:val="28"/>
               </w:rPr>
               <w:fldChar w:fldCharType="begin"/>
             </w:r>
             <w:r>
               <w:rPr>
+                <w:rFonts w:ascii="Times New Roman" w:hAnsi="Times New Roman" w:cs="Times New Roman"/>
                 <w:noProof/>
                 <w:webHidden/>
+                <w:sz w:val="28"/>
+                <w:szCs w:val="28"/>
               </w:rPr>
               <w:instrText xml:space="preserve"> PAGEREF _Toc195951299 \h </w:instrText>
             </w:r>
             <w:r>
               <w:rPr>
+                <w:rFonts w:ascii="Times New Roman" w:hAnsi="Times New Roman" w:cs="Times New Roman"/>
                 <w:noProof/>
                 <w:webHidden/>
+                <w:sz w:val="28"/>
+                <w:szCs w:val="28"/>
               </w:rPr>
             </w:r>
             <w:r>
               <w:rPr>
+                <w:rFonts w:ascii="Times New Roman" w:hAnsi="Times New Roman" w:cs="Times New Roman"/>
                 <w:noProof/>
                 <w:webHidden/>
+                <w:sz w:val="28"/>
+                <w:szCs w:val="28"/>
               </w:rPr>
               <w:fldChar w:fldCharType="separate"/>
             </w:r>
             <w:r>
               <w:rPr>
+                <w:rFonts w:ascii="Times New Roman" w:hAnsi="Times New Roman" w:cs="Times New Roman"/>
                 <w:noProof/>
                 <w:webHidden/>
+                <w:sz w:val="28"/>
+                <w:szCs w:val="28"/>
               </w:rPr>
               <w:t>7</w:t>
             </w:r>
             <w:r>
               <w:rPr>
+                <w:rFonts w:ascii="Times New Roman" w:hAnsi="Times New Roman" w:cs="Times New Roman"/>
                 <w:noProof/>
                 <w:webHidden/>
+                <w:sz w:val="28"/>
+                <w:szCs w:val="28"/>
               </w:rPr>
               <w:fldChar w:fldCharType="end"/>
             </w:r>
@@ -1018,10 +1122,8 @@
             <w:pStyle w:val="23"/>
             <w:spacing w:line="360" w:lineRule="auto"/>
             <w:rPr>
-              <w:rFonts w:asciiTheme="minorHAnsi" w:eastAsiaTheme="minorEastAsia" w:hAnsiTheme="minorHAnsi" w:cstheme="minorBidi"/>
+              <w:rFonts w:eastAsiaTheme="minorEastAsia"/>
               <w:noProof/>
-              <w:sz w:val="24"/>
-              <w:szCs w:val="24"/>
               <w:lang w:eastAsia="ru-RU"/>
             </w:rPr>
           </w:pPr>
@@ -1090,11 +1192,12 @@
               <w:tab w:val="right" w:leader="dot" w:pos="9345"/>
             </w:tabs>
             <w:spacing w:line="360" w:lineRule="auto"/>
+            <w:jc w:val="both"/>
             <w:rPr>
-              <w:rFonts w:eastAsiaTheme="minorEastAsia"/>
+              <w:rFonts w:ascii="Times New Roman" w:eastAsiaTheme="minorEastAsia" w:hAnsi="Times New Roman" w:cs="Times New Roman"/>
               <w:noProof/>
-              <w:sz w:val="24"/>
-              <w:szCs w:val="24"/>
+              <w:sz w:val="28"/>
+              <w:szCs w:val="28"/>
               <w:lang w:eastAsia="ru-RU"/>
             </w:rPr>
           </w:pPr>
@@ -1102,56 +1205,79 @@
             <w:r>
               <w:rPr>
                 <w:rStyle w:val="ad"/>
-                <w:rFonts w:cs="Times New Roman"/>
+                <w:rFonts w:ascii="Times New Roman" w:hAnsi="Times New Roman" w:cs="Times New Roman"/>
                 <w:noProof/>
+                <w:sz w:val="28"/>
+                <w:szCs w:val="28"/>
               </w:rPr>
               <w:t>1.2.1 Функции информационной системы и автоматизируемые задачи приложения.</w:t>
             </w:r>
             <w:r>
               <w:rPr>
+                <w:rFonts w:ascii="Times New Roman" w:hAnsi="Times New Roman" w:cs="Times New Roman"/>
                 <w:noProof/>
                 <w:webHidden/>
+                <w:sz w:val="28"/>
+                <w:szCs w:val="28"/>
               </w:rPr>
               <w:tab/>
             </w:r>
             <w:r>
               <w:rPr>
+                <w:rFonts w:ascii="Times New Roman" w:hAnsi="Times New Roman" w:cs="Times New Roman"/>
                 <w:noProof/>
                 <w:webHidden/>
+                <w:sz w:val="28"/>
+                <w:szCs w:val="28"/>
               </w:rPr>
               <w:fldChar w:fldCharType="begin"/>
             </w:r>
             <w:r>
               <w:rPr>
+                <w:rFonts w:ascii="Times New Roman" w:hAnsi="Times New Roman" w:cs="Times New Roman"/>
                 <w:noProof/>
                 <w:webHidden/>
+                <w:sz w:val="28"/>
+                <w:szCs w:val="28"/>
               </w:rPr>
               <w:instrText xml:space="preserve"> PAGEREF _Toc195951301 \h </w:instrText>
             </w:r>
             <w:r>
               <w:rPr>
+                <w:rFonts w:ascii="Times New Roman" w:hAnsi="Times New Roman" w:cs="Times New Roman"/>
                 <w:noProof/>
                 <w:webHidden/>
+                <w:sz w:val="28"/>
+                <w:szCs w:val="28"/>
               </w:rPr>
             </w:r>
             <w:r>
               <w:rPr>
+                <w:rFonts w:ascii="Times New Roman" w:hAnsi="Times New Roman" w:cs="Times New Roman"/>
                 <w:noProof/>
                 <w:webHidden/>
+                <w:sz w:val="28"/>
+                <w:szCs w:val="28"/>
               </w:rPr>
               <w:fldChar w:fldCharType="separate"/>
             </w:r>
             <w:r>
               <w:rPr>
+                <w:rFonts w:ascii="Times New Roman" w:hAnsi="Times New Roman" w:cs="Times New Roman"/>
                 <w:noProof/>
                 <w:webHidden/>
+                <w:sz w:val="28"/>
+                <w:szCs w:val="28"/>
               </w:rPr>
               <w:t>10</w:t>
             </w:r>
             <w:r>
               <w:rPr>
+                <w:rFonts w:ascii="Times New Roman" w:hAnsi="Times New Roman" w:cs="Times New Roman"/>
                 <w:noProof/>
                 <w:webHidden/>
+                <w:sz w:val="28"/>
+                <w:szCs w:val="28"/>
               </w:rPr>
               <w:fldChar w:fldCharType="end"/>
             </w:r>
@@ -1164,11 +1290,12 @@
               <w:tab w:val="right" w:leader="dot" w:pos="9345"/>
             </w:tabs>
             <w:spacing w:line="360" w:lineRule="auto"/>
+            <w:jc w:val="both"/>
             <w:rPr>
-              <w:rFonts w:eastAsiaTheme="minorEastAsia"/>
+              <w:rFonts w:ascii="Times New Roman" w:eastAsiaTheme="minorEastAsia" w:hAnsi="Times New Roman" w:cs="Times New Roman"/>
               <w:noProof/>
-              <w:sz w:val="24"/>
-              <w:szCs w:val="24"/>
+              <w:sz w:val="28"/>
+              <w:szCs w:val="28"/>
               <w:lang w:eastAsia="ru-RU"/>
             </w:rPr>
           </w:pPr>
@@ -1178,54 +1305,77 @@
                 <w:rStyle w:val="ad"/>
                 <w:rFonts w:ascii="Times New Roman" w:hAnsi="Times New Roman" w:cs="Times New Roman"/>
                 <w:noProof/>
+                <w:sz w:val="28"/>
+                <w:szCs w:val="28"/>
               </w:rPr>
               <w:t>1.2.2 Диаграмма последовательности</w:t>
             </w:r>
             <w:r>
               <w:rPr>
+                <w:rFonts w:ascii="Times New Roman" w:hAnsi="Times New Roman" w:cs="Times New Roman"/>
                 <w:noProof/>
                 <w:webHidden/>
+                <w:sz w:val="28"/>
+                <w:szCs w:val="28"/>
               </w:rPr>
               <w:tab/>
             </w:r>
             <w:r>
               <w:rPr>
+                <w:rFonts w:ascii="Times New Roman" w:hAnsi="Times New Roman" w:cs="Times New Roman"/>
                 <w:noProof/>
                 <w:webHidden/>
+                <w:sz w:val="28"/>
+                <w:szCs w:val="28"/>
               </w:rPr>
               <w:fldChar w:fldCharType="begin"/>
             </w:r>
             <w:r>
               <w:rPr>
+                <w:rFonts w:ascii="Times New Roman" w:hAnsi="Times New Roman" w:cs="Times New Roman"/>
                 <w:noProof/>
                 <w:webHidden/>
+                <w:sz w:val="28"/>
+                <w:szCs w:val="28"/>
               </w:rPr>
               <w:instrText xml:space="preserve"> PAGEREF _Toc195951302 \h </w:instrText>
             </w:r>
             <w:r>
               <w:rPr>
+                <w:rFonts w:ascii="Times New Roman" w:hAnsi="Times New Roman" w:cs="Times New Roman"/>
                 <w:noProof/>
                 <w:webHidden/>
+                <w:sz w:val="28"/>
+                <w:szCs w:val="28"/>
               </w:rPr>
             </w:r>
             <w:r>
               <w:rPr>
+                <w:rFonts w:ascii="Times New Roman" w:hAnsi="Times New Roman" w:cs="Times New Roman"/>
                 <w:noProof/>
                 <w:webHidden/>
+                <w:sz w:val="28"/>
+                <w:szCs w:val="28"/>
               </w:rPr>
               <w:fldChar w:fldCharType="separate"/>
             </w:r>
             <w:r>
               <w:rPr>
+                <w:rFonts w:ascii="Times New Roman" w:hAnsi="Times New Roman" w:cs="Times New Roman"/>
                 <w:noProof/>
                 <w:webHidden/>
+                <w:sz w:val="28"/>
+                <w:szCs w:val="28"/>
               </w:rPr>
               <w:t>11</w:t>
             </w:r>
             <w:r>
               <w:rPr>
+                <w:rFonts w:ascii="Times New Roman" w:hAnsi="Times New Roman" w:cs="Times New Roman"/>
                 <w:noProof/>
                 <w:webHidden/>
+                <w:sz w:val="28"/>
+                <w:szCs w:val="28"/>
               </w:rPr>
               <w:fldChar w:fldCharType="end"/>
             </w:r>
@@ -1238,11 +1388,12 @@
               <w:tab w:val="right" w:leader="dot" w:pos="9345"/>
             </w:tabs>
             <w:spacing w:line="360" w:lineRule="auto"/>
+            <w:jc w:val="both"/>
             <w:rPr>
-              <w:rFonts w:eastAsiaTheme="minorEastAsia"/>
+              <w:rFonts w:ascii="Times New Roman" w:eastAsiaTheme="minorEastAsia" w:hAnsi="Times New Roman" w:cs="Times New Roman"/>
               <w:noProof/>
-              <w:sz w:val="24"/>
-              <w:szCs w:val="24"/>
+              <w:sz w:val="28"/>
+              <w:szCs w:val="28"/>
               <w:lang w:eastAsia="ru-RU"/>
             </w:rPr>
           </w:pPr>
@@ -1250,56 +1401,79 @@
             <w:r>
               <w:rPr>
                 <w:rStyle w:val="ad"/>
-                <w:rFonts w:cs="Times New Roman"/>
+                <w:rFonts w:ascii="Times New Roman" w:hAnsi="Times New Roman" w:cs="Times New Roman"/>
                 <w:noProof/>
+                <w:sz w:val="28"/>
+                <w:szCs w:val="28"/>
               </w:rPr>
               <w:t>2 Техническое проектирование</w:t>
             </w:r>
             <w:r>
               <w:rPr>
+                <w:rFonts w:ascii="Times New Roman" w:hAnsi="Times New Roman" w:cs="Times New Roman"/>
                 <w:noProof/>
                 <w:webHidden/>
+                <w:sz w:val="28"/>
+                <w:szCs w:val="28"/>
               </w:rPr>
               <w:tab/>
             </w:r>
             <w:r>
               <w:rPr>
+                <w:rFonts w:ascii="Times New Roman" w:hAnsi="Times New Roman" w:cs="Times New Roman"/>
                 <w:noProof/>
                 <w:webHidden/>
+                <w:sz w:val="28"/>
+                <w:szCs w:val="28"/>
               </w:rPr>
               <w:fldChar w:fldCharType="begin"/>
             </w:r>
             <w:r>
               <w:rPr>
+                <w:rFonts w:ascii="Times New Roman" w:hAnsi="Times New Roman" w:cs="Times New Roman"/>
                 <w:noProof/>
                 <w:webHidden/>
+                <w:sz w:val="28"/>
+                <w:szCs w:val="28"/>
               </w:rPr>
               <w:instrText xml:space="preserve"> PAGEREF _Toc195951303 \h </w:instrText>
             </w:r>
             <w:r>
               <w:rPr>
+                <w:rFonts w:ascii="Times New Roman" w:hAnsi="Times New Roman" w:cs="Times New Roman"/>
                 <w:noProof/>
                 <w:webHidden/>
+                <w:sz w:val="28"/>
+                <w:szCs w:val="28"/>
               </w:rPr>
             </w:r>
             <w:r>
               <w:rPr>
+                <w:rFonts w:ascii="Times New Roman" w:hAnsi="Times New Roman" w:cs="Times New Roman"/>
                 <w:noProof/>
                 <w:webHidden/>
+                <w:sz w:val="28"/>
+                <w:szCs w:val="28"/>
               </w:rPr>
               <w:fldChar w:fldCharType="separate"/>
             </w:r>
             <w:r>
               <w:rPr>
+                <w:rFonts w:ascii="Times New Roman" w:hAnsi="Times New Roman" w:cs="Times New Roman"/>
                 <w:noProof/>
                 <w:webHidden/>
+                <w:sz w:val="28"/>
+                <w:szCs w:val="28"/>
               </w:rPr>
               <w:t>14</w:t>
             </w:r>
             <w:r>
               <w:rPr>
+                <w:rFonts w:ascii="Times New Roman" w:hAnsi="Times New Roman" w:cs="Times New Roman"/>
                 <w:noProof/>
                 <w:webHidden/>
+                <w:sz w:val="28"/>
+                <w:szCs w:val="28"/>
               </w:rPr>
               <w:fldChar w:fldCharType="end"/>
             </w:r>
@@ -1310,10 +1484,8 @@
             <w:pStyle w:val="23"/>
             <w:spacing w:line="360" w:lineRule="auto"/>
             <w:rPr>
-              <w:rFonts w:asciiTheme="minorHAnsi" w:eastAsiaTheme="minorEastAsia" w:hAnsiTheme="minorHAnsi" w:cstheme="minorBidi"/>
+              <w:rFonts w:eastAsiaTheme="minorEastAsia"/>
               <w:noProof/>
-              <w:sz w:val="24"/>
-              <w:szCs w:val="24"/>
               <w:lang w:eastAsia="ru-RU"/>
             </w:rPr>
           </w:pPr>
@@ -1380,10 +1552,8 @@
             <w:pStyle w:val="23"/>
             <w:spacing w:line="360" w:lineRule="auto"/>
             <w:rPr>
-              <w:rFonts w:asciiTheme="minorHAnsi" w:eastAsiaTheme="minorEastAsia" w:hAnsiTheme="minorHAnsi" w:cstheme="minorBidi"/>
+              <w:rFonts w:eastAsiaTheme="minorEastAsia"/>
               <w:noProof/>
-              <w:sz w:val="24"/>
-              <w:szCs w:val="24"/>
               <w:lang w:eastAsia="ru-RU"/>
             </w:rPr>
           </w:pPr>
@@ -1450,10 +1620,8 @@
             <w:pStyle w:val="23"/>
             <w:spacing w:line="360" w:lineRule="auto"/>
             <w:rPr>
-              <w:rFonts w:asciiTheme="minorHAnsi" w:eastAsiaTheme="minorEastAsia" w:hAnsiTheme="minorHAnsi" w:cstheme="minorBidi"/>
+              <w:rFonts w:eastAsiaTheme="minorEastAsia"/>
               <w:noProof/>
-              <w:sz w:val="24"/>
-              <w:szCs w:val="24"/>
               <w:lang w:eastAsia="ru-RU"/>
             </w:rPr>
           </w:pPr>
@@ -1522,11 +1690,12 @@
               <w:tab w:val="right" w:leader="dot" w:pos="9345"/>
             </w:tabs>
             <w:spacing w:line="360" w:lineRule="auto"/>
+            <w:jc w:val="both"/>
             <w:rPr>
-              <w:rFonts w:eastAsiaTheme="minorEastAsia"/>
+              <w:rFonts w:ascii="Times New Roman" w:eastAsiaTheme="minorEastAsia" w:hAnsi="Times New Roman" w:cs="Times New Roman"/>
               <w:noProof/>
-              <w:sz w:val="24"/>
-              <w:szCs w:val="24"/>
+              <w:sz w:val="28"/>
+              <w:szCs w:val="28"/>
               <w:lang w:eastAsia="ru-RU"/>
             </w:rPr>
           </w:pPr>
@@ -1534,56 +1703,79 @@
             <w:r>
               <w:rPr>
                 <w:rStyle w:val="ad"/>
-                <w:rFonts w:cs="Times New Roman"/>
+                <w:rFonts w:ascii="Times New Roman" w:hAnsi="Times New Roman" w:cs="Times New Roman"/>
                 <w:noProof/>
+                <w:sz w:val="28"/>
+                <w:szCs w:val="28"/>
               </w:rPr>
               <w:t>3 Рабочее проектирование</w:t>
             </w:r>
             <w:r>
               <w:rPr>
+                <w:rFonts w:ascii="Times New Roman" w:hAnsi="Times New Roman" w:cs="Times New Roman"/>
                 <w:noProof/>
                 <w:webHidden/>
+                <w:sz w:val="28"/>
+                <w:szCs w:val="28"/>
               </w:rPr>
               <w:tab/>
             </w:r>
             <w:r>
               <w:rPr>
+                <w:rFonts w:ascii="Times New Roman" w:hAnsi="Times New Roman" w:cs="Times New Roman"/>
                 <w:noProof/>
                 <w:webHidden/>
+                <w:sz w:val="28"/>
+                <w:szCs w:val="28"/>
               </w:rPr>
               <w:fldChar w:fldCharType="begin"/>
             </w:r>
             <w:r>
               <w:rPr>
+                <w:rFonts w:ascii="Times New Roman" w:hAnsi="Times New Roman" w:cs="Times New Roman"/>
                 <w:noProof/>
                 <w:webHidden/>
+                <w:sz w:val="28"/>
+                <w:szCs w:val="28"/>
               </w:rPr>
               <w:instrText xml:space="preserve"> PAGEREF _Toc195951307 \h </w:instrText>
             </w:r>
             <w:r>
               <w:rPr>
+                <w:rFonts w:ascii="Times New Roman" w:hAnsi="Times New Roman" w:cs="Times New Roman"/>
                 <w:noProof/>
                 <w:webHidden/>
+                <w:sz w:val="28"/>
+                <w:szCs w:val="28"/>
               </w:rPr>
             </w:r>
             <w:r>
               <w:rPr>
+                <w:rFonts w:ascii="Times New Roman" w:hAnsi="Times New Roman" w:cs="Times New Roman"/>
                 <w:noProof/>
                 <w:webHidden/>
+                <w:sz w:val="28"/>
+                <w:szCs w:val="28"/>
               </w:rPr>
               <w:fldChar w:fldCharType="separate"/>
             </w:r>
             <w:r>
               <w:rPr>
+                <w:rFonts w:ascii="Times New Roman" w:hAnsi="Times New Roman" w:cs="Times New Roman"/>
                 <w:noProof/>
                 <w:webHidden/>
+                <w:sz w:val="28"/>
+                <w:szCs w:val="28"/>
               </w:rPr>
               <w:t>20</w:t>
             </w:r>
             <w:r>
               <w:rPr>
+                <w:rFonts w:ascii="Times New Roman" w:hAnsi="Times New Roman" w:cs="Times New Roman"/>
                 <w:noProof/>
                 <w:webHidden/>
+                <w:sz w:val="28"/>
+                <w:szCs w:val="28"/>
               </w:rPr>
               <w:fldChar w:fldCharType="end"/>
             </w:r>
@@ -1594,10 +1786,8 @@
             <w:pStyle w:val="23"/>
             <w:spacing w:line="360" w:lineRule="auto"/>
             <w:rPr>
-              <w:rFonts w:asciiTheme="minorHAnsi" w:eastAsiaTheme="minorEastAsia" w:hAnsiTheme="minorHAnsi" w:cstheme="minorBidi"/>
+              <w:rFonts w:eastAsiaTheme="minorEastAsia"/>
               <w:noProof/>
-              <w:sz w:val="24"/>
-              <w:szCs w:val="24"/>
               <w:lang w:eastAsia="ru-RU"/>
             </w:rPr>
           </w:pPr>
@@ -1664,10 +1854,8 @@
             <w:pStyle w:val="23"/>
             <w:spacing w:line="360" w:lineRule="auto"/>
             <w:rPr>
-              <w:rFonts w:asciiTheme="minorHAnsi" w:eastAsiaTheme="minorEastAsia" w:hAnsiTheme="minorHAnsi" w:cstheme="minorBidi"/>
+              <w:rFonts w:eastAsiaTheme="minorEastAsia"/>
               <w:noProof/>
-              <w:sz w:val="24"/>
-              <w:szCs w:val="24"/>
               <w:lang w:eastAsia="ru-RU"/>
             </w:rPr>
           </w:pPr>
@@ -1734,10 +1922,8 @@
             <w:pStyle w:val="23"/>
             <w:spacing w:line="360" w:lineRule="auto"/>
             <w:rPr>
-              <w:rFonts w:asciiTheme="minorHAnsi" w:eastAsiaTheme="minorEastAsia" w:hAnsiTheme="minorHAnsi" w:cstheme="minorBidi"/>
+              <w:rFonts w:eastAsiaTheme="minorEastAsia"/>
               <w:noProof/>
-              <w:sz w:val="24"/>
-              <w:szCs w:val="24"/>
               <w:lang w:eastAsia="ru-RU"/>
             </w:rPr>
           </w:pPr>
@@ -1806,11 +1992,12 @@
               <w:tab w:val="right" w:leader="dot" w:pos="9345"/>
             </w:tabs>
             <w:spacing w:line="360" w:lineRule="auto"/>
+            <w:jc w:val="both"/>
             <w:rPr>
-              <w:rFonts w:eastAsiaTheme="minorEastAsia"/>
+              <w:rFonts w:ascii="Times New Roman" w:eastAsiaTheme="minorEastAsia" w:hAnsi="Times New Roman" w:cs="Times New Roman"/>
               <w:noProof/>
-              <w:sz w:val="24"/>
-              <w:szCs w:val="24"/>
+              <w:sz w:val="28"/>
+              <w:szCs w:val="28"/>
               <w:lang w:eastAsia="ru-RU"/>
             </w:rPr>
           </w:pPr>
@@ -1818,56 +2005,79 @@
             <w:r>
               <w:rPr>
                 <w:rStyle w:val="ad"/>
-                <w:rFonts w:cs="Times New Roman"/>
+                <w:rFonts w:ascii="Times New Roman" w:hAnsi="Times New Roman" w:cs="Times New Roman"/>
                 <w:noProof/>
+                <w:sz w:val="28"/>
+                <w:szCs w:val="28"/>
               </w:rPr>
               <w:t>4 Инструкции по работе с АИС</w:t>
             </w:r>
             <w:r>
               <w:rPr>
+                <w:rFonts w:ascii="Times New Roman" w:hAnsi="Times New Roman" w:cs="Times New Roman"/>
                 <w:noProof/>
                 <w:webHidden/>
+                <w:sz w:val="28"/>
+                <w:szCs w:val="28"/>
               </w:rPr>
               <w:tab/>
             </w:r>
             <w:r>
               <w:rPr>
+                <w:rFonts w:ascii="Times New Roman" w:hAnsi="Times New Roman" w:cs="Times New Roman"/>
                 <w:noProof/>
                 <w:webHidden/>
+                <w:sz w:val="28"/>
+                <w:szCs w:val="28"/>
               </w:rPr>
               <w:fldChar w:fldCharType="begin"/>
             </w:r>
             <w:r>
               <w:rPr>
+                <w:rFonts w:ascii="Times New Roman" w:hAnsi="Times New Roman" w:cs="Times New Roman"/>
                 <w:noProof/>
                 <w:webHidden/>
+                <w:sz w:val="28"/>
+                <w:szCs w:val="28"/>
               </w:rPr>
               <w:instrText xml:space="preserve"> PAGEREF _Toc195951311 \h </w:instrText>
             </w:r>
             <w:r>
               <w:rPr>
+                <w:rFonts w:ascii="Times New Roman" w:hAnsi="Times New Roman" w:cs="Times New Roman"/>
                 <w:noProof/>
                 <w:webHidden/>
+                <w:sz w:val="28"/>
+                <w:szCs w:val="28"/>
               </w:rPr>
             </w:r>
             <w:r>
               <w:rPr>
+                <w:rFonts w:ascii="Times New Roman" w:hAnsi="Times New Roman" w:cs="Times New Roman"/>
                 <w:noProof/>
                 <w:webHidden/>
+                <w:sz w:val="28"/>
+                <w:szCs w:val="28"/>
               </w:rPr>
               <w:fldChar w:fldCharType="separate"/>
             </w:r>
             <w:r>
               <w:rPr>
+                <w:rFonts w:ascii="Times New Roman" w:hAnsi="Times New Roman" w:cs="Times New Roman"/>
                 <w:noProof/>
                 <w:webHidden/>
+                <w:sz w:val="28"/>
+                <w:szCs w:val="28"/>
               </w:rPr>
               <w:t>29</w:t>
             </w:r>
             <w:r>
               <w:rPr>
+                <w:rFonts w:ascii="Times New Roman" w:hAnsi="Times New Roman" w:cs="Times New Roman"/>
                 <w:noProof/>
                 <w:webHidden/>
+                <w:sz w:val="28"/>
+                <w:szCs w:val="28"/>
               </w:rPr>
               <w:fldChar w:fldCharType="end"/>
             </w:r>
@@ -1878,10 +2088,8 @@
             <w:pStyle w:val="23"/>
             <w:spacing w:line="360" w:lineRule="auto"/>
             <w:rPr>
-              <w:rFonts w:asciiTheme="minorHAnsi" w:eastAsiaTheme="minorEastAsia" w:hAnsiTheme="minorHAnsi" w:cstheme="minorBidi"/>
+              <w:rFonts w:eastAsiaTheme="minorEastAsia"/>
               <w:noProof/>
-              <w:sz w:val="24"/>
-              <w:szCs w:val="24"/>
               <w:lang w:eastAsia="ru-RU"/>
             </w:rPr>
           </w:pPr>
@@ -1948,10 +2156,8 @@
             <w:pStyle w:val="23"/>
             <w:spacing w:line="360" w:lineRule="auto"/>
             <w:rPr>
-              <w:rFonts w:asciiTheme="minorHAnsi" w:eastAsiaTheme="minorEastAsia" w:hAnsiTheme="minorHAnsi" w:cstheme="minorBidi"/>
+              <w:rFonts w:eastAsiaTheme="minorEastAsia"/>
               <w:noProof/>
-              <w:sz w:val="24"/>
-              <w:szCs w:val="24"/>
               <w:lang w:eastAsia="ru-RU"/>
             </w:rPr>
           </w:pPr>
@@ -2018,10 +2224,8 @@
             <w:pStyle w:val="23"/>
             <w:spacing w:line="360" w:lineRule="auto"/>
             <w:rPr>
-              <w:rFonts w:asciiTheme="minorHAnsi" w:eastAsiaTheme="minorEastAsia" w:hAnsiTheme="minorHAnsi" w:cstheme="minorBidi"/>
+              <w:rFonts w:eastAsiaTheme="minorEastAsia"/>
               <w:noProof/>
-              <w:sz w:val="24"/>
-              <w:szCs w:val="24"/>
               <w:lang w:eastAsia="ru-RU"/>
             </w:rPr>
           </w:pPr>
@@ -2090,11 +2294,12 @@
               <w:tab w:val="right" w:leader="dot" w:pos="9345"/>
             </w:tabs>
             <w:spacing w:line="360" w:lineRule="auto"/>
+            <w:jc w:val="both"/>
             <w:rPr>
-              <w:rFonts w:eastAsiaTheme="minorEastAsia"/>
+              <w:rFonts w:ascii="Times New Roman" w:eastAsiaTheme="minorEastAsia" w:hAnsi="Times New Roman" w:cs="Times New Roman"/>
               <w:noProof/>
-              <w:sz w:val="24"/>
-              <w:szCs w:val="24"/>
+              <w:sz w:val="28"/>
+              <w:szCs w:val="28"/>
               <w:lang w:eastAsia="ru-RU"/>
             </w:rPr>
           </w:pPr>
@@ -2102,56 +2307,79 @@
             <w:r>
               <w:rPr>
                 <w:rStyle w:val="ad"/>
-                <w:rFonts w:cs="Times New Roman"/>
+                <w:rFonts w:ascii="Times New Roman" w:hAnsi="Times New Roman" w:cs="Times New Roman"/>
                 <w:noProof/>
+                <w:sz w:val="28"/>
+                <w:szCs w:val="28"/>
               </w:rPr>
               <w:t>Заключение</w:t>
             </w:r>
             <w:r>
               <w:rPr>
+                <w:rFonts w:ascii="Times New Roman" w:hAnsi="Times New Roman" w:cs="Times New Roman"/>
                 <w:noProof/>
                 <w:webHidden/>
+                <w:sz w:val="28"/>
+                <w:szCs w:val="28"/>
               </w:rPr>
               <w:tab/>
             </w:r>
             <w:r>
               <w:rPr>
+                <w:rFonts w:ascii="Times New Roman" w:hAnsi="Times New Roman" w:cs="Times New Roman"/>
                 <w:noProof/>
                 <w:webHidden/>
+                <w:sz w:val="28"/>
+                <w:szCs w:val="28"/>
               </w:rPr>
               <w:fldChar w:fldCharType="begin"/>
             </w:r>
             <w:r>
               <w:rPr>
+                <w:rFonts w:ascii="Times New Roman" w:hAnsi="Times New Roman" w:cs="Times New Roman"/>
                 <w:noProof/>
                 <w:webHidden/>
+                <w:sz w:val="28"/>
+                <w:szCs w:val="28"/>
               </w:rPr>
               <w:instrText xml:space="preserve"> PAGEREF _Toc195951315 \h </w:instrText>
             </w:r>
             <w:r>
               <w:rPr>
+                <w:rFonts w:ascii="Times New Roman" w:hAnsi="Times New Roman" w:cs="Times New Roman"/>
                 <w:noProof/>
                 <w:webHidden/>
+                <w:sz w:val="28"/>
+                <w:szCs w:val="28"/>
               </w:rPr>
             </w:r>
             <w:r>
               <w:rPr>
+                <w:rFonts w:ascii="Times New Roman" w:hAnsi="Times New Roman" w:cs="Times New Roman"/>
                 <w:noProof/>
                 <w:webHidden/>
+                <w:sz w:val="28"/>
+                <w:szCs w:val="28"/>
               </w:rPr>
               <w:fldChar w:fldCharType="separate"/>
             </w:r>
             <w:r>
               <w:rPr>
+                <w:rFonts w:ascii="Times New Roman" w:hAnsi="Times New Roman" w:cs="Times New Roman"/>
                 <w:noProof/>
                 <w:webHidden/>
+                <w:sz w:val="28"/>
+                <w:szCs w:val="28"/>
               </w:rPr>
               <w:t>37</w:t>
             </w:r>
             <w:r>
               <w:rPr>
+                <w:rFonts w:ascii="Times New Roman" w:hAnsi="Times New Roman" w:cs="Times New Roman"/>
                 <w:noProof/>
                 <w:webHidden/>
+                <w:sz w:val="28"/>
+                <w:szCs w:val="28"/>
               </w:rPr>
               <w:fldChar w:fldCharType="end"/>
             </w:r>
@@ -2166,6 +2394,13 @@
               <w:sz w:val="28"/>
               <w:szCs w:val="28"/>
             </w:rPr>
+            <w:sectPr>
+              <w:headerReference w:type="default" r:id="rId8"/>
+              <w:pgSz w:w="11906" w:h="16838"/>
+              <w:pgMar w:top="1134" w:right="850" w:bottom="1134" w:left="1701" w:header="708" w:footer="982" w:gutter="0"/>
+              <w:cols w:space="708"/>
+              <w:docGrid w:linePitch="360"/>
+            </w:sectPr>
           </w:pPr>
           <w:r>
             <w:rPr>
@@ -2187,68 +2422,22 @@
         <w:jc w:val="center"/>
         <w:rPr>
           <w:rFonts w:ascii="Times New Roman" w:hAnsi="Times New Roman" w:cs="Times New Roman"/>
-          <w:color w:val="000000" w:themeColor="text1"/>
-          <w:sz w:val="28"/>
-          <w:szCs w:val="28"/>
-          <w:lang w:val="en-US"/>
-        </w:rPr>
-      </w:pPr>
-    </w:p>
-    <w:p>
-      <w:pPr>
-        <w:spacing w:line="360" w:lineRule="auto"/>
-        <w:jc w:val="center"/>
-        <w:rPr>
-          <w:rFonts w:ascii="Times New Roman" w:hAnsi="Times New Roman" w:cs="Times New Roman"/>
-          <w:color w:val="000000" w:themeColor="text1"/>
-          <w:sz w:val="28"/>
-          <w:szCs w:val="28"/>
-          <w:lang w:val="en-US"/>
-        </w:rPr>
-      </w:pPr>
-    </w:p>
-    <w:p>
-      <w:pPr>
-        <w:spacing w:line="360" w:lineRule="auto"/>
-        <w:rPr>
-          <w:rFonts w:ascii="Times New Roman" w:hAnsi="Times New Roman" w:cs="Times New Roman"/>
-          <w:color w:val="000000" w:themeColor="text1"/>
-          <w:sz w:val="28"/>
-          <w:szCs w:val="28"/>
-        </w:rPr>
-      </w:pPr>
-      <w:r>
-        <w:rPr>
-          <w:rFonts w:ascii="Times New Roman" w:hAnsi="Times New Roman" w:cs="Times New Roman"/>
-          <w:color w:val="000000" w:themeColor="text1"/>
-          <w:sz w:val="28"/>
-          <w:szCs w:val="28"/>
-          <w:lang w:val="en-US"/>
-        </w:rPr>
-        <w:br w:type="page"/>
-      </w:r>
-    </w:p>
-    <w:p>
-      <w:pPr>
-        <w:pStyle w:val="1"/>
-        <w:spacing w:line="360" w:lineRule="auto"/>
-        <w:jc w:val="center"/>
-        <w:rPr>
-          <w:rFonts w:cs="Times New Roman"/>
+          <w:sz w:val="28"/>
           <w:szCs w:val="28"/>
         </w:rPr>
       </w:pPr>
       <w:bookmarkStart w:id="2" w:name="_Toc195951294"/>
       <w:r>
         <w:rPr>
-          <w:rFonts w:cs="Times New Roman"/>
+          <w:rFonts w:ascii="Times New Roman" w:hAnsi="Times New Roman" w:cs="Times New Roman"/>
+          <w:sz w:val="28"/>
           <w:szCs w:val="28"/>
         </w:rPr>
         <w:lastRenderedPageBreak/>
         <w:t>Введение</w:t>
       </w:r>
+      <w:bookmarkEnd w:id="0"/>
       <w:bookmarkEnd w:id="1"/>
-      <w:bookmarkEnd w:id="0"/>
       <w:bookmarkEnd w:id="2"/>
     </w:p>
     <w:p>
@@ -3043,7 +3232,7 @@
                     <pic:cNvPicPr/>
                   </pic:nvPicPr>
                   <pic:blipFill>
-                    <a:blip r:embed="rId6"/>
+                    <a:blip r:embed="rId9"/>
                     <a:stretch>
                       <a:fillRect/>
                     </a:stretch>
@@ -4035,7 +4224,7 @@
                     <pic:cNvPicPr/>
                   </pic:nvPicPr>
                   <pic:blipFill>
-                    <a:blip r:embed="rId7"/>
+                    <a:blip r:embed="rId10"/>
                     <a:stretch>
                       <a:fillRect/>
                     </a:stretch>
@@ -5087,7 +5276,7 @@
                     <pic:cNvPicPr/>
                   </pic:nvPicPr>
                   <pic:blipFill>
-                    <a:blip r:embed="rId8"/>
+                    <a:blip r:embed="rId11"/>
                     <a:stretch>
                       <a:fillRect/>
                     </a:stretch>
@@ -10969,7 +11158,7 @@
                     <pic:cNvPicPr/>
                   </pic:nvPicPr>
                   <pic:blipFill>
-                    <a:blip r:embed="rId9"/>
+                    <a:blip r:embed="rId12"/>
                     <a:stretch>
                       <a:fillRect/>
                     </a:stretch>
@@ -14312,7 +14501,7 @@
                     <pic:cNvPicPr/>
                   </pic:nvPicPr>
                   <pic:blipFill rotWithShape="1">
-                    <a:blip r:embed="rId10"/>
+                    <a:blip r:embed="rId13"/>
                     <a:srcRect t="4154"/>
                     <a:stretch/>
                   </pic:blipFill>
@@ -14604,7 +14793,7 @@
                     <pic:cNvPicPr/>
                   </pic:nvPicPr>
                   <pic:blipFill rotWithShape="1">
-                    <a:blip r:embed="rId11"/>
+                    <a:blip r:embed="rId14"/>
                     <a:srcRect t="4057"/>
                     <a:stretch/>
                   </pic:blipFill>
@@ -14758,7 +14947,7 @@
           <w:sz w:val="28"/>
           <w:szCs w:val="28"/>
         </w:rPr>
-        <w:t xml:space="preserve">состоит из ряда элементов, расположенных вертикально. В верхней части находится поле ввода для указания названия лекции, за ним следует поле для ввода курса, к которому относится лекция. Ниже размещён выпадающий список, </w:t>
+        <w:t xml:space="preserve">состоит из ряда элементов, расположенных вертикально. В верхней части находится поле ввода для указания названия лекции, за ним следует поле для ввода курса, к которому относится лекция. Ниже размещён выпадающий список, предназначенный для выбора предмета, по которому будет загружен материал. </w:t>
       </w:r>
       <w:r>
         <w:rPr>
@@ -14767,7 +14956,7 @@
           <w:szCs w:val="28"/>
         </w:rPr>
         <w:lastRenderedPageBreak/>
-        <w:t>предназначенный для выбора предмета, по которому будет загружен материал. Далее располагается кнопка «Выбрать файл», которая открывает файловый менеджер на устройстве для выбора файла лекции. Под ней находится кнопка «Загрузить», которая отправляет все введённые данные и выбранный файл на сервер</w:t>
+        <w:t>Далее располагается кнопка «Выбрать файл», которая открывает файловый менеджер на устройстве для выбора файла лекции. Под ней находится кнопка «Загрузить», которая отправляет все введённые данные и выбранный файл на сервер</w:t>
       </w:r>
       <w:r>
         <w:rPr>
@@ -14828,7 +15017,7 @@
                     <pic:cNvPicPr/>
                   </pic:nvPicPr>
                   <pic:blipFill rotWithShape="1">
-                    <a:blip r:embed="rId12"/>
+                    <a:blip r:embed="rId15"/>
                     <a:srcRect t="4627"/>
                     <a:stretch/>
                   </pic:blipFill>
@@ -14982,7 +15171,7 @@
           <w:sz w:val="28"/>
           <w:szCs w:val="28"/>
         </w:rPr>
-        <w:t xml:space="preserve"> содержит три текстовых поля, расположенных вертикально: первое предназначено для ввода фамилии пользователя, второе — для ввода имени, третье — для ввода пароля. Ниже размещены две кнопки. Кнопка «Войти» используется для выполнения входа </w:t>
+        <w:t xml:space="preserve"> содержит три текстовых поля, расположенных вертикально: первое предназначено для ввода фамилии пользователя, второе — для ввода имени, третье — для ввода пароля. Ниже размещены две кнопки. Кнопка «Войти» используется для выполнения входа в систему с указанными данными. Кнопка «Зарегистрироваться» </w:t>
       </w:r>
       <w:r>
         <w:rPr>
@@ -14991,7 +15180,7 @@
           <w:szCs w:val="28"/>
         </w:rPr>
         <w:lastRenderedPageBreak/>
-        <w:t>в систему с указанными данными. Кнопка «Зарегистрироваться» предназначена для перехода к процессу регистрации нового пользователя. Все элементы размещены по центру экрана, что обеспечивает удобное взаимодействие на мобильных устройствах.</w:t>
+        <w:t>предназначена для перехода к процессу регистрации нового пользователя. Все элементы размещены по центру экрана, что обеспечивает удобное взаимодействие на мобильных устройствах.</w:t>
       </w:r>
     </w:p>
     <w:p>
@@ -15020,7 +15209,7 @@
                     <pic:cNvPicPr/>
                   </pic:nvPicPr>
                   <pic:blipFill rotWithShape="1">
-                    <a:blip r:embed="rId13"/>
+                    <a:blip r:embed="rId16"/>
                     <a:srcRect t="3809"/>
                     <a:stretch/>
                   </pic:blipFill>
@@ -15214,7 +15403,7 @@
           <w:sz w:val="28"/>
           <w:szCs w:val="28"/>
         </w:rPr>
-        <w:t xml:space="preserve">»). Седьмое поле предназначено для ввода пароля. В нижней части окна расположены две кнопки: «Отмена», которая используется для выхода из формы регистрации без сохранения данных, и </w:t>
+        <w:t xml:space="preserve">»). Седьмое поле предназначено для ввода пароля. В нижней части окна расположены две кнопки: «Отмена», которая используется для выхода из формы регистрации без сохранения данных, и «Зарегистрироваться», предназначенная для отправки введённой информации </w:t>
       </w:r>
       <w:r>
         <w:rPr>
@@ -15223,7 +15412,7 @@
           <w:szCs w:val="28"/>
         </w:rPr>
         <w:lastRenderedPageBreak/>
-        <w:t>«Зарегистрироваться», предназначенная для отправки введённой информации и создания нового аккаунта. Все элементы интерфейса размещены по центру экрана</w:t>
+        <w:t>и создания нового аккаунта. Все элементы интерфейса размещены по центру экрана</w:t>
       </w:r>
     </w:p>
     <w:p>
@@ -15763,7 +15952,6 @@
           <w:szCs w:val="28"/>
           <w:lang w:val="en-US"/>
         </w:rPr>
-        <w:lastRenderedPageBreak/>
         <w:t>specialization_id</w:t>
       </w:r>
       <w:proofErr w:type="spellEnd"/>
@@ -15799,6 +15987,7 @@
           <w:sz w:val="28"/>
           <w:szCs w:val="28"/>
         </w:rPr>
+        <w:lastRenderedPageBreak/>
         <w:t>course</w:t>
       </w:r>
       <w:proofErr w:type="spellEnd"/>
@@ -16309,7 +16498,7 @@
                     </pic:cNvPicPr>
                   </pic:nvPicPr>
                   <pic:blipFill rotWithShape="1">
-                    <a:blip r:embed="rId14" cstate="print">
+                    <a:blip r:embed="rId17" cstate="print">
                       <a:extLst>
                         <a:ext uri="{28A0092B-C50C-407E-A947-70E740481C1C}">
                           <a14:useLocalDpi xmlns:a14="http://schemas.microsoft.com/office/drawing/2010/main" val="0"/>
@@ -17239,7 +17428,7 @@
           <w:noProof/>
         </w:rPr>
         <w:drawing>
-          <wp:inline distT="0" distB="0" distL="0" distR="0" wp14:anchorId="3EF06D4C" wp14:editId="068A1540">
+          <wp:inline distT="0" distB="0" distL="0" distR="0" wp14:anchorId="3EF06D4C" wp14:editId="7C4F973B">
             <wp:extent cx="6241774" cy="2853655"/>
             <wp:effectExtent l="0" t="0" r="6985" b="4445"/>
             <wp:docPr id="1223598756" name="Рисунок 1"/>
@@ -17256,7 +17445,7 @@
                     </pic:cNvPicPr>
                   </pic:nvPicPr>
                   <pic:blipFill rotWithShape="1">
-                    <a:blip r:embed="rId15" cstate="print">
+                    <a:blip r:embed="rId18" cstate="print">
                       <a:extLst>
                         <a:ext uri="{28A0092B-C50C-407E-A947-70E740481C1C}">
                           <a14:useLocalDpi xmlns:a14="http://schemas.microsoft.com/office/drawing/2010/main" val="0"/>
@@ -17481,23 +17670,7 @@
           <w:sz w:val="28"/>
           <w:szCs w:val="28"/>
         </w:rPr>
-        <w:t xml:space="preserve">для </w:t>
-      </w:r>
-      <w:r>
-        <w:rPr>
-          <w:rFonts w:ascii="Times New Roman" w:hAnsi="Times New Roman" w:cs="Times New Roman"/>
-          <w:sz w:val="28"/>
-          <w:szCs w:val="28"/>
-        </w:rPr>
-        <w:t>поиска самой популярной лекции</w:t>
-      </w:r>
-      <w:r>
-        <w:rPr>
-          <w:rFonts w:ascii="Times New Roman" w:hAnsi="Times New Roman" w:cs="Times New Roman"/>
-          <w:sz w:val="28"/>
-          <w:szCs w:val="28"/>
-        </w:rPr>
-        <w:t xml:space="preserve">, код представлен в приложении </w:t>
+        <w:t xml:space="preserve">для поиска самой популярной лекции, код представлен в приложении </w:t>
       </w:r>
       <w:r>
         <w:rPr>
@@ -17780,7 +17953,7 @@
                     </pic:cNvPicPr>
                   </pic:nvPicPr>
                   <pic:blipFill rotWithShape="1">
-                    <a:blip r:embed="rId16">
+                    <a:blip r:embed="rId19">
                       <a:extLst>
                         <a:ext uri="{28A0092B-C50C-407E-A947-70E740481C1C}">
                           <a14:useLocalDpi xmlns:a14="http://schemas.microsoft.com/office/drawing/2010/main" val="0"/>
@@ -17898,7 +18071,35 @@
           <w:sz w:val="28"/>
           <w:lang w:val="en-US"/>
         </w:rPr>
-        <w:t xml:space="preserve">Unit test </w:t>
+        <w:t>Unit</w:t>
+      </w:r>
+      <w:r>
+        <w:rPr>
+          <w:rFonts w:ascii="Times New Roman" w:hAnsi="Times New Roman" w:cs="Times New Roman"/>
+          <w:i w:val="0"/>
+          <w:color w:val="auto"/>
+          <w:sz w:val="28"/>
+        </w:rPr>
+        <w:t xml:space="preserve"> </w:t>
+      </w:r>
+      <w:r>
+        <w:rPr>
+          <w:rFonts w:ascii="Times New Roman" w:hAnsi="Times New Roman" w:cs="Times New Roman"/>
+          <w:i w:val="0"/>
+          <w:color w:val="auto"/>
+          <w:sz w:val="28"/>
+          <w:lang w:val="en-US"/>
+        </w:rPr>
+        <w:t>test</w:t>
+      </w:r>
+      <w:r>
+        <w:rPr>
+          <w:rFonts w:ascii="Times New Roman" w:hAnsi="Times New Roman" w:cs="Times New Roman"/>
+          <w:i w:val="0"/>
+          <w:color w:val="auto"/>
+          <w:sz w:val="28"/>
+        </w:rPr>
+        <w:t xml:space="preserve"> </w:t>
       </w:r>
       <w:r>
         <w:rPr>
@@ -21995,7 +22196,7 @@
                     <pic:cNvPicPr/>
                   </pic:nvPicPr>
                   <pic:blipFill rotWithShape="1">
-                    <a:blip r:embed="rId17"/>
+                    <a:blip r:embed="rId20"/>
                     <a:srcRect t="4694"/>
                     <a:stretch/>
                   </pic:blipFill>
@@ -22322,7 +22523,7 @@
                     <pic:cNvPicPr/>
                   </pic:nvPicPr>
                   <pic:blipFill rotWithShape="1">
-                    <a:blip r:embed="rId18"/>
+                    <a:blip r:embed="rId21"/>
                     <a:srcRect t="3824"/>
                     <a:stretch/>
                   </pic:blipFill>
@@ -22641,7 +22842,7 @@
                     <pic:cNvPicPr/>
                   </pic:nvPicPr>
                   <pic:blipFill rotWithShape="1">
-                    <a:blip r:embed="rId19"/>
+                    <a:blip r:embed="rId22"/>
                     <a:srcRect t="5147"/>
                     <a:stretch/>
                   </pic:blipFill>
@@ -22935,7 +23136,7 @@
                     <pic:cNvPicPr/>
                   </pic:nvPicPr>
                   <pic:blipFill rotWithShape="1">
-                    <a:blip r:embed="rId20"/>
+                    <a:blip r:embed="rId23"/>
                     <a:srcRect t="5019"/>
                     <a:stretch/>
                   </pic:blipFill>
@@ -23337,7 +23538,7 @@
                     <pic:cNvPicPr/>
                   </pic:nvPicPr>
                   <pic:blipFill rotWithShape="1">
-                    <a:blip r:embed="rId21"/>
+                    <a:blip r:embed="rId24"/>
                     <a:srcRect t="4637"/>
                     <a:stretch/>
                   </pic:blipFill>
@@ -26087,13 +26288,5121 @@
       </w:pPr>
     </w:p>
     <w:sectPr>
+      <w:headerReference w:type="default" r:id="rId25"/>
       <w:pgSz w:w="11906" w:h="16838"/>
-      <w:pgMar w:top="1134" w:right="850" w:bottom="1134" w:left="1701" w:header="708" w:footer="708" w:gutter="0"/>
+      <w:pgMar w:top="425" w:right="851" w:bottom="1276" w:left="1701" w:header="709" w:footer="709" w:gutter="0"/>
       <w:cols w:space="708"/>
       <w:docGrid w:linePitch="360"/>
     </w:sectPr>
   </w:body>
 </w:document>
+</file>
+
+<file path=word/endnotes.xml><?xml version="1.0" encoding="utf-8"?>
+<w:endnotes xmlns:wpc="http://schemas.microsoft.com/office/word/2010/wordprocessingCanvas" xmlns:cx="http://schemas.microsoft.com/office/drawing/2014/chartex" xmlns:cx1="http://schemas.microsoft.com/office/drawing/2015/9/8/chartex" xmlns:cx2="http://schemas.microsoft.com/office/drawing/2015/10/21/chartex" xmlns:cx3="http://schemas.microsoft.com/office/drawing/2016/5/9/chartex" xmlns:cx4="http://schemas.microsoft.com/office/drawing/2016/5/10/chartex" xmlns:cx5="http://schemas.microsoft.com/office/drawing/2016/5/11/chartex" xmlns:cx6="http://schemas.microsoft.com/office/drawing/2016/5/12/chartex" xmlns:cx7="http://schemas.microsoft.com/office/drawing/2016/5/13/chartex" xmlns:cx8="http://schemas.microsoft.com/office/drawing/2016/5/14/chartex" xmlns:mc="http://schemas.openxmlformats.org/markup-compatibility/2006" xmlns:aink="http://schemas.microsoft.com/office/drawing/2016/ink" xmlns:am3d="http://schemas.microsoft.com/office/drawing/2017/model3d" xmlns:o="urn:schemas-microsoft-com:office:office" xmlns:oel="http://schemas.microsoft.com/office/2019/extlst" xmlns:r="http://schemas.openxmlformats.org/officeDocument/2006/relationships" xmlns:m="http://schemas.openxmlformats.org/officeDocument/2006/math" xmlns:v="urn:schemas-microsoft-com:vml" xmlns:wp14="http://schemas.microsoft.com/office/word/2010/wordprocessingDrawing" xmlns:wp="http://schemas.openxmlformats.org/drawingml/2006/wordprocessingDrawing" xmlns:w10="urn:schemas-microsoft-com:office:word" xmlns:w="http://schemas.openxmlformats.org/wordprocessingml/2006/main" xmlns:w14="http://schemas.microsoft.com/office/word/2010/wordml" xmlns:w15="http://schemas.microsoft.com/office/word/2012/wordml" xmlns:w16cex="http://schemas.microsoft.com/office/word/2018/wordml/cex" xmlns:w16cid="http://schemas.microsoft.com/office/word/2016/wordml/cid" xmlns:w16="http://schemas.microsoft.com/office/word/2018/wordml" xmlns:w16du="http://schemas.microsoft.com/office/word/2023/wordml/word16du" xmlns:w16sdtdh="http://schemas.microsoft.com/office/word/2020/wordml/sdtdatahash" xmlns:w16sdtfl="http://schemas.microsoft.com/office/word/2024/wordml/sdtformatlock" xmlns:w16se="http://schemas.microsoft.com/office/word/2015/wordml/symex" xmlns:wpg="http://schemas.microsoft.com/office/word/2010/wordprocessingGroup" xmlns:wpi="http://schemas.microsoft.com/office/word/2010/wordprocessingInk" xmlns:wne="http://schemas.microsoft.com/office/word/2006/wordml" xmlns:wps="http://schemas.microsoft.com/office/word/2010/wordprocessingShape" mc:Ignorable="w14 w15 w16se w16cid w16 w16cex w16sdtdh w16sdtfl w16du wp14">
+  <w:endnote w:type="separator" w:id="-1">
+    <w:p>
+      <w:pPr>
+        <w:spacing w:after="0" w:line="240" w:lineRule="auto"/>
+      </w:pPr>
+      <w:r>
+        <w:separator/>
+      </w:r>
+    </w:p>
+  </w:endnote>
+  <w:endnote w:type="continuationSeparator" w:id="0">
+    <w:p>
+      <w:pPr>
+        <w:spacing w:after="0" w:line="240" w:lineRule="auto"/>
+      </w:pPr>
+      <w:r>
+        <w:continuationSeparator/>
+      </w:r>
+    </w:p>
+  </w:endnote>
+</w:endnotes>
+</file>
+
+<file path=word/footnotes.xml><?xml version="1.0" encoding="utf-8"?>
+<w:footnotes xmlns:wpc="http://schemas.microsoft.com/office/word/2010/wordprocessingCanvas" xmlns:cx="http://schemas.microsoft.com/office/drawing/2014/chartex" xmlns:cx1="http://schemas.microsoft.com/office/drawing/2015/9/8/chartex" xmlns:cx2="http://schemas.microsoft.com/office/drawing/2015/10/21/chartex" xmlns:cx3="http://schemas.microsoft.com/office/drawing/2016/5/9/chartex" xmlns:cx4="http://schemas.microsoft.com/office/drawing/2016/5/10/chartex" xmlns:cx5="http://schemas.microsoft.com/office/drawing/2016/5/11/chartex" xmlns:cx6="http://schemas.microsoft.com/office/drawing/2016/5/12/chartex" xmlns:cx7="http://schemas.microsoft.com/office/drawing/2016/5/13/chartex" xmlns:cx8="http://schemas.microsoft.com/office/drawing/2016/5/14/chartex" xmlns:mc="http://schemas.openxmlformats.org/markup-compatibility/2006" xmlns:aink="http://schemas.microsoft.com/office/drawing/2016/ink" xmlns:am3d="http://schemas.microsoft.com/office/drawing/2017/model3d" xmlns:o="urn:schemas-microsoft-com:office:office" xmlns:oel="http://schemas.microsoft.com/office/2019/extlst" xmlns:r="http://schemas.openxmlformats.org/officeDocument/2006/relationships" xmlns:m="http://schemas.openxmlformats.org/officeDocument/2006/math" xmlns:v="urn:schemas-microsoft-com:vml" xmlns:wp14="http://schemas.microsoft.com/office/word/2010/wordprocessingDrawing" xmlns:wp="http://schemas.openxmlformats.org/drawingml/2006/wordprocessingDrawing" xmlns:w10="urn:schemas-microsoft-com:office:word" xmlns:w="http://schemas.openxmlformats.org/wordprocessingml/2006/main" xmlns:w14="http://schemas.microsoft.com/office/word/2010/wordml" xmlns:w15="http://schemas.microsoft.com/office/word/2012/wordml" xmlns:w16cex="http://schemas.microsoft.com/office/word/2018/wordml/cex" xmlns:w16cid="http://schemas.microsoft.com/office/word/2016/wordml/cid" xmlns:w16="http://schemas.microsoft.com/office/word/2018/wordml" xmlns:w16du="http://schemas.microsoft.com/office/word/2023/wordml/word16du" xmlns:w16sdtdh="http://schemas.microsoft.com/office/word/2020/wordml/sdtdatahash" xmlns:w16sdtfl="http://schemas.microsoft.com/office/word/2024/wordml/sdtformatlock" xmlns:w16se="http://schemas.microsoft.com/office/word/2015/wordml/symex" xmlns:wpg="http://schemas.microsoft.com/office/word/2010/wordprocessingGroup" xmlns:wpi="http://schemas.microsoft.com/office/word/2010/wordprocessingInk" xmlns:wne="http://schemas.microsoft.com/office/word/2006/wordml" xmlns:wps="http://schemas.microsoft.com/office/word/2010/wordprocessingShape" mc:Ignorable="w14 w15 w16se w16cid w16 w16cex w16sdtdh w16sdtfl w16du wp14">
+  <w:footnote w:type="separator" w:id="-1">
+    <w:p>
+      <w:pPr>
+        <w:spacing w:after="0" w:line="240" w:lineRule="auto"/>
+      </w:pPr>
+      <w:r>
+        <w:separator/>
+      </w:r>
+    </w:p>
+  </w:footnote>
+  <w:footnote w:type="continuationSeparator" w:id="0">
+    <w:p>
+      <w:pPr>
+        <w:spacing w:after="0" w:line="240" w:lineRule="auto"/>
+      </w:pPr>
+      <w:r>
+        <w:continuationSeparator/>
+      </w:r>
+    </w:p>
+  </w:footnote>
+</w:footnotes>
+</file>
+
+<file path=word/header1.xml><?xml version="1.0" encoding="utf-8"?>
+<w:hdr xmlns:wpc="http://schemas.microsoft.com/office/word/2010/wordprocessingCanvas" xmlns:cx="http://schemas.microsoft.com/office/drawing/2014/chartex" xmlns:cx1="http://schemas.microsoft.com/office/drawing/2015/9/8/chartex" xmlns:cx2="http://schemas.microsoft.com/office/drawing/2015/10/21/chartex" xmlns:cx3="http://schemas.microsoft.com/office/drawing/2016/5/9/chartex" xmlns:cx4="http://schemas.microsoft.com/office/drawing/2016/5/10/chartex" xmlns:cx5="http://schemas.microsoft.com/office/drawing/2016/5/11/chartex" xmlns:cx6="http://schemas.microsoft.com/office/drawing/2016/5/12/chartex" xmlns:cx7="http://schemas.microsoft.com/office/drawing/2016/5/13/chartex" xmlns:cx8="http://schemas.microsoft.com/office/drawing/2016/5/14/chartex" xmlns:mc="http://schemas.openxmlformats.org/markup-compatibility/2006" xmlns:aink="http://schemas.microsoft.com/office/drawing/2016/ink" xmlns:am3d="http://schemas.microsoft.com/office/drawing/2017/model3d" xmlns:o="urn:schemas-microsoft-com:office:office" xmlns:oel="http://schemas.microsoft.com/office/2019/extlst" xmlns:r="http://schemas.openxmlformats.org/officeDocument/2006/relationships" xmlns:m="http://schemas.openxmlformats.org/officeDocument/2006/math" xmlns:v="urn:schemas-microsoft-com:vml" xmlns:wp14="http://schemas.microsoft.com/office/word/2010/wordprocessingDrawing" xmlns:wp="http://schemas.openxmlformats.org/drawingml/2006/wordprocessingDrawing" xmlns:w10="urn:schemas-microsoft-com:office:word" xmlns:w="http://schemas.openxmlformats.org/wordprocessingml/2006/main" xmlns:w14="http://schemas.microsoft.com/office/word/2010/wordml" xmlns:w15="http://schemas.microsoft.com/office/word/2012/wordml" xmlns:w16cex="http://schemas.microsoft.com/office/word/2018/wordml/cex" xmlns:w16cid="http://schemas.microsoft.com/office/word/2016/wordml/cid" xmlns:w16="http://schemas.microsoft.com/office/word/2018/wordml" xmlns:w16du="http://schemas.microsoft.com/office/word/2023/wordml/word16du" xmlns:w16sdtdh="http://schemas.microsoft.com/office/word/2020/wordml/sdtdatahash" xmlns:w16sdtfl="http://schemas.microsoft.com/office/word/2024/wordml/sdtformatlock" xmlns:w16se="http://schemas.microsoft.com/office/word/2015/wordml/symex" xmlns:wpg="http://schemas.microsoft.com/office/word/2010/wordprocessingGroup" xmlns:wpi="http://schemas.microsoft.com/office/word/2010/wordprocessingInk" xmlns:wne="http://schemas.microsoft.com/office/word/2006/wordml" xmlns:wps="http://schemas.microsoft.com/office/word/2010/wordprocessingShape" mc:Ignorable="w14 w15 w16se w16cid w16 w16cex w16sdtdh w16sdtfl w16du wp14">
+  <w:p>
+    <w:pPr>
+      <w:pStyle w:val="af"/>
+    </w:pPr>
+    <w:r>
+      <w:rPr>
+        <w:b/>
+        <w:noProof/>
+        <w:color w:val="000000"/>
+        <w:sz w:val="28"/>
+        <w:szCs w:val="28"/>
+      </w:rPr>
+      <mc:AlternateContent>
+        <mc:Choice Requires="wpg">
+          <w:drawing>
+            <wp:anchor distT="0" distB="0" distL="114300" distR="114300" simplePos="0" relativeHeight="251663360" behindDoc="0" locked="0" layoutInCell="1" allowOverlap="1" wp14:anchorId="2D9793C5" wp14:editId="2B0CC0CA">
+              <wp:simplePos x="0" y="0"/>
+              <wp:positionH relativeFrom="column">
+                <wp:posOffset>-524510</wp:posOffset>
+              </wp:positionH>
+              <wp:positionV relativeFrom="paragraph">
+                <wp:posOffset>-67945</wp:posOffset>
+              </wp:positionV>
+              <wp:extent cx="6826885" cy="10189210"/>
+              <wp:effectExtent l="12700" t="20320" r="18415" b="20320"/>
+              <wp:wrapNone/>
+              <wp:docPr id="89218608" name="Группа 89218608"/>
+              <wp:cNvGraphicFramePr>
+                <a:graphicFrameLocks xmlns:a="http://schemas.openxmlformats.org/drawingml/2006/main"/>
+              </wp:cNvGraphicFramePr>
+              <a:graphic xmlns:a="http://schemas.openxmlformats.org/drawingml/2006/main">
+                <a:graphicData uri="http://schemas.microsoft.com/office/word/2010/wordprocessingGroup">
+                  <wpg:wgp>
+                    <wpg:cNvGrpSpPr>
+                      <a:grpSpLocks/>
+                    </wpg:cNvGrpSpPr>
+                    <wpg:grpSpPr bwMode="auto">
+                      <a:xfrm>
+                        <a:off x="0" y="0"/>
+                        <a:ext cx="6826885" cy="10189210"/>
+                        <a:chOff x="1193" y="414"/>
+                        <a:chExt cx="10376" cy="16046"/>
+                      </a:xfrm>
+                    </wpg:grpSpPr>
+                    <wpg:grpSp>
+                      <wpg:cNvPr id="2105367895" name="Group 54"/>
+                      <wpg:cNvGrpSpPr>
+                        <a:grpSpLocks/>
+                      </wpg:cNvGrpSpPr>
+                      <wpg:grpSpPr bwMode="auto">
+                        <a:xfrm>
+                          <a:off x="1193" y="414"/>
+                          <a:ext cx="10376" cy="16046"/>
+                          <a:chOff x="0" y="0"/>
+                          <a:chExt cx="20000" cy="20000"/>
+                        </a:xfrm>
+                      </wpg:grpSpPr>
+                      <wps:wsp>
+                        <wps:cNvPr id="136656230" name="Rectangle 55"/>
+                        <wps:cNvSpPr>
+                          <a:spLocks noChangeArrowheads="1"/>
+                        </wps:cNvSpPr>
+                        <wps:spPr bwMode="auto">
+                          <a:xfrm>
+                            <a:off x="0" y="0"/>
+                            <a:ext cx="20000" cy="20000"/>
+                          </a:xfrm>
+                          <a:prstGeom prst="rect">
+                            <a:avLst/>
+                          </a:prstGeom>
+                          <a:noFill/>
+                          <a:ln w="25400">
+                            <a:solidFill>
+                              <a:srgbClr val="000000"/>
+                            </a:solidFill>
+                            <a:miter lim="800000"/>
+                            <a:headEnd/>
+                            <a:tailEnd/>
+                          </a:ln>
+                          <a:effectLst/>
+                          <a:extLst>
+                            <a:ext uri="{909E8E84-426E-40DD-AFC4-6F175D3DCCD1}">
+                              <a14:hiddenFill xmlns:a14="http://schemas.microsoft.com/office/drawing/2010/main">
+                                <a:solidFill>
+                                  <a:srgbClr val="FFFFFF"/>
+                                </a:solidFill>
+                              </a14:hiddenFill>
+                            </a:ext>
+                            <a:ext uri="{AF507438-7753-43E0-B8FC-AC1667EBCBE1}">
+                              <a14:hiddenEffects xmlns:a14="http://schemas.microsoft.com/office/drawing/2010/main">
+                                <a:effectLst>
+                                  <a:outerShdw dist="35921" dir="2700000" algn="ctr" rotWithShape="0">
+                                    <a:srgbClr val="808080"/>
+                                  </a:outerShdw>
+                                </a:effectLst>
+                              </a14:hiddenEffects>
+                            </a:ext>
+                          </a:extLst>
+                        </wps:spPr>
+                        <wps:bodyPr rot="0" vert="horz" wrap="square" lIns="91440" tIns="45720" rIns="91440" bIns="45720" anchor="t" anchorCtr="0" upright="1">
+                          <a:noAutofit/>
+                        </wps:bodyPr>
+                      </wps:wsp>
+                      <wps:wsp>
+                        <wps:cNvPr id="1539910567" name="Line 56"/>
+                        <wps:cNvCnPr>
+                          <a:cxnSpLocks noChangeShapeType="1"/>
+                        </wps:cNvCnPr>
+                        <wps:spPr bwMode="auto">
+                          <a:xfrm>
+                            <a:off x="993" y="17183"/>
+                            <a:ext cx="2" cy="1038"/>
+                          </a:xfrm>
+                          <a:prstGeom prst="line">
+                            <a:avLst/>
+                          </a:prstGeom>
+                          <a:noFill/>
+                          <a:ln w="25400">
+                            <a:solidFill>
+                              <a:srgbClr val="000000"/>
+                            </a:solidFill>
+                            <a:round/>
+                            <a:headEnd/>
+                            <a:tailEnd/>
+                          </a:ln>
+                          <a:effectLst/>
+                          <a:extLst>
+                            <a:ext uri="{909E8E84-426E-40DD-AFC4-6F175D3DCCD1}">
+                              <a14:hiddenFill xmlns:a14="http://schemas.microsoft.com/office/drawing/2010/main">
+                                <a:noFill/>
+                              </a14:hiddenFill>
+                            </a:ext>
+                            <a:ext uri="{AF507438-7753-43E0-B8FC-AC1667EBCBE1}">
+                              <a14:hiddenEffects xmlns:a14="http://schemas.microsoft.com/office/drawing/2010/main">
+                                <a:effectLst>
+                                  <a:outerShdw dist="35921" dir="2700000" algn="ctr" rotWithShape="0">
+                                    <a:srgbClr val="808080"/>
+                                  </a:outerShdw>
+                                </a:effectLst>
+                              </a14:hiddenEffects>
+                            </a:ext>
+                          </a:extLst>
+                        </wps:spPr>
+                        <wps:bodyPr/>
+                      </wps:wsp>
+                      <wps:wsp>
+                        <wps:cNvPr id="2072580387" name="Line 57"/>
+                        <wps:cNvCnPr>
+                          <a:cxnSpLocks noChangeShapeType="1"/>
+                        </wps:cNvCnPr>
+                        <wps:spPr bwMode="auto">
+                          <a:xfrm>
+                            <a:off x="10" y="17173"/>
+                            <a:ext cx="19967" cy="1"/>
+                          </a:xfrm>
+                          <a:prstGeom prst="line">
+                            <a:avLst/>
+                          </a:prstGeom>
+                          <a:noFill/>
+                          <a:ln w="25400">
+                            <a:solidFill>
+                              <a:srgbClr val="000000"/>
+                            </a:solidFill>
+                            <a:round/>
+                            <a:headEnd/>
+                            <a:tailEnd/>
+                          </a:ln>
+                          <a:effectLst/>
+                          <a:extLst>
+                            <a:ext uri="{909E8E84-426E-40DD-AFC4-6F175D3DCCD1}">
+                              <a14:hiddenFill xmlns:a14="http://schemas.microsoft.com/office/drawing/2010/main">
+                                <a:noFill/>
+                              </a14:hiddenFill>
+                            </a:ext>
+                            <a:ext uri="{AF507438-7753-43E0-B8FC-AC1667EBCBE1}">
+                              <a14:hiddenEffects xmlns:a14="http://schemas.microsoft.com/office/drawing/2010/main">
+                                <a:effectLst>
+                                  <a:outerShdw dist="35921" dir="2700000" algn="ctr" rotWithShape="0">
+                                    <a:srgbClr val="808080"/>
+                                  </a:outerShdw>
+                                </a:effectLst>
+                              </a14:hiddenEffects>
+                            </a:ext>
+                          </a:extLst>
+                        </wps:spPr>
+                        <wps:bodyPr/>
+                      </wps:wsp>
+                      <wps:wsp>
+                        <wps:cNvPr id="2021860442" name="Line 58"/>
+                        <wps:cNvCnPr>
+                          <a:cxnSpLocks noChangeShapeType="1"/>
+                        </wps:cNvCnPr>
+                        <wps:spPr bwMode="auto">
+                          <a:xfrm>
+                            <a:off x="2186" y="17192"/>
+                            <a:ext cx="2" cy="2797"/>
+                          </a:xfrm>
+                          <a:prstGeom prst="line">
+                            <a:avLst/>
+                          </a:prstGeom>
+                          <a:noFill/>
+                          <a:ln w="25400">
+                            <a:solidFill>
+                              <a:srgbClr val="000000"/>
+                            </a:solidFill>
+                            <a:round/>
+                            <a:headEnd/>
+                            <a:tailEnd/>
+                          </a:ln>
+                          <a:effectLst/>
+                          <a:extLst>
+                            <a:ext uri="{909E8E84-426E-40DD-AFC4-6F175D3DCCD1}">
+                              <a14:hiddenFill xmlns:a14="http://schemas.microsoft.com/office/drawing/2010/main">
+                                <a:noFill/>
+                              </a14:hiddenFill>
+                            </a:ext>
+                            <a:ext uri="{AF507438-7753-43E0-B8FC-AC1667EBCBE1}">
+                              <a14:hiddenEffects xmlns:a14="http://schemas.microsoft.com/office/drawing/2010/main">
+                                <a:effectLst>
+                                  <a:outerShdw dist="35921" dir="2700000" algn="ctr" rotWithShape="0">
+                                    <a:srgbClr val="808080"/>
+                                  </a:outerShdw>
+                                </a:effectLst>
+                              </a14:hiddenEffects>
+                            </a:ext>
+                          </a:extLst>
+                        </wps:spPr>
+                        <wps:bodyPr/>
+                      </wps:wsp>
+                      <wps:wsp>
+                        <wps:cNvPr id="252517943" name="Line 59"/>
+                        <wps:cNvCnPr>
+                          <a:cxnSpLocks noChangeShapeType="1"/>
+                        </wps:cNvCnPr>
+                        <wps:spPr bwMode="auto">
+                          <a:xfrm>
+                            <a:off x="4919" y="17192"/>
+                            <a:ext cx="2" cy="2797"/>
+                          </a:xfrm>
+                          <a:prstGeom prst="line">
+                            <a:avLst/>
+                          </a:prstGeom>
+                          <a:noFill/>
+                          <a:ln w="25400">
+                            <a:solidFill>
+                              <a:srgbClr val="000000"/>
+                            </a:solidFill>
+                            <a:round/>
+                            <a:headEnd/>
+                            <a:tailEnd/>
+                          </a:ln>
+                          <a:effectLst/>
+                          <a:extLst>
+                            <a:ext uri="{909E8E84-426E-40DD-AFC4-6F175D3DCCD1}">
+                              <a14:hiddenFill xmlns:a14="http://schemas.microsoft.com/office/drawing/2010/main">
+                                <a:noFill/>
+                              </a14:hiddenFill>
+                            </a:ext>
+                            <a:ext uri="{AF507438-7753-43E0-B8FC-AC1667EBCBE1}">
+                              <a14:hiddenEffects xmlns:a14="http://schemas.microsoft.com/office/drawing/2010/main">
+                                <a:effectLst>
+                                  <a:outerShdw dist="35921" dir="2700000" algn="ctr" rotWithShape="0">
+                                    <a:srgbClr val="808080"/>
+                                  </a:outerShdw>
+                                </a:effectLst>
+                              </a14:hiddenEffects>
+                            </a:ext>
+                          </a:extLst>
+                        </wps:spPr>
+                        <wps:bodyPr/>
+                      </wps:wsp>
+                      <wps:wsp>
+                        <wps:cNvPr id="310388922" name="Line 60"/>
+                        <wps:cNvCnPr>
+                          <a:cxnSpLocks noChangeShapeType="1"/>
+                        </wps:cNvCnPr>
+                        <wps:spPr bwMode="auto">
+                          <a:xfrm>
+                            <a:off x="6557" y="17192"/>
+                            <a:ext cx="2" cy="2797"/>
+                          </a:xfrm>
+                          <a:prstGeom prst="line">
+                            <a:avLst/>
+                          </a:prstGeom>
+                          <a:noFill/>
+                          <a:ln w="25400">
+                            <a:solidFill>
+                              <a:srgbClr val="000000"/>
+                            </a:solidFill>
+                            <a:round/>
+                            <a:headEnd/>
+                            <a:tailEnd/>
+                          </a:ln>
+                          <a:effectLst/>
+                          <a:extLst>
+                            <a:ext uri="{909E8E84-426E-40DD-AFC4-6F175D3DCCD1}">
+                              <a14:hiddenFill xmlns:a14="http://schemas.microsoft.com/office/drawing/2010/main">
+                                <a:noFill/>
+                              </a14:hiddenFill>
+                            </a:ext>
+                            <a:ext uri="{AF507438-7753-43E0-B8FC-AC1667EBCBE1}">
+                              <a14:hiddenEffects xmlns:a14="http://schemas.microsoft.com/office/drawing/2010/main">
+                                <a:effectLst>
+                                  <a:outerShdw dist="35921" dir="2700000" algn="ctr" rotWithShape="0">
+                                    <a:srgbClr val="808080"/>
+                                  </a:outerShdw>
+                                </a:effectLst>
+                              </a14:hiddenEffects>
+                            </a:ext>
+                          </a:extLst>
+                        </wps:spPr>
+                        <wps:bodyPr/>
+                      </wps:wsp>
+                      <wps:wsp>
+                        <wps:cNvPr id="729220063" name="Line 61"/>
+                        <wps:cNvCnPr>
+                          <a:cxnSpLocks noChangeShapeType="1"/>
+                        </wps:cNvCnPr>
+                        <wps:spPr bwMode="auto">
+                          <a:xfrm>
+                            <a:off x="7650" y="17183"/>
+                            <a:ext cx="2" cy="2796"/>
+                          </a:xfrm>
+                          <a:prstGeom prst="line">
+                            <a:avLst/>
+                          </a:prstGeom>
+                          <a:noFill/>
+                          <a:ln w="25400">
+                            <a:solidFill>
+                              <a:srgbClr val="000000"/>
+                            </a:solidFill>
+                            <a:round/>
+                            <a:headEnd/>
+                            <a:tailEnd/>
+                          </a:ln>
+                          <a:effectLst/>
+                          <a:extLst>
+                            <a:ext uri="{909E8E84-426E-40DD-AFC4-6F175D3DCCD1}">
+                              <a14:hiddenFill xmlns:a14="http://schemas.microsoft.com/office/drawing/2010/main">
+                                <a:noFill/>
+                              </a14:hiddenFill>
+                            </a:ext>
+                            <a:ext uri="{AF507438-7753-43E0-B8FC-AC1667EBCBE1}">
+                              <a14:hiddenEffects xmlns:a14="http://schemas.microsoft.com/office/drawing/2010/main">
+                                <a:effectLst>
+                                  <a:outerShdw dist="35921" dir="2700000" algn="ctr" rotWithShape="0">
+                                    <a:srgbClr val="808080"/>
+                                  </a:outerShdw>
+                                </a:effectLst>
+                              </a14:hiddenEffects>
+                            </a:ext>
+                          </a:extLst>
+                        </wps:spPr>
+                        <wps:bodyPr/>
+                      </wps:wsp>
+                      <wps:wsp>
+                        <wps:cNvPr id="241646108" name="Line 62"/>
+                        <wps:cNvCnPr>
+                          <a:cxnSpLocks noChangeShapeType="1"/>
+                        </wps:cNvCnPr>
+                        <wps:spPr bwMode="auto">
+                          <a:xfrm>
+                            <a:off x="15848" y="18239"/>
+                            <a:ext cx="4" cy="693"/>
+                          </a:xfrm>
+                          <a:prstGeom prst="line">
+                            <a:avLst/>
+                          </a:prstGeom>
+                          <a:noFill/>
+                          <a:ln w="25400">
+                            <a:solidFill>
+                              <a:srgbClr val="000000"/>
+                            </a:solidFill>
+                            <a:round/>
+                            <a:headEnd/>
+                            <a:tailEnd/>
+                          </a:ln>
+                          <a:effectLst/>
+                          <a:extLst>
+                            <a:ext uri="{909E8E84-426E-40DD-AFC4-6F175D3DCCD1}">
+                              <a14:hiddenFill xmlns:a14="http://schemas.microsoft.com/office/drawing/2010/main">
+                                <a:noFill/>
+                              </a14:hiddenFill>
+                            </a:ext>
+                            <a:ext uri="{AF507438-7753-43E0-B8FC-AC1667EBCBE1}">
+                              <a14:hiddenEffects xmlns:a14="http://schemas.microsoft.com/office/drawing/2010/main">
+                                <a:effectLst>
+                                  <a:outerShdw dist="35921" dir="2700000" algn="ctr" rotWithShape="0">
+                                    <a:srgbClr val="808080"/>
+                                  </a:outerShdw>
+                                </a:effectLst>
+                              </a14:hiddenEffects>
+                            </a:ext>
+                          </a:extLst>
+                        </wps:spPr>
+                        <wps:bodyPr/>
+                      </wps:wsp>
+                      <wps:wsp>
+                        <wps:cNvPr id="107681660" name="Line 63"/>
+                        <wps:cNvCnPr>
+                          <a:cxnSpLocks noChangeShapeType="1"/>
+                        </wps:cNvCnPr>
+                        <wps:spPr bwMode="auto">
+                          <a:xfrm>
+                            <a:off x="10" y="19293"/>
+                            <a:ext cx="7621" cy="2"/>
+                          </a:xfrm>
+                          <a:prstGeom prst="line">
+                            <a:avLst/>
+                          </a:prstGeom>
+                          <a:noFill/>
+                          <a:ln w="12700">
+                            <a:solidFill>
+                              <a:srgbClr val="000000"/>
+                            </a:solidFill>
+                            <a:round/>
+                            <a:headEnd/>
+                            <a:tailEnd/>
+                          </a:ln>
+                          <a:effectLst/>
+                          <a:extLst>
+                            <a:ext uri="{909E8E84-426E-40DD-AFC4-6F175D3DCCD1}">
+                              <a14:hiddenFill xmlns:a14="http://schemas.microsoft.com/office/drawing/2010/main">
+                                <a:noFill/>
+                              </a14:hiddenFill>
+                            </a:ext>
+                            <a:ext uri="{AF507438-7753-43E0-B8FC-AC1667EBCBE1}">
+                              <a14:hiddenEffects xmlns:a14="http://schemas.microsoft.com/office/drawing/2010/main">
+                                <a:effectLst>
+                                  <a:outerShdw dist="35921" dir="2700000" algn="ctr" rotWithShape="0">
+                                    <a:srgbClr val="808080"/>
+                                  </a:outerShdw>
+                                </a:effectLst>
+                              </a14:hiddenEffects>
+                            </a:ext>
+                          </a:extLst>
+                        </wps:spPr>
+                        <wps:bodyPr/>
+                      </wps:wsp>
+                      <wps:wsp>
+                        <wps:cNvPr id="496963655" name="Line 64"/>
+                        <wps:cNvCnPr>
+                          <a:cxnSpLocks noChangeShapeType="1"/>
+                        </wps:cNvCnPr>
+                        <wps:spPr bwMode="auto">
+                          <a:xfrm>
+                            <a:off x="10" y="19646"/>
+                            <a:ext cx="7621" cy="1"/>
+                          </a:xfrm>
+                          <a:prstGeom prst="line">
+                            <a:avLst/>
+                          </a:prstGeom>
+                          <a:noFill/>
+                          <a:ln w="12700">
+                            <a:solidFill>
+                              <a:srgbClr val="000000"/>
+                            </a:solidFill>
+                            <a:round/>
+                            <a:headEnd/>
+                            <a:tailEnd/>
+                          </a:ln>
+                          <a:effectLst/>
+                          <a:extLst>
+                            <a:ext uri="{909E8E84-426E-40DD-AFC4-6F175D3DCCD1}">
+                              <a14:hiddenFill xmlns:a14="http://schemas.microsoft.com/office/drawing/2010/main">
+                                <a:noFill/>
+                              </a14:hiddenFill>
+                            </a:ext>
+                            <a:ext uri="{AF507438-7753-43E0-B8FC-AC1667EBCBE1}">
+                              <a14:hiddenEffects xmlns:a14="http://schemas.microsoft.com/office/drawing/2010/main">
+                                <a:effectLst>
+                                  <a:outerShdw dist="35921" dir="2700000" algn="ctr" rotWithShape="0">
+                                    <a:srgbClr val="808080"/>
+                                  </a:outerShdw>
+                                </a:effectLst>
+                              </a14:hiddenEffects>
+                            </a:ext>
+                          </a:extLst>
+                        </wps:spPr>
+                        <wps:bodyPr/>
+                      </wps:wsp>
+                      <wps:wsp>
+                        <wps:cNvPr id="772170506" name="Rectangle 65"/>
+                        <wps:cNvSpPr>
+                          <a:spLocks noChangeArrowheads="1"/>
+                        </wps:cNvSpPr>
+                        <wps:spPr bwMode="auto">
+                          <a:xfrm>
+                            <a:off x="54" y="17912"/>
+                            <a:ext cx="883" cy="309"/>
+                          </a:xfrm>
+                          <a:prstGeom prst="rect">
+                            <a:avLst/>
+                          </a:prstGeom>
+                          <a:noFill/>
+                          <a:ln>
+                            <a:noFill/>
+                          </a:ln>
+                          <a:extLst>
+                            <a:ext uri="{909E8E84-426E-40DD-AFC4-6F175D3DCCD1}">
+                              <a14:hiddenFill xmlns:a14="http://schemas.microsoft.com/office/drawing/2010/main">
+                                <a:solidFill>
+                                  <a:srgbClr val="FFFFFF"/>
+                                </a:solidFill>
+                              </a14:hiddenFill>
+                            </a:ext>
+                            <a:ext uri="{91240B29-F687-4F45-9708-019B960494DF}">
+                              <a14:hiddenLine xmlns:a14="http://schemas.microsoft.com/office/drawing/2010/main" w="3175">
+                                <a:solidFill>
+                                  <a:srgbClr val="000000"/>
+                                </a:solidFill>
+                                <a:miter lim="800000"/>
+                                <a:headEnd/>
+                                <a:tailEnd/>
+                              </a14:hiddenLine>
+                            </a:ext>
+                          </a:extLst>
+                        </wps:spPr>
+                        <wps:txbx>
+                          <w:txbxContent>
+                            <w:p>
+                              <w:pPr>
+                                <w:pStyle w:val="af3"/>
+                                <w:jc w:val="center"/>
+                                <w:rPr>
+                                  <w:sz w:val="18"/>
+                                  <w:szCs w:val="18"/>
+                                </w:rPr>
+                              </w:pPr>
+                              <w:proofErr w:type="spellStart"/>
+                              <w:r>
+                                <w:rPr>
+                                  <w:sz w:val="18"/>
+                                  <w:szCs w:val="18"/>
+                                </w:rPr>
+                                <w:t>Изм</w:t>
+                              </w:r>
+                              <w:proofErr w:type="spellEnd"/>
+                              <w:r>
+                                <w:rPr>
+                                  <w:sz w:val="18"/>
+                                  <w:szCs w:val="18"/>
+                                </w:rPr>
+                                <w:t>.</w:t>
+                              </w:r>
+                            </w:p>
+                          </w:txbxContent>
+                        </wps:txbx>
+                        <wps:bodyPr rot="0" vert="horz" wrap="square" lIns="12700" tIns="12700" rIns="12700" bIns="12700" anchor="t" anchorCtr="0" upright="1">
+                          <a:noAutofit/>
+                        </wps:bodyPr>
+                      </wps:wsp>
+                      <wps:wsp>
+                        <wps:cNvPr id="881474729" name="Rectangle 66"/>
+                        <wps:cNvSpPr>
+                          <a:spLocks noChangeArrowheads="1"/>
+                        </wps:cNvSpPr>
+                        <wps:spPr bwMode="auto">
+                          <a:xfrm>
+                            <a:off x="1051" y="17912"/>
+                            <a:ext cx="1100" cy="309"/>
+                          </a:xfrm>
+                          <a:prstGeom prst="rect">
+                            <a:avLst/>
+                          </a:prstGeom>
+                          <a:noFill/>
+                          <a:ln>
+                            <a:noFill/>
+                          </a:ln>
+                          <a:extLst>
+                            <a:ext uri="{909E8E84-426E-40DD-AFC4-6F175D3DCCD1}">
+                              <a14:hiddenFill xmlns:a14="http://schemas.microsoft.com/office/drawing/2010/main">
+                                <a:solidFill>
+                                  <a:srgbClr val="FFFFFF"/>
+                                </a:solidFill>
+                              </a14:hiddenFill>
+                            </a:ext>
+                            <a:ext uri="{91240B29-F687-4F45-9708-019B960494DF}">
+                              <a14:hiddenLine xmlns:a14="http://schemas.microsoft.com/office/drawing/2010/main" w="3175">
+                                <a:solidFill>
+                                  <a:srgbClr val="000000"/>
+                                </a:solidFill>
+                                <a:miter lim="800000"/>
+                                <a:headEnd/>
+                                <a:tailEnd/>
+                              </a14:hiddenLine>
+                            </a:ext>
+                          </a:extLst>
+                        </wps:spPr>
+                        <wps:txbx>
+                          <w:txbxContent>
+                            <w:p>
+                              <w:pPr>
+                                <w:pStyle w:val="af3"/>
+                                <w:jc w:val="center"/>
+                                <w:rPr>
+                                  <w:sz w:val="18"/>
+                                  <w:szCs w:val="18"/>
+                                </w:rPr>
+                              </w:pPr>
+                              <w:r>
+                                <w:rPr>
+                                  <w:sz w:val="18"/>
+                                  <w:szCs w:val="18"/>
+                                </w:rPr>
+                                <w:t>Лист</w:t>
+                              </w:r>
+                            </w:p>
+                          </w:txbxContent>
+                        </wps:txbx>
+                        <wps:bodyPr rot="0" vert="horz" wrap="square" lIns="12700" tIns="12700" rIns="12700" bIns="12700" anchor="t" anchorCtr="0" upright="1">
+                          <a:noAutofit/>
+                        </wps:bodyPr>
+                      </wps:wsp>
+                      <wps:wsp>
+                        <wps:cNvPr id="661350957" name="Rectangle 67"/>
+                        <wps:cNvSpPr>
+                          <a:spLocks noChangeArrowheads="1"/>
+                        </wps:cNvSpPr>
+                        <wps:spPr bwMode="auto">
+                          <a:xfrm>
+                            <a:off x="2267" y="17912"/>
+                            <a:ext cx="2573" cy="309"/>
+                          </a:xfrm>
+                          <a:prstGeom prst="rect">
+                            <a:avLst/>
+                          </a:prstGeom>
+                          <a:noFill/>
+                          <a:ln>
+                            <a:noFill/>
+                          </a:ln>
+                          <a:extLst>
+                            <a:ext uri="{909E8E84-426E-40DD-AFC4-6F175D3DCCD1}">
+                              <a14:hiddenFill xmlns:a14="http://schemas.microsoft.com/office/drawing/2010/main">
+                                <a:solidFill>
+                                  <a:srgbClr val="FFFFFF"/>
+                                </a:solidFill>
+                              </a14:hiddenFill>
+                            </a:ext>
+                            <a:ext uri="{91240B29-F687-4F45-9708-019B960494DF}">
+                              <a14:hiddenLine xmlns:a14="http://schemas.microsoft.com/office/drawing/2010/main" w="3175">
+                                <a:solidFill>
+                                  <a:srgbClr val="000000"/>
+                                </a:solidFill>
+                                <a:miter lim="800000"/>
+                                <a:headEnd/>
+                                <a:tailEnd/>
+                              </a14:hiddenLine>
+                            </a:ext>
+                          </a:extLst>
+                        </wps:spPr>
+                        <wps:txbx>
+                          <w:txbxContent>
+                            <w:p>
+                              <w:pPr>
+                                <w:pStyle w:val="af3"/>
+                                <w:jc w:val="center"/>
+                                <w:rPr>
+                                  <w:sz w:val="18"/>
+                                  <w:szCs w:val="18"/>
+                                </w:rPr>
+                              </w:pPr>
+                              <w:r>
+                                <w:rPr>
+                                  <w:sz w:val="18"/>
+                                  <w:szCs w:val="18"/>
+                                </w:rPr>
+                                <w:t xml:space="preserve">№ </w:t>
+                              </w:r>
+                              <w:proofErr w:type="spellStart"/>
+                              <w:r>
+                                <w:rPr>
+                                  <w:sz w:val="18"/>
+                                  <w:szCs w:val="18"/>
+                                </w:rPr>
+                                <w:t>докум</w:t>
+                              </w:r>
+                              <w:proofErr w:type="spellEnd"/>
+                              <w:r>
+                                <w:rPr>
+                                  <w:sz w:val="18"/>
+                                  <w:szCs w:val="18"/>
+                                </w:rPr>
+                                <w:t>.</w:t>
+                              </w:r>
+                            </w:p>
+                          </w:txbxContent>
+                        </wps:txbx>
+                        <wps:bodyPr rot="0" vert="horz" wrap="square" lIns="12700" tIns="12700" rIns="12700" bIns="12700" anchor="t" anchorCtr="0" upright="1">
+                          <a:noAutofit/>
+                        </wps:bodyPr>
+                      </wps:wsp>
+                      <wps:wsp>
+                        <wps:cNvPr id="1549162156" name="Rectangle 68"/>
+                        <wps:cNvSpPr>
+                          <a:spLocks noChangeArrowheads="1"/>
+                        </wps:cNvSpPr>
+                        <wps:spPr bwMode="auto">
+                          <a:xfrm>
+                            <a:off x="4983" y="17912"/>
+                            <a:ext cx="1534" cy="309"/>
+                          </a:xfrm>
+                          <a:prstGeom prst="rect">
+                            <a:avLst/>
+                          </a:prstGeom>
+                          <a:noFill/>
+                          <a:ln>
+                            <a:noFill/>
+                          </a:ln>
+                          <a:extLst>
+                            <a:ext uri="{909E8E84-426E-40DD-AFC4-6F175D3DCCD1}">
+                              <a14:hiddenFill xmlns:a14="http://schemas.microsoft.com/office/drawing/2010/main">
+                                <a:solidFill>
+                                  <a:srgbClr val="FFFFFF"/>
+                                </a:solidFill>
+                              </a14:hiddenFill>
+                            </a:ext>
+                            <a:ext uri="{91240B29-F687-4F45-9708-019B960494DF}">
+                              <a14:hiddenLine xmlns:a14="http://schemas.microsoft.com/office/drawing/2010/main" w="3175">
+                                <a:solidFill>
+                                  <a:srgbClr val="000000"/>
+                                </a:solidFill>
+                                <a:miter lim="800000"/>
+                                <a:headEnd/>
+                                <a:tailEnd/>
+                              </a14:hiddenLine>
+                            </a:ext>
+                          </a:extLst>
+                        </wps:spPr>
+                        <wps:txbx>
+                          <w:txbxContent>
+                            <w:p>
+                              <w:pPr>
+                                <w:pStyle w:val="af3"/>
+                                <w:jc w:val="center"/>
+                                <w:rPr>
+                                  <w:sz w:val="18"/>
+                                  <w:szCs w:val="18"/>
+                                </w:rPr>
+                              </w:pPr>
+                              <w:proofErr w:type="spellStart"/>
+                              <w:r>
+                                <w:rPr>
+                                  <w:sz w:val="18"/>
+                                  <w:szCs w:val="18"/>
+                                </w:rPr>
+                                <w:t>Подпись</w:t>
+                              </w:r>
+                              <w:proofErr w:type="spellEnd"/>
+                            </w:p>
+                          </w:txbxContent>
+                        </wps:txbx>
+                        <wps:bodyPr rot="0" vert="horz" wrap="square" lIns="12700" tIns="12700" rIns="12700" bIns="12700" anchor="t" anchorCtr="0" upright="1">
+                          <a:noAutofit/>
+                        </wps:bodyPr>
+                      </wps:wsp>
+                      <wps:wsp>
+                        <wps:cNvPr id="419972557" name="Rectangle 69"/>
+                        <wps:cNvSpPr>
+                          <a:spLocks noChangeArrowheads="1"/>
+                        </wps:cNvSpPr>
+                        <wps:spPr bwMode="auto">
+                          <a:xfrm>
+                            <a:off x="6604" y="17912"/>
+                            <a:ext cx="1000" cy="309"/>
+                          </a:xfrm>
+                          <a:prstGeom prst="rect">
+                            <a:avLst/>
+                          </a:prstGeom>
+                          <a:noFill/>
+                          <a:ln>
+                            <a:noFill/>
+                          </a:ln>
+                          <a:extLst>
+                            <a:ext uri="{909E8E84-426E-40DD-AFC4-6F175D3DCCD1}">
+                              <a14:hiddenFill xmlns:a14="http://schemas.microsoft.com/office/drawing/2010/main">
+                                <a:solidFill>
+                                  <a:srgbClr val="FFFFFF"/>
+                                </a:solidFill>
+                              </a14:hiddenFill>
+                            </a:ext>
+                            <a:ext uri="{91240B29-F687-4F45-9708-019B960494DF}">
+                              <a14:hiddenLine xmlns:a14="http://schemas.microsoft.com/office/drawing/2010/main" w="3175">
+                                <a:solidFill>
+                                  <a:srgbClr val="000000"/>
+                                </a:solidFill>
+                                <a:miter lim="800000"/>
+                                <a:headEnd/>
+                                <a:tailEnd/>
+                              </a14:hiddenLine>
+                            </a:ext>
+                          </a:extLst>
+                        </wps:spPr>
+                        <wps:txbx>
+                          <w:txbxContent>
+                            <w:p>
+                              <w:pPr>
+                                <w:pStyle w:val="af3"/>
+                                <w:jc w:val="center"/>
+                                <w:rPr>
+                                  <w:sz w:val="18"/>
+                                  <w:szCs w:val="18"/>
+                                </w:rPr>
+                              </w:pPr>
+                              <w:r>
+                                <w:rPr>
+                                  <w:sz w:val="18"/>
+                                  <w:szCs w:val="18"/>
+                                </w:rPr>
+                                <w:t>Дата</w:t>
+                              </w:r>
+                            </w:p>
+                          </w:txbxContent>
+                        </wps:txbx>
+                        <wps:bodyPr rot="0" vert="horz" wrap="square" lIns="12700" tIns="12700" rIns="12700" bIns="12700" anchor="t" anchorCtr="0" upright="1">
+                          <a:noAutofit/>
+                        </wps:bodyPr>
+                      </wps:wsp>
+                      <wps:wsp>
+                        <wps:cNvPr id="468577050" name="Rectangle 70"/>
+                        <wps:cNvSpPr>
+                          <a:spLocks noChangeArrowheads="1"/>
+                        </wps:cNvSpPr>
+                        <wps:spPr bwMode="auto">
+                          <a:xfrm>
+                            <a:off x="15929" y="18258"/>
+                            <a:ext cx="1475" cy="309"/>
+                          </a:xfrm>
+                          <a:prstGeom prst="rect">
+                            <a:avLst/>
+                          </a:prstGeom>
+                          <a:noFill/>
+                          <a:ln>
+                            <a:noFill/>
+                          </a:ln>
+                          <a:extLst>
+                            <a:ext uri="{909E8E84-426E-40DD-AFC4-6F175D3DCCD1}">
+                              <a14:hiddenFill xmlns:a14="http://schemas.microsoft.com/office/drawing/2010/main">
+                                <a:solidFill>
+                                  <a:srgbClr val="FFFFFF"/>
+                                </a:solidFill>
+                              </a14:hiddenFill>
+                            </a:ext>
+                            <a:ext uri="{91240B29-F687-4F45-9708-019B960494DF}">
+                              <a14:hiddenLine xmlns:a14="http://schemas.microsoft.com/office/drawing/2010/main" w="3175">
+                                <a:solidFill>
+                                  <a:srgbClr val="000000"/>
+                                </a:solidFill>
+                                <a:miter lim="800000"/>
+                                <a:headEnd/>
+                                <a:tailEnd/>
+                              </a14:hiddenLine>
+                            </a:ext>
+                          </a:extLst>
+                        </wps:spPr>
+                        <wps:txbx>
+                          <w:txbxContent>
+                            <w:p>
+                              <w:pPr>
+                                <w:pStyle w:val="af3"/>
+                                <w:jc w:val="center"/>
+                                <w:rPr>
+                                  <w:sz w:val="18"/>
+                                  <w:szCs w:val="18"/>
+                                </w:rPr>
+                              </w:pPr>
+                              <w:r>
+                                <w:rPr>
+                                  <w:sz w:val="18"/>
+                                  <w:szCs w:val="18"/>
+                                </w:rPr>
+                                <w:t>Лист</w:t>
+                              </w:r>
+                            </w:p>
+                          </w:txbxContent>
+                        </wps:txbx>
+                        <wps:bodyPr rot="0" vert="horz" wrap="square" lIns="12700" tIns="12700" rIns="12700" bIns="12700" anchor="t" anchorCtr="0" upright="1">
+                          <a:noAutofit/>
+                        </wps:bodyPr>
+                      </wps:wsp>
+                      <wps:wsp>
+                        <wps:cNvPr id="999059685" name="Rectangle 71"/>
+                        <wps:cNvSpPr>
+                          <a:spLocks noChangeArrowheads="1"/>
+                        </wps:cNvSpPr>
+                        <wps:spPr bwMode="auto">
+                          <a:xfrm>
+                            <a:off x="15929" y="18623"/>
+                            <a:ext cx="1475" cy="310"/>
+                          </a:xfrm>
+                          <a:prstGeom prst="rect">
+                            <a:avLst/>
+                          </a:prstGeom>
+                          <a:noFill/>
+                          <a:ln>
+                            <a:noFill/>
+                          </a:ln>
+                          <a:extLst>
+                            <a:ext uri="{909E8E84-426E-40DD-AFC4-6F175D3DCCD1}">
+                              <a14:hiddenFill xmlns:a14="http://schemas.microsoft.com/office/drawing/2010/main">
+                                <a:solidFill>
+                                  <a:srgbClr val="FFFFFF"/>
+                                </a:solidFill>
+                              </a14:hiddenFill>
+                            </a:ext>
+                            <a:ext uri="{91240B29-F687-4F45-9708-019B960494DF}">
+                              <a14:hiddenLine xmlns:a14="http://schemas.microsoft.com/office/drawing/2010/main" w="3175">
+                                <a:solidFill>
+                                  <a:srgbClr val="000000"/>
+                                </a:solidFill>
+                                <a:miter lim="800000"/>
+                                <a:headEnd/>
+                                <a:tailEnd/>
+                              </a14:hiddenLine>
+                            </a:ext>
+                          </a:extLst>
+                        </wps:spPr>
+                        <wps:txbx>
+                          <w:txbxContent>
+                            <w:p>
+                              <w:pPr>
+                                <w:pStyle w:val="af3"/>
+                                <w:jc w:val="center"/>
+                                <w:rPr>
+                                  <w:sz w:val="18"/>
+                                  <w:lang w:val="ru-RU"/>
+                                </w:rPr>
+                              </w:pPr>
+                              <w:r>
+                                <w:rPr>
+                                  <w:sz w:val="18"/>
+                                  <w:lang w:val="ru-RU"/>
+                                </w:rPr>
+                                <w:t>2</w:t>
+                              </w:r>
+                            </w:p>
+                          </w:txbxContent>
+                        </wps:txbx>
+                        <wps:bodyPr rot="0" vert="horz" wrap="square" lIns="12700" tIns="12700" rIns="12700" bIns="12700" anchor="t" anchorCtr="0" upright="1">
+                          <a:noAutofit/>
+                        </wps:bodyPr>
+                      </wps:wsp>
+                      <wps:wsp>
+                        <wps:cNvPr id="72382082" name="Rectangle 72"/>
+                        <wps:cNvSpPr>
+                          <a:spLocks noChangeArrowheads="1"/>
+                        </wps:cNvSpPr>
+                        <wps:spPr bwMode="auto">
+                          <a:xfrm>
+                            <a:off x="7760" y="17481"/>
+                            <a:ext cx="12159" cy="477"/>
+                          </a:xfrm>
+                          <a:prstGeom prst="rect">
+                            <a:avLst/>
+                          </a:prstGeom>
+                          <a:noFill/>
+                          <a:ln>
+                            <a:noFill/>
+                          </a:ln>
+                          <a:extLst>
+                            <a:ext uri="{909E8E84-426E-40DD-AFC4-6F175D3DCCD1}">
+                              <a14:hiddenFill xmlns:a14="http://schemas.microsoft.com/office/drawing/2010/main">
+                                <a:solidFill>
+                                  <a:srgbClr val="FFFFFF"/>
+                                </a:solidFill>
+                              </a14:hiddenFill>
+                            </a:ext>
+                            <a:ext uri="{91240B29-F687-4F45-9708-019B960494DF}">
+                              <a14:hiddenLine xmlns:a14="http://schemas.microsoft.com/office/drawing/2010/main" w="3175">
+                                <a:solidFill>
+                                  <a:srgbClr val="000000"/>
+                                </a:solidFill>
+                                <a:miter lim="800000"/>
+                                <a:headEnd/>
+                                <a:tailEnd/>
+                              </a14:hiddenLine>
+                            </a:ext>
+                          </a:extLst>
+                        </wps:spPr>
+                        <wps:txbx>
+                          <w:txbxContent>
+                            <w:p>
+                              <w:pPr>
+                                <w:jc w:val="center"/>
+                                <w:rPr>
+                                  <w:b/>
+                                  <w:bCs/>
+                                  <w:sz w:val="32"/>
+                                  <w:szCs w:val="40"/>
+                                </w:rPr>
+                              </w:pPr>
+                              <w:r>
+                                <w:rPr>
+                                  <w:b/>
+                                  <w:bCs/>
+                                  <w:i/>
+                                  <w:iCs/>
+                                  <w:sz w:val="32"/>
+                                  <w:szCs w:val="32"/>
+                                </w:rPr>
+                                <w:t>ДП</w:t>
+                              </w:r>
+                              <w:r>
+                                <w:rPr>
+                                  <w:b/>
+                                  <w:bCs/>
+                                  <w:i/>
+                                  <w:iCs/>
+                                  <w:sz w:val="32"/>
+                                  <w:szCs w:val="32"/>
+                                </w:rPr>
+                                <w:t xml:space="preserve"> </w:t>
+                              </w:r>
+                              <w:r>
+                                <w:rPr>
+                                  <w:b/>
+                                  <w:bCs/>
+                                  <w:i/>
+                                  <w:iCs/>
+                                  <w:sz w:val="32"/>
+                                  <w:szCs w:val="32"/>
+                                </w:rPr>
+                                <w:t>09.02.07.21И1.16</w:t>
+                              </w:r>
+                              <w:r>
+                                <w:rPr>
+                                  <w:b/>
+                                  <w:bCs/>
+                                  <w:i/>
+                                  <w:iCs/>
+                                  <w:sz w:val="32"/>
+                                  <w:szCs w:val="32"/>
+                                </w:rPr>
+                                <w:t>.000 ПЗ</w:t>
+                              </w:r>
+                            </w:p>
+                          </w:txbxContent>
+                        </wps:txbx>
+                        <wps:bodyPr rot="0" vert="horz" wrap="square" lIns="12700" tIns="12700" rIns="12700" bIns="12700" anchor="t" anchorCtr="0" upright="1">
+                          <a:noAutofit/>
+                        </wps:bodyPr>
+                      </wps:wsp>
+                      <wps:wsp>
+                        <wps:cNvPr id="686044957" name="Line 73"/>
+                        <wps:cNvCnPr>
+                          <a:cxnSpLocks noChangeShapeType="1"/>
+                        </wps:cNvCnPr>
+                        <wps:spPr bwMode="auto">
+                          <a:xfrm>
+                            <a:off x="12" y="18233"/>
+                            <a:ext cx="19967" cy="1"/>
+                          </a:xfrm>
+                          <a:prstGeom prst="line">
+                            <a:avLst/>
+                          </a:prstGeom>
+                          <a:noFill/>
+                          <a:ln w="25400">
+                            <a:solidFill>
+                              <a:srgbClr val="000000"/>
+                            </a:solidFill>
+                            <a:round/>
+                            <a:headEnd/>
+                            <a:tailEnd/>
+                          </a:ln>
+                          <a:effectLst/>
+                          <a:extLst>
+                            <a:ext uri="{909E8E84-426E-40DD-AFC4-6F175D3DCCD1}">
+                              <a14:hiddenFill xmlns:a14="http://schemas.microsoft.com/office/drawing/2010/main">
+                                <a:noFill/>
+                              </a14:hiddenFill>
+                            </a:ext>
+                            <a:ext uri="{AF507438-7753-43E0-B8FC-AC1667EBCBE1}">
+                              <a14:hiddenEffects xmlns:a14="http://schemas.microsoft.com/office/drawing/2010/main">
+                                <a:effectLst>
+                                  <a:outerShdw dist="35921" dir="2700000" algn="ctr" rotWithShape="0">
+                                    <a:srgbClr val="808080"/>
+                                  </a:outerShdw>
+                                </a:effectLst>
+                              </a14:hiddenEffects>
+                            </a:ext>
+                          </a:extLst>
+                        </wps:spPr>
+                        <wps:bodyPr/>
+                      </wps:wsp>
+                      <wps:wsp>
+                        <wps:cNvPr id="1553143655" name="Line 74"/>
+                        <wps:cNvCnPr>
+                          <a:cxnSpLocks noChangeShapeType="1"/>
+                        </wps:cNvCnPr>
+                        <wps:spPr bwMode="auto">
+                          <a:xfrm>
+                            <a:off x="25" y="17881"/>
+                            <a:ext cx="7621" cy="1"/>
+                          </a:xfrm>
+                          <a:prstGeom prst="line">
+                            <a:avLst/>
+                          </a:prstGeom>
+                          <a:noFill/>
+                          <a:ln w="12700">
+                            <a:solidFill>
+                              <a:srgbClr val="000000"/>
+                            </a:solidFill>
+                            <a:round/>
+                            <a:headEnd/>
+                            <a:tailEnd/>
+                          </a:ln>
+                          <a:effectLst/>
+                          <a:extLst>
+                            <a:ext uri="{909E8E84-426E-40DD-AFC4-6F175D3DCCD1}">
+                              <a14:hiddenFill xmlns:a14="http://schemas.microsoft.com/office/drawing/2010/main">
+                                <a:noFill/>
+                              </a14:hiddenFill>
+                            </a:ext>
+                            <a:ext uri="{AF507438-7753-43E0-B8FC-AC1667EBCBE1}">
+                              <a14:hiddenEffects xmlns:a14="http://schemas.microsoft.com/office/drawing/2010/main">
+                                <a:effectLst>
+                                  <a:outerShdw dist="35921" dir="2700000" algn="ctr" rotWithShape="0">
+                                    <a:srgbClr val="808080"/>
+                                  </a:outerShdw>
+                                </a:effectLst>
+                              </a14:hiddenEffects>
+                            </a:ext>
+                          </a:extLst>
+                        </wps:spPr>
+                        <wps:bodyPr/>
+                      </wps:wsp>
+                      <wps:wsp>
+                        <wps:cNvPr id="1210182918" name="Line 75"/>
+                        <wps:cNvCnPr>
+                          <a:cxnSpLocks noChangeShapeType="1"/>
+                        </wps:cNvCnPr>
+                        <wps:spPr bwMode="auto">
+                          <a:xfrm>
+                            <a:off x="10" y="17526"/>
+                            <a:ext cx="7621" cy="1"/>
+                          </a:xfrm>
+                          <a:prstGeom prst="line">
+                            <a:avLst/>
+                          </a:prstGeom>
+                          <a:noFill/>
+                          <a:ln w="12700">
+                            <a:solidFill>
+                              <a:srgbClr val="000000"/>
+                            </a:solidFill>
+                            <a:round/>
+                            <a:headEnd/>
+                            <a:tailEnd/>
+                          </a:ln>
+                          <a:effectLst/>
+                          <a:extLst>
+                            <a:ext uri="{909E8E84-426E-40DD-AFC4-6F175D3DCCD1}">
+                              <a14:hiddenFill xmlns:a14="http://schemas.microsoft.com/office/drawing/2010/main">
+                                <a:noFill/>
+                              </a14:hiddenFill>
+                            </a:ext>
+                            <a:ext uri="{AF507438-7753-43E0-B8FC-AC1667EBCBE1}">
+                              <a14:hiddenEffects xmlns:a14="http://schemas.microsoft.com/office/drawing/2010/main">
+                                <a:effectLst>
+                                  <a:outerShdw dist="35921" dir="2700000" algn="ctr" rotWithShape="0">
+                                    <a:srgbClr val="808080"/>
+                                  </a:outerShdw>
+                                </a:effectLst>
+                              </a14:hiddenEffects>
+                            </a:ext>
+                          </a:extLst>
+                        </wps:spPr>
+                        <wps:bodyPr/>
+                      </wps:wsp>
+                      <wps:wsp>
+                        <wps:cNvPr id="1799519990" name="Line 76"/>
+                        <wps:cNvCnPr>
+                          <a:cxnSpLocks noChangeShapeType="1"/>
+                        </wps:cNvCnPr>
+                        <wps:spPr bwMode="auto">
+                          <a:xfrm>
+                            <a:off x="10" y="18938"/>
+                            <a:ext cx="7621" cy="1"/>
+                          </a:xfrm>
+                          <a:prstGeom prst="line">
+                            <a:avLst/>
+                          </a:prstGeom>
+                          <a:noFill/>
+                          <a:ln w="12700">
+                            <a:solidFill>
+                              <a:srgbClr val="000000"/>
+                            </a:solidFill>
+                            <a:round/>
+                            <a:headEnd/>
+                            <a:tailEnd/>
+                          </a:ln>
+                          <a:effectLst/>
+                          <a:extLst>
+                            <a:ext uri="{909E8E84-426E-40DD-AFC4-6F175D3DCCD1}">
+                              <a14:hiddenFill xmlns:a14="http://schemas.microsoft.com/office/drawing/2010/main">
+                                <a:noFill/>
+                              </a14:hiddenFill>
+                            </a:ext>
+                            <a:ext uri="{AF507438-7753-43E0-B8FC-AC1667EBCBE1}">
+                              <a14:hiddenEffects xmlns:a14="http://schemas.microsoft.com/office/drawing/2010/main">
+                                <a:effectLst>
+                                  <a:outerShdw dist="35921" dir="2700000" algn="ctr" rotWithShape="0">
+                                    <a:srgbClr val="808080"/>
+                                  </a:outerShdw>
+                                </a:effectLst>
+                              </a14:hiddenEffects>
+                            </a:ext>
+                          </a:extLst>
+                        </wps:spPr>
+                        <wps:bodyPr/>
+                      </wps:wsp>
+                      <wps:wsp>
+                        <wps:cNvPr id="556191636" name="Line 77"/>
+                        <wps:cNvCnPr>
+                          <a:cxnSpLocks noChangeShapeType="1"/>
+                        </wps:cNvCnPr>
+                        <wps:spPr bwMode="auto">
+                          <a:xfrm>
+                            <a:off x="10" y="18583"/>
+                            <a:ext cx="7621" cy="1"/>
+                          </a:xfrm>
+                          <a:prstGeom prst="line">
+                            <a:avLst/>
+                          </a:prstGeom>
+                          <a:noFill/>
+                          <a:ln w="12700">
+                            <a:solidFill>
+                              <a:srgbClr val="000000"/>
+                            </a:solidFill>
+                            <a:round/>
+                            <a:headEnd/>
+                            <a:tailEnd/>
+                          </a:ln>
+                          <a:effectLst/>
+                          <a:extLst>
+                            <a:ext uri="{909E8E84-426E-40DD-AFC4-6F175D3DCCD1}">
+                              <a14:hiddenFill xmlns:a14="http://schemas.microsoft.com/office/drawing/2010/main">
+                                <a:noFill/>
+                              </a14:hiddenFill>
+                            </a:ext>
+                            <a:ext uri="{AF507438-7753-43E0-B8FC-AC1667EBCBE1}">
+                              <a14:hiddenEffects xmlns:a14="http://schemas.microsoft.com/office/drawing/2010/main">
+                                <a:effectLst>
+                                  <a:outerShdw dist="35921" dir="2700000" algn="ctr" rotWithShape="0">
+                                    <a:srgbClr val="808080"/>
+                                  </a:outerShdw>
+                                </a:effectLst>
+                              </a14:hiddenEffects>
+                            </a:ext>
+                          </a:extLst>
+                        </wps:spPr>
+                        <wps:bodyPr/>
+                      </wps:wsp>
+                      <wpg:grpSp>
+                        <wpg:cNvPr id="1308804428" name="Group 78"/>
+                        <wpg:cNvGrpSpPr>
+                          <a:grpSpLocks/>
+                        </wpg:cNvGrpSpPr>
+                        <wpg:grpSpPr bwMode="auto">
+                          <a:xfrm>
+                            <a:off x="39" y="18267"/>
+                            <a:ext cx="4801" cy="310"/>
+                            <a:chOff x="0" y="0"/>
+                            <a:chExt cx="19999" cy="20000"/>
+                          </a:xfrm>
+                        </wpg:grpSpPr>
+                        <wps:wsp>
+                          <wps:cNvPr id="339762399" name="Rectangle 79"/>
+                          <wps:cNvSpPr>
+                            <a:spLocks noChangeArrowheads="1"/>
+                          </wps:cNvSpPr>
+                          <wps:spPr bwMode="auto">
+                            <a:xfrm>
+                              <a:off x="0" y="0"/>
+                              <a:ext cx="8856" cy="20000"/>
+                            </a:xfrm>
+                            <a:prstGeom prst="rect">
+                              <a:avLst/>
+                            </a:prstGeom>
+                            <a:noFill/>
+                            <a:ln>
+                              <a:noFill/>
+                            </a:ln>
+                            <a:extLst>
+                              <a:ext uri="{909E8E84-426E-40DD-AFC4-6F175D3DCCD1}">
+                                <a14:hiddenFill xmlns:a14="http://schemas.microsoft.com/office/drawing/2010/main">
+                                  <a:solidFill>
+                                    <a:srgbClr val="FFFFFF"/>
+                                  </a:solidFill>
+                                </a14:hiddenFill>
+                              </a:ext>
+                              <a:ext uri="{91240B29-F687-4F45-9708-019B960494DF}">
+                                <a14:hiddenLine xmlns:a14="http://schemas.microsoft.com/office/drawing/2010/main" w="3175">
+                                  <a:solidFill>
+                                    <a:srgbClr val="000000"/>
+                                  </a:solidFill>
+                                  <a:miter lim="800000"/>
+                                  <a:headEnd/>
+                                  <a:tailEnd/>
+                                </a14:hiddenLine>
+                              </a:ext>
+                            </a:extLst>
+                          </wps:spPr>
+                          <wps:txbx>
+                            <w:txbxContent>
+                              <w:p>
+                                <w:pPr>
+                                  <w:pStyle w:val="af3"/>
+                                  <w:rPr>
+                                    <w:sz w:val="18"/>
+                                    <w:szCs w:val="18"/>
+                                  </w:rPr>
+                                </w:pPr>
+                                <w:proofErr w:type="spellStart"/>
+                                <w:r>
+                                  <w:rPr>
+                                    <w:sz w:val="18"/>
+                                    <w:szCs w:val="18"/>
+                                  </w:rPr>
+                                  <w:t>Разраб</w:t>
+                                </w:r>
+                                <w:proofErr w:type="spellEnd"/>
+                                <w:r>
+                                  <w:rPr>
+                                    <w:sz w:val="18"/>
+                                    <w:szCs w:val="18"/>
+                                  </w:rPr>
+                                  <w:t>.</w:t>
+                                </w:r>
+                              </w:p>
+                            </w:txbxContent>
+                          </wps:txbx>
+                          <wps:bodyPr rot="0" vert="horz" wrap="square" lIns="12700" tIns="12700" rIns="12700" bIns="12700" anchor="t" anchorCtr="0" upright="1">
+                            <a:noAutofit/>
+                          </wps:bodyPr>
+                        </wps:wsp>
+                        <wps:wsp>
+                          <wps:cNvPr id="873003388" name="Rectangle 80"/>
+                          <wps:cNvSpPr>
+                            <a:spLocks noChangeArrowheads="1"/>
+                          </wps:cNvSpPr>
+                          <wps:spPr bwMode="auto">
+                            <a:xfrm>
+                              <a:off x="9281" y="0"/>
+                              <a:ext cx="10718" cy="20000"/>
+                            </a:xfrm>
+                            <a:prstGeom prst="rect">
+                              <a:avLst/>
+                            </a:prstGeom>
+                            <a:noFill/>
+                            <a:ln>
+                              <a:noFill/>
+                            </a:ln>
+                            <a:extLst>
+                              <a:ext uri="{909E8E84-426E-40DD-AFC4-6F175D3DCCD1}">
+                                <a14:hiddenFill xmlns:a14="http://schemas.microsoft.com/office/drawing/2010/main">
+                                  <a:solidFill>
+                                    <a:srgbClr val="FFFFFF"/>
+                                  </a:solidFill>
+                                </a14:hiddenFill>
+                              </a:ext>
+                              <a:ext uri="{91240B29-F687-4F45-9708-019B960494DF}">
+                                <a14:hiddenLine xmlns:a14="http://schemas.microsoft.com/office/drawing/2010/main" w="3175">
+                                  <a:solidFill>
+                                    <a:srgbClr val="000000"/>
+                                  </a:solidFill>
+                                  <a:miter lim="800000"/>
+                                  <a:headEnd/>
+                                  <a:tailEnd/>
+                                </a14:hiddenLine>
+                              </a:ext>
+                            </a:extLst>
+                          </wps:spPr>
+                          <wps:txbx>
+                            <w:txbxContent>
+                              <w:p>
+                                <w:pPr>
+                                  <w:rPr>
+                                    <w:i/>
+                                    <w:iCs/>
+                                    <w:color w:val="000000" w:themeColor="text1"/>
+                                    <w:vertAlign w:val="superscript"/>
+                                  </w:rPr>
+                                </w:pPr>
+                                <w:r>
+                                  <w:rPr>
+                                    <w:i/>
+                                    <w:iCs/>
+                                    <w:color w:val="000000" w:themeColor="text1"/>
+                                    <w:vertAlign w:val="superscript"/>
+                                  </w:rPr>
+                                  <w:t>Фамилия</w:t>
+                                </w:r>
+                                <w:r>
+                                  <w:rPr>
+                                    <w:i/>
+                                    <w:iCs/>
+                                    <w:color w:val="000000" w:themeColor="text1"/>
+                                    <w:vertAlign w:val="superscript"/>
+                                    <w:lang w:val="en-US"/>
+                                  </w:rPr>
+                                  <w:t xml:space="preserve"> </w:t>
+                                </w:r>
+                                <w:r>
+                                  <w:rPr>
+                                    <w:i/>
+                                    <w:iCs/>
+                                    <w:color w:val="000000" w:themeColor="text1"/>
+                                    <w:vertAlign w:val="superscript"/>
+                                  </w:rPr>
+                                  <w:t>И.О.</w:t>
+                                </w:r>
+                              </w:p>
+                            </w:txbxContent>
+                          </wps:txbx>
+                          <wps:bodyPr rot="0" vert="horz" wrap="square" lIns="12700" tIns="12700" rIns="12700" bIns="12700" anchor="t" anchorCtr="0" upright="1">
+                            <a:noAutofit/>
+                          </wps:bodyPr>
+                        </wps:wsp>
+                      </wpg:grpSp>
+                      <wpg:grpSp>
+                        <wpg:cNvPr id="1297239662" name="Group 81"/>
+                        <wpg:cNvGrpSpPr>
+                          <a:grpSpLocks/>
+                        </wpg:cNvGrpSpPr>
+                        <wpg:grpSpPr bwMode="auto">
+                          <a:xfrm>
+                            <a:off x="39" y="18614"/>
+                            <a:ext cx="4801" cy="309"/>
+                            <a:chOff x="0" y="0"/>
+                            <a:chExt cx="19999" cy="20000"/>
+                          </a:xfrm>
+                        </wpg:grpSpPr>
+                        <wps:wsp>
+                          <wps:cNvPr id="533482437" name="Rectangle 82"/>
+                          <wps:cNvSpPr>
+                            <a:spLocks noChangeArrowheads="1"/>
+                          </wps:cNvSpPr>
+                          <wps:spPr bwMode="auto">
+                            <a:xfrm>
+                              <a:off x="0" y="0"/>
+                              <a:ext cx="8856" cy="20000"/>
+                            </a:xfrm>
+                            <a:prstGeom prst="rect">
+                              <a:avLst/>
+                            </a:prstGeom>
+                            <a:noFill/>
+                            <a:ln>
+                              <a:noFill/>
+                            </a:ln>
+                            <a:extLst>
+                              <a:ext uri="{909E8E84-426E-40DD-AFC4-6F175D3DCCD1}">
+                                <a14:hiddenFill xmlns:a14="http://schemas.microsoft.com/office/drawing/2010/main">
+                                  <a:solidFill>
+                                    <a:srgbClr val="FFFFFF"/>
+                                  </a:solidFill>
+                                </a14:hiddenFill>
+                              </a:ext>
+                              <a:ext uri="{91240B29-F687-4F45-9708-019B960494DF}">
+                                <a14:hiddenLine xmlns:a14="http://schemas.microsoft.com/office/drawing/2010/main" w="3175">
+                                  <a:solidFill>
+                                    <a:srgbClr val="000000"/>
+                                  </a:solidFill>
+                                  <a:miter lim="800000"/>
+                                  <a:headEnd/>
+                                  <a:tailEnd/>
+                                </a14:hiddenLine>
+                              </a:ext>
+                            </a:extLst>
+                          </wps:spPr>
+                          <wps:txbx>
+                            <w:txbxContent>
+                              <w:p>
+                                <w:pPr>
+                                  <w:pStyle w:val="af3"/>
+                                  <w:rPr>
+                                    <w:sz w:val="18"/>
+                                    <w:szCs w:val="18"/>
+                                  </w:rPr>
+                                </w:pPr>
+                                <w:proofErr w:type="spellStart"/>
+                                <w:r>
+                                  <w:rPr>
+                                    <w:sz w:val="18"/>
+                                    <w:szCs w:val="18"/>
+                                  </w:rPr>
+                                  <w:t>Провер</w:t>
+                                </w:r>
+                                <w:proofErr w:type="spellEnd"/>
+                                <w:r>
+                                  <w:rPr>
+                                    <w:sz w:val="18"/>
+                                    <w:szCs w:val="18"/>
+                                  </w:rPr>
+                                  <w:t>.</w:t>
+                                </w:r>
+                              </w:p>
+                            </w:txbxContent>
+                          </wps:txbx>
+                          <wps:bodyPr rot="0" vert="horz" wrap="square" lIns="12700" tIns="12700" rIns="12700" bIns="12700" anchor="t" anchorCtr="0" upright="1">
+                            <a:noAutofit/>
+                          </wps:bodyPr>
+                        </wps:wsp>
+                        <wps:wsp>
+                          <wps:cNvPr id="74641031" name="Rectangle 83"/>
+                          <wps:cNvSpPr>
+                            <a:spLocks noChangeArrowheads="1"/>
+                          </wps:cNvSpPr>
+                          <wps:spPr bwMode="auto">
+                            <a:xfrm>
+                              <a:off x="9281" y="0"/>
+                              <a:ext cx="10718" cy="20000"/>
+                            </a:xfrm>
+                            <a:prstGeom prst="rect">
+                              <a:avLst/>
+                            </a:prstGeom>
+                            <a:noFill/>
+                            <a:ln>
+                              <a:noFill/>
+                            </a:ln>
+                            <a:extLst>
+                              <a:ext uri="{909E8E84-426E-40DD-AFC4-6F175D3DCCD1}">
+                                <a14:hiddenFill xmlns:a14="http://schemas.microsoft.com/office/drawing/2010/main">
+                                  <a:solidFill>
+                                    <a:srgbClr val="FFFFFF"/>
+                                  </a:solidFill>
+                                </a14:hiddenFill>
+                              </a:ext>
+                              <a:ext uri="{91240B29-F687-4F45-9708-019B960494DF}">
+                                <a14:hiddenLine xmlns:a14="http://schemas.microsoft.com/office/drawing/2010/main" w="3175">
+                                  <a:solidFill>
+                                    <a:srgbClr val="000000"/>
+                                  </a:solidFill>
+                                  <a:miter lim="800000"/>
+                                  <a:headEnd/>
+                                  <a:tailEnd/>
+                                </a14:hiddenLine>
+                              </a:ext>
+                            </a:extLst>
+                          </wps:spPr>
+                          <wps:txbx>
+                            <w:txbxContent>
+                              <w:p>
+                                <w:pPr>
+                                  <w:rPr>
+                                    <w:sz w:val="32"/>
+                                    <w:szCs w:val="18"/>
+                                    <w:vertAlign w:val="superscript"/>
+                                  </w:rPr>
+                                </w:pPr>
+                              </w:p>
+                            </w:txbxContent>
+                          </wps:txbx>
+                          <wps:bodyPr rot="0" vert="horz" wrap="square" lIns="12700" tIns="12700" rIns="12700" bIns="12700" anchor="t" anchorCtr="0" upright="1">
+                            <a:noAutofit/>
+                          </wps:bodyPr>
+                        </wps:wsp>
+                      </wpg:grpSp>
+                      <wpg:grpSp>
+                        <wpg:cNvPr id="1879924578" name="Group 84"/>
+                        <wpg:cNvGrpSpPr>
+                          <a:grpSpLocks/>
+                        </wpg:cNvGrpSpPr>
+                        <wpg:grpSpPr bwMode="auto">
+                          <a:xfrm>
+                            <a:off x="39" y="18969"/>
+                            <a:ext cx="4801" cy="309"/>
+                            <a:chOff x="0" y="0"/>
+                            <a:chExt cx="19999" cy="20000"/>
+                          </a:xfrm>
+                        </wpg:grpSpPr>
+                        <wps:wsp>
+                          <wps:cNvPr id="1528498710" name="Rectangle 85"/>
+                          <wps:cNvSpPr>
+                            <a:spLocks noChangeArrowheads="1"/>
+                          </wps:cNvSpPr>
+                          <wps:spPr bwMode="auto">
+                            <a:xfrm>
+                              <a:off x="0" y="0"/>
+                              <a:ext cx="8856" cy="20000"/>
+                            </a:xfrm>
+                            <a:prstGeom prst="rect">
+                              <a:avLst/>
+                            </a:prstGeom>
+                            <a:noFill/>
+                            <a:ln>
+                              <a:noFill/>
+                            </a:ln>
+                            <a:extLst>
+                              <a:ext uri="{909E8E84-426E-40DD-AFC4-6F175D3DCCD1}">
+                                <a14:hiddenFill xmlns:a14="http://schemas.microsoft.com/office/drawing/2010/main">
+                                  <a:solidFill>
+                                    <a:srgbClr val="FFFFFF"/>
+                                  </a:solidFill>
+                                </a14:hiddenFill>
+                              </a:ext>
+                              <a:ext uri="{91240B29-F687-4F45-9708-019B960494DF}">
+                                <a14:hiddenLine xmlns:a14="http://schemas.microsoft.com/office/drawing/2010/main" w="3175">
+                                  <a:solidFill>
+                                    <a:srgbClr val="000000"/>
+                                  </a:solidFill>
+                                  <a:miter lim="800000"/>
+                                  <a:headEnd/>
+                                  <a:tailEnd/>
+                                </a14:hiddenLine>
+                              </a:ext>
+                            </a:extLst>
+                          </wps:spPr>
+                          <wps:txbx>
+                            <w:txbxContent>
+                              <w:p>
+                                <w:pPr>
+                                  <w:pStyle w:val="af3"/>
+                                  <w:rPr>
+                                    <w:sz w:val="18"/>
+                                    <w:lang w:val="ru-RU"/>
+                                  </w:rPr>
+                                </w:pPr>
+                              </w:p>
+                            </w:txbxContent>
+                          </wps:txbx>
+                          <wps:bodyPr rot="0" vert="horz" wrap="square" lIns="12700" tIns="12700" rIns="12700" bIns="12700" anchor="t" anchorCtr="0" upright="1">
+                            <a:noAutofit/>
+                          </wps:bodyPr>
+                        </wps:wsp>
+                        <wps:wsp>
+                          <wps:cNvPr id="218809703" name="Rectangle 86"/>
+                          <wps:cNvSpPr>
+                            <a:spLocks noChangeArrowheads="1"/>
+                          </wps:cNvSpPr>
+                          <wps:spPr bwMode="auto">
+                            <a:xfrm>
+                              <a:off x="9281" y="0"/>
+                              <a:ext cx="10718" cy="20000"/>
+                            </a:xfrm>
+                            <a:prstGeom prst="rect">
+                              <a:avLst/>
+                            </a:prstGeom>
+                            <a:noFill/>
+                            <a:ln>
+                              <a:noFill/>
+                            </a:ln>
+                            <a:extLst>
+                              <a:ext uri="{909E8E84-426E-40DD-AFC4-6F175D3DCCD1}">
+                                <a14:hiddenFill xmlns:a14="http://schemas.microsoft.com/office/drawing/2010/main">
+                                  <a:solidFill>
+                                    <a:srgbClr val="FFFFFF"/>
+                                  </a:solidFill>
+                                </a14:hiddenFill>
+                              </a:ext>
+                              <a:ext uri="{91240B29-F687-4F45-9708-019B960494DF}">
+                                <a14:hiddenLine xmlns:a14="http://schemas.microsoft.com/office/drawing/2010/main" w="3175">
+                                  <a:solidFill>
+                                    <a:srgbClr val="000000"/>
+                                  </a:solidFill>
+                                  <a:miter lim="800000"/>
+                                  <a:headEnd/>
+                                  <a:tailEnd/>
+                                </a14:hiddenLine>
+                              </a:ext>
+                            </a:extLst>
+                          </wps:spPr>
+                          <wps:txbx>
+                            <w:txbxContent>
+                              <w:p>
+                                <w:pPr>
+                                  <w:pStyle w:val="af3"/>
+                                  <w:rPr>
+                                    <w:sz w:val="18"/>
+                                  </w:rPr>
+                                </w:pPr>
+                              </w:p>
+                            </w:txbxContent>
+                          </wps:txbx>
+                          <wps:bodyPr rot="0" vert="horz" wrap="square" lIns="12700" tIns="12700" rIns="12700" bIns="12700" anchor="t" anchorCtr="0" upright="1">
+                            <a:noAutofit/>
+                          </wps:bodyPr>
+                        </wps:wsp>
+                      </wpg:grpSp>
+                      <wpg:grpSp>
+                        <wpg:cNvPr id="1973987655" name="Group 87"/>
+                        <wpg:cNvGrpSpPr>
+                          <a:grpSpLocks/>
+                        </wpg:cNvGrpSpPr>
+                        <wpg:grpSpPr bwMode="auto">
+                          <a:xfrm>
+                            <a:off x="39" y="19314"/>
+                            <a:ext cx="4801" cy="310"/>
+                            <a:chOff x="0" y="0"/>
+                            <a:chExt cx="19999" cy="20000"/>
+                          </a:xfrm>
+                        </wpg:grpSpPr>
+                        <wps:wsp>
+                          <wps:cNvPr id="1832427071" name="Rectangle 88"/>
+                          <wps:cNvSpPr>
+                            <a:spLocks noChangeArrowheads="1"/>
+                          </wps:cNvSpPr>
+                          <wps:spPr bwMode="auto">
+                            <a:xfrm>
+                              <a:off x="0" y="0"/>
+                              <a:ext cx="8856" cy="20000"/>
+                            </a:xfrm>
+                            <a:prstGeom prst="rect">
+                              <a:avLst/>
+                            </a:prstGeom>
+                            <a:noFill/>
+                            <a:ln>
+                              <a:noFill/>
+                            </a:ln>
+                            <a:extLst>
+                              <a:ext uri="{909E8E84-426E-40DD-AFC4-6F175D3DCCD1}">
+                                <a14:hiddenFill xmlns:a14="http://schemas.microsoft.com/office/drawing/2010/main">
+                                  <a:solidFill>
+                                    <a:srgbClr val="FFFFFF"/>
+                                  </a:solidFill>
+                                </a14:hiddenFill>
+                              </a:ext>
+                              <a:ext uri="{91240B29-F687-4F45-9708-019B960494DF}">
+                                <a14:hiddenLine xmlns:a14="http://schemas.microsoft.com/office/drawing/2010/main" w="3175">
+                                  <a:solidFill>
+                                    <a:srgbClr val="000000"/>
+                                  </a:solidFill>
+                                  <a:miter lim="800000"/>
+                                  <a:headEnd/>
+                                  <a:tailEnd/>
+                                </a14:hiddenLine>
+                              </a:ext>
+                            </a:extLst>
+                          </wps:spPr>
+                          <wps:txbx>
+                            <w:txbxContent>
+                              <w:p>
+                                <w:pPr>
+                                  <w:pStyle w:val="af3"/>
+                                  <w:rPr>
+                                    <w:sz w:val="18"/>
+                                    <w:szCs w:val="18"/>
+                                  </w:rPr>
+                                </w:pPr>
+                                <w:r>
+                                  <w:rPr>
+                                    <w:sz w:val="18"/>
+                                    <w:szCs w:val="18"/>
+                                  </w:rPr>
+                                  <w:t>Н. контр.</w:t>
+                                </w:r>
+                              </w:p>
+                            </w:txbxContent>
+                          </wps:txbx>
+                          <wps:bodyPr rot="0" vert="horz" wrap="square" lIns="12700" tIns="12700" rIns="12700" bIns="12700" anchor="t" anchorCtr="0" upright="1">
+                            <a:noAutofit/>
+                          </wps:bodyPr>
+                        </wps:wsp>
+                        <wps:wsp>
+                          <wps:cNvPr id="1250767816" name="Rectangle 89"/>
+                          <wps:cNvSpPr>
+                            <a:spLocks noChangeArrowheads="1"/>
+                          </wps:cNvSpPr>
+                          <wps:spPr bwMode="auto">
+                            <a:xfrm>
+                              <a:off x="9281" y="0"/>
+                              <a:ext cx="10718" cy="20000"/>
+                            </a:xfrm>
+                            <a:prstGeom prst="rect">
+                              <a:avLst/>
+                            </a:prstGeom>
+                            <a:noFill/>
+                            <a:ln>
+                              <a:noFill/>
+                            </a:ln>
+                            <a:extLst>
+                              <a:ext uri="{909E8E84-426E-40DD-AFC4-6F175D3DCCD1}">
+                                <a14:hiddenFill xmlns:a14="http://schemas.microsoft.com/office/drawing/2010/main">
+                                  <a:solidFill>
+                                    <a:srgbClr val="FFFFFF"/>
+                                  </a:solidFill>
+                                </a14:hiddenFill>
+                              </a:ext>
+                              <a:ext uri="{91240B29-F687-4F45-9708-019B960494DF}">
+                                <a14:hiddenLine xmlns:a14="http://schemas.microsoft.com/office/drawing/2010/main" w="3175">
+                                  <a:solidFill>
+                                    <a:srgbClr val="000000"/>
+                                  </a:solidFill>
+                                  <a:miter lim="800000"/>
+                                  <a:headEnd/>
+                                  <a:tailEnd/>
+                                </a14:hiddenLine>
+                              </a:ext>
+                            </a:extLst>
+                          </wps:spPr>
+                          <wps:txbx>
+                            <w:txbxContent>
+                              <w:p>
+                                <w:pPr>
+                                  <w:rPr>
+                                    <w:szCs w:val="18"/>
+                                  </w:rPr>
+                                </w:pPr>
+                              </w:p>
+                            </w:txbxContent>
+                          </wps:txbx>
+                          <wps:bodyPr rot="0" vert="horz" wrap="square" lIns="12700" tIns="12700" rIns="12700" bIns="12700" anchor="t" anchorCtr="0" upright="1">
+                            <a:noAutofit/>
+                          </wps:bodyPr>
+                        </wps:wsp>
+                      </wpg:grpSp>
+                      <wpg:grpSp>
+                        <wpg:cNvPr id="2039935565" name="Group 90"/>
+                        <wpg:cNvGrpSpPr>
+                          <a:grpSpLocks/>
+                        </wpg:cNvGrpSpPr>
+                        <wpg:grpSpPr bwMode="auto">
+                          <a:xfrm>
+                            <a:off x="39" y="19660"/>
+                            <a:ext cx="4801" cy="309"/>
+                            <a:chOff x="0" y="0"/>
+                            <a:chExt cx="19999" cy="20000"/>
+                          </a:xfrm>
+                        </wpg:grpSpPr>
+                        <wps:wsp>
+                          <wps:cNvPr id="1454288718" name="Rectangle 91"/>
+                          <wps:cNvSpPr>
+                            <a:spLocks noChangeArrowheads="1"/>
+                          </wps:cNvSpPr>
+                          <wps:spPr bwMode="auto">
+                            <a:xfrm>
+                              <a:off x="0" y="0"/>
+                              <a:ext cx="8856" cy="20000"/>
+                            </a:xfrm>
+                            <a:prstGeom prst="rect">
+                              <a:avLst/>
+                            </a:prstGeom>
+                            <a:noFill/>
+                            <a:ln>
+                              <a:noFill/>
+                            </a:ln>
+                            <a:extLst>
+                              <a:ext uri="{909E8E84-426E-40DD-AFC4-6F175D3DCCD1}">
+                                <a14:hiddenFill xmlns:a14="http://schemas.microsoft.com/office/drawing/2010/main">
+                                  <a:solidFill>
+                                    <a:srgbClr val="FFFFFF"/>
+                                  </a:solidFill>
+                                </a14:hiddenFill>
+                              </a:ext>
+                              <a:ext uri="{91240B29-F687-4F45-9708-019B960494DF}">
+                                <a14:hiddenLine xmlns:a14="http://schemas.microsoft.com/office/drawing/2010/main" w="3175">
+                                  <a:solidFill>
+                                    <a:srgbClr val="000000"/>
+                                  </a:solidFill>
+                                  <a:miter lim="800000"/>
+                                  <a:headEnd/>
+                                  <a:tailEnd/>
+                                </a14:hiddenLine>
+                              </a:ext>
+                            </a:extLst>
+                          </wps:spPr>
+                          <wps:txbx>
+                            <w:txbxContent>
+                              <w:p>
+                                <w:pPr>
+                                  <w:pStyle w:val="af3"/>
+                                  <w:rPr>
+                                    <w:sz w:val="18"/>
+                                  </w:rPr>
+                                </w:pPr>
+                                <w:proofErr w:type="spellStart"/>
+                                <w:r>
+                                  <w:rPr>
+                                    <w:sz w:val="18"/>
+                                  </w:rPr>
+                                  <w:t>Ут</w:t>
+                                </w:r>
+                                <w:proofErr w:type="spellEnd"/>
+                                <w:r>
+                                  <w:rPr>
+                                    <w:sz w:val="18"/>
+                                    <w:lang w:val="ru-RU"/>
+                                  </w:rPr>
+                                  <w:t>в</w:t>
+                                </w:r>
+                                <w:r>
+                                  <w:rPr>
+                                    <w:sz w:val="18"/>
+                                  </w:rPr>
+                                  <w:t>.</w:t>
+                                </w:r>
+                              </w:p>
+                            </w:txbxContent>
+                          </wps:txbx>
+                          <wps:bodyPr rot="0" vert="horz" wrap="square" lIns="12700" tIns="12700" rIns="12700" bIns="12700" anchor="t" anchorCtr="0" upright="1">
+                            <a:noAutofit/>
+                          </wps:bodyPr>
+                        </wps:wsp>
+                        <wps:wsp>
+                          <wps:cNvPr id="2090473366" name="Rectangle 92"/>
+                          <wps:cNvSpPr>
+                            <a:spLocks noChangeArrowheads="1"/>
+                          </wps:cNvSpPr>
+                          <wps:spPr bwMode="auto">
+                            <a:xfrm>
+                              <a:off x="9281" y="0"/>
+                              <a:ext cx="10718" cy="20000"/>
+                            </a:xfrm>
+                            <a:prstGeom prst="rect">
+                              <a:avLst/>
+                            </a:prstGeom>
+                            <a:noFill/>
+                            <a:ln>
+                              <a:noFill/>
+                            </a:ln>
+                            <a:extLst>
+                              <a:ext uri="{909E8E84-426E-40DD-AFC4-6F175D3DCCD1}">
+                                <a14:hiddenFill xmlns:a14="http://schemas.microsoft.com/office/drawing/2010/main">
+                                  <a:solidFill>
+                                    <a:srgbClr val="FFFFFF"/>
+                                  </a:solidFill>
+                                </a14:hiddenFill>
+                              </a:ext>
+                              <a:ext uri="{91240B29-F687-4F45-9708-019B960494DF}">
+                                <a14:hiddenLine xmlns:a14="http://schemas.microsoft.com/office/drawing/2010/main" w="3175">
+                                  <a:solidFill>
+                                    <a:srgbClr val="000000"/>
+                                  </a:solidFill>
+                                  <a:miter lim="800000"/>
+                                  <a:headEnd/>
+                                  <a:tailEnd/>
+                                </a14:hiddenLine>
+                              </a:ext>
+                            </a:extLst>
+                          </wps:spPr>
+                          <wps:txbx>
+                            <w:txbxContent>
+                              <w:p>
+                                <w:pPr>
+                                  <w:rPr>
+                                    <w:szCs w:val="18"/>
+                                  </w:rPr>
+                                </w:pPr>
+                              </w:p>
+                            </w:txbxContent>
+                          </wps:txbx>
+                          <wps:bodyPr rot="0" vert="horz" wrap="square" lIns="12700" tIns="12700" rIns="12700" bIns="12700" anchor="t" anchorCtr="0" upright="1">
+                            <a:noAutofit/>
+                          </wps:bodyPr>
+                        </wps:wsp>
+                      </wpg:grpSp>
+                      <wps:wsp>
+                        <wps:cNvPr id="301789015" name="Line 93"/>
+                        <wps:cNvCnPr>
+                          <a:cxnSpLocks noChangeShapeType="1"/>
+                        </wps:cNvCnPr>
+                        <wps:spPr bwMode="auto">
+                          <a:xfrm>
+                            <a:off x="14208" y="18239"/>
+                            <a:ext cx="2" cy="1740"/>
+                          </a:xfrm>
+                          <a:prstGeom prst="line">
+                            <a:avLst/>
+                          </a:prstGeom>
+                          <a:noFill/>
+                          <a:ln w="25400">
+                            <a:solidFill>
+                              <a:srgbClr val="000000"/>
+                            </a:solidFill>
+                            <a:round/>
+                            <a:headEnd/>
+                            <a:tailEnd/>
+                          </a:ln>
+                          <a:effectLst/>
+                          <a:extLst>
+                            <a:ext uri="{909E8E84-426E-40DD-AFC4-6F175D3DCCD1}">
+                              <a14:hiddenFill xmlns:a14="http://schemas.microsoft.com/office/drawing/2010/main">
+                                <a:noFill/>
+                              </a14:hiddenFill>
+                            </a:ext>
+                            <a:ext uri="{AF507438-7753-43E0-B8FC-AC1667EBCBE1}">
+                              <a14:hiddenEffects xmlns:a14="http://schemas.microsoft.com/office/drawing/2010/main">
+                                <a:effectLst>
+                                  <a:outerShdw dist="35921" dir="2700000" algn="ctr" rotWithShape="0">
+                                    <a:srgbClr val="808080"/>
+                                  </a:outerShdw>
+                                </a:effectLst>
+                              </a14:hiddenEffects>
+                            </a:ext>
+                          </a:extLst>
+                        </wps:spPr>
+                        <wps:bodyPr/>
+                      </wps:wsp>
+                      <wps:wsp>
+                        <wps:cNvPr id="826036236" name="Rectangle 94"/>
+                        <wps:cNvSpPr>
+                          <a:spLocks noChangeArrowheads="1"/>
+                        </wps:cNvSpPr>
+                        <wps:spPr bwMode="auto">
+                          <a:xfrm>
+                            <a:off x="7787" y="18314"/>
+                            <a:ext cx="6292" cy="1609"/>
+                          </a:xfrm>
+                          <a:prstGeom prst="rect">
+                            <a:avLst/>
+                          </a:prstGeom>
+                          <a:noFill/>
+                          <a:ln>
+                            <a:noFill/>
+                          </a:ln>
+                          <a:extLst>
+                            <a:ext uri="{909E8E84-426E-40DD-AFC4-6F175D3DCCD1}">
+                              <a14:hiddenFill xmlns:a14="http://schemas.microsoft.com/office/drawing/2010/main">
+                                <a:solidFill>
+                                  <a:srgbClr val="FFFFFF"/>
+                                </a:solidFill>
+                              </a14:hiddenFill>
+                            </a:ext>
+                            <a:ext uri="{91240B29-F687-4F45-9708-019B960494DF}">
+                              <a14:hiddenLine xmlns:a14="http://schemas.microsoft.com/office/drawing/2010/main" w="3175">
+                                <a:solidFill>
+                                  <a:srgbClr val="000000"/>
+                                </a:solidFill>
+                                <a:miter lim="800000"/>
+                                <a:headEnd/>
+                                <a:tailEnd/>
+                              </a14:hiddenLine>
+                            </a:ext>
+                          </a:extLst>
+                        </wps:spPr>
+                        <wps:txbx>
+                          <w:txbxContent>
+                            <w:p>
+                              <w:pPr>
+                                <w:pStyle w:val="af3"/>
+                                <w:jc w:val="center"/>
+                                <w:rPr>
+                                  <w:sz w:val="18"/>
+                                  <w:szCs w:val="18"/>
+                                  <w:lang w:val="ru-RU"/>
+                                </w:rPr>
+                              </w:pPr>
+                            </w:p>
+                            <w:p>
+                              <w:pPr>
+                                <w:pStyle w:val="af3"/>
+                                <w:jc w:val="center"/>
+                                <w:rPr>
+                                  <w:rFonts w:ascii="Times New Roman" w:hAnsi="Times New Roman"/>
+                                  <w:b/>
+                                  <w:bCs/>
+                                  <w:szCs w:val="28"/>
+                                  <w:lang w:val="ru-RU"/>
+                                </w:rPr>
+                              </w:pPr>
+                              <w:r>
+                                <w:rPr>
+                                  <w:rFonts w:ascii="Times New Roman" w:hAnsi="Times New Roman"/>
+                                  <w:b/>
+                                  <w:bCs/>
+                                  <w:szCs w:val="28"/>
+                                  <w:lang w:val="ru-RU"/>
+                                </w:rPr>
+                                <w:t>ПОЯСНИТЕЛЬНАЯ ЗАПИСКА</w:t>
+                              </w:r>
+                              <w:r>
+                                <w:rPr>
+                                  <w:rFonts w:ascii="Times New Roman" w:hAnsi="Times New Roman"/>
+                                  <w:b/>
+                                  <w:bCs/>
+                                  <w:szCs w:val="28"/>
+                                  <w:lang w:val="ru-RU"/>
+                                </w:rPr>
+                                <w:t xml:space="preserve"> ДП</w:t>
+                              </w:r>
+                            </w:p>
+                          </w:txbxContent>
+                        </wps:txbx>
+                        <wps:bodyPr rot="0" vert="horz" wrap="square" lIns="12700" tIns="12700" rIns="12700" bIns="12700" anchor="t" anchorCtr="0" upright="1">
+                          <a:noAutofit/>
+                        </wps:bodyPr>
+                      </wps:wsp>
+                      <wps:wsp>
+                        <wps:cNvPr id="561037570" name="Line 95"/>
+                        <wps:cNvCnPr>
+                          <a:cxnSpLocks noChangeShapeType="1"/>
+                        </wps:cNvCnPr>
+                        <wps:spPr bwMode="auto">
+                          <a:xfrm>
+                            <a:off x="14221" y="18587"/>
+                            <a:ext cx="5769" cy="1"/>
+                          </a:xfrm>
+                          <a:prstGeom prst="line">
+                            <a:avLst/>
+                          </a:prstGeom>
+                          <a:noFill/>
+                          <a:ln w="25400">
+                            <a:solidFill>
+                              <a:srgbClr val="000000"/>
+                            </a:solidFill>
+                            <a:round/>
+                            <a:headEnd/>
+                            <a:tailEnd/>
+                          </a:ln>
+                          <a:effectLst/>
+                          <a:extLst>
+                            <a:ext uri="{909E8E84-426E-40DD-AFC4-6F175D3DCCD1}">
+                              <a14:hiddenFill xmlns:a14="http://schemas.microsoft.com/office/drawing/2010/main">
+                                <a:noFill/>
+                              </a14:hiddenFill>
+                            </a:ext>
+                            <a:ext uri="{AF507438-7753-43E0-B8FC-AC1667EBCBE1}">
+                              <a14:hiddenEffects xmlns:a14="http://schemas.microsoft.com/office/drawing/2010/main">
+                                <a:effectLst>
+                                  <a:outerShdw dist="35921" dir="2700000" algn="ctr" rotWithShape="0">
+                                    <a:srgbClr val="808080"/>
+                                  </a:outerShdw>
+                                </a:effectLst>
+                              </a14:hiddenEffects>
+                            </a:ext>
+                          </a:extLst>
+                        </wps:spPr>
+                        <wps:bodyPr/>
+                      </wps:wsp>
+                      <wps:wsp>
+                        <wps:cNvPr id="66508683" name="Line 96"/>
+                        <wps:cNvCnPr>
+                          <a:cxnSpLocks noChangeShapeType="1"/>
+                        </wps:cNvCnPr>
+                        <wps:spPr bwMode="auto">
+                          <a:xfrm>
+                            <a:off x="14219" y="18939"/>
+                            <a:ext cx="5769" cy="2"/>
+                          </a:xfrm>
+                          <a:prstGeom prst="line">
+                            <a:avLst/>
+                          </a:prstGeom>
+                          <a:noFill/>
+                          <a:ln w="25400">
+                            <a:solidFill>
+                              <a:srgbClr val="000000"/>
+                            </a:solidFill>
+                            <a:round/>
+                            <a:headEnd/>
+                            <a:tailEnd/>
+                          </a:ln>
+                          <a:effectLst/>
+                          <a:extLst>
+                            <a:ext uri="{909E8E84-426E-40DD-AFC4-6F175D3DCCD1}">
+                              <a14:hiddenFill xmlns:a14="http://schemas.microsoft.com/office/drawing/2010/main">
+                                <a:noFill/>
+                              </a14:hiddenFill>
+                            </a:ext>
+                            <a:ext uri="{AF507438-7753-43E0-B8FC-AC1667EBCBE1}">
+                              <a14:hiddenEffects xmlns:a14="http://schemas.microsoft.com/office/drawing/2010/main">
+                                <a:effectLst>
+                                  <a:outerShdw dist="35921" dir="2700000" algn="ctr" rotWithShape="0">
+                                    <a:srgbClr val="808080"/>
+                                  </a:outerShdw>
+                                </a:effectLst>
+                              </a14:hiddenEffects>
+                            </a:ext>
+                          </a:extLst>
+                        </wps:spPr>
+                        <wps:bodyPr/>
+                      </wps:wsp>
+                      <wps:wsp>
+                        <wps:cNvPr id="1919745148" name="Line 97"/>
+                        <wps:cNvCnPr>
+                          <a:cxnSpLocks noChangeShapeType="1"/>
+                        </wps:cNvCnPr>
+                        <wps:spPr bwMode="auto">
+                          <a:xfrm>
+                            <a:off x="17487" y="18239"/>
+                            <a:ext cx="3" cy="693"/>
+                          </a:xfrm>
+                          <a:prstGeom prst="line">
+                            <a:avLst/>
+                          </a:prstGeom>
+                          <a:noFill/>
+                          <a:ln w="25400">
+                            <a:solidFill>
+                              <a:srgbClr val="000000"/>
+                            </a:solidFill>
+                            <a:round/>
+                            <a:headEnd/>
+                            <a:tailEnd/>
+                          </a:ln>
+                          <a:effectLst/>
+                          <a:extLst>
+                            <a:ext uri="{909E8E84-426E-40DD-AFC4-6F175D3DCCD1}">
+                              <a14:hiddenFill xmlns:a14="http://schemas.microsoft.com/office/drawing/2010/main">
+                                <a:noFill/>
+                              </a14:hiddenFill>
+                            </a:ext>
+                            <a:ext uri="{AF507438-7753-43E0-B8FC-AC1667EBCBE1}">
+                              <a14:hiddenEffects xmlns:a14="http://schemas.microsoft.com/office/drawing/2010/main">
+                                <a:effectLst>
+                                  <a:outerShdw dist="35921" dir="2700000" algn="ctr" rotWithShape="0">
+                                    <a:srgbClr val="808080"/>
+                                  </a:outerShdw>
+                                </a:effectLst>
+                              </a14:hiddenEffects>
+                            </a:ext>
+                          </a:extLst>
+                        </wps:spPr>
+                        <wps:bodyPr/>
+                      </wps:wsp>
+                      <wps:wsp>
+                        <wps:cNvPr id="515275903" name="Rectangle 98"/>
+                        <wps:cNvSpPr>
+                          <a:spLocks noChangeArrowheads="1"/>
+                        </wps:cNvSpPr>
+                        <wps:spPr bwMode="auto">
+                          <a:xfrm>
+                            <a:off x="14295" y="18258"/>
+                            <a:ext cx="1474" cy="309"/>
+                          </a:xfrm>
+                          <a:prstGeom prst="rect">
+                            <a:avLst/>
+                          </a:prstGeom>
+                          <a:noFill/>
+                          <a:ln>
+                            <a:noFill/>
+                          </a:ln>
+                          <a:extLst>
+                            <a:ext uri="{909E8E84-426E-40DD-AFC4-6F175D3DCCD1}">
+                              <a14:hiddenFill xmlns:a14="http://schemas.microsoft.com/office/drawing/2010/main">
+                                <a:solidFill>
+                                  <a:srgbClr val="FFFFFF"/>
+                                </a:solidFill>
+                              </a14:hiddenFill>
+                            </a:ext>
+                            <a:ext uri="{91240B29-F687-4F45-9708-019B960494DF}">
+                              <a14:hiddenLine xmlns:a14="http://schemas.microsoft.com/office/drawing/2010/main" w="3175">
+                                <a:solidFill>
+                                  <a:srgbClr val="000000"/>
+                                </a:solidFill>
+                                <a:miter lim="800000"/>
+                                <a:headEnd/>
+                                <a:tailEnd/>
+                              </a14:hiddenLine>
+                            </a:ext>
+                          </a:extLst>
+                        </wps:spPr>
+                        <wps:txbx>
+                          <w:txbxContent>
+                            <w:p>
+                              <w:pPr>
+                                <w:pStyle w:val="af3"/>
+                                <w:jc w:val="center"/>
+                                <w:rPr>
+                                  <w:sz w:val="18"/>
+                                  <w:szCs w:val="18"/>
+                                </w:rPr>
+                              </w:pPr>
+                              <w:r>
+                                <w:rPr>
+                                  <w:sz w:val="18"/>
+                                  <w:szCs w:val="18"/>
+                                  <w:lang w:val="ru-RU"/>
+                                </w:rPr>
+                                <w:t>Лит</w:t>
+                              </w:r>
+                              <w:r>
+                                <w:rPr>
+                                  <w:sz w:val="18"/>
+                                  <w:szCs w:val="18"/>
+                                </w:rPr>
+                                <w:t>.</w:t>
+                              </w:r>
+                            </w:p>
+                          </w:txbxContent>
+                        </wps:txbx>
+                        <wps:bodyPr rot="0" vert="horz" wrap="square" lIns="12700" tIns="12700" rIns="12700" bIns="12700" anchor="t" anchorCtr="0" upright="1">
+                          <a:noAutofit/>
+                        </wps:bodyPr>
+                      </wps:wsp>
+                      <wps:wsp>
+                        <wps:cNvPr id="1746227388" name="Rectangle 99"/>
+                        <wps:cNvSpPr>
+                          <a:spLocks noChangeArrowheads="1"/>
+                        </wps:cNvSpPr>
+                        <wps:spPr bwMode="auto">
+                          <a:xfrm>
+                            <a:off x="17577" y="18258"/>
+                            <a:ext cx="2327" cy="309"/>
+                          </a:xfrm>
+                          <a:prstGeom prst="rect">
+                            <a:avLst/>
+                          </a:prstGeom>
+                          <a:noFill/>
+                          <a:ln>
+                            <a:noFill/>
+                          </a:ln>
+                          <a:extLst>
+                            <a:ext uri="{909E8E84-426E-40DD-AFC4-6F175D3DCCD1}">
+                              <a14:hiddenFill xmlns:a14="http://schemas.microsoft.com/office/drawing/2010/main">
+                                <a:solidFill>
+                                  <a:srgbClr val="FFFFFF"/>
+                                </a:solidFill>
+                              </a14:hiddenFill>
+                            </a:ext>
+                            <a:ext uri="{91240B29-F687-4F45-9708-019B960494DF}">
+                              <a14:hiddenLine xmlns:a14="http://schemas.microsoft.com/office/drawing/2010/main" w="3175">
+                                <a:solidFill>
+                                  <a:srgbClr val="000000"/>
+                                </a:solidFill>
+                                <a:miter lim="800000"/>
+                                <a:headEnd/>
+                                <a:tailEnd/>
+                              </a14:hiddenLine>
+                            </a:ext>
+                          </a:extLst>
+                        </wps:spPr>
+                        <wps:txbx>
+                          <w:txbxContent>
+                            <w:p>
+                              <w:pPr>
+                                <w:pStyle w:val="af3"/>
+                                <w:jc w:val="center"/>
+                                <w:rPr>
+                                  <w:sz w:val="18"/>
+                                  <w:szCs w:val="18"/>
+                                </w:rPr>
+                              </w:pPr>
+                              <w:r>
+                                <w:rPr>
+                                  <w:sz w:val="18"/>
+                                  <w:szCs w:val="18"/>
+                                  <w:lang w:val="ru-RU"/>
+                                </w:rPr>
+                                <w:t>Листов</w:t>
+                              </w:r>
+                            </w:p>
+                          </w:txbxContent>
+                        </wps:txbx>
+                        <wps:bodyPr rot="0" vert="horz" wrap="square" lIns="12700" tIns="12700" rIns="12700" bIns="12700" anchor="t" anchorCtr="0" upright="1">
+                          <a:noAutofit/>
+                        </wps:bodyPr>
+                      </wps:wsp>
+                      <wps:wsp>
+                        <wps:cNvPr id="294972886" name="Rectangle 100"/>
+                        <wps:cNvSpPr>
+                          <a:spLocks noChangeArrowheads="1"/>
+                        </wps:cNvSpPr>
+                        <wps:spPr bwMode="auto">
+                          <a:xfrm>
+                            <a:off x="17591" y="18613"/>
+                            <a:ext cx="2326" cy="309"/>
+                          </a:xfrm>
+                          <a:prstGeom prst="rect">
+                            <a:avLst/>
+                          </a:prstGeom>
+                          <a:noFill/>
+                          <a:ln>
+                            <a:noFill/>
+                          </a:ln>
+                          <a:extLst>
+                            <a:ext uri="{909E8E84-426E-40DD-AFC4-6F175D3DCCD1}">
+                              <a14:hiddenFill xmlns:a14="http://schemas.microsoft.com/office/drawing/2010/main">
+                                <a:solidFill>
+                                  <a:srgbClr val="FFFFFF"/>
+                                </a:solidFill>
+                              </a14:hiddenFill>
+                            </a:ext>
+                            <a:ext uri="{91240B29-F687-4F45-9708-019B960494DF}">
+                              <a14:hiddenLine xmlns:a14="http://schemas.microsoft.com/office/drawing/2010/main" w="3175">
+                                <a:solidFill>
+                                  <a:srgbClr val="000000"/>
+                                </a:solidFill>
+                                <a:miter lim="800000"/>
+                                <a:headEnd/>
+                                <a:tailEnd/>
+                              </a14:hiddenLine>
+                            </a:ext>
+                          </a:extLst>
+                        </wps:spPr>
+                        <wps:txbx>
+                          <w:txbxContent>
+                            <w:p>
+                              <w:pPr>
+                                <w:pStyle w:val="af3"/>
+                                <w:jc w:val="center"/>
+                                <w:rPr>
+                                  <w:color w:val="FF0000"/>
+                                  <w:sz w:val="18"/>
+                                  <w:lang w:val="ru-RU"/>
+                                </w:rPr>
+                              </w:pPr>
+                              <w:r>
+                                <w:rPr>
+                                  <w:color w:val="FF0000"/>
+                                  <w:sz w:val="18"/>
+                                  <w:lang w:val="ru-RU"/>
+                                </w:rPr>
+                                <w:t>50</w:t>
+                              </w:r>
+                            </w:p>
+                          </w:txbxContent>
+                        </wps:txbx>
+                        <wps:bodyPr rot="0" vert="horz" wrap="square" lIns="12700" tIns="12700" rIns="12700" bIns="12700" anchor="t" anchorCtr="0" upright="1">
+                          <a:noAutofit/>
+                        </wps:bodyPr>
+                      </wps:wsp>
+                      <wps:wsp>
+                        <wps:cNvPr id="903650296" name="Line 101"/>
+                        <wps:cNvCnPr>
+                          <a:cxnSpLocks noChangeShapeType="1"/>
+                        </wps:cNvCnPr>
+                        <wps:spPr bwMode="auto">
+                          <a:xfrm>
+                            <a:off x="14755" y="18594"/>
+                            <a:ext cx="2" cy="338"/>
+                          </a:xfrm>
+                          <a:prstGeom prst="line">
+                            <a:avLst/>
+                          </a:prstGeom>
+                          <a:noFill/>
+                          <a:ln w="12700">
+                            <a:solidFill>
+                              <a:srgbClr val="000000"/>
+                            </a:solidFill>
+                            <a:round/>
+                            <a:headEnd/>
+                            <a:tailEnd/>
+                          </a:ln>
+                          <a:effectLst/>
+                          <a:extLst>
+                            <a:ext uri="{909E8E84-426E-40DD-AFC4-6F175D3DCCD1}">
+                              <a14:hiddenFill xmlns:a14="http://schemas.microsoft.com/office/drawing/2010/main">
+                                <a:noFill/>
+                              </a14:hiddenFill>
+                            </a:ext>
+                            <a:ext uri="{AF507438-7753-43E0-B8FC-AC1667EBCBE1}">
+                              <a14:hiddenEffects xmlns:a14="http://schemas.microsoft.com/office/drawing/2010/main">
+                                <a:effectLst>
+                                  <a:outerShdw dist="35921" dir="2700000" algn="ctr" rotWithShape="0">
+                                    <a:srgbClr val="808080"/>
+                                  </a:outerShdw>
+                                </a:effectLst>
+                              </a14:hiddenEffects>
+                            </a:ext>
+                          </a:extLst>
+                        </wps:spPr>
+                        <wps:bodyPr/>
+                      </wps:wsp>
+                      <wps:wsp>
+                        <wps:cNvPr id="295871975" name="Line 102"/>
+                        <wps:cNvCnPr>
+                          <a:cxnSpLocks noChangeShapeType="1"/>
+                        </wps:cNvCnPr>
+                        <wps:spPr bwMode="auto">
+                          <a:xfrm>
+                            <a:off x="15301" y="18595"/>
+                            <a:ext cx="2" cy="338"/>
+                          </a:xfrm>
+                          <a:prstGeom prst="line">
+                            <a:avLst/>
+                          </a:prstGeom>
+                          <a:noFill/>
+                          <a:ln w="12700">
+                            <a:solidFill>
+                              <a:srgbClr val="000000"/>
+                            </a:solidFill>
+                            <a:round/>
+                            <a:headEnd/>
+                            <a:tailEnd/>
+                          </a:ln>
+                          <a:effectLst/>
+                          <a:extLst>
+                            <a:ext uri="{909E8E84-426E-40DD-AFC4-6F175D3DCCD1}">
+                              <a14:hiddenFill xmlns:a14="http://schemas.microsoft.com/office/drawing/2010/main">
+                                <a:noFill/>
+                              </a14:hiddenFill>
+                            </a:ext>
+                            <a:ext uri="{AF507438-7753-43E0-B8FC-AC1667EBCBE1}">
+                              <a14:hiddenEffects xmlns:a14="http://schemas.microsoft.com/office/drawing/2010/main">
+                                <a:effectLst>
+                                  <a:outerShdw dist="35921" dir="2700000" algn="ctr" rotWithShape="0">
+                                    <a:srgbClr val="808080"/>
+                                  </a:outerShdw>
+                                </a:effectLst>
+                              </a14:hiddenEffects>
+                            </a:ext>
+                          </a:extLst>
+                        </wps:spPr>
+                        <wps:bodyPr/>
+                      </wps:wsp>
+                      <wps:wsp>
+                        <wps:cNvPr id="1643905253" name="Rectangle 103"/>
+                        <wps:cNvSpPr>
+                          <a:spLocks noChangeArrowheads="1"/>
+                        </wps:cNvSpPr>
+                        <wps:spPr bwMode="auto">
+                          <a:xfrm>
+                            <a:off x="14295" y="19221"/>
+                            <a:ext cx="5609" cy="440"/>
+                          </a:xfrm>
+                          <a:prstGeom prst="rect">
+                            <a:avLst/>
+                          </a:prstGeom>
+                          <a:noFill/>
+                          <a:ln>
+                            <a:noFill/>
+                          </a:ln>
+                          <a:extLst>
+                            <a:ext uri="{909E8E84-426E-40DD-AFC4-6F175D3DCCD1}">
+                              <a14:hiddenFill xmlns:a14="http://schemas.microsoft.com/office/drawing/2010/main">
+                                <a:solidFill>
+                                  <a:srgbClr val="FFFFFF"/>
+                                </a:solidFill>
+                              </a14:hiddenFill>
+                            </a:ext>
+                            <a:ext uri="{91240B29-F687-4F45-9708-019B960494DF}">
+                              <a14:hiddenLine xmlns:a14="http://schemas.microsoft.com/office/drawing/2010/main" w="3175">
+                                <a:solidFill>
+                                  <a:srgbClr val="000000"/>
+                                </a:solidFill>
+                                <a:miter lim="800000"/>
+                                <a:headEnd/>
+                                <a:tailEnd/>
+                              </a14:hiddenLine>
+                            </a:ext>
+                          </a:extLst>
+                        </wps:spPr>
+                        <wps:txbx>
+                          <w:txbxContent>
+                            <w:p>
+                              <w:pPr>
+                                <w:pStyle w:val="af3"/>
+                                <w:jc w:val="center"/>
+                                <w:rPr>
+                                  <w:rFonts w:ascii="Times New Roman" w:hAnsi="Times New Roman"/>
+                                  <w:lang w:val="ru-RU"/>
+                                </w:rPr>
+                              </w:pPr>
+                              <w:r>
+                                <w:rPr>
+                                  <w:rFonts w:ascii="Times New Roman" w:hAnsi="Times New Roman"/>
+                                  <w:lang w:val="en-US"/>
+                                </w:rPr>
+                                <w:t>КАТК</w:t>
+                              </w:r>
+                              <w:r>
+                                <w:rPr>
+                                  <w:rFonts w:ascii="Times New Roman" w:hAnsi="Times New Roman"/>
+                                  <w:lang w:val="ru-RU"/>
+                                </w:rPr>
+                                <w:t xml:space="preserve"> гр.</w:t>
+                              </w:r>
+                            </w:p>
+                          </w:txbxContent>
+                        </wps:txbx>
+                        <wps:bodyPr rot="0" vert="horz" wrap="square" lIns="12700" tIns="12700" rIns="12700" bIns="12700" anchor="t" anchorCtr="0" upright="1">
+                          <a:noAutofit/>
+                        </wps:bodyPr>
+                      </wps:wsp>
+                    </wpg:grpSp>
+                    <wps:wsp>
+                      <wps:cNvPr id="13290645" name="Rectangle 104"/>
+                      <wps:cNvSpPr>
+                        <a:spLocks noChangeArrowheads="1"/>
+                      </wps:cNvSpPr>
+                      <wps:spPr bwMode="auto">
+                        <a:xfrm>
+                          <a:off x="8621" y="15399"/>
+                          <a:ext cx="180" cy="180"/>
+                        </a:xfrm>
+                        <a:prstGeom prst="rect">
+                          <a:avLst/>
+                        </a:prstGeom>
+                        <a:noFill/>
+                        <a:ln>
+                          <a:noFill/>
+                        </a:ln>
+                        <a:extLst>
+                          <a:ext uri="{909E8E84-426E-40DD-AFC4-6F175D3DCCD1}">
+                            <a14:hiddenFill xmlns:a14="http://schemas.microsoft.com/office/drawing/2010/main">
+                              <a:solidFill>
+                                <a:srgbClr val="FFFFFF"/>
+                              </a:solidFill>
+                            </a14:hiddenFill>
+                          </a:ext>
+                          <a:ext uri="{91240B29-F687-4F45-9708-019B960494DF}">
+                            <a14:hiddenLine xmlns:a14="http://schemas.microsoft.com/office/drawing/2010/main" w="3175">
+                              <a:solidFill>
+                                <a:srgbClr val="000000"/>
+                              </a:solidFill>
+                              <a:miter lim="800000"/>
+                              <a:headEnd/>
+                              <a:tailEnd/>
+                            </a14:hiddenLine>
+                          </a:ext>
+                        </a:extLst>
+                      </wps:spPr>
+                      <wps:txbx>
+                        <w:txbxContent>
+                          <w:p>
+                            <w:pPr>
+                              <w:pStyle w:val="af3"/>
+                              <w:jc w:val="center"/>
+                              <w:rPr>
+                                <w:sz w:val="18"/>
+                                <w:lang w:val="ru-RU"/>
+                              </w:rPr>
+                            </w:pPr>
+                            <w:r>
+                              <w:rPr>
+                                <w:sz w:val="18"/>
+                                <w:lang w:val="ru-RU"/>
+                              </w:rPr>
+                              <w:t>У</w:t>
+                            </w:r>
+                          </w:p>
+                        </w:txbxContent>
+                      </wps:txbx>
+                      <wps:bodyPr rot="0" vert="horz" wrap="square" lIns="12700" tIns="12700" rIns="12700" bIns="12700" anchor="t" anchorCtr="0" upright="1">
+                        <a:noAutofit/>
+                      </wps:bodyPr>
+                    </wps:wsp>
+                  </wpg:wgp>
+                </a:graphicData>
+              </a:graphic>
+              <wp14:sizeRelH relativeFrom="page">
+                <wp14:pctWidth>0</wp14:pctWidth>
+              </wp14:sizeRelH>
+              <wp14:sizeRelV relativeFrom="page">
+                <wp14:pctHeight>0</wp14:pctHeight>
+              </wp14:sizeRelV>
+            </wp:anchor>
+          </w:drawing>
+        </mc:Choice>
+        <mc:Fallback>
+          <w:pict>
+            <v:group w14:anchorId="2D9793C5" id="Группа 89218608" o:spid="_x0000_s1026" style="position:absolute;margin-left:-41.3pt;margin-top:-5.35pt;width:537.55pt;height:802.3pt;z-index:251663360" coordorigin="1193,414" coordsize="10376,16046" o:gfxdata="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">
+              <v:group id="Group 54" o:spid="_x0000_s1027" style="position:absolute;left:1193;top:414;width:10376;height:16046" coordsize="20000,20000" o:gfxdata="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">
+                <v:rect id="Rectangle 55" o:spid="_x0000_s1028" style="position:absolute;width:20000;height:20000;visibility:visible;mso-wrap-style:square;v-text-anchor:top" o:gfxdata="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" filled="f" strokeweight="2pt"/>
+                <v:line id="Line 56" o:spid="_x0000_s1029" style="position:absolute;visibility:visible;mso-wrap-style:square" from="993,17183" to="995,18221" o:connectortype="straight" o:gfxdata="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" strokeweight="2pt"/>
+                <v:line id="Line 57" o:spid="_x0000_s1030" style="position:absolute;visibility:visible;mso-wrap-style:square" from="10,17173" to="19977,17174" o:connectortype="straight" o:gfxdata="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" strokeweight="2pt"/>
+                <v:line id="Line 58" o:spid="_x0000_s1031" style="position:absolute;visibility:visible;mso-wrap-style:square" from="2186,17192" to="2188,19989" o:connectortype="straight" o:gfxdata="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" strokeweight="2pt"/>
+                <v:line id="Line 59" o:spid="_x0000_s1032" style="position:absolute;visibility:visible;mso-wrap-style:square" from="4919,17192" to="4921,19989" o:connectortype="straight" o:gfxdata="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" strokeweight="2pt"/>
+                <v:line id="Line 60" o:spid="_x0000_s1033" style="position:absolute;visibility:visible;mso-wrap-style:square" from="6557,17192" to="6559,19989" o:connectortype="straight" o:gfxdata="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" strokeweight="2pt"/>
+                <v:line id="Line 61" o:spid="_x0000_s1034" style="position:absolute;visibility:visible;mso-wrap-style:square" from="7650,17183" to="7652,19979" o:connectortype="straight" o:gfxdata="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" strokeweight="2pt"/>
+                <v:line id="Line 62" o:spid="_x0000_s1035" style="position:absolute;visibility:visible;mso-wrap-style:square" from="15848,18239" to="15852,18932" o:connectortype="straight" o:gfxdata="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" strokeweight="2pt"/>
+                <v:line id="Line 63" o:spid="_x0000_s1036" style="position:absolute;visibility:visible;mso-wrap-style:square" from="10,19293" to="7631,19295" o:connectortype="straight" o:gfxdata="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" strokeweight="1pt"/>
+                <v:line id="Line 64" o:spid="_x0000_s1037" style="position:absolute;visibility:visible;mso-wrap-style:square" from="10,19646" to="7631,19647" o:connectortype="straight" o:gfxdata="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" strokeweight="1pt"/>
+                <v:rect id="Rectangle 65" o:spid="_x0000_s1038" style="position:absolute;left:54;top:17912;width:883;height:309;visibility:visible;mso-wrap-style:square;v-text-anchor:top" o:gfxdata="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" filled="f" stroked="f" strokeweight=".25pt">
+                  <v:textbox inset="1pt,1pt,1pt,1pt">
+                    <w:txbxContent>
+                      <w:p>
+                        <w:pPr>
+                          <w:pStyle w:val="af3"/>
+                          <w:jc w:val="center"/>
+                          <w:rPr>
+                            <w:sz w:val="18"/>
+                            <w:szCs w:val="18"/>
+                          </w:rPr>
+                        </w:pPr>
+                        <w:proofErr w:type="spellStart"/>
+                        <w:r>
+                          <w:rPr>
+                            <w:sz w:val="18"/>
+                            <w:szCs w:val="18"/>
+                          </w:rPr>
+                          <w:t>Изм</w:t>
+                        </w:r>
+                        <w:proofErr w:type="spellEnd"/>
+                        <w:r>
+                          <w:rPr>
+                            <w:sz w:val="18"/>
+                            <w:szCs w:val="18"/>
+                          </w:rPr>
+                          <w:t>.</w:t>
+                        </w:r>
+                      </w:p>
+                    </w:txbxContent>
+                  </v:textbox>
+                </v:rect>
+                <v:rect id="Rectangle 66" o:spid="_x0000_s1039" style="position:absolute;left:1051;top:17912;width:1100;height:309;visibility:visible;mso-wrap-style:square;v-text-anchor:top" o:gfxdata="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" filled="f" stroked="f" strokeweight=".25pt">
+                  <v:textbox inset="1pt,1pt,1pt,1pt">
+                    <w:txbxContent>
+                      <w:p>
+                        <w:pPr>
+                          <w:pStyle w:val="af3"/>
+                          <w:jc w:val="center"/>
+                          <w:rPr>
+                            <w:sz w:val="18"/>
+                            <w:szCs w:val="18"/>
+                          </w:rPr>
+                        </w:pPr>
+                        <w:r>
+                          <w:rPr>
+                            <w:sz w:val="18"/>
+                            <w:szCs w:val="18"/>
+                          </w:rPr>
+                          <w:t>Лист</w:t>
+                        </w:r>
+                      </w:p>
+                    </w:txbxContent>
+                  </v:textbox>
+                </v:rect>
+                <v:rect id="Rectangle 67" o:spid="_x0000_s1040" style="position:absolute;left:2267;top:17912;width:2573;height:309;visibility:visible;mso-wrap-style:square;v-text-anchor:top" o:gfxdata="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" filled="f" stroked="f" strokeweight=".25pt">
+                  <v:textbox inset="1pt,1pt,1pt,1pt">
+                    <w:txbxContent>
+                      <w:p>
+                        <w:pPr>
+                          <w:pStyle w:val="af3"/>
+                          <w:jc w:val="center"/>
+                          <w:rPr>
+                            <w:sz w:val="18"/>
+                            <w:szCs w:val="18"/>
+                          </w:rPr>
+                        </w:pPr>
+                        <w:r>
+                          <w:rPr>
+                            <w:sz w:val="18"/>
+                            <w:szCs w:val="18"/>
+                          </w:rPr>
+                          <w:t xml:space="preserve">№ </w:t>
+                        </w:r>
+                        <w:proofErr w:type="spellStart"/>
+                        <w:r>
+                          <w:rPr>
+                            <w:sz w:val="18"/>
+                            <w:szCs w:val="18"/>
+                          </w:rPr>
+                          <w:t>докум</w:t>
+                        </w:r>
+                        <w:proofErr w:type="spellEnd"/>
+                        <w:r>
+                          <w:rPr>
+                            <w:sz w:val="18"/>
+                            <w:szCs w:val="18"/>
+                          </w:rPr>
+                          <w:t>.</w:t>
+                        </w:r>
+                      </w:p>
+                    </w:txbxContent>
+                  </v:textbox>
+                </v:rect>
+                <v:rect id="Rectangle 68" o:spid="_x0000_s1041" style="position:absolute;left:4983;top:17912;width:1534;height:309;visibility:visible;mso-wrap-style:square;v-text-anchor:top" o:gfxdata="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" filled="f" stroked="f" strokeweight=".25pt">
+                  <v:textbox inset="1pt,1pt,1pt,1pt">
+                    <w:txbxContent>
+                      <w:p>
+                        <w:pPr>
+                          <w:pStyle w:val="af3"/>
+                          <w:jc w:val="center"/>
+                          <w:rPr>
+                            <w:sz w:val="18"/>
+                            <w:szCs w:val="18"/>
+                          </w:rPr>
+                        </w:pPr>
+                        <w:proofErr w:type="spellStart"/>
+                        <w:r>
+                          <w:rPr>
+                            <w:sz w:val="18"/>
+                            <w:szCs w:val="18"/>
+                          </w:rPr>
+                          <w:t>Подпись</w:t>
+                        </w:r>
+                        <w:proofErr w:type="spellEnd"/>
+                      </w:p>
+                    </w:txbxContent>
+                  </v:textbox>
+                </v:rect>
+                <v:rect id="Rectangle 69" o:spid="_x0000_s1042" style="position:absolute;left:6604;top:17912;width:1000;height:309;visibility:visible;mso-wrap-style:square;v-text-anchor:top" o:gfxdata="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" filled="f" stroked="f" strokeweight=".25pt">
+                  <v:textbox inset="1pt,1pt,1pt,1pt">
+                    <w:txbxContent>
+                      <w:p>
+                        <w:pPr>
+                          <w:pStyle w:val="af3"/>
+                          <w:jc w:val="center"/>
+                          <w:rPr>
+                            <w:sz w:val="18"/>
+                            <w:szCs w:val="18"/>
+                          </w:rPr>
+                        </w:pPr>
+                        <w:r>
+                          <w:rPr>
+                            <w:sz w:val="18"/>
+                            <w:szCs w:val="18"/>
+                          </w:rPr>
+                          <w:t>Дата</w:t>
+                        </w:r>
+                      </w:p>
+                    </w:txbxContent>
+                  </v:textbox>
+                </v:rect>
+                <v:rect id="Rectangle 70" o:spid="_x0000_s1043" style="position:absolute;left:15929;top:18258;width:1475;height:309;visibility:visible;mso-wrap-style:square;v-text-anchor:top" o:gfxdata="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" filled="f" stroked="f" strokeweight=".25pt">
+                  <v:textbox inset="1pt,1pt,1pt,1pt">
+                    <w:txbxContent>
+                      <w:p>
+                        <w:pPr>
+                          <w:pStyle w:val="af3"/>
+                          <w:jc w:val="center"/>
+                          <w:rPr>
+                            <w:sz w:val="18"/>
+                            <w:szCs w:val="18"/>
+                          </w:rPr>
+                        </w:pPr>
+                        <w:r>
+                          <w:rPr>
+                            <w:sz w:val="18"/>
+                            <w:szCs w:val="18"/>
+                          </w:rPr>
+                          <w:t>Лист</w:t>
+                        </w:r>
+                      </w:p>
+                    </w:txbxContent>
+                  </v:textbox>
+                </v:rect>
+                <v:rect id="Rectangle 71" o:spid="_x0000_s1044" style="position:absolute;left:15929;top:18623;width:1475;height:310;visibility:visible;mso-wrap-style:square;v-text-anchor:top" o:gfxdata="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" filled="f" stroked="f" strokeweight=".25pt">
+                  <v:textbox inset="1pt,1pt,1pt,1pt">
+                    <w:txbxContent>
+                      <w:p>
+                        <w:pPr>
+                          <w:pStyle w:val="af3"/>
+                          <w:jc w:val="center"/>
+                          <w:rPr>
+                            <w:sz w:val="18"/>
+                            <w:lang w:val="ru-RU"/>
+                          </w:rPr>
+                        </w:pPr>
+                        <w:r>
+                          <w:rPr>
+                            <w:sz w:val="18"/>
+                            <w:lang w:val="ru-RU"/>
+                          </w:rPr>
+                          <w:t>2</w:t>
+                        </w:r>
+                      </w:p>
+                    </w:txbxContent>
+                  </v:textbox>
+                </v:rect>
+                <v:rect id="Rectangle 72" o:spid="_x0000_s1045" style="position:absolute;left:7760;top:17481;width:12159;height:477;visibility:visible;mso-wrap-style:square;v-text-anchor:top" o:gfxdata="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" filled="f" stroked="f" strokeweight=".25pt">
+                  <v:textbox inset="1pt,1pt,1pt,1pt">
+                    <w:txbxContent>
+                      <w:p>
+                        <w:pPr>
+                          <w:jc w:val="center"/>
+                          <w:rPr>
+                            <w:b/>
+                            <w:bCs/>
+                            <w:sz w:val="32"/>
+                            <w:szCs w:val="40"/>
+                          </w:rPr>
+                        </w:pPr>
+                        <w:r>
+                          <w:rPr>
+                            <w:b/>
+                            <w:bCs/>
+                            <w:i/>
+                            <w:iCs/>
+                            <w:sz w:val="32"/>
+                            <w:szCs w:val="32"/>
+                          </w:rPr>
+                          <w:t>ДП</w:t>
+                        </w:r>
+                        <w:r>
+                          <w:rPr>
+                            <w:b/>
+                            <w:bCs/>
+                            <w:i/>
+                            <w:iCs/>
+                            <w:sz w:val="32"/>
+                            <w:szCs w:val="32"/>
+                          </w:rPr>
+                          <w:t xml:space="preserve"> </w:t>
+                        </w:r>
+                        <w:r>
+                          <w:rPr>
+                            <w:b/>
+                            <w:bCs/>
+                            <w:i/>
+                            <w:iCs/>
+                            <w:sz w:val="32"/>
+                            <w:szCs w:val="32"/>
+                          </w:rPr>
+                          <w:t>09.02.07.21И1.16</w:t>
+                        </w:r>
+                        <w:r>
+                          <w:rPr>
+                            <w:b/>
+                            <w:bCs/>
+                            <w:i/>
+                            <w:iCs/>
+                            <w:sz w:val="32"/>
+                            <w:szCs w:val="32"/>
+                          </w:rPr>
+                          <w:t>.000 ПЗ</w:t>
+                        </w:r>
+                      </w:p>
+                    </w:txbxContent>
+                  </v:textbox>
+                </v:rect>
+                <v:line id="Line 73" o:spid="_x0000_s1046" style="position:absolute;visibility:visible;mso-wrap-style:square" from="12,18233" to="19979,18234" o:connectortype="straight" o:gfxdata="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" strokeweight="2pt"/>
+                <v:line id="Line 74" o:spid="_x0000_s1047" style="position:absolute;visibility:visible;mso-wrap-style:square" from="25,17881" to="7646,17882" o:connectortype="straight" o:gfxdata="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" strokeweight="1pt"/>
+                <v:line id="Line 75" o:spid="_x0000_s1048" style="position:absolute;visibility:visible;mso-wrap-style:square" from="10,17526" to="7631,17527" o:connectortype="straight" o:gfxdata="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" strokeweight="1pt"/>
+                <v:line id="Line 76" o:spid="_x0000_s1049" style="position:absolute;visibility:visible;mso-wrap-style:square" from="10,18938" to="7631,18939" o:connectortype="straight" o:gfxdata="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" strokeweight="1pt"/>
+                <v:line id="Line 77" o:spid="_x0000_s1050" style="position:absolute;visibility:visible;mso-wrap-style:square" from="10,18583" to="7631,18584" o:connectortype="straight" o:gfxdata="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" strokeweight="1pt"/>
+                <v:group id="Group 78" o:spid="_x0000_s1051" style="position:absolute;left:39;top:18267;width:4801;height:310" coordsize="19999,20000" o:gfxdata="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">
+                  <v:rect id="Rectangle 79" o:spid="_x0000_s1052" style="position:absolute;width:8856;height:20000;visibility:visible;mso-wrap-style:square;v-text-anchor:top" o:gfxdata="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" filled="f" stroked="f" strokeweight=".25pt">
+                    <v:textbox inset="1pt,1pt,1pt,1pt">
+                      <w:txbxContent>
+                        <w:p>
+                          <w:pPr>
+                            <w:pStyle w:val="af3"/>
+                            <w:rPr>
+                              <w:sz w:val="18"/>
+                              <w:szCs w:val="18"/>
+                            </w:rPr>
+                          </w:pPr>
+                          <w:proofErr w:type="spellStart"/>
+                          <w:r>
+                            <w:rPr>
+                              <w:sz w:val="18"/>
+                              <w:szCs w:val="18"/>
+                            </w:rPr>
+                            <w:t>Разраб</w:t>
+                          </w:r>
+                          <w:proofErr w:type="spellEnd"/>
+                          <w:r>
+                            <w:rPr>
+                              <w:sz w:val="18"/>
+                              <w:szCs w:val="18"/>
+                            </w:rPr>
+                            <w:t>.</w:t>
+                          </w:r>
+                        </w:p>
+                      </w:txbxContent>
+                    </v:textbox>
+                  </v:rect>
+                  <v:rect id="Rectangle 80" o:spid="_x0000_s1053" style="position:absolute;left:9281;width:10718;height:20000;visibility:visible;mso-wrap-style:square;v-text-anchor:top" o:gfxdata="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" filled="f" stroked="f" strokeweight=".25pt">
+                    <v:textbox inset="1pt,1pt,1pt,1pt">
+                      <w:txbxContent>
+                        <w:p>
+                          <w:pPr>
+                            <w:rPr>
+                              <w:i/>
+                              <w:iCs/>
+                              <w:color w:val="000000" w:themeColor="text1"/>
+                              <w:vertAlign w:val="superscript"/>
+                            </w:rPr>
+                          </w:pPr>
+                          <w:r>
+                            <w:rPr>
+                              <w:i/>
+                              <w:iCs/>
+                              <w:color w:val="000000" w:themeColor="text1"/>
+                              <w:vertAlign w:val="superscript"/>
+                            </w:rPr>
+                            <w:t>Фамилия</w:t>
+                          </w:r>
+                          <w:r>
+                            <w:rPr>
+                              <w:i/>
+                              <w:iCs/>
+                              <w:color w:val="000000" w:themeColor="text1"/>
+                              <w:vertAlign w:val="superscript"/>
+                              <w:lang w:val="en-US"/>
+                            </w:rPr>
+                            <w:t xml:space="preserve"> </w:t>
+                          </w:r>
+                          <w:r>
+                            <w:rPr>
+                              <w:i/>
+                              <w:iCs/>
+                              <w:color w:val="000000" w:themeColor="text1"/>
+                              <w:vertAlign w:val="superscript"/>
+                            </w:rPr>
+                            <w:t>И.О.</w:t>
+                          </w:r>
+                        </w:p>
+                      </w:txbxContent>
+                    </v:textbox>
+                  </v:rect>
+                </v:group>
+                <v:group id="Group 81" o:spid="_x0000_s1054" style="position:absolute;left:39;top:18614;width:4801;height:309" coordsize="19999,20000" o:gfxdata="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">
+                  <v:rect id="Rectangle 82" o:spid="_x0000_s1055" style="position:absolute;width:8856;height:20000;visibility:visible;mso-wrap-style:square;v-text-anchor:top" o:gfxdata="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" filled="f" stroked="f" strokeweight=".25pt">
+                    <v:textbox inset="1pt,1pt,1pt,1pt">
+                      <w:txbxContent>
+                        <w:p>
+                          <w:pPr>
+                            <w:pStyle w:val="af3"/>
+                            <w:rPr>
+                              <w:sz w:val="18"/>
+                              <w:szCs w:val="18"/>
+                            </w:rPr>
+                          </w:pPr>
+                          <w:proofErr w:type="spellStart"/>
+                          <w:r>
+                            <w:rPr>
+                              <w:sz w:val="18"/>
+                              <w:szCs w:val="18"/>
+                            </w:rPr>
+                            <w:t>Провер</w:t>
+                          </w:r>
+                          <w:proofErr w:type="spellEnd"/>
+                          <w:r>
+                            <w:rPr>
+                              <w:sz w:val="18"/>
+                              <w:szCs w:val="18"/>
+                            </w:rPr>
+                            <w:t>.</w:t>
+                          </w:r>
+                        </w:p>
+                      </w:txbxContent>
+                    </v:textbox>
+                  </v:rect>
+                  <v:rect id="Rectangle 83" o:spid="_x0000_s1056" style="position:absolute;left:9281;width:10718;height:20000;visibility:visible;mso-wrap-style:square;v-text-anchor:top" o:gfxdata="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" filled="f" stroked="f" strokeweight=".25pt">
+                    <v:textbox inset="1pt,1pt,1pt,1pt">
+                      <w:txbxContent>
+                        <w:p>
+                          <w:pPr>
+                            <w:rPr>
+                              <w:sz w:val="32"/>
+                              <w:szCs w:val="18"/>
+                              <w:vertAlign w:val="superscript"/>
+                            </w:rPr>
+                          </w:pPr>
+                        </w:p>
+                      </w:txbxContent>
+                    </v:textbox>
+                  </v:rect>
+                </v:group>
+                <v:group id="Group 84" o:spid="_x0000_s1057" style="position:absolute;left:39;top:18969;width:4801;height:309" coordsize="19999,20000" o:gfxdata="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">
+                  <v:rect id="Rectangle 85" o:spid="_x0000_s1058" style="position:absolute;width:8856;height:20000;visibility:visible;mso-wrap-style:square;v-text-anchor:top" o:gfxdata="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" filled="f" stroked="f" strokeweight=".25pt">
+                    <v:textbox inset="1pt,1pt,1pt,1pt">
+                      <w:txbxContent>
+                        <w:p>
+                          <w:pPr>
+                            <w:pStyle w:val="af3"/>
+                            <w:rPr>
+                              <w:sz w:val="18"/>
+                              <w:lang w:val="ru-RU"/>
+                            </w:rPr>
+                          </w:pPr>
+                        </w:p>
+                      </w:txbxContent>
+                    </v:textbox>
+                  </v:rect>
+                  <v:rect id="Rectangle 86" o:spid="_x0000_s1059" style="position:absolute;left:9281;width:10718;height:20000;visibility:visible;mso-wrap-style:square;v-text-anchor:top" o:gfxdata="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" filled="f" stroked="f" strokeweight=".25pt">
+                    <v:textbox inset="1pt,1pt,1pt,1pt">
+                      <w:txbxContent>
+                        <w:p>
+                          <w:pPr>
+                            <w:pStyle w:val="af3"/>
+                            <w:rPr>
+                              <w:sz w:val="18"/>
+                            </w:rPr>
+                          </w:pPr>
+                        </w:p>
+                      </w:txbxContent>
+                    </v:textbox>
+                  </v:rect>
+                </v:group>
+                <v:group id="Group 87" o:spid="_x0000_s1060" style="position:absolute;left:39;top:19314;width:4801;height:310" coordsize="19999,20000" o:gfxdata="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">
+                  <v:rect id="Rectangle 88" o:spid="_x0000_s1061" style="position:absolute;width:8856;height:20000;visibility:visible;mso-wrap-style:square;v-text-anchor:top" o:gfxdata="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" filled="f" stroked="f" strokeweight=".25pt">
+                    <v:textbox inset="1pt,1pt,1pt,1pt">
+                      <w:txbxContent>
+                        <w:p>
+                          <w:pPr>
+                            <w:pStyle w:val="af3"/>
+                            <w:rPr>
+                              <w:sz w:val="18"/>
+                              <w:szCs w:val="18"/>
+                            </w:rPr>
+                          </w:pPr>
+                          <w:r>
+                            <w:rPr>
+                              <w:sz w:val="18"/>
+                              <w:szCs w:val="18"/>
+                            </w:rPr>
+                            <w:t>Н. контр.</w:t>
+                          </w:r>
+                        </w:p>
+                      </w:txbxContent>
+                    </v:textbox>
+                  </v:rect>
+                  <v:rect id="Rectangle 89" o:spid="_x0000_s1062" style="position:absolute;left:9281;width:10718;height:20000;visibility:visible;mso-wrap-style:square;v-text-anchor:top" o:gfxdata="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" filled="f" stroked="f" strokeweight=".25pt">
+                    <v:textbox inset="1pt,1pt,1pt,1pt">
+                      <w:txbxContent>
+                        <w:p>
+                          <w:pPr>
+                            <w:rPr>
+                              <w:szCs w:val="18"/>
+                            </w:rPr>
+                          </w:pPr>
+                        </w:p>
+                      </w:txbxContent>
+                    </v:textbox>
+                  </v:rect>
+                </v:group>
+                <v:group id="Group 90" o:spid="_x0000_s1063" style="position:absolute;left:39;top:19660;width:4801;height:309" coordsize="19999,20000" o:gfxdata="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">
+                  <v:rect id="Rectangle 91" o:spid="_x0000_s1064" style="position:absolute;width:8856;height:20000;visibility:visible;mso-wrap-style:square;v-text-anchor:top" o:gfxdata="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" filled="f" stroked="f" strokeweight=".25pt">
+                    <v:textbox inset="1pt,1pt,1pt,1pt">
+                      <w:txbxContent>
+                        <w:p>
+                          <w:pPr>
+                            <w:pStyle w:val="af3"/>
+                            <w:rPr>
+                              <w:sz w:val="18"/>
+                            </w:rPr>
+                          </w:pPr>
+                          <w:proofErr w:type="spellStart"/>
+                          <w:r>
+                            <w:rPr>
+                              <w:sz w:val="18"/>
+                            </w:rPr>
+                            <w:t>Ут</w:t>
+                          </w:r>
+                          <w:proofErr w:type="spellEnd"/>
+                          <w:r>
+                            <w:rPr>
+                              <w:sz w:val="18"/>
+                              <w:lang w:val="ru-RU"/>
+                            </w:rPr>
+                            <w:t>в</w:t>
+                          </w:r>
+                          <w:r>
+                            <w:rPr>
+                              <w:sz w:val="18"/>
+                            </w:rPr>
+                            <w:t>.</w:t>
+                          </w:r>
+                        </w:p>
+                      </w:txbxContent>
+                    </v:textbox>
+                  </v:rect>
+                  <v:rect id="Rectangle 92" o:spid="_x0000_s1065" style="position:absolute;left:9281;width:10718;height:20000;visibility:visible;mso-wrap-style:square;v-text-anchor:top" o:gfxdata="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" filled="f" stroked="f" strokeweight=".25pt">
+                    <v:textbox inset="1pt,1pt,1pt,1pt">
+                      <w:txbxContent>
+                        <w:p>
+                          <w:pPr>
+                            <w:rPr>
+                              <w:szCs w:val="18"/>
+                            </w:rPr>
+                          </w:pPr>
+                        </w:p>
+                      </w:txbxContent>
+                    </v:textbox>
+                  </v:rect>
+                </v:group>
+                <v:line id="Line 93" o:spid="_x0000_s1066" style="position:absolute;visibility:visible;mso-wrap-style:square" from="14208,18239" to="14210,19979" o:connectortype="straight" o:gfxdata="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" strokeweight="2pt"/>
+                <v:rect id="Rectangle 94" o:spid="_x0000_s1067" style="position:absolute;left:7787;top:18314;width:6292;height:1609;visibility:visible;mso-wrap-style:square;v-text-anchor:top" o:gfxdata="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" filled="f" stroked="f" strokeweight=".25pt">
+                  <v:textbox inset="1pt,1pt,1pt,1pt">
+                    <w:txbxContent>
+                      <w:p>
+                        <w:pPr>
+                          <w:pStyle w:val="af3"/>
+                          <w:jc w:val="center"/>
+                          <w:rPr>
+                            <w:sz w:val="18"/>
+                            <w:szCs w:val="18"/>
+                            <w:lang w:val="ru-RU"/>
+                          </w:rPr>
+                        </w:pPr>
+                      </w:p>
+                      <w:p>
+                        <w:pPr>
+                          <w:pStyle w:val="af3"/>
+                          <w:jc w:val="center"/>
+                          <w:rPr>
+                            <w:rFonts w:ascii="Times New Roman" w:hAnsi="Times New Roman"/>
+                            <w:b/>
+                            <w:bCs/>
+                            <w:szCs w:val="28"/>
+                            <w:lang w:val="ru-RU"/>
+                          </w:rPr>
+                        </w:pPr>
+                        <w:r>
+                          <w:rPr>
+                            <w:rFonts w:ascii="Times New Roman" w:hAnsi="Times New Roman"/>
+                            <w:b/>
+                            <w:bCs/>
+                            <w:szCs w:val="28"/>
+                            <w:lang w:val="ru-RU"/>
+                          </w:rPr>
+                          <w:t>ПОЯСНИТЕЛЬНАЯ ЗАПИСКА</w:t>
+                        </w:r>
+                        <w:r>
+                          <w:rPr>
+                            <w:rFonts w:ascii="Times New Roman" w:hAnsi="Times New Roman"/>
+                            <w:b/>
+                            <w:bCs/>
+                            <w:szCs w:val="28"/>
+                            <w:lang w:val="ru-RU"/>
+                          </w:rPr>
+                          <w:t xml:space="preserve"> ДП</w:t>
+                        </w:r>
+                      </w:p>
+                    </w:txbxContent>
+                  </v:textbox>
+                </v:rect>
+                <v:line id="Line 95" o:spid="_x0000_s1068" style="position:absolute;visibility:visible;mso-wrap-style:square" from="14221,18587" to="19990,18588" o:connectortype="straight" o:gfxdata="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" strokeweight="2pt"/>
+                <v:line id="Line 96" o:spid="_x0000_s1069" style="position:absolute;visibility:visible;mso-wrap-style:square" from="14219,18939" to="19988,18941" o:connectortype="straight" o:gfxdata="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" strokeweight="2pt"/>
+                <v:line id="Line 97" o:spid="_x0000_s1070" style="position:absolute;visibility:visible;mso-wrap-style:square" from="17487,18239" to="17490,18932" o:connectortype="straight" o:gfxdata="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" strokeweight="2pt"/>
+                <v:rect id="Rectangle 98" o:spid="_x0000_s1071" style="position:absolute;left:14295;top:18258;width:1474;height:309;visibility:visible;mso-wrap-style:square;v-text-anchor:top" o:gfxdata="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" filled="f" stroked="f" strokeweight=".25pt">
+                  <v:textbox inset="1pt,1pt,1pt,1pt">
+                    <w:txbxContent>
+                      <w:p>
+                        <w:pPr>
+                          <w:pStyle w:val="af3"/>
+                          <w:jc w:val="center"/>
+                          <w:rPr>
+                            <w:sz w:val="18"/>
+                            <w:szCs w:val="18"/>
+                          </w:rPr>
+                        </w:pPr>
+                        <w:r>
+                          <w:rPr>
+                            <w:sz w:val="18"/>
+                            <w:szCs w:val="18"/>
+                            <w:lang w:val="ru-RU"/>
+                          </w:rPr>
+                          <w:t>Лит</w:t>
+                        </w:r>
+                        <w:r>
+                          <w:rPr>
+                            <w:sz w:val="18"/>
+                            <w:szCs w:val="18"/>
+                          </w:rPr>
+                          <w:t>.</w:t>
+                        </w:r>
+                      </w:p>
+                    </w:txbxContent>
+                  </v:textbox>
+                </v:rect>
+                <v:rect id="Rectangle 99" o:spid="_x0000_s1072" style="position:absolute;left:17577;top:18258;width:2327;height:309;visibility:visible;mso-wrap-style:square;v-text-anchor:top" o:gfxdata="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" filled="f" stroked="f" strokeweight=".25pt">
+                  <v:textbox inset="1pt,1pt,1pt,1pt">
+                    <w:txbxContent>
+                      <w:p>
+                        <w:pPr>
+                          <w:pStyle w:val="af3"/>
+                          <w:jc w:val="center"/>
+                          <w:rPr>
+                            <w:sz w:val="18"/>
+                            <w:szCs w:val="18"/>
+                          </w:rPr>
+                        </w:pPr>
+                        <w:r>
+                          <w:rPr>
+                            <w:sz w:val="18"/>
+                            <w:szCs w:val="18"/>
+                            <w:lang w:val="ru-RU"/>
+                          </w:rPr>
+                          <w:t>Листов</w:t>
+                        </w:r>
+                      </w:p>
+                    </w:txbxContent>
+                  </v:textbox>
+                </v:rect>
+                <v:rect id="Rectangle 100" o:spid="_x0000_s1073" style="position:absolute;left:17591;top:18613;width:2326;height:309;visibility:visible;mso-wrap-style:square;v-text-anchor:top" o:gfxdata="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" filled="f" stroked="f" strokeweight=".25pt">
+                  <v:textbox inset="1pt,1pt,1pt,1pt">
+                    <w:txbxContent>
+                      <w:p>
+                        <w:pPr>
+                          <w:pStyle w:val="af3"/>
+                          <w:jc w:val="center"/>
+                          <w:rPr>
+                            <w:color w:val="FF0000"/>
+                            <w:sz w:val="18"/>
+                            <w:lang w:val="ru-RU"/>
+                          </w:rPr>
+                        </w:pPr>
+                        <w:r>
+                          <w:rPr>
+                            <w:color w:val="FF0000"/>
+                            <w:sz w:val="18"/>
+                            <w:lang w:val="ru-RU"/>
+                          </w:rPr>
+                          <w:t>50</w:t>
+                        </w:r>
+                      </w:p>
+                    </w:txbxContent>
+                  </v:textbox>
+                </v:rect>
+                <v:line id="Line 101" o:spid="_x0000_s1074" style="position:absolute;visibility:visible;mso-wrap-style:square" from="14755,18594" to="14757,18932" o:connectortype="straight" o:gfxdata="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" strokeweight="1pt"/>
+                <v:line id="Line 102" o:spid="_x0000_s1075" style="position:absolute;visibility:visible;mso-wrap-style:square" from="15301,18595" to="15303,18933" o:connectortype="straight" o:gfxdata="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" strokeweight="1pt"/>
+                <v:rect id="Rectangle 103" o:spid="_x0000_s1076" style="position:absolute;left:14295;top:19221;width:5609;height:440;visibility:visible;mso-wrap-style:square;v-text-anchor:top" o:gfxdata="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" filled="f" stroked="f" strokeweight=".25pt">
+                  <v:textbox inset="1pt,1pt,1pt,1pt">
+                    <w:txbxContent>
+                      <w:p>
+                        <w:pPr>
+                          <w:pStyle w:val="af3"/>
+                          <w:jc w:val="center"/>
+                          <w:rPr>
+                            <w:rFonts w:ascii="Times New Roman" w:hAnsi="Times New Roman"/>
+                            <w:lang w:val="ru-RU"/>
+                          </w:rPr>
+                        </w:pPr>
+                        <w:r>
+                          <w:rPr>
+                            <w:rFonts w:ascii="Times New Roman" w:hAnsi="Times New Roman"/>
+                            <w:lang w:val="en-US"/>
+                          </w:rPr>
+                          <w:t>КАТК</w:t>
+                        </w:r>
+                        <w:r>
+                          <w:rPr>
+                            <w:rFonts w:ascii="Times New Roman" w:hAnsi="Times New Roman"/>
+                            <w:lang w:val="ru-RU"/>
+                          </w:rPr>
+                          <w:t xml:space="preserve"> гр.</w:t>
+                        </w:r>
+                      </w:p>
+                    </w:txbxContent>
+                  </v:textbox>
+                </v:rect>
+              </v:group>
+              <v:rect id="Rectangle 104" o:spid="_x0000_s1077" style="position:absolute;left:8621;top:15399;width:180;height:180;visibility:visible;mso-wrap-style:square;v-text-anchor:top" o:gfxdata="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" filled="f" stroked="f" strokeweight=".25pt">
+                <v:textbox inset="1pt,1pt,1pt,1pt">
+                  <w:txbxContent>
+                    <w:p>
+                      <w:pPr>
+                        <w:pStyle w:val="af3"/>
+                        <w:jc w:val="center"/>
+                        <w:rPr>
+                          <w:sz w:val="18"/>
+                          <w:lang w:val="ru-RU"/>
+                        </w:rPr>
+                      </w:pPr>
+                      <w:r>
+                        <w:rPr>
+                          <w:sz w:val="18"/>
+                          <w:lang w:val="ru-RU"/>
+                        </w:rPr>
+                        <w:t>У</w:t>
+                      </w:r>
+                    </w:p>
+                  </w:txbxContent>
+                </v:textbox>
+              </v:rect>
+            </v:group>
+          </w:pict>
+        </mc:Fallback>
+      </mc:AlternateContent>
+    </w:r>
+  </w:p>
+</w:hdr>
+</file>
+
+<file path=word/header2.xml><?xml version="1.0" encoding="utf-8"?>
+<w:hdr xmlns:wpc="http://schemas.microsoft.com/office/word/2010/wordprocessingCanvas" xmlns:cx="http://schemas.microsoft.com/office/drawing/2014/chartex" xmlns:cx1="http://schemas.microsoft.com/office/drawing/2015/9/8/chartex" xmlns:cx2="http://schemas.microsoft.com/office/drawing/2015/10/21/chartex" xmlns:cx3="http://schemas.microsoft.com/office/drawing/2016/5/9/chartex" xmlns:cx4="http://schemas.microsoft.com/office/drawing/2016/5/10/chartex" xmlns:cx5="http://schemas.microsoft.com/office/drawing/2016/5/11/chartex" xmlns:cx6="http://schemas.microsoft.com/office/drawing/2016/5/12/chartex" xmlns:cx7="http://schemas.microsoft.com/office/drawing/2016/5/13/chartex" xmlns:cx8="http://schemas.microsoft.com/office/drawing/2016/5/14/chartex" xmlns:mc="http://schemas.openxmlformats.org/markup-compatibility/2006" xmlns:aink="http://schemas.microsoft.com/office/drawing/2016/ink" xmlns:am3d="http://schemas.microsoft.com/office/drawing/2017/model3d" xmlns:o="urn:schemas-microsoft-com:office:office" xmlns:oel="http://schemas.microsoft.com/office/2019/extlst" xmlns:r="http://schemas.openxmlformats.org/officeDocument/2006/relationships" xmlns:m="http://schemas.openxmlformats.org/officeDocument/2006/math" xmlns:v="urn:schemas-microsoft-com:vml" xmlns:wp14="http://schemas.microsoft.com/office/word/2010/wordprocessingDrawing" xmlns:wp="http://schemas.openxmlformats.org/drawingml/2006/wordprocessingDrawing" xmlns:w10="urn:schemas-microsoft-com:office:word" xmlns:w="http://schemas.openxmlformats.org/wordprocessingml/2006/main" xmlns:w14="http://schemas.microsoft.com/office/word/2010/wordml" xmlns:w15="http://schemas.microsoft.com/office/word/2012/wordml" xmlns:w16cex="http://schemas.microsoft.com/office/word/2018/wordml/cex" xmlns:w16cid="http://schemas.microsoft.com/office/word/2016/wordml/cid" xmlns:w16="http://schemas.microsoft.com/office/word/2018/wordml" xmlns:w16du="http://schemas.microsoft.com/office/word/2023/wordml/word16du" xmlns:w16sdtdh="http://schemas.microsoft.com/office/word/2020/wordml/sdtdatahash" xmlns:w16sdtfl="http://schemas.microsoft.com/office/word/2024/wordml/sdtformatlock" xmlns:w16se="http://schemas.microsoft.com/office/word/2015/wordml/symex" xmlns:wpg="http://schemas.microsoft.com/office/word/2010/wordprocessingGroup" xmlns:wpi="http://schemas.microsoft.com/office/word/2010/wordprocessingInk" xmlns:wne="http://schemas.microsoft.com/office/word/2006/wordml" xmlns:wps="http://schemas.microsoft.com/office/word/2010/wordprocessingShape" mc:Ignorable="w14 w15 w16se w16cid w16 w16cex w16sdtdh w16sdtfl w16du wp14">
+  <w:p>
+    <w:pPr>
+      <w:pStyle w:val="af"/>
+    </w:pPr>
+    <w:r>
+      <w:rPr>
+        <w:noProof/>
+      </w:rPr>
+      <mc:AlternateContent>
+        <mc:Choice Requires="wpg">
+          <w:drawing>
+            <wp:anchor distT="0" distB="0" distL="114300" distR="114300" simplePos="0" relativeHeight="251661312" behindDoc="0" locked="0" layoutInCell="1" allowOverlap="1" wp14:anchorId="2CAA0C75" wp14:editId="6FD68279">
+              <wp:simplePos x="0" y="0"/>
+              <wp:positionH relativeFrom="column">
+                <wp:posOffset>-562551</wp:posOffset>
+              </wp:positionH>
+              <wp:positionV relativeFrom="paragraph">
+                <wp:posOffset>-105158</wp:posOffset>
+              </wp:positionV>
+              <wp:extent cx="6711351" cy="10239554"/>
+              <wp:effectExtent l="0" t="0" r="13335" b="9525"/>
+              <wp:wrapNone/>
+              <wp:docPr id="783" name="Группа 105"/>
+              <wp:cNvGraphicFramePr>
+                <a:graphicFrameLocks xmlns:a="http://schemas.openxmlformats.org/drawingml/2006/main"/>
+              </wp:cNvGraphicFramePr>
+              <a:graphic xmlns:a="http://schemas.openxmlformats.org/drawingml/2006/main">
+                <a:graphicData uri="http://schemas.microsoft.com/office/word/2010/wordprocessingGroup">
+                  <wpg:wgp>
+                    <wpg:cNvGrpSpPr>
+                      <a:grpSpLocks/>
+                    </wpg:cNvGrpSpPr>
+                    <wpg:grpSpPr bwMode="auto">
+                      <a:xfrm>
+                        <a:off x="0" y="0"/>
+                        <a:ext cx="6711351" cy="10239554"/>
+                        <a:chOff x="1012" y="382"/>
+                        <a:chExt cx="10604" cy="16097"/>
+                      </a:xfrm>
+                    </wpg:grpSpPr>
+                    <wps:wsp>
+                      <wps:cNvPr id="784" name="Rectangle 106"/>
+                      <wps:cNvSpPr>
+                        <a:spLocks noChangeArrowheads="1"/>
+                      </wps:cNvSpPr>
+                      <wps:spPr bwMode="auto">
+                        <a:xfrm>
+                          <a:off x="5231" y="15802"/>
+                          <a:ext cx="5746" cy="383"/>
+                        </a:xfrm>
+                        <a:prstGeom prst="rect">
+                          <a:avLst/>
+                        </a:prstGeom>
+                        <a:noFill/>
+                        <a:ln>
+                          <a:noFill/>
+                        </a:ln>
+                        <a:extLst>
+                          <a:ext uri="{909E8E84-426E-40DD-AFC4-6F175D3DCCD1}">
+                            <a14:hiddenFill xmlns:a14="http://schemas.microsoft.com/office/drawing/2010/main">
+                              <a:solidFill>
+                                <a:srgbClr val="FFFFFF"/>
+                              </a:solidFill>
+                            </a14:hiddenFill>
+                          </a:ext>
+                          <a:ext uri="{91240B29-F687-4F45-9708-019B960494DF}">
+                            <a14:hiddenLine xmlns:a14="http://schemas.microsoft.com/office/drawing/2010/main" w="3175">
+                              <a:solidFill>
+                                <a:srgbClr val="000000"/>
+                              </a:solidFill>
+                              <a:miter lim="800000"/>
+                              <a:headEnd/>
+                              <a:tailEnd/>
+                            </a14:hiddenLine>
+                          </a:ext>
+                        </a:extLst>
+                      </wps:spPr>
+                      <wps:txbx>
+                        <w:txbxContent>
+                          <w:p>
+                            <w:pPr>
+                              <w:jc w:val="center"/>
+                              <w:rPr>
+                                <w:b/>
+                                <w:bCs/>
+                                <w:i/>
+                                <w:color w:val="000000" w:themeColor="text1"/>
+                                <w:sz w:val="36"/>
+                                <w:szCs w:val="44"/>
+                              </w:rPr>
+                            </w:pPr>
+                            <w:r>
+                              <w:rPr>
+                                <w:b/>
+                                <w:bCs/>
+                                <w:i/>
+                                <w:color w:val="000000" w:themeColor="text1"/>
+                                <w:sz w:val="36"/>
+                                <w:szCs w:val="36"/>
+                              </w:rPr>
+                              <w:t xml:space="preserve">ДП </w:t>
+                            </w:r>
+                            <w:r>
+                              <w:rPr>
+                                <w:b/>
+                                <w:bCs/>
+                                <w:i/>
+                                <w:color w:val="000000" w:themeColor="text1"/>
+                                <w:sz w:val="36"/>
+                                <w:szCs w:val="36"/>
+                              </w:rPr>
+                              <w:t>09</w:t>
+                            </w:r>
+                            <w:r>
+                              <w:rPr>
+                                <w:b/>
+                                <w:bCs/>
+                                <w:i/>
+                                <w:color w:val="000000" w:themeColor="text1"/>
+                                <w:sz w:val="36"/>
+                                <w:szCs w:val="36"/>
+                              </w:rPr>
+                              <w:t>.</w:t>
+                            </w:r>
+                            <w:r>
+                              <w:rPr>
+                                <w:b/>
+                                <w:bCs/>
+                                <w:i/>
+                                <w:color w:val="000000" w:themeColor="text1"/>
+                                <w:sz w:val="36"/>
+                                <w:szCs w:val="36"/>
+                              </w:rPr>
+                              <w:t>02</w:t>
+                            </w:r>
+                            <w:r>
+                              <w:rPr>
+                                <w:b/>
+                                <w:bCs/>
+                                <w:i/>
+                                <w:color w:val="000000" w:themeColor="text1"/>
+                                <w:sz w:val="36"/>
+                                <w:szCs w:val="36"/>
+                              </w:rPr>
+                              <w:t>.</w:t>
+                            </w:r>
+                            <w:r>
+                              <w:rPr>
+                                <w:b/>
+                                <w:bCs/>
+                                <w:i/>
+                                <w:color w:val="000000" w:themeColor="text1"/>
+                                <w:sz w:val="36"/>
+                                <w:szCs w:val="36"/>
+                              </w:rPr>
+                              <w:t>07</w:t>
+                            </w:r>
+                            <w:r>
+                              <w:rPr>
+                                <w:b/>
+                                <w:bCs/>
+                                <w:i/>
+                                <w:color w:val="000000" w:themeColor="text1"/>
+                                <w:sz w:val="36"/>
+                                <w:szCs w:val="36"/>
+                              </w:rPr>
+                              <w:t>.</w:t>
+                            </w:r>
+                            <w:r>
+                              <w:rPr>
+                                <w:b/>
+                                <w:bCs/>
+                                <w:i/>
+                                <w:color w:val="000000" w:themeColor="text1"/>
+                                <w:sz w:val="36"/>
+                                <w:szCs w:val="36"/>
+                              </w:rPr>
+                              <w:t>21И1</w:t>
+                            </w:r>
+                            <w:r>
+                              <w:rPr>
+                                <w:b/>
+                                <w:bCs/>
+                                <w:i/>
+                                <w:color w:val="000000" w:themeColor="text1"/>
+                                <w:sz w:val="36"/>
+                                <w:szCs w:val="36"/>
+                              </w:rPr>
+                              <w:t>.</w:t>
+                            </w:r>
+                            <w:r>
+                              <w:rPr>
+                                <w:b/>
+                                <w:bCs/>
+                                <w:i/>
+                                <w:color w:val="000000" w:themeColor="text1"/>
+                                <w:sz w:val="36"/>
+                                <w:szCs w:val="36"/>
+                              </w:rPr>
+                              <w:t>16</w:t>
+                            </w:r>
+                            <w:r>
+                              <w:rPr>
+                                <w:b/>
+                                <w:bCs/>
+                                <w:i/>
+                                <w:color w:val="000000" w:themeColor="text1"/>
+                                <w:sz w:val="36"/>
+                                <w:szCs w:val="36"/>
+                              </w:rPr>
+                              <w:t>.000 ПЗ</w:t>
+                            </w:r>
+                          </w:p>
+                          <w:p>
+                            <w:pPr>
+                              <w:rPr>
+                                <w:i/>
+                                <w:color w:val="000000" w:themeColor="text1"/>
+                                <w:szCs w:val="32"/>
+                              </w:rPr>
+                            </w:pPr>
+                          </w:p>
+                        </w:txbxContent>
+                      </wps:txbx>
+                      <wps:bodyPr rot="0" vert="horz" wrap="square" lIns="12700" tIns="12700" rIns="12700" bIns="12700" anchor="t" anchorCtr="0" upright="1">
+                        <a:noAutofit/>
+                      </wps:bodyPr>
+                    </wps:wsp>
+                    <wpg:grpSp>
+                      <wpg:cNvPr id="785" name="Group 107"/>
+                      <wpg:cNvGrpSpPr>
+                        <a:grpSpLocks/>
+                      </wpg:cNvGrpSpPr>
+                      <wpg:grpSpPr bwMode="auto">
+                        <a:xfrm>
+                          <a:off x="1012" y="382"/>
+                          <a:ext cx="10604" cy="16097"/>
+                          <a:chOff x="1012" y="382"/>
+                          <a:chExt cx="10604" cy="16097"/>
+                        </a:xfrm>
+                      </wpg:grpSpPr>
+                      <wpg:grpSp>
+                        <wpg:cNvPr id="786" name="Group 108"/>
+                        <wpg:cNvGrpSpPr>
+                          <a:grpSpLocks/>
+                        </wpg:cNvGrpSpPr>
+                        <wpg:grpSpPr bwMode="auto">
+                          <a:xfrm>
+                            <a:off x="1012" y="382"/>
+                            <a:ext cx="10604" cy="16052"/>
+                            <a:chOff x="957" y="-1746"/>
+                            <a:chExt cx="10604" cy="16052"/>
+                          </a:xfrm>
+                        </wpg:grpSpPr>
+                        <wps:wsp>
+                          <wps:cNvPr id="787" name="Rectangle 109"/>
+                          <wps:cNvSpPr>
+                            <a:spLocks noChangeArrowheads="1"/>
+                          </wps:cNvSpPr>
+                          <wps:spPr bwMode="auto">
+                            <a:xfrm>
+                              <a:off x="957" y="-1746"/>
+                              <a:ext cx="10577" cy="16046"/>
+                            </a:xfrm>
+                            <a:prstGeom prst="rect">
+                              <a:avLst/>
+                            </a:prstGeom>
+                            <a:noFill/>
+                            <a:ln w="25400">
+                              <a:solidFill>
+                                <a:srgbClr val="000000"/>
+                              </a:solidFill>
+                              <a:miter lim="800000"/>
+                              <a:headEnd/>
+                              <a:tailEnd/>
+                            </a:ln>
+                            <a:effectLst/>
+                            <a:extLst>
+                              <a:ext uri="{909E8E84-426E-40DD-AFC4-6F175D3DCCD1}">
+                                <a14:hiddenFill xmlns:a14="http://schemas.microsoft.com/office/drawing/2010/main">
+                                  <a:solidFill>
+                                    <a:srgbClr val="FFFFFF"/>
+                                  </a:solidFill>
+                                </a14:hiddenFill>
+                              </a:ext>
+                              <a:ext uri="{AF507438-7753-43E0-B8FC-AC1667EBCBE1}">
+                                <a14:hiddenEffects xmlns:a14="http://schemas.microsoft.com/office/drawing/2010/main">
+                                  <a:effectLst>
+                                    <a:outerShdw dist="35921" dir="2700000" algn="ctr" rotWithShape="0">
+                                      <a:srgbClr val="808080"/>
+                                    </a:outerShdw>
+                                  </a:effectLst>
+                                </a14:hiddenEffects>
+                              </a:ext>
+                            </a:extLst>
+                          </wps:spPr>
+                          <wps:bodyPr rot="0" vert="horz" wrap="square" lIns="91440" tIns="45720" rIns="91440" bIns="45720" anchor="t" anchorCtr="0" upright="1">
+                            <a:noAutofit/>
+                          </wps:bodyPr>
+                        </wps:wsp>
+                        <wpg:grpSp>
+                          <wpg:cNvPr id="788" name="Group 110"/>
+                          <wpg:cNvGrpSpPr>
+                            <a:grpSpLocks/>
+                          </wpg:cNvGrpSpPr>
+                          <wpg:grpSpPr bwMode="auto">
+                            <a:xfrm>
+                              <a:off x="970" y="13450"/>
+                              <a:ext cx="10591" cy="856"/>
+                              <a:chOff x="970" y="13450"/>
+                              <a:chExt cx="10591" cy="856"/>
+                            </a:xfrm>
+                          </wpg:grpSpPr>
+                          <wps:wsp>
+                            <wps:cNvPr id="789" name="Line 111"/>
+                            <wps:cNvCnPr>
+                              <a:cxnSpLocks noChangeShapeType="1"/>
+                            </wps:cNvCnPr>
+                            <wps:spPr bwMode="auto">
+                              <a:xfrm flipV="1">
+                                <a:off x="970" y="13980"/>
+                                <a:ext cx="4147" cy="14"/>
+                              </a:xfrm>
+                              <a:prstGeom prst="line">
+                                <a:avLst/>
+                              </a:prstGeom>
+                              <a:noFill/>
+                              <a:ln w="12700">
+                                <a:solidFill>
+                                  <a:srgbClr val="000000"/>
+                                </a:solidFill>
+                                <a:round/>
+                                <a:headEnd/>
+                                <a:tailEnd/>
+                              </a:ln>
+                              <a:effectLst/>
+                              <a:extLst>
+                                <a:ext uri="{909E8E84-426E-40DD-AFC4-6F175D3DCCD1}">
+                                  <a14:hiddenFill xmlns:a14="http://schemas.microsoft.com/office/drawing/2010/main">
+                                    <a:noFill/>
+                                  </a14:hiddenFill>
+                                </a:ext>
+                                <a:ext uri="{AF507438-7753-43E0-B8FC-AC1667EBCBE1}">
+                                  <a14:hiddenEffects xmlns:a14="http://schemas.microsoft.com/office/drawing/2010/main">
+                                    <a:effectLst>
+                                      <a:outerShdw dist="35921" dir="2700000" algn="ctr" rotWithShape="0">
+                                        <a:srgbClr val="808080"/>
+                                      </a:outerShdw>
+                                    </a:effectLst>
+                                  </a14:hiddenEffects>
+                                </a:ext>
+                              </a:extLst>
+                            </wps:spPr>
+                            <wps:bodyPr/>
+                          </wps:wsp>
+                          <wps:wsp>
+                            <wps:cNvPr id="790" name="Line 112"/>
+                            <wps:cNvCnPr>
+                              <a:cxnSpLocks noChangeShapeType="1"/>
+                            </wps:cNvCnPr>
+                            <wps:spPr bwMode="auto">
+                              <a:xfrm>
+                                <a:off x="1712" y="13456"/>
+                                <a:ext cx="1" cy="834"/>
+                              </a:xfrm>
+                              <a:prstGeom prst="line">
+                                <a:avLst/>
+                              </a:prstGeom>
+                              <a:noFill/>
+                              <a:ln w="25400">
+                                <a:solidFill>
+                                  <a:srgbClr val="000000"/>
+                                </a:solidFill>
+                                <a:round/>
+                                <a:headEnd/>
+                                <a:tailEnd/>
+                              </a:ln>
+                              <a:effectLst/>
+                              <a:extLst>
+                                <a:ext uri="{909E8E84-426E-40DD-AFC4-6F175D3DCCD1}">
+                                  <a14:hiddenFill xmlns:a14="http://schemas.microsoft.com/office/drawing/2010/main">
+                                    <a:noFill/>
+                                  </a14:hiddenFill>
+                                </a:ext>
+                                <a:ext uri="{AF507438-7753-43E0-B8FC-AC1667EBCBE1}">
+                                  <a14:hiddenEffects xmlns:a14="http://schemas.microsoft.com/office/drawing/2010/main">
+                                    <a:effectLst>
+                                      <a:outerShdw dist="35921" dir="2700000" algn="ctr" rotWithShape="0">
+                                        <a:srgbClr val="808080"/>
+                                      </a:outerShdw>
+                                    </a:effectLst>
+                                  </a14:hiddenEffects>
+                                </a:ext>
+                              </a:extLst>
+                            </wps:spPr>
+                            <wps:bodyPr/>
+                          </wps:wsp>
+                          <wps:wsp>
+                            <wps:cNvPr id="791" name="Line 113"/>
+                            <wps:cNvCnPr>
+                              <a:cxnSpLocks noChangeShapeType="1"/>
+                            </wps:cNvCnPr>
+                            <wps:spPr bwMode="auto">
+                              <a:xfrm>
+                                <a:off x="5127" y="13456"/>
+                                <a:ext cx="1" cy="826"/>
+                              </a:xfrm>
+                              <a:prstGeom prst="line">
+                                <a:avLst/>
+                              </a:prstGeom>
+                              <a:noFill/>
+                              <a:ln w="25400">
+                                <a:solidFill>
+                                  <a:srgbClr val="000000"/>
+                                </a:solidFill>
+                                <a:round/>
+                                <a:headEnd/>
+                                <a:tailEnd/>
+                              </a:ln>
+                              <a:effectLst/>
+                              <a:extLst>
+                                <a:ext uri="{909E8E84-426E-40DD-AFC4-6F175D3DCCD1}">
+                                  <a14:hiddenFill xmlns:a14="http://schemas.microsoft.com/office/drawing/2010/main">
+                                    <a:noFill/>
+                                  </a14:hiddenFill>
+                                </a:ext>
+                                <a:ext uri="{AF507438-7753-43E0-B8FC-AC1667EBCBE1}">
+                                  <a14:hiddenEffects xmlns:a14="http://schemas.microsoft.com/office/drawing/2010/main">
+                                    <a:effectLst>
+                                      <a:outerShdw dist="35921" dir="2700000" algn="ctr" rotWithShape="0">
+                                        <a:srgbClr val="808080"/>
+                                      </a:outerShdw>
+                                    </a:effectLst>
+                                  </a14:hiddenEffects>
+                                </a:ext>
+                              </a:extLst>
+                            </wps:spPr>
+                            <wps:bodyPr/>
+                          </wps:wsp>
+                          <wps:wsp>
+                            <wps:cNvPr id="792" name="Line 114"/>
+                            <wps:cNvCnPr>
+                              <a:cxnSpLocks noChangeShapeType="1"/>
+                            </wps:cNvCnPr>
+                            <wps:spPr bwMode="auto">
+                              <a:xfrm flipV="1">
+                                <a:off x="970" y="13450"/>
+                                <a:ext cx="10552" cy="6"/>
+                              </a:xfrm>
+                              <a:prstGeom prst="line">
+                                <a:avLst/>
+                              </a:prstGeom>
+                              <a:noFill/>
+                              <a:ln w="25400">
+                                <a:solidFill>
+                                  <a:srgbClr val="000000"/>
+                                </a:solidFill>
+                                <a:round/>
+                                <a:headEnd/>
+                                <a:tailEnd/>
+                              </a:ln>
+                              <a:effectLst/>
+                              <a:extLst>
+                                <a:ext uri="{909E8E84-426E-40DD-AFC4-6F175D3DCCD1}">
+                                  <a14:hiddenFill xmlns:a14="http://schemas.microsoft.com/office/drawing/2010/main">
+                                    <a:noFill/>
+                                  </a14:hiddenFill>
+                                </a:ext>
+                                <a:ext uri="{AF507438-7753-43E0-B8FC-AC1667EBCBE1}">
+                                  <a14:hiddenEffects xmlns:a14="http://schemas.microsoft.com/office/drawing/2010/main">
+                                    <a:effectLst>
+                                      <a:outerShdw dist="35921" dir="2700000" algn="ctr" rotWithShape="0">
+                                        <a:srgbClr val="808080"/>
+                                      </a:outerShdw>
+                                    </a:effectLst>
+                                  </a14:hiddenEffects>
+                                </a:ext>
+                              </a:extLst>
+                            </wps:spPr>
+                            <wps:bodyPr/>
+                          </wps:wsp>
+                          <wps:wsp>
+                            <wps:cNvPr id="793" name="Line 115"/>
+                            <wps:cNvCnPr>
+                              <a:cxnSpLocks noChangeShapeType="1"/>
+                            </wps:cNvCnPr>
+                            <wps:spPr bwMode="auto">
+                              <a:xfrm>
+                                <a:off x="2380" y="13456"/>
+                                <a:ext cx="1" cy="834"/>
+                              </a:xfrm>
+                              <a:prstGeom prst="line">
+                                <a:avLst/>
+                              </a:prstGeom>
+                              <a:noFill/>
+                              <a:ln w="25400">
+                                <a:solidFill>
+                                  <a:srgbClr val="000000"/>
+                                </a:solidFill>
+                                <a:round/>
+                                <a:headEnd/>
+                                <a:tailEnd/>
+                              </a:ln>
+                              <a:effectLst/>
+                              <a:extLst>
+                                <a:ext uri="{909E8E84-426E-40DD-AFC4-6F175D3DCCD1}">
+                                  <a14:hiddenFill xmlns:a14="http://schemas.microsoft.com/office/drawing/2010/main">
+                                    <a:noFill/>
+                                  </a14:hiddenFill>
+                                </a:ext>
+                                <a:ext uri="{AF507438-7753-43E0-B8FC-AC1667EBCBE1}">
+                                  <a14:hiddenEffects xmlns:a14="http://schemas.microsoft.com/office/drawing/2010/main">
+                                    <a:effectLst>
+                                      <a:outerShdw dist="35921" dir="2700000" algn="ctr" rotWithShape="0">
+                                        <a:srgbClr val="808080"/>
+                                      </a:outerShdw>
+                                    </a:effectLst>
+                                  </a14:hiddenEffects>
+                                </a:ext>
+                              </a:extLst>
+                            </wps:spPr>
+                            <wps:bodyPr/>
+                          </wps:wsp>
+                          <wps:wsp>
+                            <wps:cNvPr id="794" name="Line 116"/>
+                            <wps:cNvCnPr>
+                              <a:cxnSpLocks noChangeShapeType="1"/>
+                            </wps:cNvCnPr>
+                            <wps:spPr bwMode="auto">
+                              <a:xfrm>
+                                <a:off x="3710" y="13456"/>
+                                <a:ext cx="1" cy="834"/>
+                              </a:xfrm>
+                              <a:prstGeom prst="line">
+                                <a:avLst/>
+                              </a:prstGeom>
+                              <a:noFill/>
+                              <a:ln w="25400">
+                                <a:solidFill>
+                                  <a:srgbClr val="000000"/>
+                                </a:solidFill>
+                                <a:round/>
+                                <a:headEnd/>
+                                <a:tailEnd/>
+                              </a:ln>
+                              <a:effectLst/>
+                              <a:extLst>
+                                <a:ext uri="{909E8E84-426E-40DD-AFC4-6F175D3DCCD1}">
+                                  <a14:hiddenFill xmlns:a14="http://schemas.microsoft.com/office/drawing/2010/main">
+                                    <a:noFill/>
+                                  </a14:hiddenFill>
+                                </a:ext>
+                                <a:ext uri="{AF507438-7753-43E0-B8FC-AC1667EBCBE1}">
+                                  <a14:hiddenEffects xmlns:a14="http://schemas.microsoft.com/office/drawing/2010/main">
+                                    <a:effectLst>
+                                      <a:outerShdw dist="35921" dir="2700000" algn="ctr" rotWithShape="0">
+                                        <a:srgbClr val="808080"/>
+                                      </a:outerShdw>
+                                    </a:effectLst>
+                                  </a14:hiddenEffects>
+                                </a:ext>
+                              </a:extLst>
+                            </wps:spPr>
+                            <wps:bodyPr/>
+                          </wps:wsp>
+                          <wps:wsp>
+                            <wps:cNvPr id="795" name="Line 117"/>
+                            <wps:cNvCnPr>
+                              <a:cxnSpLocks noChangeShapeType="1"/>
+                            </wps:cNvCnPr>
+                            <wps:spPr bwMode="auto">
+                              <a:xfrm>
+                                <a:off x="4560" y="13464"/>
+                                <a:ext cx="1" cy="826"/>
+                              </a:xfrm>
+                              <a:prstGeom prst="line">
+                                <a:avLst/>
+                              </a:prstGeom>
+                              <a:noFill/>
+                              <a:ln w="25400">
+                                <a:solidFill>
+                                  <a:srgbClr val="000000"/>
+                                </a:solidFill>
+                                <a:round/>
+                                <a:headEnd/>
+                                <a:tailEnd/>
+                              </a:ln>
+                              <a:effectLst/>
+                              <a:extLst>
+                                <a:ext uri="{909E8E84-426E-40DD-AFC4-6F175D3DCCD1}">
+                                  <a14:hiddenFill xmlns:a14="http://schemas.microsoft.com/office/drawing/2010/main">
+                                    <a:noFill/>
+                                  </a14:hiddenFill>
+                                </a:ext>
+                                <a:ext uri="{AF507438-7753-43E0-B8FC-AC1667EBCBE1}">
+                                  <a14:hiddenEffects xmlns:a14="http://schemas.microsoft.com/office/drawing/2010/main">
+                                    <a:effectLst>
+                                      <a:outerShdw dist="35921" dir="2700000" algn="ctr" rotWithShape="0">
+                                        <a:srgbClr val="808080"/>
+                                      </a:outerShdw>
+                                    </a:effectLst>
+                                  </a14:hiddenEffects>
+                                </a:ext>
+                              </a:extLst>
+                            </wps:spPr>
+                            <wps:bodyPr/>
+                          </wps:wsp>
+                          <wps:wsp>
+                            <wps:cNvPr id="796" name="Line 118"/>
+                            <wps:cNvCnPr>
+                              <a:cxnSpLocks noChangeShapeType="1"/>
+                            </wps:cNvCnPr>
+                            <wps:spPr bwMode="auto">
+                              <a:xfrm flipV="1">
+                                <a:off x="970" y="13733"/>
+                                <a:ext cx="4147" cy="20"/>
+                              </a:xfrm>
+                              <a:prstGeom prst="line">
+                                <a:avLst/>
+                              </a:prstGeom>
+                              <a:noFill/>
+                              <a:ln w="12700">
+                                <a:solidFill>
+                                  <a:srgbClr val="000000"/>
+                                </a:solidFill>
+                                <a:round/>
+                                <a:headEnd/>
+                                <a:tailEnd/>
+                              </a:ln>
+                              <a:effectLst/>
+                              <a:extLst>
+                                <a:ext uri="{909E8E84-426E-40DD-AFC4-6F175D3DCCD1}">
+                                  <a14:hiddenFill xmlns:a14="http://schemas.microsoft.com/office/drawing/2010/main">
+                                    <a:noFill/>
+                                  </a14:hiddenFill>
+                                </a:ext>
+                                <a:ext uri="{AF507438-7753-43E0-B8FC-AC1667EBCBE1}">
+                                  <a14:hiddenEffects xmlns:a14="http://schemas.microsoft.com/office/drawing/2010/main">
+                                    <a:effectLst>
+                                      <a:outerShdw dist="35921" dir="2700000" algn="ctr" rotWithShape="0">
+                                        <a:srgbClr val="808080"/>
+                                      </a:outerShdw>
+                                    </a:effectLst>
+                                  </a14:hiddenEffects>
+                                </a:ext>
+                              </a:extLst>
+                            </wps:spPr>
+                            <wps:bodyPr/>
+                          </wps:wsp>
+                          <wpg:grpSp>
+                            <wpg:cNvPr id="797" name="Group 119"/>
+                            <wpg:cNvGrpSpPr>
+                              <a:grpSpLocks/>
+                            </wpg:cNvGrpSpPr>
+                            <wpg:grpSpPr bwMode="auto">
+                              <a:xfrm>
+                                <a:off x="10937" y="13472"/>
+                                <a:ext cx="624" cy="834"/>
+                                <a:chOff x="10937" y="13472"/>
+                                <a:chExt cx="624" cy="834"/>
+                              </a:xfrm>
+                            </wpg:grpSpPr>
+                            <wpg:grpSp>
+                              <wpg:cNvPr id="798" name="Group 120"/>
+                              <wpg:cNvGrpSpPr>
+                                <a:grpSpLocks/>
+                              </wpg:cNvGrpSpPr>
+                              <wpg:grpSpPr bwMode="auto">
+                                <a:xfrm>
+                                  <a:off x="10966" y="13472"/>
+                                  <a:ext cx="563" cy="834"/>
+                                  <a:chOff x="10966" y="13472"/>
+                                  <a:chExt cx="563" cy="834"/>
+                                </a:xfrm>
+                              </wpg:grpSpPr>
+                              <wps:wsp>
+                                <wps:cNvPr id="799" name="Line 121"/>
+                                <wps:cNvCnPr>
+                                  <a:cxnSpLocks noChangeShapeType="1"/>
+                                </wps:cNvCnPr>
+                                <wps:spPr bwMode="auto">
+                                  <a:xfrm>
+                                    <a:off x="10973" y="13881"/>
+                                    <a:ext cx="556" cy="1"/>
+                                  </a:xfrm>
+                                  <a:prstGeom prst="line">
+                                    <a:avLst/>
+                                  </a:prstGeom>
+                                  <a:noFill/>
+                                  <a:ln w="12700">
+                                    <a:solidFill>
+                                      <a:srgbClr val="000000"/>
+                                    </a:solidFill>
+                                    <a:round/>
+                                    <a:headEnd/>
+                                    <a:tailEnd/>
+                                  </a:ln>
+                                  <a:effectLst/>
+                                  <a:extLst>
+                                    <a:ext uri="{909E8E84-426E-40DD-AFC4-6F175D3DCCD1}">
+                                      <a14:hiddenFill xmlns:a14="http://schemas.microsoft.com/office/drawing/2010/main">
+                                        <a:noFill/>
+                                      </a14:hiddenFill>
+                                    </a:ext>
+                                    <a:ext uri="{AF507438-7753-43E0-B8FC-AC1667EBCBE1}">
+                                      <a14:hiddenEffects xmlns:a14="http://schemas.microsoft.com/office/drawing/2010/main">
+                                        <a:effectLst>
+                                          <a:outerShdw dist="35921" dir="2700000" algn="ctr" rotWithShape="0">
+                                            <a:srgbClr val="808080"/>
+                                          </a:outerShdw>
+                                        </a:effectLst>
+                                      </a14:hiddenEffects>
+                                    </a:ext>
+                                  </a:extLst>
+                                </wps:spPr>
+                                <wps:bodyPr/>
+                              </wps:wsp>
+                              <wps:wsp>
+                                <wps:cNvPr id="800" name="Line 122"/>
+                                <wps:cNvCnPr>
+                                  <a:cxnSpLocks noChangeShapeType="1"/>
+                                </wps:cNvCnPr>
+                                <wps:spPr bwMode="auto">
+                                  <a:xfrm>
+                                    <a:off x="10966" y="13472"/>
+                                    <a:ext cx="2" cy="834"/>
+                                  </a:xfrm>
+                                  <a:prstGeom prst="line">
+                                    <a:avLst/>
+                                  </a:prstGeom>
+                                  <a:noFill/>
+                                  <a:ln w="25400">
+                                    <a:solidFill>
+                                      <a:srgbClr val="000000"/>
+                                    </a:solidFill>
+                                    <a:round/>
+                                    <a:headEnd/>
+                                    <a:tailEnd/>
+                                  </a:ln>
+                                  <a:effectLst/>
+                                  <a:extLst>
+                                    <a:ext uri="{909E8E84-426E-40DD-AFC4-6F175D3DCCD1}">
+                                      <a14:hiddenFill xmlns:a14="http://schemas.microsoft.com/office/drawing/2010/main">
+                                        <a:noFill/>
+                                      </a14:hiddenFill>
+                                    </a:ext>
+                                    <a:ext uri="{AF507438-7753-43E0-B8FC-AC1667EBCBE1}">
+                                      <a14:hiddenEffects xmlns:a14="http://schemas.microsoft.com/office/drawing/2010/main">
+                                        <a:effectLst>
+                                          <a:outerShdw dist="35921" dir="2700000" algn="ctr" rotWithShape="0">
+                                            <a:srgbClr val="808080"/>
+                                          </a:outerShdw>
+                                        </a:effectLst>
+                                      </a14:hiddenEffects>
+                                    </a:ext>
+                                  </a:extLst>
+                                </wps:spPr>
+                                <wps:bodyPr/>
+                              </wps:wsp>
+                            </wpg:grpSp>
+                            <wps:wsp>
+                              <wps:cNvPr id="801" name="Rectangle 123"/>
+                              <wps:cNvSpPr>
+                                <a:spLocks noChangeArrowheads="1"/>
+                              </wps:cNvSpPr>
+                              <wps:spPr bwMode="auto">
+                                <a:xfrm>
+                                  <a:off x="10989" y="13946"/>
+                                  <a:ext cx="454" cy="283"/>
+                                </a:xfrm>
+                                <a:prstGeom prst="rect">
+                                  <a:avLst/>
+                                </a:prstGeom>
+                                <a:noFill/>
+                                <a:ln>
+                                  <a:noFill/>
+                                </a:ln>
+                                <a:extLst>
+                                  <a:ext uri="{909E8E84-426E-40DD-AFC4-6F175D3DCCD1}">
+                                    <a14:hiddenFill xmlns:a14="http://schemas.microsoft.com/office/drawing/2010/main">
+                                      <a:solidFill>
+                                        <a:srgbClr val="FFFFFF"/>
+                                      </a:solidFill>
+                                    </a14:hiddenFill>
+                                  </a:ext>
+                                  <a:ext uri="{91240B29-F687-4F45-9708-019B960494DF}">
+                                    <a14:hiddenLine xmlns:a14="http://schemas.microsoft.com/office/drawing/2010/main" w="3175">
+                                      <a:solidFill>
+                                        <a:srgbClr val="000000"/>
+                                      </a:solidFill>
+                                      <a:miter lim="800000"/>
+                                      <a:headEnd/>
+                                      <a:tailEnd/>
+                                    </a14:hiddenLine>
+                                  </a:ext>
+                                </a:extLst>
+                              </wps:spPr>
+                              <wps:txbx>
+                                <w:txbxContent>
+                                  <w:p>
+                                    <w:pPr>
+                                      <w:pStyle w:val="af3"/>
+                                      <w:jc w:val="center"/>
+                                      <w:rPr>
+                                        <w:sz w:val="24"/>
+                                        <w:lang w:val="ru-RU"/>
+                                      </w:rPr>
+                                    </w:pPr>
+                                  </w:p>
+                                </w:txbxContent>
+                              </wps:txbx>
+                              <wps:bodyPr rot="0" vert="horz" wrap="square" lIns="12700" tIns="12700" rIns="12700" bIns="12700" anchor="t" anchorCtr="0" upright="1">
+                                <a:noAutofit/>
+                              </wps:bodyPr>
+                            </wps:wsp>
+                            <wps:wsp>
+                              <wps:cNvPr id="802" name="Rectangle 124"/>
+                              <wps:cNvSpPr>
+                                <a:spLocks noChangeArrowheads="1"/>
+                              </wps:cNvSpPr>
+                              <wps:spPr bwMode="auto">
+                                <a:xfrm>
+                                  <a:off x="10937" y="13542"/>
+                                  <a:ext cx="624" cy="227"/>
+                                </a:xfrm>
+                                <a:prstGeom prst="rect">
+                                  <a:avLst/>
+                                </a:prstGeom>
+                                <a:noFill/>
+                                <a:ln>
+                                  <a:noFill/>
+                                </a:ln>
+                                <a:extLst>
+                                  <a:ext uri="{909E8E84-426E-40DD-AFC4-6F175D3DCCD1}">
+                                    <a14:hiddenFill xmlns:a14="http://schemas.microsoft.com/office/drawing/2010/main">
+                                      <a:solidFill>
+                                        <a:srgbClr val="FFFFFF"/>
+                                      </a:solidFill>
+                                    </a14:hiddenFill>
+                                  </a:ext>
+                                  <a:ext uri="{91240B29-F687-4F45-9708-019B960494DF}">
+                                    <a14:hiddenLine xmlns:a14="http://schemas.microsoft.com/office/drawing/2010/main" w="3175">
+                                      <a:solidFill>
+                                        <a:srgbClr val="000000"/>
+                                      </a:solidFill>
+                                      <a:miter lim="800000"/>
+                                      <a:headEnd/>
+                                      <a:tailEnd/>
+                                    </a14:hiddenLine>
+                                  </a:ext>
+                                </a:extLst>
+                              </wps:spPr>
+                              <wps:txbx>
+                                <w:txbxContent>
+                                  <w:p>
+                                    <w:pPr>
+                                      <w:pStyle w:val="af3"/>
+                                      <w:jc w:val="center"/>
+                                      <w:rPr>
+                                        <w:sz w:val="18"/>
+                                        <w:szCs w:val="18"/>
+                                        <w:lang w:val="ru-RU"/>
+                                      </w:rPr>
+                                    </w:pPr>
+                                    <w:r>
+                                      <w:rPr>
+                                        <w:sz w:val="18"/>
+                                        <w:szCs w:val="18"/>
+                                        <w:lang w:val="ru-RU"/>
+                                      </w:rPr>
+                                      <w:t>Лист</w:t>
+                                    </w:r>
+                                  </w:p>
+                                </w:txbxContent>
+                              </wps:txbx>
+                              <wps:bodyPr rot="0" vert="horz" wrap="square" lIns="12700" tIns="12700" rIns="12700" bIns="12700" anchor="t" anchorCtr="0" upright="1">
+                                <a:noAutofit/>
+                              </wps:bodyPr>
+                            </wps:wsp>
+                          </wpg:grpSp>
+                        </wpg:grpSp>
+                      </wpg:grpSp>
+                      <wps:wsp>
+                        <wps:cNvPr id="803" name="Rectangle 125"/>
+                        <wps:cNvSpPr>
+                          <a:spLocks noChangeArrowheads="1"/>
+                        </wps:cNvSpPr>
+                        <wps:spPr bwMode="auto">
+                          <a:xfrm>
+                            <a:off x="1236" y="16122"/>
+                            <a:ext cx="540" cy="324"/>
+                          </a:xfrm>
+                          <a:prstGeom prst="rect">
+                            <a:avLst/>
+                          </a:prstGeom>
+                          <a:noFill/>
+                          <a:ln>
+                            <a:noFill/>
+                          </a:ln>
+                          <a:extLst>
+                            <a:ext uri="{909E8E84-426E-40DD-AFC4-6F175D3DCCD1}">
+                              <a14:hiddenFill xmlns:a14="http://schemas.microsoft.com/office/drawing/2010/main">
+                                <a:solidFill>
+                                  <a:srgbClr val="FFFFFF"/>
+                                </a:solidFill>
+                              </a14:hiddenFill>
+                            </a:ext>
+                            <a:ext uri="{91240B29-F687-4F45-9708-019B960494DF}">
+                              <a14:hiddenLine xmlns:a14="http://schemas.microsoft.com/office/drawing/2010/main" w="3175">
+                                <a:solidFill>
+                                  <a:srgbClr val="000000"/>
+                                </a:solidFill>
+                                <a:miter lim="800000"/>
+                                <a:headEnd/>
+                                <a:tailEnd/>
+                              </a14:hiddenLine>
+                            </a:ext>
+                          </a:extLst>
+                        </wps:spPr>
+                        <wps:txbx>
+                          <w:txbxContent>
+                            <w:p>
+                              <w:pPr>
+                                <w:pStyle w:val="af3"/>
+                                <w:jc w:val="center"/>
+                                <w:rPr>
+                                  <w:sz w:val="18"/>
+                                  <w:szCs w:val="18"/>
+                                  <w:lang w:val="ru-RU"/>
+                                </w:rPr>
+                              </w:pPr>
+                              <w:r>
+                                <w:rPr>
+                                  <w:sz w:val="18"/>
+                                  <w:szCs w:val="18"/>
+                                  <w:lang w:val="ru-RU"/>
+                                </w:rPr>
+                                <w:t>Изм.</w:t>
+                              </w:r>
+                            </w:p>
+                          </w:txbxContent>
+                        </wps:txbx>
+                        <wps:bodyPr rot="0" vert="horz" wrap="square" lIns="12700" tIns="12700" rIns="12700" bIns="12700" anchor="t" anchorCtr="0" upright="1">
+                          <a:noAutofit/>
+                        </wps:bodyPr>
+                      </wps:wsp>
+                      <wps:wsp>
+                        <wps:cNvPr id="804" name="Rectangle 126"/>
+                        <wps:cNvSpPr>
+                          <a:spLocks noChangeArrowheads="1"/>
+                        </wps:cNvSpPr>
+                        <wps:spPr bwMode="auto">
+                          <a:xfrm>
+                            <a:off x="1741" y="16119"/>
+                            <a:ext cx="720" cy="360"/>
+                          </a:xfrm>
+                          <a:prstGeom prst="rect">
+                            <a:avLst/>
+                          </a:prstGeom>
+                          <a:noFill/>
+                          <a:ln>
+                            <a:noFill/>
+                          </a:ln>
+                          <a:extLst>
+                            <a:ext uri="{909E8E84-426E-40DD-AFC4-6F175D3DCCD1}">
+                              <a14:hiddenFill xmlns:a14="http://schemas.microsoft.com/office/drawing/2010/main">
+                                <a:solidFill>
+                                  <a:srgbClr val="FFFFFF"/>
+                                </a:solidFill>
+                              </a14:hiddenFill>
+                            </a:ext>
+                            <a:ext uri="{91240B29-F687-4F45-9708-019B960494DF}">
+                              <a14:hiddenLine xmlns:a14="http://schemas.microsoft.com/office/drawing/2010/main" w="3175">
+                                <a:solidFill>
+                                  <a:srgbClr val="000000"/>
+                                </a:solidFill>
+                                <a:miter lim="800000"/>
+                                <a:headEnd/>
+                                <a:tailEnd/>
+                              </a14:hiddenLine>
+                            </a:ext>
+                          </a:extLst>
+                        </wps:spPr>
+                        <wps:txbx>
+                          <w:txbxContent>
+                            <w:p>
+                              <w:pPr>
+                                <w:pStyle w:val="af3"/>
+                                <w:jc w:val="center"/>
+                                <w:rPr>
+                                  <w:sz w:val="18"/>
+                                  <w:szCs w:val="18"/>
+                                  <w:lang w:val="ru-RU"/>
+                                </w:rPr>
+                              </w:pPr>
+                              <w:r>
+                                <w:rPr>
+                                  <w:sz w:val="18"/>
+                                  <w:szCs w:val="18"/>
+                                  <w:lang w:val="ru-RU"/>
+                                </w:rPr>
+                                <w:t>Лист</w:t>
+                              </w:r>
+                            </w:p>
+                          </w:txbxContent>
+                        </wps:txbx>
+                        <wps:bodyPr rot="0" vert="horz" wrap="square" lIns="12700" tIns="12700" rIns="12700" bIns="12700" anchor="t" anchorCtr="0" upright="1">
+                          <a:noAutofit/>
+                        </wps:bodyPr>
+                      </wps:wsp>
+                      <wps:wsp>
+                        <wps:cNvPr id="805" name="Rectangle 127"/>
+                        <wps:cNvSpPr>
+                          <a:spLocks noChangeArrowheads="1"/>
+                        </wps:cNvSpPr>
+                        <wps:spPr bwMode="auto">
+                          <a:xfrm>
+                            <a:off x="2676" y="16138"/>
+                            <a:ext cx="900" cy="324"/>
+                          </a:xfrm>
+                          <a:prstGeom prst="rect">
+                            <a:avLst/>
+                          </a:prstGeom>
+                          <a:noFill/>
+                          <a:ln>
+                            <a:noFill/>
+                          </a:ln>
+                          <a:extLst>
+                            <a:ext uri="{909E8E84-426E-40DD-AFC4-6F175D3DCCD1}">
+                              <a14:hiddenFill xmlns:a14="http://schemas.microsoft.com/office/drawing/2010/main">
+                                <a:solidFill>
+                                  <a:srgbClr val="FFFFFF"/>
+                                </a:solidFill>
+                              </a14:hiddenFill>
+                            </a:ext>
+                            <a:ext uri="{91240B29-F687-4F45-9708-019B960494DF}">
+                              <a14:hiddenLine xmlns:a14="http://schemas.microsoft.com/office/drawing/2010/main" w="3175">
+                                <a:solidFill>
+                                  <a:srgbClr val="000000"/>
+                                </a:solidFill>
+                                <a:miter lim="800000"/>
+                                <a:headEnd/>
+                                <a:tailEnd/>
+                              </a14:hiddenLine>
+                            </a:ext>
+                          </a:extLst>
+                        </wps:spPr>
+                        <wps:txbx>
+                          <w:txbxContent>
+                            <w:p>
+                              <w:pPr>
+                                <w:pStyle w:val="af3"/>
+                                <w:jc w:val="center"/>
+                                <w:rPr>
+                                  <w:sz w:val="18"/>
+                                  <w:szCs w:val="18"/>
+                                  <w:lang w:val="ru-RU"/>
+                                </w:rPr>
+                              </w:pPr>
+                              <w:r>
+                                <w:rPr>
+                                  <w:sz w:val="18"/>
+                                  <w:szCs w:val="18"/>
+                                  <w:lang w:val="ru-RU"/>
+                                </w:rPr>
+                                <w:t>№. докум.</w:t>
+                              </w:r>
+                            </w:p>
+                          </w:txbxContent>
+                        </wps:txbx>
+                        <wps:bodyPr rot="0" vert="horz" wrap="square" lIns="12700" tIns="12700" rIns="12700" bIns="12700" anchor="t" anchorCtr="0" upright="1">
+                          <a:noAutofit/>
+                        </wps:bodyPr>
+                      </wps:wsp>
+                      <wps:wsp>
+                        <wps:cNvPr id="806" name="Rectangle 128"/>
+                        <wps:cNvSpPr>
+                          <a:spLocks noChangeArrowheads="1"/>
+                        </wps:cNvSpPr>
+                        <wps:spPr bwMode="auto">
+                          <a:xfrm>
+                            <a:off x="3744" y="16164"/>
+                            <a:ext cx="900" cy="225"/>
+                          </a:xfrm>
+                          <a:prstGeom prst="rect">
+                            <a:avLst/>
+                          </a:prstGeom>
+                          <a:noFill/>
+                          <a:ln>
+                            <a:noFill/>
+                          </a:ln>
+                          <a:extLst>
+                            <a:ext uri="{909E8E84-426E-40DD-AFC4-6F175D3DCCD1}">
+                              <a14:hiddenFill xmlns:a14="http://schemas.microsoft.com/office/drawing/2010/main">
+                                <a:solidFill>
+                                  <a:srgbClr val="FFFFFF"/>
+                                </a:solidFill>
+                              </a14:hiddenFill>
+                            </a:ext>
+                            <a:ext uri="{91240B29-F687-4F45-9708-019B960494DF}">
+                              <a14:hiddenLine xmlns:a14="http://schemas.microsoft.com/office/drawing/2010/main" w="3175">
+                                <a:solidFill>
+                                  <a:srgbClr val="000000"/>
+                                </a:solidFill>
+                                <a:miter lim="800000"/>
+                                <a:headEnd/>
+                                <a:tailEnd/>
+                              </a14:hiddenLine>
+                            </a:ext>
+                          </a:extLst>
+                        </wps:spPr>
+                        <wps:txbx>
+                          <w:txbxContent>
+                            <w:p>
+                              <w:pPr>
+                                <w:pStyle w:val="af3"/>
+                                <w:jc w:val="center"/>
+                                <w:rPr>
+                                  <w:sz w:val="18"/>
+                                  <w:szCs w:val="18"/>
+                                  <w:lang w:val="ru-RU"/>
+                                </w:rPr>
+                              </w:pPr>
+                              <w:r>
+                                <w:rPr>
+                                  <w:sz w:val="18"/>
+                                  <w:szCs w:val="18"/>
+                                  <w:lang w:val="ru-RU"/>
+                                </w:rPr>
+                                <w:t>Подпись</w:t>
+                              </w:r>
+                            </w:p>
+                          </w:txbxContent>
+                        </wps:txbx>
+                        <wps:bodyPr rot="0" vert="horz" wrap="square" lIns="12700" tIns="12700" rIns="12700" bIns="12700" anchor="t" anchorCtr="0" upright="1">
+                          <a:noAutofit/>
+                        </wps:bodyPr>
+                      </wps:wsp>
+                      <wps:wsp>
+                        <wps:cNvPr id="807" name="Rectangle 129"/>
+                        <wps:cNvSpPr>
+                          <a:spLocks noChangeArrowheads="1"/>
+                        </wps:cNvSpPr>
+                        <wps:spPr bwMode="auto">
+                          <a:xfrm>
+                            <a:off x="4536" y="16149"/>
+                            <a:ext cx="720" cy="225"/>
+                          </a:xfrm>
+                          <a:prstGeom prst="rect">
+                            <a:avLst/>
+                          </a:prstGeom>
+                          <a:noFill/>
+                          <a:ln>
+                            <a:noFill/>
+                          </a:ln>
+                          <a:extLst>
+                            <a:ext uri="{909E8E84-426E-40DD-AFC4-6F175D3DCCD1}">
+                              <a14:hiddenFill xmlns:a14="http://schemas.microsoft.com/office/drawing/2010/main">
+                                <a:solidFill>
+                                  <a:srgbClr val="FFFFFF"/>
+                                </a:solidFill>
+                              </a14:hiddenFill>
+                            </a:ext>
+                            <a:ext uri="{91240B29-F687-4F45-9708-019B960494DF}">
+                              <a14:hiddenLine xmlns:a14="http://schemas.microsoft.com/office/drawing/2010/main" w="3175">
+                                <a:solidFill>
+                                  <a:srgbClr val="000000"/>
+                                </a:solidFill>
+                                <a:miter lim="800000"/>
+                                <a:headEnd/>
+                                <a:tailEnd/>
+                              </a14:hiddenLine>
+                            </a:ext>
+                          </a:extLst>
+                        </wps:spPr>
+                        <wps:txbx>
+                          <w:txbxContent>
+                            <w:p>
+                              <w:pPr>
+                                <w:pStyle w:val="af3"/>
+                                <w:jc w:val="center"/>
+                                <w:rPr>
+                                  <w:sz w:val="18"/>
+                                  <w:szCs w:val="18"/>
+                                  <w:lang w:val="ru-RU"/>
+                                </w:rPr>
+                              </w:pPr>
+                              <w:r>
+                                <w:rPr>
+                                  <w:sz w:val="18"/>
+                                  <w:szCs w:val="18"/>
+                                  <w:lang w:val="ru-RU"/>
+                                </w:rPr>
+                                <w:t>Дата</w:t>
+                              </w:r>
+                            </w:p>
+                          </w:txbxContent>
+                        </wps:txbx>
+                        <wps:bodyPr rot="0" vert="horz" wrap="square" lIns="12700" tIns="12700" rIns="12700" bIns="12700" anchor="t" anchorCtr="0" upright="1">
+                          <a:noAutofit/>
+                        </wps:bodyPr>
+                      </wps:wsp>
+                    </wpg:grpSp>
+                    <wps:wsp>
+                      <wps:cNvPr id="808" name="Rectangle 130"/>
+                      <wps:cNvSpPr>
+                        <a:spLocks noChangeArrowheads="1"/>
+                      </wps:cNvSpPr>
+                      <wps:spPr bwMode="auto">
+                        <a:xfrm>
+                          <a:off x="11044" y="16055"/>
+                          <a:ext cx="454" cy="311"/>
+                        </a:xfrm>
+                        <a:prstGeom prst="rect">
+                          <a:avLst/>
+                        </a:prstGeom>
+                        <a:noFill/>
+                        <a:ln>
+                          <a:noFill/>
+                        </a:ln>
+                        <a:extLst>
+                          <a:ext uri="{909E8E84-426E-40DD-AFC4-6F175D3DCCD1}">
+                            <a14:hiddenFill xmlns:a14="http://schemas.microsoft.com/office/drawing/2010/main">
+                              <a:solidFill>
+                                <a:srgbClr val="FFFFFF"/>
+                              </a:solidFill>
+                            </a14:hiddenFill>
+                          </a:ext>
+                          <a:ext uri="{91240B29-F687-4F45-9708-019B960494DF}">
+                            <a14:hiddenLine xmlns:a14="http://schemas.microsoft.com/office/drawing/2010/main" w="3175">
+                              <a:solidFill>
+                                <a:srgbClr val="000000"/>
+                              </a:solidFill>
+                              <a:miter lim="800000"/>
+                              <a:headEnd/>
+                              <a:tailEnd/>
+                            </a14:hiddenLine>
+                          </a:ext>
+                        </a:extLst>
+                      </wps:spPr>
+                      <wps:txbx>
+                        <w:txbxContent>
+                          <w:p>
+                            <w:pPr>
+                              <w:pStyle w:val="af3"/>
+                              <w:jc w:val="center"/>
+                              <w:rPr>
+                                <w:rFonts w:ascii="Times New Roman" w:hAnsi="Times New Roman"/>
+                                <w:iCs/>
+                                <w:lang w:val="ru-RU"/>
+                              </w:rPr>
+                            </w:pPr>
+                            <w:r>
+                              <w:rPr>
+                                <w:rFonts w:ascii="Times New Roman" w:hAnsi="Times New Roman"/>
+                                <w:iCs/>
+                                <w:lang w:val="ru-RU"/>
+                              </w:rPr>
+                              <w:fldChar w:fldCharType="begin"/>
+                            </w:r>
+                            <w:r>
+                              <w:rPr>
+                                <w:rFonts w:ascii="Times New Roman" w:hAnsi="Times New Roman"/>
+                                <w:iCs/>
+                                <w:lang w:val="ru-RU"/>
+                              </w:rPr>
+                              <w:instrText>PAGE   \* MERGEFORMAT</w:instrText>
+                            </w:r>
+                            <w:r>
+                              <w:rPr>
+                                <w:rFonts w:ascii="Times New Roman" w:hAnsi="Times New Roman"/>
+                                <w:iCs/>
+                                <w:lang w:val="ru-RU"/>
+                              </w:rPr>
+                              <w:fldChar w:fldCharType="separate"/>
+                            </w:r>
+                            <w:r>
+                              <w:rPr>
+                                <w:rFonts w:ascii="Times New Roman" w:hAnsi="Times New Roman"/>
+                                <w:iCs/>
+                                <w:lang w:val="ru-RU"/>
+                              </w:rPr>
+                              <w:t>1</w:t>
+                            </w:r>
+                            <w:r>
+                              <w:rPr>
+                                <w:rFonts w:ascii="Times New Roman" w:hAnsi="Times New Roman"/>
+                                <w:iCs/>
+                                <w:lang w:val="ru-RU"/>
+                              </w:rPr>
+                              <w:fldChar w:fldCharType="end"/>
+                            </w:r>
+                          </w:p>
+                        </w:txbxContent>
+                      </wps:txbx>
+                      <wps:bodyPr rot="0" vert="horz" wrap="square" lIns="12700" tIns="12700" rIns="12700" bIns="12700" anchor="t" anchorCtr="0" upright="1">
+                        <a:noAutofit/>
+                      </wps:bodyPr>
+                    </wps:wsp>
+                  </wpg:wgp>
+                </a:graphicData>
+              </a:graphic>
+              <wp14:sizeRelH relativeFrom="page">
+                <wp14:pctWidth>0</wp14:pctWidth>
+              </wp14:sizeRelH>
+              <wp14:sizeRelV relativeFrom="page">
+                <wp14:pctHeight>0</wp14:pctHeight>
+              </wp14:sizeRelV>
+            </wp:anchor>
+          </w:drawing>
+        </mc:Choice>
+        <mc:Fallback>
+          <w:pict>
+            <v:group w14:anchorId="2CAA0C75" id="Группа 105" o:spid="_x0000_s1078" style="position:absolute;margin-left:-44.3pt;margin-top:-8.3pt;width:528.45pt;height:806.25pt;z-index:251661312" coordorigin="1012,382" coordsize="10604,16097" o:gfxdata="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">
+              <v:rect id="Rectangle 106" o:spid="_x0000_s1079" style="position:absolute;left:5231;top:15802;width:5746;height:383;visibility:visible;mso-wrap-style:square;v-text-anchor:top" o:gfxdata="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" filled="f" stroked="f" strokeweight=".25pt">
+                <v:textbox inset="1pt,1pt,1pt,1pt">
+                  <w:txbxContent>
+                    <w:p>
+                      <w:pPr>
+                        <w:jc w:val="center"/>
+                        <w:rPr>
+                          <w:b/>
+                          <w:bCs/>
+                          <w:i/>
+                          <w:color w:val="000000" w:themeColor="text1"/>
+                          <w:sz w:val="36"/>
+                          <w:szCs w:val="44"/>
+                        </w:rPr>
+                      </w:pPr>
+                      <w:r>
+                        <w:rPr>
+                          <w:b/>
+                          <w:bCs/>
+                          <w:i/>
+                          <w:color w:val="000000" w:themeColor="text1"/>
+                          <w:sz w:val="36"/>
+                          <w:szCs w:val="36"/>
+                        </w:rPr>
+                        <w:t xml:space="preserve">ДП </w:t>
+                      </w:r>
+                      <w:r>
+                        <w:rPr>
+                          <w:b/>
+                          <w:bCs/>
+                          <w:i/>
+                          <w:color w:val="000000" w:themeColor="text1"/>
+                          <w:sz w:val="36"/>
+                          <w:szCs w:val="36"/>
+                        </w:rPr>
+                        <w:t>09</w:t>
+                      </w:r>
+                      <w:r>
+                        <w:rPr>
+                          <w:b/>
+                          <w:bCs/>
+                          <w:i/>
+                          <w:color w:val="000000" w:themeColor="text1"/>
+                          <w:sz w:val="36"/>
+                          <w:szCs w:val="36"/>
+                        </w:rPr>
+                        <w:t>.</w:t>
+                      </w:r>
+                      <w:r>
+                        <w:rPr>
+                          <w:b/>
+                          <w:bCs/>
+                          <w:i/>
+                          <w:color w:val="000000" w:themeColor="text1"/>
+                          <w:sz w:val="36"/>
+                          <w:szCs w:val="36"/>
+                        </w:rPr>
+                        <w:t>02</w:t>
+                      </w:r>
+                      <w:r>
+                        <w:rPr>
+                          <w:b/>
+                          <w:bCs/>
+                          <w:i/>
+                          <w:color w:val="000000" w:themeColor="text1"/>
+                          <w:sz w:val="36"/>
+                          <w:szCs w:val="36"/>
+                        </w:rPr>
+                        <w:t>.</w:t>
+                      </w:r>
+                      <w:r>
+                        <w:rPr>
+                          <w:b/>
+                          <w:bCs/>
+                          <w:i/>
+                          <w:color w:val="000000" w:themeColor="text1"/>
+                          <w:sz w:val="36"/>
+                          <w:szCs w:val="36"/>
+                        </w:rPr>
+                        <w:t>07</w:t>
+                      </w:r>
+                      <w:r>
+                        <w:rPr>
+                          <w:b/>
+                          <w:bCs/>
+                          <w:i/>
+                          <w:color w:val="000000" w:themeColor="text1"/>
+                          <w:sz w:val="36"/>
+                          <w:szCs w:val="36"/>
+                        </w:rPr>
+                        <w:t>.</w:t>
+                      </w:r>
+                      <w:r>
+                        <w:rPr>
+                          <w:b/>
+                          <w:bCs/>
+                          <w:i/>
+                          <w:color w:val="000000" w:themeColor="text1"/>
+                          <w:sz w:val="36"/>
+                          <w:szCs w:val="36"/>
+                        </w:rPr>
+                        <w:t>21И1</w:t>
+                      </w:r>
+                      <w:r>
+                        <w:rPr>
+                          <w:b/>
+                          <w:bCs/>
+                          <w:i/>
+                          <w:color w:val="000000" w:themeColor="text1"/>
+                          <w:sz w:val="36"/>
+                          <w:szCs w:val="36"/>
+                        </w:rPr>
+                        <w:t>.</w:t>
+                      </w:r>
+                      <w:r>
+                        <w:rPr>
+                          <w:b/>
+                          <w:bCs/>
+                          <w:i/>
+                          <w:color w:val="000000" w:themeColor="text1"/>
+                          <w:sz w:val="36"/>
+                          <w:szCs w:val="36"/>
+                        </w:rPr>
+                        <w:t>16</w:t>
+                      </w:r>
+                      <w:r>
+                        <w:rPr>
+                          <w:b/>
+                          <w:bCs/>
+                          <w:i/>
+                          <w:color w:val="000000" w:themeColor="text1"/>
+                          <w:sz w:val="36"/>
+                          <w:szCs w:val="36"/>
+                        </w:rPr>
+                        <w:t>.000 ПЗ</w:t>
+                      </w:r>
+                    </w:p>
+                    <w:p>
+                      <w:pPr>
+                        <w:rPr>
+                          <w:i/>
+                          <w:color w:val="000000" w:themeColor="text1"/>
+                          <w:szCs w:val="32"/>
+                        </w:rPr>
+                      </w:pPr>
+                    </w:p>
+                  </w:txbxContent>
+                </v:textbox>
+              </v:rect>
+              <v:group id="Group 107" o:spid="_x0000_s1080" style="position:absolute;left:1012;top:382;width:10604;height:16097" coordorigin="1012,382" coordsize="10604,16097" o:gfxdata="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">
+                <v:group id="Group 108" o:spid="_x0000_s1081" style="position:absolute;left:1012;top:382;width:10604;height:16052" coordorigin="957,-1746" coordsize="10604,16052" o:gfxdata="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">
+                  <v:rect id="Rectangle 109" o:spid="_x0000_s1082" style="position:absolute;left:957;top:-1746;width:10577;height:16046;visibility:visible;mso-wrap-style:square;v-text-anchor:top" o:gfxdata="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" filled="f" strokeweight="2pt"/>
+                  <v:group id="Group 110" o:spid="_x0000_s1083" style="position:absolute;left:970;top:13450;width:10591;height:856" coordorigin="970,13450" coordsize="10591,856" o:gfxdata="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">
+                    <v:line id="Line 111" o:spid="_x0000_s1084" style="position:absolute;flip:y;visibility:visible;mso-wrap-style:square" from="970,13980" to="5117,13994" o:connectortype="straight" o:gfxdata="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" strokeweight="1pt"/>
+                    <v:line id="Line 112" o:spid="_x0000_s1085" style="position:absolute;visibility:visible;mso-wrap-style:square" from="1712,13456" to="1713,14290" o:connectortype="straight" o:gfxdata="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" strokeweight="2pt"/>
+                    <v:line id="Line 113" o:spid="_x0000_s1086" style="position:absolute;visibility:visible;mso-wrap-style:square" from="5127,13456" to="5128,14282" o:connectortype="straight" o:gfxdata="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" strokeweight="2pt"/>
+                    <v:line id="Line 114" o:spid="_x0000_s1087" style="position:absolute;flip:y;visibility:visible;mso-wrap-style:square" from="970,13450" to="11522,13456" o:connectortype="straight" o:gfxdata="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" strokeweight="2pt"/>
+                    <v:line id="Line 115" o:spid="_x0000_s1088" style="position:absolute;visibility:visible;mso-wrap-style:square" from="2380,13456" to="2381,14290" o:connectortype="straight" o:gfxdata="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" strokeweight="2pt"/>
+                    <v:line id="Line 116" o:spid="_x0000_s1089" style="position:absolute;visibility:visible;mso-wrap-style:square" from="3710,13456" to="3711,14290" o:connectortype="straight" o:gfxdata="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" strokeweight="2pt"/>
+                    <v:line id="Line 117" o:spid="_x0000_s1090" style="position:absolute;visibility:visible;mso-wrap-style:square" from="4560,13464" to="4561,14290" o:connectortype="straight" o:gfxdata="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" strokeweight="2pt"/>
+                    <v:line id="Line 118" o:spid="_x0000_s1091" style="position:absolute;flip:y;visibility:visible;mso-wrap-style:square" from="970,13733" to="5117,13753" o:connectortype="straight" o:gfxdata="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" strokeweight="1pt"/>
+                    <v:group id="Group 119" o:spid="_x0000_s1092" style="position:absolute;left:10937;top:13472;width:624;height:834" coordorigin="10937,13472" coordsize="624,834" o:gfxdata="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">
+                      <v:group id="Group 120" o:spid="_x0000_s1093" style="position:absolute;left:10966;top:13472;width:563;height:834" coordorigin="10966,13472" coordsize="563,834" o:gfxdata="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">
+                        <v:line id="Line 121" o:spid="_x0000_s1094" style="position:absolute;visibility:visible;mso-wrap-style:square" from="10973,13881" to="11529,13882" o:connectortype="straight" o:gfxdata="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" strokeweight="1pt"/>
+                        <v:line id="Line 122" o:spid="_x0000_s1095" style="position:absolute;visibility:visible;mso-wrap-style:square" from="10966,13472" to="10968,14306" o:connectortype="straight" o:gfxdata="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" strokeweight="2pt"/>
+                      </v:group>
+                      <v:rect id="Rectangle 123" o:spid="_x0000_s1096" style="position:absolute;left:10989;top:13946;width:454;height:283;visibility:visible;mso-wrap-style:square;v-text-anchor:top" o:gfxdata="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" filled="f" stroked="f" strokeweight=".25pt">
+                        <v:textbox inset="1pt,1pt,1pt,1pt">
+                          <w:txbxContent>
+                            <w:p>
+                              <w:pPr>
+                                <w:pStyle w:val="af3"/>
+                                <w:jc w:val="center"/>
+                                <w:rPr>
+                                  <w:sz w:val="24"/>
+                                  <w:lang w:val="ru-RU"/>
+                                </w:rPr>
+                              </w:pPr>
+                            </w:p>
+                          </w:txbxContent>
+                        </v:textbox>
+                      </v:rect>
+                      <v:rect id="Rectangle 124" o:spid="_x0000_s1097" style="position:absolute;left:10937;top:13542;width:624;height:227;visibility:visible;mso-wrap-style:square;v-text-anchor:top" o:gfxdata="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" filled="f" stroked="f" strokeweight=".25pt">
+                        <v:textbox inset="1pt,1pt,1pt,1pt">
+                          <w:txbxContent>
+                            <w:p>
+                              <w:pPr>
+                                <w:pStyle w:val="af3"/>
+                                <w:jc w:val="center"/>
+                                <w:rPr>
+                                  <w:sz w:val="18"/>
+                                  <w:szCs w:val="18"/>
+                                  <w:lang w:val="ru-RU"/>
+                                </w:rPr>
+                              </w:pPr>
+                              <w:r>
+                                <w:rPr>
+                                  <w:sz w:val="18"/>
+                                  <w:szCs w:val="18"/>
+                                  <w:lang w:val="ru-RU"/>
+                                </w:rPr>
+                                <w:t>Лист</w:t>
+                              </w:r>
+                            </w:p>
+                          </w:txbxContent>
+                        </v:textbox>
+                      </v:rect>
+                    </v:group>
+                  </v:group>
+                </v:group>
+                <v:rect id="Rectangle 125" o:spid="_x0000_s1098" style="position:absolute;left:1236;top:16122;width:540;height:324;visibility:visible;mso-wrap-style:square;v-text-anchor:top" o:gfxdata="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" filled="f" stroked="f" strokeweight=".25pt">
+                  <v:textbox inset="1pt,1pt,1pt,1pt">
+                    <w:txbxContent>
+                      <w:p>
+                        <w:pPr>
+                          <w:pStyle w:val="af3"/>
+                          <w:jc w:val="center"/>
+                          <w:rPr>
+                            <w:sz w:val="18"/>
+                            <w:szCs w:val="18"/>
+                            <w:lang w:val="ru-RU"/>
+                          </w:rPr>
+                        </w:pPr>
+                        <w:r>
+                          <w:rPr>
+                            <w:sz w:val="18"/>
+                            <w:szCs w:val="18"/>
+                            <w:lang w:val="ru-RU"/>
+                          </w:rPr>
+                          <w:t>Изм.</w:t>
+                        </w:r>
+                      </w:p>
+                    </w:txbxContent>
+                  </v:textbox>
+                </v:rect>
+                <v:rect id="Rectangle 126" o:spid="_x0000_s1099" style="position:absolute;left:1741;top:16119;width:720;height:360;visibility:visible;mso-wrap-style:square;v-text-anchor:top" o:gfxdata="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" filled="f" stroked="f" strokeweight=".25pt">
+                  <v:textbox inset="1pt,1pt,1pt,1pt">
+                    <w:txbxContent>
+                      <w:p>
+                        <w:pPr>
+                          <w:pStyle w:val="af3"/>
+                          <w:jc w:val="center"/>
+                          <w:rPr>
+                            <w:sz w:val="18"/>
+                            <w:szCs w:val="18"/>
+                            <w:lang w:val="ru-RU"/>
+                          </w:rPr>
+                        </w:pPr>
+                        <w:r>
+                          <w:rPr>
+                            <w:sz w:val="18"/>
+                            <w:szCs w:val="18"/>
+                            <w:lang w:val="ru-RU"/>
+                          </w:rPr>
+                          <w:t>Лист</w:t>
+                        </w:r>
+                      </w:p>
+                    </w:txbxContent>
+                  </v:textbox>
+                </v:rect>
+                <v:rect id="Rectangle 127" o:spid="_x0000_s1100" style="position:absolute;left:2676;top:16138;width:900;height:324;visibility:visible;mso-wrap-style:square;v-text-anchor:top" o:gfxdata="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" filled="f" stroked="f" strokeweight=".25pt">
+                  <v:textbox inset="1pt,1pt,1pt,1pt">
+                    <w:txbxContent>
+                      <w:p>
+                        <w:pPr>
+                          <w:pStyle w:val="af3"/>
+                          <w:jc w:val="center"/>
+                          <w:rPr>
+                            <w:sz w:val="18"/>
+                            <w:szCs w:val="18"/>
+                            <w:lang w:val="ru-RU"/>
+                          </w:rPr>
+                        </w:pPr>
+                        <w:r>
+                          <w:rPr>
+                            <w:sz w:val="18"/>
+                            <w:szCs w:val="18"/>
+                            <w:lang w:val="ru-RU"/>
+                          </w:rPr>
+                          <w:t>№. докум.</w:t>
+                        </w:r>
+                      </w:p>
+                    </w:txbxContent>
+                  </v:textbox>
+                </v:rect>
+                <v:rect id="Rectangle 128" o:spid="_x0000_s1101" style="position:absolute;left:3744;top:16164;width:900;height:225;visibility:visible;mso-wrap-style:square;v-text-anchor:top" o:gfxdata="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" filled="f" stroked="f" strokeweight=".25pt">
+                  <v:textbox inset="1pt,1pt,1pt,1pt">
+                    <w:txbxContent>
+                      <w:p>
+                        <w:pPr>
+                          <w:pStyle w:val="af3"/>
+                          <w:jc w:val="center"/>
+                          <w:rPr>
+                            <w:sz w:val="18"/>
+                            <w:szCs w:val="18"/>
+                            <w:lang w:val="ru-RU"/>
+                          </w:rPr>
+                        </w:pPr>
+                        <w:r>
+                          <w:rPr>
+                            <w:sz w:val="18"/>
+                            <w:szCs w:val="18"/>
+                            <w:lang w:val="ru-RU"/>
+                          </w:rPr>
+                          <w:t>Подпись</w:t>
+                        </w:r>
+                      </w:p>
+                    </w:txbxContent>
+                  </v:textbox>
+                </v:rect>
+                <v:rect id="Rectangle 129" o:spid="_x0000_s1102" style="position:absolute;left:4536;top:16149;width:720;height:225;visibility:visible;mso-wrap-style:square;v-text-anchor:top" o:gfxdata="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" filled="f" stroked="f" strokeweight=".25pt">
+                  <v:textbox inset="1pt,1pt,1pt,1pt">
+                    <w:txbxContent>
+                      <w:p>
+                        <w:pPr>
+                          <w:pStyle w:val="af3"/>
+                          <w:jc w:val="center"/>
+                          <w:rPr>
+                            <w:sz w:val="18"/>
+                            <w:szCs w:val="18"/>
+                            <w:lang w:val="ru-RU"/>
+                          </w:rPr>
+                        </w:pPr>
+                        <w:r>
+                          <w:rPr>
+                            <w:sz w:val="18"/>
+                            <w:szCs w:val="18"/>
+                            <w:lang w:val="ru-RU"/>
+                          </w:rPr>
+                          <w:t>Дата</w:t>
+                        </w:r>
+                      </w:p>
+                    </w:txbxContent>
+                  </v:textbox>
+                </v:rect>
+              </v:group>
+              <v:rect id="Rectangle 130" o:spid="_x0000_s1103" style="position:absolute;left:11044;top:16055;width:454;height:311;visibility:visible;mso-wrap-style:square;v-text-anchor:top" o:gfxdata="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" filled="f" stroked="f" strokeweight=".25pt">
+                <v:textbox inset="1pt,1pt,1pt,1pt">
+                  <w:txbxContent>
+                    <w:p>
+                      <w:pPr>
+                        <w:pStyle w:val="af3"/>
+                        <w:jc w:val="center"/>
+                        <w:rPr>
+                          <w:rFonts w:ascii="Times New Roman" w:hAnsi="Times New Roman"/>
+                          <w:iCs/>
+                          <w:lang w:val="ru-RU"/>
+                        </w:rPr>
+                      </w:pPr>
+                      <w:r>
+                        <w:rPr>
+                          <w:rFonts w:ascii="Times New Roman" w:hAnsi="Times New Roman"/>
+                          <w:iCs/>
+                          <w:lang w:val="ru-RU"/>
+                        </w:rPr>
+                        <w:fldChar w:fldCharType="begin"/>
+                      </w:r>
+                      <w:r>
+                        <w:rPr>
+                          <w:rFonts w:ascii="Times New Roman" w:hAnsi="Times New Roman"/>
+                          <w:iCs/>
+                          <w:lang w:val="ru-RU"/>
+                        </w:rPr>
+                        <w:instrText>PAGE   \* MERGEFORMAT</w:instrText>
+                      </w:r>
+                      <w:r>
+                        <w:rPr>
+                          <w:rFonts w:ascii="Times New Roman" w:hAnsi="Times New Roman"/>
+                          <w:iCs/>
+                          <w:lang w:val="ru-RU"/>
+                        </w:rPr>
+                        <w:fldChar w:fldCharType="separate"/>
+                      </w:r>
+                      <w:r>
+                        <w:rPr>
+                          <w:rFonts w:ascii="Times New Roman" w:hAnsi="Times New Roman"/>
+                          <w:iCs/>
+                          <w:lang w:val="ru-RU"/>
+                        </w:rPr>
+                        <w:t>1</w:t>
+                      </w:r>
+                      <w:r>
+                        <w:rPr>
+                          <w:rFonts w:ascii="Times New Roman" w:hAnsi="Times New Roman"/>
+                          <w:iCs/>
+                          <w:lang w:val="ru-RU"/>
+                        </w:rPr>
+                        <w:fldChar w:fldCharType="end"/>
+                      </w:r>
+                    </w:p>
+                  </w:txbxContent>
+                </v:textbox>
+              </v:rect>
+            </v:group>
+          </w:pict>
+        </mc:Fallback>
+      </mc:AlternateContent>
+    </w:r>
+  </w:p>
+</w:hdr>
 </file>
 
 <file path=word/numbering.xml><?xml version="1.0" encoding="utf-8"?>
@@ -48505,6 +53814,7 @@
   <w:style w:type="character" w:default="1" w:styleId="a0">
     <w:name w:val="Default Paragraph Font"/>
     <w:uiPriority w:val="1"/>
+    <w:semiHidden/>
     <w:unhideWhenUsed/>
   </w:style>
   <w:style w:type="table" w:default="1" w:styleId="a1">
@@ -48916,6 +54226,67 @@
       <w:ind w:left="440"/>
     </w:pPr>
   </w:style>
+  <w:style w:type="paragraph" w:styleId="af">
+    <w:name w:val="header"/>
+    <w:basedOn w:val="a"/>
+    <w:link w:val="af0"/>
+    <w:uiPriority w:val="99"/>
+    <w:unhideWhenUsed/>
+    <w:rsid w:val="00304D49"/>
+    <w:pPr>
+      <w:tabs>
+        <w:tab w:val="center" w:pos="4677"/>
+        <w:tab w:val="right" w:pos="9355"/>
+      </w:tabs>
+      <w:spacing w:after="0" w:line="240" w:lineRule="auto"/>
+    </w:pPr>
+  </w:style>
+  <w:style w:type="character" w:customStyle="1" w:styleId="af0">
+    <w:name w:val="Верхний колонтитул Знак"/>
+    <w:basedOn w:val="a0"/>
+    <w:link w:val="af"/>
+    <w:uiPriority w:val="99"/>
+    <w:rsid w:val="00304D49"/>
+  </w:style>
+  <w:style w:type="paragraph" w:styleId="af1">
+    <w:name w:val="footer"/>
+    <w:basedOn w:val="a"/>
+    <w:link w:val="af2"/>
+    <w:uiPriority w:val="99"/>
+    <w:unhideWhenUsed/>
+    <w:rsid w:val="00304D49"/>
+    <w:pPr>
+      <w:tabs>
+        <w:tab w:val="center" w:pos="4677"/>
+        <w:tab w:val="right" w:pos="9355"/>
+      </w:tabs>
+      <w:spacing w:after="0" w:line="240" w:lineRule="auto"/>
+    </w:pPr>
+  </w:style>
+  <w:style w:type="character" w:customStyle="1" w:styleId="af2">
+    <w:name w:val="Нижний колонтитул Знак"/>
+    <w:basedOn w:val="a0"/>
+    <w:link w:val="af1"/>
+    <w:uiPriority w:val="99"/>
+    <w:rsid w:val="00304D49"/>
+  </w:style>
+  <w:style w:type="paragraph" w:customStyle="1" w:styleId="af3">
+    <w:name w:val="Чертежный"/>
+    <w:rsid w:val="00937DA2"/>
+    <w:pPr>
+      <w:spacing w:after="0" w:line="240" w:lineRule="auto"/>
+      <w:jc w:val="both"/>
+    </w:pPr>
+    <w:rPr>
+      <w:rFonts w:ascii="ISOCPEUR" w:eastAsia="Times New Roman" w:hAnsi="ISOCPEUR" w:cs="Times New Roman"/>
+      <w:i/>
+      <w:kern w:val="0"/>
+      <w:sz w:val="28"/>
+      <w:szCs w:val="20"/>
+      <w:lang w:val="uk-UA" w:eastAsia="ru-RU"/>
+      <w14:ligatures w14:val="none"/>
+    </w:rPr>
+  </w:style>
 </w:styles>
 </file>
 
